--- a/ZZ échanges ChatGpt Gemini/00000 prompt pour  Doc État du Projet.docx
+++ b/ZZ échanges ChatGpt Gemini/00000 prompt pour  Doc État du Projet.docx
@@ -943,16 +943,38 @@
         <w:rPr>
           <w:bCs/>
         </w:rPr>
-        <w:t xml:space="preserve">   - Gabarits emails, `</w:t>
+        <w:t xml:space="preserve">   - Gabarits </w:t>
+      </w:r>
+      <w:proofErr w:type="gramStart"/>
+      <w:r>
+        <w:rPr>
+          <w:bCs/>
+        </w:rPr>
+        <w:t>emails</w:t>
+      </w:r>
+      <w:proofErr w:type="gramEnd"/>
+      <w:r>
+        <w:rPr>
+          <w:bCs/>
+        </w:rPr>
+        <w:t>, `</w:t>
       </w:r>
       <w:proofErr w:type="spellStart"/>
       <w:r>
         <w:rPr>
           <w:bCs/>
         </w:rPr>
-        <w:t>sys_Composition_Emails</w:t>
+        <w:t>sys_Composition_</w:t>
+      </w:r>
+      <w:proofErr w:type="gramStart"/>
+      <w:r>
+        <w:rPr>
+          <w:bCs/>
+        </w:rPr>
+        <w:t>Emails</w:t>
       </w:r>
       <w:proofErr w:type="spellEnd"/>
+      <w:proofErr w:type="gramEnd"/>
       <w:r>
         <w:rPr>
           <w:bCs/>
@@ -1343,7 +1365,21 @@
         <w:rPr>
           <w:bCs/>
         </w:rPr>
-        <w:t xml:space="preserve"> d’emails).</w:t>
+        <w:t xml:space="preserve"> </w:t>
+      </w:r>
+      <w:proofErr w:type="gramStart"/>
+      <w:r>
+        <w:rPr>
+          <w:bCs/>
+        </w:rPr>
+        <w:t>d’emails</w:t>
+      </w:r>
+      <w:proofErr w:type="gramEnd"/>
+      <w:r>
+        <w:rPr>
+          <w:bCs/>
+        </w:rPr>
+        <w:t>).</w:t>
       </w:r>
     </w:p>
     <w:p>
@@ -1363,7 +1399,21 @@
         <w:rPr>
           <w:bCs/>
         </w:rPr>
-        <w:t>ID_Gabarit_Email_Repondant</w:t>
+        <w:t>ID_Gabarit_</w:t>
+      </w:r>
+      <w:proofErr w:type="gramStart"/>
+      <w:r>
+        <w:rPr>
+          <w:bCs/>
+        </w:rPr>
+        <w:t>Email</w:t>
+      </w:r>
+      <w:proofErr w:type="gramEnd"/>
+      <w:r>
+        <w:rPr>
+          <w:bCs/>
+        </w:rPr>
+        <w:t>_Repondant</w:t>
       </w:r>
       <w:proofErr w:type="spellEnd"/>
       <w:r>
@@ -1600,21 +1650,57 @@
         <w:rPr>
           <w:bCs/>
         </w:rPr>
-        <w:t xml:space="preserve"> d’e-mail `{{...}}`, noter la **source** (gabarit Doc/`</w:t>
+        <w:t xml:space="preserve"> </w:t>
+      </w:r>
+      <w:proofErr w:type="gramStart"/>
+      <w:r>
+        <w:rPr>
+          <w:bCs/>
+        </w:rPr>
+        <w:t>d’e-mail</w:t>
+      </w:r>
+      <w:proofErr w:type="gramEnd"/>
+      <w:r>
+        <w:rPr>
+          <w:bCs/>
+        </w:rPr>
+        <w:t xml:space="preserve"> `{{...}}`, noter la **source** (gabarit Doc/`</w:t>
       </w:r>
       <w:proofErr w:type="spellStart"/>
       <w:r>
         <w:rPr>
           <w:bCs/>
         </w:rPr>
-        <w:t>sys_Composition_Emails</w:t>
+        <w:t>sys_Composition_</w:t>
+      </w:r>
+      <w:proofErr w:type="gramStart"/>
+      <w:r>
+        <w:rPr>
+          <w:bCs/>
+        </w:rPr>
+        <w:t>Emails</w:t>
       </w:r>
       <w:proofErr w:type="spellEnd"/>
+      <w:proofErr w:type="gramEnd"/>
       <w:r>
         <w:rPr>
           <w:bCs/>
         </w:rPr>
-        <w:t>`) et la **valeur de substitution** (ex: clé dans `</w:t>
+        <w:t xml:space="preserve">`) et </w:t>
+      </w:r>
+      <w:proofErr w:type="gramStart"/>
+      <w:r>
+        <w:rPr>
+          <w:bCs/>
+        </w:rPr>
+        <w:t>la</w:t>
+      </w:r>
+      <w:proofErr w:type="gramEnd"/>
+      <w:r>
+        <w:rPr>
+          <w:bCs/>
+        </w:rPr>
+        <w:t xml:space="preserve"> **valeur de substitution** (ex: clé dans `</w:t>
       </w:r>
       <w:proofErr w:type="spellStart"/>
       <w:r>
@@ -1766,13 +1852,27 @@
         <w:rPr>
           <w:bCs/>
         </w:rPr>
-        <w:t xml:space="preserve">en début </w:t>
+        <w:t xml:space="preserve">en </w:t>
+      </w:r>
+      <w:proofErr w:type="gramStart"/>
+      <w:r>
+        <w:rPr>
+          <w:bCs/>
+        </w:rPr>
+        <w:t xml:space="preserve">début </w:t>
       </w:r>
       <w:r>
         <w:rPr>
           <w:bCs/>
         </w:rPr>
-        <w:t xml:space="preserve"> du document : rappel pour la session suivante les consignes</w:t>
+        <w:t xml:space="preserve"> du</w:t>
+      </w:r>
+      <w:proofErr w:type="gramEnd"/>
+      <w:r>
+        <w:rPr>
+          <w:bCs/>
+        </w:rPr>
+        <w:t xml:space="preserve"> document : rappel pour la session les consignes</w:t>
       </w:r>
       <w:r>
         <w:rPr>
@@ -1829,22 +1929,129 @@
     <w:p>
       <w:pPr>
         <w:rPr>
-          <w:b/>
-          <w:bCs/>
-          <w:lang w:val="fr-FR"/>
+          <w:bCs/>
         </w:rPr>
       </w:pPr>
       <w:r>
         <w:rPr>
           <w:bCs/>
         </w:rPr>
-        <w:t>les consignes impératives</w:t>
+        <w:t xml:space="preserve">Commence le document par la phrase : </w:t>
+      </w:r>
+    </w:p>
+    <w:p>
+      <w:pPr>
+        <w:rPr>
+          <w:bCs/>
+        </w:rPr>
+      </w:pPr>
+      <w:r>
+        <w:rPr>
+          <w:bCs/>
+        </w:rPr>
+        <w:t>« </w:t>
       </w:r>
       <w:r>
         <w:rPr>
-          <w:bCs/>
-        </w:rPr>
-        <w:t> :</w:t>
+          <w:lang w:val="fr-FR"/>
+        </w:rPr>
+        <w:t xml:space="preserve">Reprendre connaissance du dossier** : </w:t>
+      </w:r>
+      <w:r>
+        <w:rPr>
+          <w:lang w:val="fr-FR"/>
+        </w:rPr>
+        <w:t xml:space="preserve">à partir des documents fournis , </w:t>
+      </w:r>
+      <w:r>
+        <w:rPr>
+          <w:lang w:val="fr-FR"/>
+        </w:rPr>
+        <w:t>Les scripts et fichiers de l'application sont connus</w:t>
+      </w:r>
+      <w:r>
+        <w:rPr>
+          <w:lang w:val="fr-FR"/>
+        </w:rPr>
+        <w:t xml:space="preserve">, </w:t>
+      </w:r>
+      <w:proofErr w:type="gramStart"/>
+      <w:r>
+        <w:rPr>
+          <w:lang w:val="fr-FR"/>
+        </w:rPr>
+        <w:t>demande les</w:t>
+      </w:r>
+      <w:proofErr w:type="gramEnd"/>
+      <w:r>
+        <w:rPr>
+          <w:lang w:val="fr-FR"/>
+        </w:rPr>
+        <w:t xml:space="preserve"> si </w:t>
+      </w:r>
+      <w:r>
+        <w:rPr>
+          <w:lang w:val="fr-FR"/>
+        </w:rPr>
+        <w:t>nécessaire</w:t>
+      </w:r>
+      <w:r>
+        <w:rPr>
+          <w:bCs/>
+        </w:rPr>
+        <w:t> »</w:t>
+      </w:r>
+    </w:p>
+    <w:p>
+      <w:pPr>
+        <w:rPr>
+          <w:bCs/>
+        </w:rPr>
+      </w:pPr>
+      <w:r>
+        <w:rPr>
+          <w:bCs/>
+        </w:rPr>
+        <w:t xml:space="preserve">Puis les phrases : </w:t>
+      </w:r>
+    </w:p>
+    <w:p>
+      <w:pPr>
+        <w:rPr>
+          <w:b/>
+          <w:bCs/>
+          <w:lang w:val="fr-FR"/>
+        </w:rPr>
+      </w:pPr>
+      <w:r>
+        <w:rPr>
+          <w:bCs/>
+        </w:rPr>
+        <w:t>« </w:t>
+      </w:r>
+      <w:r>
+        <w:rPr>
+          <w:bCs/>
+        </w:rPr>
+        <w:t>Les</w:t>
+      </w:r>
+      <w:r>
+        <w:rPr>
+          <w:bCs/>
+        </w:rPr>
+        <w:t xml:space="preserve"> consignes impératives</w:t>
+      </w:r>
+      <w:r>
+        <w:rPr>
+          <w:bCs/>
+        </w:rPr>
+        <w:t xml:space="preserve"> pour cette session</w:t>
+      </w:r>
+      <w:r>
+        <w:rPr>
+          <w:bCs/>
+        </w:rPr>
+        <w:t>:</w:t>
       </w:r>
     </w:p>
     <w:p>
@@ -1900,7 +2107,21 @@
         <w:rPr>
           <w:lang w:val="fr-FR"/>
         </w:rPr>
-        <w:t xml:space="preserve"> (non programmeur).</w:t>
+        <w:t xml:space="preserve"> (</w:t>
+      </w:r>
+      <w:proofErr w:type="gramStart"/>
+      <w:r>
+        <w:rPr>
+          <w:lang w:val="fr-FR"/>
+        </w:rPr>
+        <w:t>non programmeur</w:t>
+      </w:r>
+      <w:proofErr w:type="gramEnd"/>
+      <w:r>
+        <w:rPr>
+          <w:lang w:val="fr-FR"/>
+        </w:rPr>
+        <w:t>).</w:t>
       </w:r>
     </w:p>
     <w:p>
@@ -1933,6 +2154,12 @@
         </w:rPr>
         <w:t xml:space="preserve"> (juste le nom, pas le détail).</w:t>
       </w:r>
+      <w:r>
+        <w:rPr>
+          <w:lang w:val="fr-FR"/>
+        </w:rPr>
+        <w:t> »</w:t>
+      </w:r>
     </w:p>
     <w:p>
       <w:pPr>
@@ -1975,7 +2202,21 @@
         <w:rPr>
           <w:lang w:val="fr-FR"/>
         </w:rPr>
-        <w:t>piloté par les données : questionnaires → calculs (r/K + génériques) → recommandations → e-mails + PDF multilingues → (paiement optionnel).</w:t>
+        <w:t xml:space="preserve">piloté par les données : questionnaires → calculs (r/K + génériques) → recommandations → </w:t>
+      </w:r>
+      <w:proofErr w:type="gramStart"/>
+      <w:r>
+        <w:rPr>
+          <w:lang w:val="fr-FR"/>
+        </w:rPr>
+        <w:t>e-mails</w:t>
+      </w:r>
+      <w:proofErr w:type="gramEnd"/>
+      <w:r>
+        <w:rPr>
+          <w:lang w:val="fr-FR"/>
+        </w:rPr>
+        <w:t xml:space="preserve"> + PDF multilingues → (paiement optionnel).</w:t>
       </w:r>
     </w:p>
     <w:p>
@@ -28005,6 +28246,7 @@
   <w:style w:type="character" w:default="1" w:styleId="Policepardfaut">
     <w:name w:val="Default Paragraph Font"/>
     <w:uiPriority w:val="1"/>
+    <w:semiHidden/>
     <w:unhideWhenUsed/>
   </w:style>
   <w:style w:type="table" w:default="1" w:styleId="TableauNormal">

--- a/ZZ échanges ChatGpt Gemini/00000 prompt pour  Doc État du Projet.docx
+++ b/ZZ échanges ChatGpt Gemini/00000 prompt pour  Doc État du Projet.docx
@@ -1987,13 +1987,7 @@
         <w:rPr>
           <w:lang w:val="fr-FR"/>
         </w:rPr>
-        <w:t xml:space="preserve"> si </w:t>
-      </w:r>
-      <w:r>
-        <w:rPr>
-          <w:lang w:val="fr-FR"/>
-        </w:rPr>
-        <w:t>nécessaire</w:t>
+        <w:t xml:space="preserve"> si nécessaire</w:t>
       </w:r>
       <w:r>
         <w:rPr>
@@ -2225,6 +2219,100 @@
           <w:bCs/>
         </w:rPr>
       </w:pPr>
+      <w:r>
+        <w:rPr>
+          <w:bCs/>
+        </w:rPr>
+        <w:t xml:space="preserve">Autre remarque : </w:t>
+      </w:r>
+      <w:r>
+        <w:rPr>
+          <w:bCs/>
+        </w:rPr>
+        <w:t xml:space="preserve">liste </w:t>
+      </w:r>
+      <w:proofErr w:type="gramStart"/>
+      <w:r>
+        <w:rPr>
+          <w:bCs/>
+        </w:rPr>
+        <w:t xml:space="preserve">également  </w:t>
+      </w:r>
+      <w:r>
+        <w:rPr>
+          <w:bCs/>
+        </w:rPr>
+        <w:t>dans</w:t>
+      </w:r>
+      <w:proofErr w:type="gramEnd"/>
+      <w:r>
+        <w:rPr>
+          <w:bCs/>
+        </w:rPr>
+        <w:t xml:space="preserve"> ce document </w:t>
+      </w:r>
+      <w:r>
+        <w:rPr>
+          <w:bCs/>
+        </w:rPr>
+        <w:t xml:space="preserve">les modifications / </w:t>
+      </w:r>
+      <w:proofErr w:type="gramStart"/>
+      <w:r>
+        <w:rPr>
+          <w:bCs/>
+        </w:rPr>
+        <w:t>développements  futurs</w:t>
+      </w:r>
+      <w:proofErr w:type="gramEnd"/>
+      <w:r>
+        <w:rPr>
+          <w:bCs/>
+        </w:rPr>
+        <w:t xml:space="preserve">  dans le cadre du cahier des charges que nous faisons </w:t>
+      </w:r>
+      <w:proofErr w:type="gramStart"/>
+      <w:r>
+        <w:rPr>
+          <w:bCs/>
+        </w:rPr>
+        <w:t>évoluer  en</w:t>
+      </w:r>
+      <w:proofErr w:type="gramEnd"/>
+      <w:r>
+        <w:rPr>
+          <w:bCs/>
+        </w:rPr>
+        <w:t xml:space="preserve"> continu , de façon à </w:t>
+      </w:r>
+      <w:proofErr w:type="gramStart"/>
+      <w:r>
+        <w:rPr>
+          <w:bCs/>
+        </w:rPr>
+        <w:t>garder  également</w:t>
+      </w:r>
+      <w:proofErr w:type="gramEnd"/>
+      <w:r>
+        <w:rPr>
+          <w:bCs/>
+        </w:rPr>
+        <w:t xml:space="preserve">  le fil des </w:t>
+      </w:r>
+      <w:proofErr w:type="gramStart"/>
+      <w:r>
+        <w:rPr>
+          <w:bCs/>
+        </w:rPr>
+        <w:t>développements  à</w:t>
+      </w:r>
+      <w:proofErr w:type="gramEnd"/>
+      <w:r>
+        <w:rPr>
+          <w:bCs/>
+        </w:rPr>
+        <w:t xml:space="preserve"> long terme.</w:t>
+      </w:r>
     </w:p>
     <w:sectPr>
       <w:pgSz w:w="11906" w:h="16838"/>

--- a/ZZ échanges ChatGpt Gemini/00000 prompt pour  Doc État du Projet.docx
+++ b/ZZ échanges ChatGpt Gemini/00000 prompt pour  Doc État du Projet.docx
@@ -6,24 +6,594 @@
       <w:pPr>
         <w:rPr>
           <w:bCs/>
+          <w:lang w:val="fr-FR"/>
         </w:rPr>
       </w:pPr>
       <w:r>
         <w:rPr>
           <w:bCs/>
+          <w:lang w:val="fr-FR"/>
         </w:rPr>
-        <w:t xml:space="preserve"> </w:t>
+        <w:t xml:space="preserve">Tu es mon </w:t>
+      </w:r>
+      <w:r>
+        <w:rPr>
+          <w:b/>
+          <w:bCs/>
+          <w:lang w:val="fr-FR"/>
+        </w:rPr>
+        <w:t>secrétaire technique</w:t>
       </w:r>
       <w:r>
         <w:rPr>
           <w:bCs/>
+          <w:lang w:val="fr-FR"/>
         </w:rPr>
-        <w:t xml:space="preserve">Tu es mon secrétaire technique. Génère un **document </w:t>
+        <w:t>.</w:t>
+      </w:r>
+      <w:r>
+        <w:rPr>
+          <w:bCs/>
+          <w:lang w:val="fr-FR"/>
+        </w:rPr>
+        <w:br/>
+        <w:t xml:space="preserve">Génère un </w:t>
+      </w:r>
+      <w:r>
+        <w:rPr>
+          <w:b/>
+          <w:bCs/>
+          <w:lang w:val="fr-FR"/>
+        </w:rPr>
+        <w:t xml:space="preserve">document </w:t>
+      </w:r>
+      <w:proofErr w:type="spellStart"/>
+      <w:r>
+        <w:rPr>
+          <w:b/>
+          <w:bCs/>
+          <w:lang w:val="fr-FR"/>
+        </w:rPr>
+        <w:t>Markdown</w:t>
+      </w:r>
+      <w:proofErr w:type="spellEnd"/>
+      <w:r>
+        <w:rPr>
+          <w:b/>
+          <w:bCs/>
+          <w:lang w:val="fr-FR"/>
+        </w:rPr>
+        <w:t xml:space="preserve"> unique</w:t>
+      </w:r>
+      <w:r>
+        <w:rPr>
+          <w:bCs/>
+          <w:lang w:val="fr-FR"/>
+        </w:rPr>
+        <w:t xml:space="preserve"> de synthèse de session.</w:t>
+      </w:r>
+      <w:r>
+        <w:rPr>
+          <w:bCs/>
+          <w:lang w:val="fr-FR"/>
+        </w:rPr>
+        <w:br/>
+        <w:t xml:space="preserve">Ne produis </w:t>
+      </w:r>
+      <w:r>
+        <w:rPr>
+          <w:b/>
+          <w:bCs/>
+          <w:lang w:val="fr-FR"/>
+        </w:rPr>
+        <w:t>aucune question</w:t>
+      </w:r>
+      <w:r>
+        <w:rPr>
+          <w:bCs/>
+          <w:lang w:val="fr-FR"/>
+        </w:rPr>
+        <w:t xml:space="preserve">. Si une information manque, </w:t>
+      </w:r>
+      <w:r>
+        <w:rPr>
+          <w:b/>
+          <w:bCs/>
+          <w:lang w:val="fr-FR"/>
+        </w:rPr>
+        <w:t>déduis prudemment</w:t>
+      </w:r>
+      <w:r>
+        <w:rPr>
+          <w:bCs/>
+          <w:lang w:val="fr-FR"/>
+        </w:rPr>
+        <w:t xml:space="preserve"> et note {{à compléter}}.</w:t>
+      </w:r>
+      <w:r>
+        <w:rPr>
+          <w:bCs/>
+          <w:lang w:val="fr-FR"/>
+        </w:rPr>
+        <w:br/>
+        <w:t xml:space="preserve">Le document doit être </w:t>
+      </w:r>
+      <w:r>
+        <w:rPr>
+          <w:b/>
+          <w:bCs/>
+          <w:lang w:val="fr-FR"/>
+        </w:rPr>
+        <w:t>actionnable</w:t>
+      </w:r>
+      <w:r>
+        <w:rPr>
+          <w:bCs/>
+          <w:lang w:val="fr-FR"/>
+        </w:rPr>
+        <w:t xml:space="preserve">, </w:t>
+      </w:r>
+      <w:r>
+        <w:rPr>
+          <w:b/>
+          <w:bCs/>
+          <w:lang w:val="fr-FR"/>
+        </w:rPr>
+        <w:t>sans digression</w:t>
+      </w:r>
+      <w:r>
+        <w:rPr>
+          <w:bCs/>
+          <w:lang w:val="fr-FR"/>
+        </w:rPr>
+        <w:t xml:space="preserve">, et contenir des </w:t>
+      </w:r>
+      <w:r>
+        <w:rPr>
+          <w:b/>
+          <w:bCs/>
+          <w:lang w:val="fr-FR"/>
+        </w:rPr>
+        <w:t>annexes persistantes</w:t>
+      </w:r>
+      <w:r>
+        <w:rPr>
+          <w:bCs/>
+          <w:lang w:val="fr-FR"/>
+        </w:rPr>
+        <w:t xml:space="preserve"> (Glossaire + Registre des variables), à </w:t>
+      </w:r>
+      <w:r>
+        <w:rPr>
+          <w:b/>
+          <w:bCs/>
+          <w:lang w:val="fr-FR"/>
+        </w:rPr>
+        <w:t>fusionner</w:t>
+      </w:r>
+      <w:r>
+        <w:rPr>
+          <w:bCs/>
+          <w:lang w:val="fr-FR"/>
+        </w:rPr>
+        <w:t xml:space="preserve"> avec la version précédente si elle est fournie.</w:t>
+      </w:r>
+    </w:p>
+    <w:p>
+      <w:pPr>
+        <w:rPr>
+          <w:bCs/>
+          <w:lang w:val="fr-FR"/>
+        </w:rPr>
+      </w:pPr>
+      <w:r>
+        <w:rPr>
+          <w:bCs/>
+          <w:lang w:val="fr-FR"/>
+        </w:rPr>
+        <w:pict w14:anchorId="768F8BFC">
+          <v:rect id="_x0000_i1061" style="width:0;height:1.5pt" o:hralign="center" o:hrstd="t" o:hr="t" fillcolor="#a0a0a0" stroked="f"/>
+        </w:pict>
+      </w:r>
+    </w:p>
+    <w:p>
+      <w:pPr>
+        <w:rPr>
+          <w:b/>
+          <w:bCs/>
+          <w:lang w:val="fr-FR"/>
+        </w:rPr>
+      </w:pPr>
+      <w:r>
+        <w:rPr>
+          <w:b/>
+          <w:bCs/>
+          <w:lang w:val="fr-FR"/>
+        </w:rPr>
+        <w:t>Consignes impératives en début de document</w:t>
+      </w:r>
+    </w:p>
+    <w:p>
+      <w:pPr>
+        <w:rPr>
+          <w:bCs/>
+          <w:lang w:val="fr-FR"/>
+        </w:rPr>
+      </w:pPr>
+      <w:r>
+        <w:rPr>
+          <w:bCs/>
+          <w:lang w:val="fr-FR"/>
+        </w:rPr>
+        <w:t>Commence toujours le document par :</w:t>
+      </w:r>
+    </w:p>
+    <w:p>
+      <w:pPr>
+        <w:rPr>
+          <w:bCs/>
+          <w:lang w:val="fr-FR"/>
+        </w:rPr>
+      </w:pPr>
+      <w:r>
+        <w:rPr>
+          <w:bCs/>
+          <w:lang w:val="fr-FR"/>
+        </w:rPr>
+        <w:t xml:space="preserve">« </w:t>
+      </w:r>
+      <w:r>
+        <w:rPr>
+          <w:b/>
+          <w:bCs/>
+          <w:lang w:val="fr-FR"/>
+        </w:rPr>
+        <w:t>Reprendre connaissance du dossier</w:t>
+      </w:r>
+      <w:r>
+        <w:rPr>
+          <w:bCs/>
+          <w:lang w:val="fr-FR"/>
+        </w:rPr>
+        <w:t xml:space="preserve"> : à partir des documents fournis, les scripts et fichiers de l'application sont connus, demande-les si nécessaire. »</w:t>
+      </w:r>
+    </w:p>
+    <w:p>
+      <w:pPr>
+        <w:rPr>
+          <w:bCs/>
+          <w:lang w:val="fr-FR"/>
+        </w:rPr>
+      </w:pPr>
+      <w:r>
+        <w:rPr>
+          <w:bCs/>
+          <w:lang w:val="fr-FR"/>
+        </w:rPr>
+        <w:t>Puis ajoute :</w:t>
+      </w:r>
+    </w:p>
+    <w:p>
+      <w:pPr>
+        <w:rPr>
+          <w:bCs/>
+          <w:lang w:val="fr-FR"/>
+        </w:rPr>
+      </w:pPr>
+      <w:r>
+        <w:rPr>
+          <w:bCs/>
+          <w:lang w:val="fr-FR"/>
+        </w:rPr>
+        <w:t xml:space="preserve">« </w:t>
+      </w:r>
+      <w:r>
+        <w:rPr>
+          <w:b/>
+          <w:bCs/>
+          <w:lang w:val="fr-FR"/>
+        </w:rPr>
+        <w:t>Les consignes impératives pour cette session</w:t>
+      </w:r>
+      <w:r>
+        <w:rPr>
+          <w:bCs/>
+          <w:lang w:val="fr-FR"/>
+        </w:rPr>
+        <w:t xml:space="preserve"> :</w:t>
+      </w:r>
+      <w:r>
+        <w:rPr>
+          <w:bCs/>
+          <w:lang w:val="fr-FR"/>
+        </w:rPr>
+        <w:br/>
+        <w:t>• Une seule consigne à la fois, détaillée et concise.</w:t>
+      </w:r>
+      <w:r>
+        <w:rPr>
+          <w:bCs/>
+          <w:lang w:val="fr-FR"/>
+        </w:rPr>
+        <w:br/>
+        <w:t>• Je décode le vocabulaire technique (</w:t>
+      </w:r>
+      <w:proofErr w:type="gramStart"/>
+      <w:r>
+        <w:rPr>
+          <w:bCs/>
+          <w:lang w:val="fr-FR"/>
+        </w:rPr>
+        <w:t>non programmeur</w:t>
+      </w:r>
+      <w:proofErr w:type="gramEnd"/>
+      <w:r>
+        <w:rPr>
+          <w:bCs/>
+          <w:lang w:val="fr-FR"/>
+        </w:rPr>
+        <w:t>).</w:t>
+      </w:r>
+      <w:r>
+        <w:rPr>
+          <w:bCs/>
+          <w:lang w:val="fr-FR"/>
+        </w:rPr>
+        <w:br/>
+        <w:t>• À chaque consigne, j’indique le nom de l’étape suivante (juste le nom, pas le détail). »</w:t>
+      </w:r>
+    </w:p>
+    <w:p>
+      <w:pPr>
+        <w:rPr>
+          <w:bCs/>
+          <w:lang w:val="fr-FR"/>
+        </w:rPr>
+      </w:pPr>
+      <w:r>
+        <w:rPr>
+          <w:bCs/>
+          <w:lang w:val="fr-FR"/>
+        </w:rPr>
+        <w:pict w14:anchorId="7BFA4BD0">
+          <v:rect id="_x0000_i1062" style="width:0;height:1.5pt" o:hralign="center" o:hrstd="t" o:hr="t" fillcolor="#a0a0a0" stroked="f"/>
+        </w:pict>
+      </w:r>
+    </w:p>
+    <w:p>
+      <w:pPr>
+        <w:rPr>
+          <w:b/>
+          <w:bCs/>
+          <w:lang w:val="fr-FR"/>
+        </w:rPr>
+      </w:pPr>
+      <w:r>
+        <w:rPr>
+          <w:b/>
+          <w:bCs/>
+          <w:lang w:val="fr-FR"/>
+        </w:rPr>
+        <w:t>Paramètres</w:t>
+      </w:r>
+    </w:p>
+    <w:p>
+      <w:pPr>
+        <w:numPr>
+          <w:ilvl w:val="0"/>
+          <w:numId w:val="191"/>
+        </w:numPr>
+        <w:rPr>
+          <w:bCs/>
+          <w:lang w:val="fr-FR"/>
+        </w:rPr>
+      </w:pPr>
+      <w:r>
+        <w:rPr>
+          <w:bCs/>
+          <w:lang w:val="fr-FR"/>
+        </w:rPr>
+        <w:t>Projet : {{</w:t>
       </w:r>
       <w:proofErr w:type="spellStart"/>
       <w:r>
         <w:rPr>
           <w:bCs/>
+          <w:lang w:val="fr-FR"/>
+        </w:rPr>
+        <w:t>nom_du_projet</w:t>
+      </w:r>
+      <w:proofErr w:type="spellEnd"/>
+      <w:r>
+        <w:rPr>
+          <w:bCs/>
+          <w:lang w:val="fr-FR"/>
+        </w:rPr>
+        <w:t>}}</w:t>
+      </w:r>
+    </w:p>
+    <w:p>
+      <w:pPr>
+        <w:numPr>
+          <w:ilvl w:val="0"/>
+          <w:numId w:val="191"/>
+        </w:numPr>
+        <w:rPr>
+          <w:bCs/>
+          <w:lang w:val="fr-FR"/>
+        </w:rPr>
+      </w:pPr>
+      <w:r>
+        <w:rPr>
+          <w:bCs/>
+          <w:lang w:val="fr-FR"/>
+        </w:rPr>
+        <w:t>Session : {{YYYY-MM-DD}} — {{</w:t>
+      </w:r>
+      <w:proofErr w:type="spellStart"/>
+      <w:r>
+        <w:rPr>
+          <w:bCs/>
+          <w:lang w:val="fr-FR"/>
+        </w:rPr>
+        <w:t>tag_session</w:t>
+      </w:r>
+      <w:proofErr w:type="spellEnd"/>
+      <w:r>
+        <w:rPr>
+          <w:bCs/>
+          <w:lang w:val="fr-FR"/>
+        </w:rPr>
+        <w:t>}}</w:t>
+      </w:r>
+    </w:p>
+    <w:p>
+      <w:pPr>
+        <w:numPr>
+          <w:ilvl w:val="0"/>
+          <w:numId w:val="191"/>
+        </w:numPr>
+        <w:rPr>
+          <w:bCs/>
+          <w:lang w:val="fr-FR"/>
+        </w:rPr>
+      </w:pPr>
+      <w:r>
+        <w:rPr>
+          <w:bCs/>
+          <w:lang w:val="fr-FR"/>
+        </w:rPr>
+        <w:t>Objectif global : {{</w:t>
+      </w:r>
+      <w:proofErr w:type="spellStart"/>
+      <w:r>
+        <w:rPr>
+          <w:bCs/>
+          <w:lang w:val="fr-FR"/>
+        </w:rPr>
+        <w:t>objectif_global</w:t>
+      </w:r>
+      <w:proofErr w:type="spellEnd"/>
+      <w:r>
+        <w:rPr>
+          <w:bCs/>
+          <w:lang w:val="fr-FR"/>
+        </w:rPr>
+        <w:t>}}</w:t>
+      </w:r>
+    </w:p>
+    <w:p>
+      <w:pPr>
+        <w:numPr>
+          <w:ilvl w:val="0"/>
+          <w:numId w:val="191"/>
+        </w:numPr>
+        <w:rPr>
+          <w:bCs/>
+          <w:lang w:val="fr-FR"/>
+        </w:rPr>
+      </w:pPr>
+      <w:r>
+        <w:rPr>
+          <w:bCs/>
+          <w:lang w:val="fr-FR"/>
+        </w:rPr>
+        <w:t>Focus de la session : {{</w:t>
+      </w:r>
+      <w:proofErr w:type="spellStart"/>
+      <w:r>
+        <w:rPr>
+          <w:bCs/>
+          <w:lang w:val="fr-FR"/>
+        </w:rPr>
+        <w:t>focus_du_jour</w:t>
+      </w:r>
+      <w:proofErr w:type="spellEnd"/>
+      <w:r>
+        <w:rPr>
+          <w:bCs/>
+          <w:lang w:val="fr-FR"/>
+        </w:rPr>
+        <w:t>}}</w:t>
+      </w:r>
+    </w:p>
+    <w:p>
+      <w:pPr>
+        <w:numPr>
+          <w:ilvl w:val="0"/>
+          <w:numId w:val="191"/>
+        </w:numPr>
+        <w:rPr>
+          <w:bCs/>
+          <w:lang w:val="fr-FR"/>
+        </w:rPr>
+      </w:pPr>
+      <w:r>
+        <w:rPr>
+          <w:bCs/>
+          <w:lang w:val="fr-FR"/>
+        </w:rPr>
+        <w:t>Ligne CONFIG cible (si connue) : {{</w:t>
+      </w:r>
+      <w:proofErr w:type="spellStart"/>
+      <w:r>
+        <w:rPr>
+          <w:bCs/>
+          <w:lang w:val="fr-FR"/>
+        </w:rPr>
+        <w:t>rowIndex</w:t>
+      </w:r>
+      <w:proofErr w:type="spellEnd"/>
+      <w:r>
+        <w:rPr>
+          <w:bCs/>
+          <w:lang w:val="fr-FR"/>
+        </w:rPr>
+        <w:t>}}</w:t>
+      </w:r>
+    </w:p>
+    <w:p>
+      <w:pPr>
+        <w:numPr>
+          <w:ilvl w:val="0"/>
+          <w:numId w:val="191"/>
+        </w:numPr>
+        <w:rPr>
+          <w:bCs/>
+          <w:lang w:val="fr-FR"/>
+        </w:rPr>
+      </w:pPr>
+      <w:r>
+        <w:rPr>
+          <w:bCs/>
+          <w:lang w:val="fr-FR"/>
+        </w:rPr>
+        <w:t>Langues utilisées : {{FR/EN/...}}</w:t>
+      </w:r>
+    </w:p>
+    <w:p>
+      <w:pPr>
+        <w:numPr>
+          <w:ilvl w:val="0"/>
+          <w:numId w:val="191"/>
+        </w:numPr>
+        <w:rPr>
+          <w:bCs/>
+          <w:lang w:val="fr-FR"/>
+        </w:rPr>
+      </w:pPr>
+      <w:r>
+        <w:rPr>
+          <w:bCs/>
+          <w:lang w:val="fr-FR"/>
+        </w:rPr>
+        <w:t xml:space="preserve">Contexte précédent : dernier </w:t>
+      </w:r>
+      <w:proofErr w:type="spellStart"/>
+      <w:r>
+        <w:rPr>
+          <w:bCs/>
+          <w:lang w:val="fr-FR"/>
         </w:rPr>
         <w:t>Markdown</w:t>
       </w:r>
@@ -31,208 +601,70 @@
       <w:r>
         <w:rPr>
           <w:bCs/>
+          <w:lang w:val="fr-FR"/>
         </w:rPr>
-        <w:t xml:space="preserve"> unique** de synthèse de session pour le projet ci-dessous. N’ajoute aucune question. Si une information manque, **déduis prudemment** et note `{{à compléter}}`. Le document doit être **actionnable**, **sans digression**, et contenir des **annexes persistantes** (Glossaire + Registre des variables) à **fusionner** depuis la version précédente si elle est fournie.</w:t>
+        <w:t xml:space="preserve"> à jour (si fourni) → puiser et fusionner Glossaire &amp; Registre.</w:t>
       </w:r>
     </w:p>
     <w:p>
       <w:pPr>
         <w:rPr>
           <w:bCs/>
-        </w:rPr>
-      </w:pPr>
-    </w:p>
-    <w:p>
-      <w:pPr>
-        <w:rPr>
-          <w:bCs/>
+          <w:lang w:val="fr-FR"/>
         </w:rPr>
       </w:pPr>
       <w:r>
         <w:rPr>
           <w:bCs/>
+          <w:lang w:val="fr-FR"/>
         </w:rPr>
-        <w:t># Paramètres</w:t>
+        <w:pict w14:anchorId="4C3B61C6">
+          <v:rect id="_x0000_i1063" style="width:0;height:1.5pt" o:hralign="center" o:hrstd="t" o:hr="t" fillcolor="#a0a0a0" stroked="f"/>
+        </w:pict>
       </w:r>
     </w:p>
     <w:p>
       <w:pPr>
         <w:rPr>
+          <w:b/>
           <w:bCs/>
+          <w:lang w:val="fr-FR"/>
         </w:rPr>
       </w:pPr>
       <w:r>
         <w:rPr>
+          <w:b/>
           <w:bCs/>
+          <w:lang w:val="fr-FR"/>
         </w:rPr>
-        <w:t>- Projet : {{</w:t>
+        <w:t>Exigences de rendu</w:t>
+      </w:r>
+    </w:p>
+    <w:p>
+      <w:pPr>
+        <w:numPr>
+          <w:ilvl w:val="0"/>
+          <w:numId w:val="192"/>
+        </w:numPr>
+        <w:rPr>
+          <w:bCs/>
+          <w:lang w:val="fr-FR"/>
+        </w:rPr>
+      </w:pPr>
+      <w:r>
+        <w:rPr>
+          <w:b/>
+          <w:bCs/>
+          <w:lang w:val="fr-FR"/>
+        </w:rPr>
+        <w:t xml:space="preserve">Un seul fichier </w:t>
       </w:r>
       <w:proofErr w:type="spellStart"/>
       <w:r>
         <w:rPr>
+          <w:b/>
           <w:bCs/>
-        </w:rPr>
-        <w:t>nom_du_projet</w:t>
-      </w:r>
-      <w:proofErr w:type="spellEnd"/>
-      <w:r>
-        <w:rPr>
-          <w:bCs/>
-        </w:rPr>
-        <w:t xml:space="preserve">}} (ex: </w:t>
-      </w:r>
-      <w:proofErr w:type="spellStart"/>
-      <w:r>
-        <w:rPr>
-          <w:bCs/>
-        </w:rPr>
-        <w:t>r&amp;K_Environnement</w:t>
-      </w:r>
-      <w:proofErr w:type="spellEnd"/>
-      <w:r>
-        <w:rPr>
-          <w:bCs/>
-        </w:rPr>
-        <w:t>)</w:t>
-      </w:r>
-    </w:p>
-    <w:p>
-      <w:pPr>
-        <w:rPr>
-          <w:bCs/>
-        </w:rPr>
-      </w:pPr>
-      <w:r>
-        <w:rPr>
-          <w:bCs/>
-        </w:rPr>
-        <w:t>- Session : {{YYYY-MM-DD}} — {{</w:t>
-      </w:r>
-      <w:proofErr w:type="spellStart"/>
-      <w:r>
-        <w:rPr>
-          <w:bCs/>
-        </w:rPr>
-        <w:t>tag_session</w:t>
-      </w:r>
-      <w:proofErr w:type="spellEnd"/>
-      <w:r>
-        <w:rPr>
-          <w:bCs/>
-        </w:rPr>
-        <w:t>}} (ex: 2025-08-24 — S08)</w:t>
-      </w:r>
-    </w:p>
-    <w:p>
-      <w:pPr>
-        <w:rPr>
-          <w:bCs/>
-        </w:rPr>
-      </w:pPr>
-      <w:r>
-        <w:rPr>
-          <w:bCs/>
-        </w:rPr>
-        <w:t>- Objectif global : {{</w:t>
-      </w:r>
-      <w:proofErr w:type="spellStart"/>
-      <w:r>
-        <w:rPr>
-          <w:bCs/>
-        </w:rPr>
-        <w:t>objectif_global</w:t>
-      </w:r>
-      <w:proofErr w:type="spellEnd"/>
-      <w:r>
-        <w:rPr>
-          <w:bCs/>
-        </w:rPr>
-        <w:t>}}</w:t>
-      </w:r>
-    </w:p>
-    <w:p>
-      <w:pPr>
-        <w:rPr>
-          <w:bCs/>
-        </w:rPr>
-      </w:pPr>
-      <w:r>
-        <w:rPr>
-          <w:bCs/>
-        </w:rPr>
-        <w:t>- Focus de la session : {{</w:t>
-      </w:r>
-      <w:proofErr w:type="spellStart"/>
-      <w:r>
-        <w:rPr>
-          <w:bCs/>
-        </w:rPr>
-        <w:t>focus_du_jour</w:t>
-      </w:r>
-      <w:proofErr w:type="spellEnd"/>
-      <w:r>
-        <w:rPr>
-          <w:bCs/>
-        </w:rPr>
-        <w:t>}}</w:t>
-      </w:r>
-    </w:p>
-    <w:p>
-      <w:pPr>
-        <w:rPr>
-          <w:bCs/>
-        </w:rPr>
-      </w:pPr>
-      <w:r>
-        <w:rPr>
-          <w:bCs/>
-        </w:rPr>
-        <w:t>- Ligne CONFIG cible (si connue) : {{</w:t>
-      </w:r>
-      <w:proofErr w:type="spellStart"/>
-      <w:r>
-        <w:rPr>
-          <w:bCs/>
-        </w:rPr>
-        <w:t>rowIndex</w:t>
-      </w:r>
-      <w:proofErr w:type="spellEnd"/>
-      <w:r>
-        <w:rPr>
-          <w:bCs/>
-        </w:rPr>
-        <w:t>}}</w:t>
-      </w:r>
-    </w:p>
-    <w:p>
-      <w:pPr>
-        <w:rPr>
-          <w:bCs/>
-        </w:rPr>
-      </w:pPr>
-      <w:r>
-        <w:rPr>
-          <w:bCs/>
-        </w:rPr>
-        <w:t>- Langues utilisées : {{FR/EN/...}}</w:t>
-      </w:r>
-    </w:p>
-    <w:p>
-      <w:pPr>
-        <w:rPr>
-          <w:bCs/>
-        </w:rPr>
-      </w:pPr>
-      <w:r>
-        <w:rPr>
-          <w:bCs/>
-        </w:rPr>
-        <w:t xml:space="preserve">- Contexte précédent : Je te fournis le *dernier </w:t>
-      </w:r>
-      <w:proofErr w:type="spellStart"/>
-      <w:r>
-        <w:rPr>
-          <w:bCs/>
+          <w:lang w:val="fr-FR"/>
         </w:rPr>
         <w:t>Markdown</w:t>
       </w:r>
@@ -240,46 +672,34 @@
       <w:r>
         <w:rPr>
           <w:bCs/>
+          <w:lang w:val="fr-FR"/>
         </w:rPr>
-        <w:t>* à jour **si disponible**. Tu dois y puiser et **fusionner** Glossaire &amp; Registre des variables (voir règles de persistance).</w:t>
+        <w:t>, clair, actionnable, structuré.</w:t>
       </w:r>
     </w:p>
     <w:p>
       <w:pPr>
+        <w:numPr>
+          <w:ilvl w:val="0"/>
+          <w:numId w:val="192"/>
+        </w:numPr>
         <w:rPr>
           <w:bCs/>
-        </w:rPr>
-      </w:pPr>
-    </w:p>
-    <w:p>
-      <w:pPr>
-        <w:rPr>
-          <w:bCs/>
+          <w:lang w:val="fr-FR"/>
         </w:rPr>
       </w:pPr>
       <w:r>
         <w:rPr>
           <w:bCs/>
+          <w:lang w:val="fr-FR"/>
         </w:rPr>
-        <w:t># Exigences de rendu</w:t>
-      </w:r>
-    </w:p>
-    <w:p>
-      <w:pPr>
-        <w:rPr>
-          <w:bCs/>
-        </w:rPr>
-      </w:pPr>
-      <w:r>
-        <w:rPr>
-          <w:bCs/>
-        </w:rPr>
-        <w:t xml:space="preserve">- **Un seul fichier </w:t>
+        <w:t xml:space="preserve">Pas de texte hors </w:t>
       </w:r>
       <w:proofErr w:type="spellStart"/>
       <w:r>
         <w:rPr>
           <w:bCs/>
+          <w:lang w:val="fr-FR"/>
         </w:rPr>
         <w:t>Markdown</w:t>
       </w:r>
@@ -287,13 +707,668 @@
       <w:r>
         <w:rPr>
           <w:bCs/>
+          <w:lang w:val="fr-FR"/>
         </w:rPr>
-        <w:t xml:space="preserve">**, structuré, clair, actionnable. Pas de texte hors </w:t>
+        <w:t>. Pas de questions.</w:t>
+      </w:r>
+    </w:p>
+    <w:p>
+      <w:pPr>
+        <w:numPr>
+          <w:ilvl w:val="0"/>
+          <w:numId w:val="192"/>
+        </w:numPr>
+        <w:rPr>
+          <w:bCs/>
+          <w:lang w:val="fr-FR"/>
+        </w:rPr>
+      </w:pPr>
+      <w:r>
+        <w:rPr>
+          <w:bCs/>
+          <w:lang w:val="fr-FR"/>
+        </w:rPr>
+        <w:t>Utiliser sections numérotées, listes et cases à cocher - [ ].</w:t>
+      </w:r>
+    </w:p>
+    <w:p>
+      <w:pPr>
+        <w:numPr>
+          <w:ilvl w:val="0"/>
+          <w:numId w:val="192"/>
+        </w:numPr>
+        <w:rPr>
+          <w:bCs/>
+          <w:lang w:val="fr-FR"/>
+        </w:rPr>
+      </w:pPr>
+      <w:r>
+        <w:rPr>
+          <w:bCs/>
+          <w:lang w:val="fr-FR"/>
+        </w:rPr>
+        <w:t>Inclure IDs et chemins exacts (Drive, Sheets, Forms, Docs) dès que connus.</w:t>
+      </w:r>
+    </w:p>
+    <w:p>
+      <w:pPr>
+        <w:numPr>
+          <w:ilvl w:val="0"/>
+          <w:numId w:val="192"/>
+        </w:numPr>
+        <w:rPr>
+          <w:bCs/>
+          <w:lang w:val="fr-FR"/>
+        </w:rPr>
+      </w:pPr>
+      <w:r>
+        <w:rPr>
+          <w:bCs/>
+          <w:lang w:val="fr-FR"/>
+        </w:rPr>
+        <w:t>Inclure seulement les extraits de code nouveaux ou modifiés (≤20 lignes), avant/après si utile.</w:t>
+      </w:r>
+    </w:p>
+    <w:p>
+      <w:pPr>
+        <w:numPr>
+          <w:ilvl w:val="0"/>
+          <w:numId w:val="192"/>
+        </w:numPr>
+        <w:rPr>
+          <w:bCs/>
+          <w:lang w:val="fr-FR"/>
+        </w:rPr>
+      </w:pPr>
+      <w:r>
+        <w:rPr>
+          <w:bCs/>
+          <w:lang w:val="fr-FR"/>
+        </w:rPr>
+        <w:t>Mettre en évidence les points bloquants/risqués.</w:t>
+      </w:r>
+    </w:p>
+    <w:p>
+      <w:pPr>
+        <w:numPr>
+          <w:ilvl w:val="0"/>
+          <w:numId w:val="192"/>
+        </w:numPr>
+        <w:rPr>
+          <w:bCs/>
+          <w:lang w:val="fr-FR"/>
+        </w:rPr>
+      </w:pPr>
+      <w:r>
+        <w:rPr>
+          <w:bCs/>
+          <w:lang w:val="fr-FR"/>
+        </w:rPr>
+        <w:lastRenderedPageBreak/>
+        <w:t>Annexes persistantes : Glossaire et Registre → fusion, déduplication, tri, enrichissement.</w:t>
+      </w:r>
+    </w:p>
+    <w:p>
+      <w:pPr>
+        <w:rPr>
+          <w:bCs/>
+          <w:lang w:val="fr-FR"/>
+        </w:rPr>
+      </w:pPr>
+      <w:r>
+        <w:rPr>
+          <w:bCs/>
+          <w:lang w:val="fr-FR"/>
+        </w:rPr>
+        <w:pict w14:anchorId="1D22C279">
+          <v:rect id="_x0000_i1064" style="width:0;height:1.5pt" o:hralign="center" o:hrstd="t" o:hr="t" fillcolor="#a0a0a0" stroked="f"/>
+        </w:pict>
+      </w:r>
+    </w:p>
+    <w:p>
+      <w:pPr>
+        <w:rPr>
+          <w:b/>
+          <w:bCs/>
+          <w:lang w:val="fr-FR"/>
+        </w:rPr>
+      </w:pPr>
+      <w:r>
+        <w:rPr>
+          <w:b/>
+          <w:bCs/>
+          <w:lang w:val="fr-FR"/>
+        </w:rPr>
+        <w:t>Plan du document</w:t>
+      </w:r>
+    </w:p>
+    <w:p>
+      <w:pPr>
+        <w:numPr>
+          <w:ilvl w:val="0"/>
+          <w:numId w:val="193"/>
+        </w:numPr>
+        <w:rPr>
+          <w:bCs/>
+          <w:lang w:val="fr-FR"/>
+        </w:rPr>
+      </w:pPr>
+      <w:r>
+        <w:rPr>
+          <w:b/>
+          <w:bCs/>
+          <w:lang w:val="fr-FR"/>
+        </w:rPr>
+        <w:t>En-tête de session</w:t>
+      </w:r>
+    </w:p>
+    <w:p>
+      <w:pPr>
+        <w:numPr>
+          <w:ilvl w:val="0"/>
+          <w:numId w:val="193"/>
+        </w:numPr>
+        <w:rPr>
+          <w:bCs/>
+          <w:lang w:val="fr-FR"/>
+        </w:rPr>
+      </w:pPr>
+      <w:r>
+        <w:rPr>
+          <w:b/>
+          <w:bCs/>
+          <w:lang w:val="fr-FR"/>
+        </w:rPr>
+        <w:t>Ce qui a été fait aujourd’hui (delta)</w:t>
+      </w:r>
+    </w:p>
+    <w:p>
+      <w:pPr>
+        <w:numPr>
+          <w:ilvl w:val="0"/>
+          <w:numId w:val="193"/>
+        </w:numPr>
+        <w:rPr>
+          <w:bCs/>
+          <w:lang w:val="fr-FR"/>
+        </w:rPr>
+      </w:pPr>
+      <w:r>
+        <w:rPr>
+          <w:b/>
+          <w:bCs/>
+          <w:lang w:val="fr-FR"/>
+        </w:rPr>
+        <w:t>Décisions prises &amp; raisons</w:t>
+      </w:r>
+    </w:p>
+    <w:p>
+      <w:pPr>
+        <w:numPr>
+          <w:ilvl w:val="0"/>
+          <w:numId w:val="193"/>
+        </w:numPr>
+        <w:rPr>
+          <w:bCs/>
+          <w:lang w:val="fr-FR"/>
+        </w:rPr>
+      </w:pPr>
+      <w:r>
+        <w:rPr>
+          <w:b/>
+          <w:bCs/>
+          <w:lang w:val="fr-FR"/>
+        </w:rPr>
+        <w:t>État actuel du système</w:t>
+      </w:r>
+    </w:p>
+    <w:p>
+      <w:pPr>
+        <w:numPr>
+          <w:ilvl w:val="0"/>
+          <w:numId w:val="193"/>
+        </w:numPr>
+        <w:rPr>
+          <w:bCs/>
+          <w:lang w:val="fr-FR"/>
+        </w:rPr>
+      </w:pPr>
+      <w:r>
+        <w:rPr>
+          <w:b/>
+          <w:bCs/>
+          <w:lang w:val="fr-FR"/>
+        </w:rPr>
+        <w:t>Vérifications réalisées</w:t>
+      </w:r>
+    </w:p>
+    <w:p>
+      <w:pPr>
+        <w:numPr>
+          <w:ilvl w:val="0"/>
+          <w:numId w:val="193"/>
+        </w:numPr>
+        <w:rPr>
+          <w:bCs/>
+          <w:lang w:val="fr-FR"/>
+        </w:rPr>
+      </w:pPr>
+      <w:r>
+        <w:rPr>
+          <w:b/>
+          <w:bCs/>
+          <w:lang w:val="fr-FR"/>
+        </w:rPr>
+        <w:t>Points ouverts / risques / dettes</w:t>
+      </w:r>
+    </w:p>
+    <w:p>
+      <w:pPr>
+        <w:numPr>
+          <w:ilvl w:val="0"/>
+          <w:numId w:val="193"/>
+        </w:numPr>
+        <w:rPr>
+          <w:bCs/>
+          <w:lang w:val="fr-FR"/>
+        </w:rPr>
+      </w:pPr>
+      <w:proofErr w:type="spellStart"/>
+      <w:r>
+        <w:rPr>
+          <w:b/>
+          <w:bCs/>
+          <w:lang w:val="fr-FR"/>
+        </w:rPr>
+        <w:t>Playbook</w:t>
+      </w:r>
+      <w:proofErr w:type="spellEnd"/>
+      <w:r>
+        <w:rPr>
+          <w:b/>
+          <w:bCs/>
+          <w:lang w:val="fr-FR"/>
+        </w:rPr>
+        <w:t xml:space="preserve"> de reprise (prochaines actions)</w:t>
+      </w:r>
+    </w:p>
+    <w:p>
+      <w:pPr>
+        <w:numPr>
+          <w:ilvl w:val="0"/>
+          <w:numId w:val="193"/>
+        </w:numPr>
+        <w:rPr>
+          <w:bCs/>
+          <w:lang w:val="fr-FR"/>
+        </w:rPr>
+      </w:pPr>
+      <w:r>
+        <w:rPr>
+          <w:b/>
+          <w:bCs/>
+          <w:lang w:val="fr-FR"/>
+        </w:rPr>
+        <w:t>Artéfacts &amp; référentiels</w:t>
+      </w:r>
+    </w:p>
+    <w:p>
+      <w:pPr>
+        <w:numPr>
+          <w:ilvl w:val="0"/>
+          <w:numId w:val="193"/>
+        </w:numPr>
+        <w:rPr>
+          <w:bCs/>
+          <w:lang w:val="fr-FR"/>
+        </w:rPr>
+      </w:pPr>
+      <w:proofErr w:type="spellStart"/>
+      <w:r>
+        <w:rPr>
+          <w:b/>
+          <w:bCs/>
+          <w:lang w:val="fr-FR"/>
+        </w:rPr>
+        <w:t>Snippets</w:t>
+      </w:r>
+      <w:proofErr w:type="spellEnd"/>
+      <w:r>
+        <w:rPr>
+          <w:b/>
+          <w:bCs/>
+          <w:lang w:val="fr-FR"/>
+        </w:rPr>
+        <w:t xml:space="preserve"> prêts à l’emploi</w:t>
+      </w:r>
+    </w:p>
+    <w:p>
+      <w:pPr>
+        <w:numPr>
+          <w:ilvl w:val="0"/>
+          <w:numId w:val="193"/>
+        </w:numPr>
+        <w:rPr>
+          <w:bCs/>
+          <w:lang w:val="fr-FR"/>
+        </w:rPr>
+      </w:pPr>
+      <w:r>
+        <w:rPr>
+          <w:b/>
+          <w:bCs/>
+          <w:lang w:val="fr-FR"/>
+        </w:rPr>
+        <w:t>Changelog</w:t>
+      </w:r>
+    </w:p>
+    <w:p>
+      <w:pPr>
+        <w:numPr>
+          <w:ilvl w:val="0"/>
+          <w:numId w:val="193"/>
+        </w:numPr>
+        <w:rPr>
+          <w:bCs/>
+          <w:lang w:val="fr-FR"/>
+        </w:rPr>
+      </w:pPr>
+      <w:r>
+        <w:rPr>
+          <w:b/>
+          <w:bCs/>
+          <w:lang w:val="fr-FR"/>
+        </w:rPr>
+        <w:t>Roadmap courte</w:t>
+      </w:r>
+    </w:p>
+    <w:p>
+      <w:pPr>
+        <w:numPr>
+          <w:ilvl w:val="0"/>
+          <w:numId w:val="193"/>
+        </w:numPr>
+        <w:rPr>
+          <w:bCs/>
+          <w:lang w:val="fr-FR"/>
+        </w:rPr>
+      </w:pPr>
+      <w:r>
+        <w:rPr>
+          <w:b/>
+          <w:bCs/>
+          <w:lang w:val="fr-FR"/>
+        </w:rPr>
+        <w:t>Points à trancher lors d’une prochaine session</w:t>
+      </w:r>
+    </w:p>
+    <w:p>
+      <w:pPr>
+        <w:numPr>
+          <w:ilvl w:val="0"/>
+          <w:numId w:val="193"/>
+        </w:numPr>
+        <w:rPr>
+          <w:bCs/>
+          <w:lang w:val="fr-FR"/>
+        </w:rPr>
+      </w:pPr>
+      <w:r>
+        <w:rPr>
+          <w:b/>
+          <w:bCs/>
+          <w:lang w:val="fr-FR"/>
+        </w:rPr>
+        <w:t>Sauvegardes &amp; rollback</w:t>
+      </w:r>
+    </w:p>
+    <w:p>
+      <w:pPr>
+        <w:numPr>
+          <w:ilvl w:val="0"/>
+          <w:numId w:val="193"/>
+        </w:numPr>
+        <w:rPr>
+          <w:bCs/>
+          <w:lang w:val="fr-FR"/>
+        </w:rPr>
+      </w:pPr>
+      <w:r>
+        <w:rPr>
+          <w:b/>
+          <w:bCs/>
+          <w:lang w:val="fr-FR"/>
+        </w:rPr>
+        <w:t>Conventions &amp; standards</w:t>
+      </w:r>
+    </w:p>
+    <w:p>
+      <w:pPr>
+        <w:numPr>
+          <w:ilvl w:val="0"/>
+          <w:numId w:val="193"/>
+        </w:numPr>
+        <w:rPr>
+          <w:bCs/>
+          <w:lang w:val="fr-FR"/>
+        </w:rPr>
+      </w:pPr>
+      <w:r>
+        <w:rPr>
+          <w:b/>
+          <w:bCs/>
+          <w:lang w:val="fr-FR"/>
+        </w:rPr>
+        <w:t>Annexe A — Glossaire (persistant, à fusionner)</w:t>
+      </w:r>
+    </w:p>
+    <w:p>
+      <w:pPr>
+        <w:numPr>
+          <w:ilvl w:val="0"/>
+          <w:numId w:val="193"/>
+        </w:numPr>
+        <w:rPr>
+          <w:bCs/>
+          <w:lang w:val="fr-FR"/>
+        </w:rPr>
+      </w:pPr>
+      <w:r>
+        <w:rPr>
+          <w:b/>
+          <w:bCs/>
+          <w:lang w:val="fr-FR"/>
+        </w:rPr>
+        <w:t>Annexe B — Registre des variables (persistant, à fusionner)</w:t>
+      </w:r>
+    </w:p>
+    <w:p>
+      <w:pPr>
+        <w:rPr>
+          <w:bCs/>
+          <w:lang w:val="fr-FR"/>
+        </w:rPr>
+      </w:pPr>
+      <w:r>
+        <w:rPr>
+          <w:bCs/>
+          <w:lang w:val="fr-FR"/>
+        </w:rPr>
+        <w:pict w14:anchorId="598B51C1">
+          <v:rect id="_x0000_i1065" style="width:0;height:1.5pt" o:hralign="center" o:hrstd="t" o:hr="t" fillcolor="#a0a0a0" stroked="f"/>
+        </w:pict>
+      </w:r>
+    </w:p>
+    <w:p>
+      <w:pPr>
+        <w:rPr>
+          <w:b/>
+          <w:bCs/>
+          <w:lang w:val="fr-FR"/>
+        </w:rPr>
+      </w:pPr>
+      <w:r>
+        <w:rPr>
+          <w:b/>
+          <w:bCs/>
+          <w:lang w:val="fr-FR"/>
+        </w:rPr>
+        <w:t>Règles supplémentaires</w:t>
+      </w:r>
+    </w:p>
+    <w:p>
+      <w:pPr>
+        <w:numPr>
+          <w:ilvl w:val="0"/>
+          <w:numId w:val="194"/>
+        </w:numPr>
+        <w:rPr>
+          <w:bCs/>
+          <w:lang w:val="fr-FR"/>
+        </w:rPr>
+      </w:pPr>
+      <w:r>
+        <w:rPr>
+          <w:bCs/>
+          <w:lang w:val="fr-FR"/>
+        </w:rPr>
+        <w:t>En l’absence de document précédent, créer Glossaire &amp; Registre avec les éléments connus aujourd’hui.</w:t>
+      </w:r>
+    </w:p>
+    <w:p>
+      <w:pPr>
+        <w:numPr>
+          <w:ilvl w:val="0"/>
+          <w:numId w:val="194"/>
+        </w:numPr>
+        <w:rPr>
+          <w:bCs/>
+          <w:lang w:val="fr-FR"/>
+        </w:rPr>
+      </w:pPr>
+      <w:r>
+        <w:rPr>
+          <w:bCs/>
+          <w:lang w:val="fr-FR"/>
+        </w:rPr>
+        <w:t>Toujours marquer {{à compléter}} plutôt que d’omettre une donnée incertaine.</w:t>
+      </w:r>
+    </w:p>
+    <w:p>
+      <w:pPr>
+        <w:numPr>
+          <w:ilvl w:val="0"/>
+          <w:numId w:val="194"/>
+        </w:numPr>
+        <w:rPr>
+          <w:bCs/>
+          <w:lang w:val="fr-FR"/>
+        </w:rPr>
+      </w:pPr>
+      <w:r>
+        <w:rPr>
+          <w:bCs/>
+          <w:lang w:val="fr-FR"/>
+        </w:rPr>
+        <w:t>Rester concis : 1–2 lignes par puce ; utiliser des tables.</w:t>
+      </w:r>
+    </w:p>
+    <w:p>
+      <w:pPr>
+        <w:numPr>
+          <w:ilvl w:val="0"/>
+          <w:numId w:val="194"/>
+        </w:numPr>
+        <w:rPr>
+          <w:bCs/>
+          <w:lang w:val="fr-FR"/>
+        </w:rPr>
+      </w:pPr>
+      <w:r>
+        <w:rPr>
+          <w:bCs/>
+          <w:lang w:val="fr-FR"/>
+        </w:rPr>
+        <w:t xml:space="preserve">Inclure aussi les </w:t>
+      </w:r>
+      <w:r>
+        <w:rPr>
+          <w:b/>
+          <w:bCs/>
+          <w:lang w:val="fr-FR"/>
+        </w:rPr>
+        <w:t>développements futurs</w:t>
+      </w:r>
+      <w:r>
+        <w:rPr>
+          <w:bCs/>
+          <w:lang w:val="fr-FR"/>
+        </w:rPr>
+        <w:t xml:space="preserve"> du cahier des charges, pour garder le fil des évolutions long terme.</w:t>
+      </w:r>
+    </w:p>
+    <w:p>
+      <w:pPr>
+        <w:rPr>
+          <w:bCs/>
+          <w:lang w:val="fr-FR"/>
+        </w:rPr>
+      </w:pPr>
+      <w:r>
+        <w:rPr>
+          <w:bCs/>
+          <w:lang w:val="fr-FR"/>
+        </w:rPr>
+        <w:pict w14:anchorId="50CC42FC">
+          <v:rect id="_x0000_i1066" style="width:0;height:1.5pt" o:hralign="center" o:hrstd="t" o:hr="t" fillcolor="#a0a0a0" stroked="f"/>
+        </w:pict>
+      </w:r>
+    </w:p>
+    <w:p>
+      <w:pPr>
+        <w:rPr>
+          <w:b/>
+          <w:bCs/>
+          <w:lang w:val="fr-FR"/>
+        </w:rPr>
+      </w:pPr>
+      <w:r>
+        <w:rPr>
+          <w:b/>
+          <w:bCs/>
+          <w:lang w:val="fr-FR"/>
+        </w:rPr>
+        <w:t>Sortie attendue</w:t>
+      </w:r>
+    </w:p>
+    <w:p>
+      <w:pPr>
+        <w:rPr>
+          <w:bCs/>
+          <w:lang w:val="fr-FR"/>
+        </w:rPr>
+      </w:pPr>
+      <w:r>
+        <w:rPr>
+          <w:bCs/>
+          <w:lang w:val="fr-FR"/>
+        </w:rPr>
+        <w:t xml:space="preserve">Un </w:t>
+      </w:r>
+      <w:r>
+        <w:rPr>
+          <w:b/>
+          <w:bCs/>
+          <w:lang w:val="fr-FR"/>
+        </w:rPr>
+        <w:t xml:space="preserve">unique document </w:t>
       </w:r>
       <w:proofErr w:type="spellStart"/>
       <w:r>
         <w:rPr>
+          <w:b/>
           <w:bCs/>
+          <w:lang w:val="fr-FR"/>
         </w:rPr>
         <w:t>Markdown</w:t>
       </w:r>
@@ -301,2019 +1376,12 @@
       <w:r>
         <w:rPr>
           <w:bCs/>
+          <w:lang w:val="fr-FR"/>
         </w:rPr>
-        <w:t>. Pas de questions.</w:t>
+        <w:t xml:space="preserve"> respectant ce plan et ces règles, incluant les annexes fusionnées/enrichies.</w:t>
       </w:r>
     </w:p>
-    <w:p>
-      <w:pPr>
-        <w:rPr>
-          <w:bCs/>
-        </w:rPr>
-      </w:pPr>
-      <w:r>
-        <w:rPr>
-          <w:bCs/>
-        </w:rPr>
-        <w:t>- Utiliser des **sections numérotées**, des **listes**, et des **cases à cocher** `- [ ]`.</w:t>
-      </w:r>
-    </w:p>
-    <w:p>
-      <w:pPr>
-        <w:rPr>
-          <w:bCs/>
-        </w:rPr>
-      </w:pPr>
-      <w:r>
-        <w:rPr>
-          <w:bCs/>
-        </w:rPr>
-        <w:t>- Inclure **IDs et chemins exacts** (Drive, Sheets, Forms, Docs) dès que connus.</w:t>
-      </w:r>
-    </w:p>
-    <w:p>
-      <w:pPr>
-        <w:rPr>
-          <w:bCs/>
-        </w:rPr>
-      </w:pPr>
-      <w:r>
-        <w:rPr>
-          <w:bCs/>
-        </w:rPr>
-        <w:t>- Inclure **seulement les extraits de code nouveaux ou modifiés** (≤20 lignes par extrait), avec avant/après si utile.</w:t>
-      </w:r>
-    </w:p>
-    <w:p>
-      <w:pPr>
-        <w:rPr>
-          <w:bCs/>
-        </w:rPr>
-      </w:pPr>
-      <w:r>
-        <w:rPr>
-          <w:bCs/>
-        </w:rPr>
-        <w:t>- Mettre en évidence les points **bloquants/risqués**.</w:t>
-      </w:r>
-    </w:p>
-    <w:p>
-      <w:pPr>
-        <w:rPr>
-          <w:bCs/>
-        </w:rPr>
-      </w:pPr>
-      <w:r>
-        <w:rPr>
-          <w:bCs/>
-        </w:rPr>
-        <w:t>- **Annexes persistantes** : “Glossaire” et “Registre des variables” doivent être **fusionnés** avec la version précédente (si fournie), **dédupliqués**, triés, et **enrichis** avec les nouveautés de la session.</w:t>
-      </w:r>
-    </w:p>
-    <w:p>
-      <w:pPr>
-        <w:rPr>
-          <w:bCs/>
-        </w:rPr>
-      </w:pPr>
-    </w:p>
-    <w:p>
-      <w:pPr>
-        <w:rPr>
-          <w:bCs/>
-        </w:rPr>
-      </w:pPr>
-      <w:r>
-        <w:rPr>
-          <w:bCs/>
-        </w:rPr>
-        <w:t># Plan du document (obligatoire)</w:t>
-      </w:r>
-    </w:p>
-    <w:p>
-      <w:pPr>
-        <w:rPr>
-          <w:bCs/>
-        </w:rPr>
-      </w:pPr>
-      <w:r>
-        <w:rPr>
-          <w:bCs/>
-        </w:rPr>
-        <w:t>1. **En-tête de session**</w:t>
-      </w:r>
-    </w:p>
-    <w:p>
-      <w:pPr>
-        <w:rPr>
-          <w:bCs/>
-        </w:rPr>
-      </w:pPr>
-      <w:r>
-        <w:rPr>
-          <w:bCs/>
-        </w:rPr>
-        <w:t xml:space="preserve">   - Date, tag, projet, auteur (assistant), versions connues (scripts/modules).</w:t>
-      </w:r>
-    </w:p>
-    <w:p>
-      <w:pPr>
-        <w:rPr>
-          <w:bCs/>
-        </w:rPr>
-      </w:pPr>
-      <w:r>
-        <w:rPr>
-          <w:bCs/>
-        </w:rPr>
-        <w:t xml:space="preserve">   - **Snapshot des IDs** (si connus) :  </w:t>
-      </w:r>
-    </w:p>
-    <w:p>
-      <w:pPr>
-        <w:rPr>
-          <w:bCs/>
-        </w:rPr>
-      </w:pPr>
-      <w:r>
-        <w:rPr>
-          <w:bCs/>
-        </w:rPr>
-        <w:t xml:space="preserve">     - CONFIG `ID_CONFIG=...` • BDD `ID_BDD=...` • TEMPLATE `...`  </w:t>
-      </w:r>
-    </w:p>
-    <w:p>
-      <w:pPr>
-        <w:rPr>
-          <w:bCs/>
-        </w:rPr>
-      </w:pPr>
-      <w:r>
-        <w:rPr>
-          <w:bCs/>
-        </w:rPr>
-        <w:t xml:space="preserve">     - </w:t>
-      </w:r>
-      <w:proofErr w:type="spellStart"/>
-      <w:r>
-        <w:rPr>
-          <w:bCs/>
-        </w:rPr>
-        <w:t>Form</w:t>
-      </w:r>
-      <w:proofErr w:type="spellEnd"/>
-      <w:r>
-        <w:rPr>
-          <w:bCs/>
-        </w:rPr>
-        <w:t xml:space="preserve"> `</w:t>
-      </w:r>
-      <w:proofErr w:type="spellStart"/>
-      <w:r>
-        <w:rPr>
-          <w:bCs/>
-        </w:rPr>
-        <w:t>ID_Formulaire_Cible</w:t>
-      </w:r>
-      <w:proofErr w:type="spellEnd"/>
-      <w:r>
-        <w:rPr>
-          <w:bCs/>
-        </w:rPr>
-        <w:t xml:space="preserve">=...` • </w:t>
-      </w:r>
-      <w:proofErr w:type="spellStart"/>
-      <w:r>
-        <w:rPr>
-          <w:bCs/>
-        </w:rPr>
-        <w:t>Sheet</w:t>
-      </w:r>
-      <w:proofErr w:type="spellEnd"/>
-      <w:r>
-        <w:rPr>
-          <w:bCs/>
-        </w:rPr>
-        <w:t xml:space="preserve"> réponses `</w:t>
-      </w:r>
-      <w:proofErr w:type="spellStart"/>
-      <w:r>
-        <w:rPr>
-          <w:bCs/>
-        </w:rPr>
-        <w:t>ID_Sheet_Cible</w:t>
-      </w:r>
-      <w:proofErr w:type="spellEnd"/>
-      <w:r>
-        <w:rPr>
-          <w:bCs/>
-        </w:rPr>
-        <w:t xml:space="preserve">=...`  </w:t>
-      </w:r>
-    </w:p>
-    <w:p>
-      <w:pPr>
-        <w:rPr>
-          <w:bCs/>
-        </w:rPr>
-      </w:pPr>
-      <w:r>
-        <w:rPr>
-          <w:bCs/>
-        </w:rPr>
-        <w:lastRenderedPageBreak/>
-        <w:t xml:space="preserve">     - Docs gabarits PDF (FR/EN) `...`</w:t>
-      </w:r>
-    </w:p>
-    <w:p>
-      <w:pPr>
-        <w:rPr>
-          <w:bCs/>
-        </w:rPr>
-      </w:pPr>
-      <w:r>
-        <w:rPr>
-          <w:bCs/>
-        </w:rPr>
-        <w:t>2. **Ce qui a été fait aujourd’hui (delta)**</w:t>
-      </w:r>
-    </w:p>
-    <w:p>
-      <w:pPr>
-        <w:rPr>
-          <w:bCs/>
-        </w:rPr>
-      </w:pPr>
-      <w:r>
-        <w:rPr>
-          <w:bCs/>
-        </w:rPr>
-        <w:t xml:space="preserve">   - Par fichier/fonction : *avant → après*, raison, impact, niveau de risque.</w:t>
-      </w:r>
-    </w:p>
-    <w:p>
-      <w:pPr>
-        <w:rPr>
-          <w:bCs/>
-        </w:rPr>
-      </w:pPr>
-      <w:r>
-        <w:rPr>
-          <w:bCs/>
-        </w:rPr>
-        <w:t xml:space="preserve">   - Créations/</w:t>
-      </w:r>
-      <w:proofErr w:type="spellStart"/>
-      <w:r>
-        <w:rPr>
-          <w:bCs/>
-        </w:rPr>
-        <w:t>modifs</w:t>
-      </w:r>
-      <w:proofErr w:type="spellEnd"/>
-      <w:r>
-        <w:rPr>
-          <w:bCs/>
-        </w:rPr>
-        <w:t xml:space="preserve"> de fichiers, menus, triggers, paramètres (liste concise).</w:t>
-      </w:r>
-    </w:p>
-    <w:p>
-      <w:pPr>
-        <w:rPr>
-          <w:bCs/>
-        </w:rPr>
-      </w:pPr>
-      <w:r>
-        <w:rPr>
-          <w:bCs/>
-        </w:rPr>
-        <w:t>3. **Décisions prises &amp; raisons**</w:t>
-      </w:r>
-    </w:p>
-    <w:p>
-      <w:pPr>
-        <w:rPr>
-          <w:bCs/>
-        </w:rPr>
-      </w:pPr>
-      <w:r>
-        <w:rPr>
-          <w:bCs/>
-        </w:rPr>
-        <w:t xml:space="preserve">   - Décisions + alternatives écartées + critères (non-régression, robustesse, simplicité).</w:t>
-      </w:r>
-    </w:p>
-    <w:p>
-      <w:pPr>
-        <w:rPr>
-          <w:bCs/>
-        </w:rPr>
-      </w:pPr>
-      <w:r>
-        <w:rPr>
-          <w:bCs/>
-        </w:rPr>
-        <w:t>4. **État actuel du système**</w:t>
-      </w:r>
-    </w:p>
-    <w:p>
-      <w:pPr>
-        <w:rPr>
-          <w:bCs/>
-        </w:rPr>
-      </w:pPr>
-      <w:r>
-        <w:rPr>
-          <w:bCs/>
-        </w:rPr>
-        <w:t xml:space="preserve">   - Menus visibles (Actions Usine, </w:t>
-      </w:r>
-      <w:proofErr w:type="spellStart"/>
-      <w:r>
-        <w:rPr>
-          <w:bCs/>
-        </w:rPr>
-        <w:t>RetraitementUI</w:t>
-      </w:r>
-      <w:proofErr w:type="spellEnd"/>
-      <w:r>
-        <w:rPr>
-          <w:bCs/>
-        </w:rPr>
-        <w:t xml:space="preserve">, Injecteur) </w:t>
-      </w:r>
-      <w:r>
-        <w:rPr>
-          <w:rFonts w:ascii="Segoe UI Symbol" w:hAnsi="Segoe UI Symbol" w:cs="Segoe UI Symbol"/>
-          <w:bCs/>
-        </w:rPr>
-        <w:t>✔</w:t>
-      </w:r>
-      <w:r>
-        <w:rPr>
-          <w:bCs/>
-        </w:rPr>
-        <w:t>/</w:t>
-      </w:r>
-      <w:r>
-        <w:rPr>
-          <w:rFonts w:ascii="Segoe UI Symbol" w:hAnsi="Segoe UI Symbol" w:cs="Segoe UI Symbol"/>
-          <w:bCs/>
-        </w:rPr>
-        <w:t>✖</w:t>
-      </w:r>
-      <w:r>
-        <w:rPr>
-          <w:bCs/>
-        </w:rPr>
-        <w:t xml:space="preserve">  </w:t>
-      </w:r>
-    </w:p>
-    <w:p>
-      <w:pPr>
-        <w:rPr>
-          <w:bCs/>
-        </w:rPr>
-      </w:pPr>
-      <w:r>
-        <w:rPr>
-          <w:bCs/>
-        </w:rPr>
-        <w:t xml:space="preserve">   - Triggers </w:t>
-      </w:r>
-      <w:r>
-        <w:rPr>
-          <w:rFonts w:ascii="Segoe UI Symbol" w:hAnsi="Segoe UI Symbol" w:cs="Segoe UI Symbol"/>
-          <w:bCs/>
-        </w:rPr>
-        <w:t>✔</w:t>
-      </w:r>
-      <w:r>
-        <w:rPr>
-          <w:bCs/>
-        </w:rPr>
-        <w:t>/</w:t>
-      </w:r>
-      <w:r>
-        <w:rPr>
-          <w:rFonts w:ascii="Segoe UI Symbol" w:hAnsi="Segoe UI Symbol" w:cs="Segoe UI Symbol"/>
-          <w:bCs/>
-        </w:rPr>
-        <w:t>✖</w:t>
-      </w:r>
-      <w:r>
-        <w:rPr>
-          <w:bCs/>
-        </w:rPr>
-        <w:t xml:space="preserve"> </w:t>
-      </w:r>
-      <w:r>
-        <w:rPr>
-          <w:rFonts w:ascii="Aptos" w:hAnsi="Aptos" w:cs="Aptos"/>
-          <w:bCs/>
-        </w:rPr>
-        <w:t>•</w:t>
-      </w:r>
-      <w:r>
-        <w:rPr>
-          <w:bCs/>
-        </w:rPr>
-        <w:t xml:space="preserve"> Statut du test </w:t>
-      </w:r>
-      <w:r>
-        <w:rPr>
-          <w:rFonts w:ascii="Aptos" w:hAnsi="Aptos" w:cs="Aptos"/>
-          <w:bCs/>
-        </w:rPr>
-        <w:t>•</w:t>
-      </w:r>
-      <w:r>
-        <w:rPr>
-          <w:bCs/>
-        </w:rPr>
-        <w:t xml:space="preserve"> Lignes CONFIG pertinentes.</w:t>
-      </w:r>
-    </w:p>
-    <w:p>
-      <w:pPr>
-        <w:rPr>
-          <w:bCs/>
-        </w:rPr>
-      </w:pPr>
-      <w:r>
-        <w:rPr>
-          <w:bCs/>
-        </w:rPr>
-        <w:t>5. **Vérifications réalisées**</w:t>
-      </w:r>
-    </w:p>
-    <w:p>
-      <w:pPr>
-        <w:rPr>
-          <w:bCs/>
-        </w:rPr>
-      </w:pPr>
-      <w:r>
-        <w:rPr>
-          <w:bCs/>
-        </w:rPr>
-        <w:t xml:space="preserve">   - Checklist (</w:t>
-      </w:r>
-      <w:r>
-        <w:rPr>
-          <w:rFonts w:ascii="Segoe UI Symbol" w:hAnsi="Segoe UI Symbol" w:cs="Segoe UI Symbol"/>
-          <w:bCs/>
-        </w:rPr>
-        <w:t>✔</w:t>
-      </w:r>
-      <w:r>
-        <w:rPr>
-          <w:bCs/>
-        </w:rPr>
-        <w:t>/</w:t>
-      </w:r>
-      <w:r>
-        <w:rPr>
-          <w:rFonts w:ascii="Segoe UI Symbol" w:hAnsi="Segoe UI Symbol" w:cs="Segoe UI Symbol"/>
-          <w:bCs/>
-        </w:rPr>
-        <w:t>✖</w:t>
-      </w:r>
-      <w:r>
-        <w:rPr>
-          <w:bCs/>
-        </w:rPr>
-        <w:t>) : g</w:t>
-      </w:r>
-      <w:r>
-        <w:rPr>
-          <w:rFonts w:ascii="Aptos" w:hAnsi="Aptos" w:cs="Aptos"/>
-          <w:bCs/>
-        </w:rPr>
-        <w:t>é</w:t>
-      </w:r>
-      <w:r>
-        <w:rPr>
-          <w:bCs/>
-        </w:rPr>
-        <w:t>n</w:t>
-      </w:r>
-      <w:r>
-        <w:rPr>
-          <w:rFonts w:ascii="Aptos" w:hAnsi="Aptos" w:cs="Aptos"/>
-          <w:bCs/>
-        </w:rPr>
-        <w:t>é</w:t>
-      </w:r>
-      <w:r>
-        <w:rPr>
-          <w:bCs/>
-        </w:rPr>
-        <w:t xml:space="preserve">ration </w:t>
-      </w:r>
-      <w:proofErr w:type="spellStart"/>
-      <w:r>
-        <w:rPr>
-          <w:bCs/>
-        </w:rPr>
-        <w:t>Form</w:t>
-      </w:r>
-      <w:proofErr w:type="spellEnd"/>
-      <w:r>
-        <w:rPr>
-          <w:bCs/>
-        </w:rPr>
-        <w:t>, ECHELLE_NOTE, emailing, PDF, PJ, etc.</w:t>
-      </w:r>
-    </w:p>
-    <w:p>
-      <w:pPr>
-        <w:rPr>
-          <w:bCs/>
-        </w:rPr>
-      </w:pPr>
-      <w:r>
-        <w:rPr>
-          <w:bCs/>
-        </w:rPr>
-        <w:t xml:space="preserve">   - Résultats + liens/logs utiles (si applicables).</w:t>
-      </w:r>
-    </w:p>
-    <w:p>
-      <w:pPr>
-        <w:rPr>
-          <w:bCs/>
-        </w:rPr>
-      </w:pPr>
-      <w:r>
-        <w:rPr>
-          <w:bCs/>
-        </w:rPr>
-        <w:t>6. **Points ouverts / risques / dettes**</w:t>
-      </w:r>
-    </w:p>
-    <w:p>
-      <w:pPr>
-        <w:rPr>
-          <w:bCs/>
-        </w:rPr>
-      </w:pPr>
-      <w:r>
-        <w:rPr>
-          <w:bCs/>
-        </w:rPr>
-        <w:t xml:space="preserve">   - Bugs, incertitudes, régressions potentielles, dépendances.</w:t>
-      </w:r>
-    </w:p>
-    <w:p>
-      <w:pPr>
-        <w:rPr>
-          <w:bCs/>
-        </w:rPr>
-      </w:pPr>
-      <w:r>
-        <w:rPr>
-          <w:bCs/>
-        </w:rPr>
-        <w:t>7. **</w:t>
-      </w:r>
-      <w:proofErr w:type="spellStart"/>
-      <w:r>
-        <w:rPr>
-          <w:bCs/>
-        </w:rPr>
-        <w:t>Playbook</w:t>
-      </w:r>
-      <w:proofErr w:type="spellEnd"/>
-      <w:r>
-        <w:rPr>
-          <w:bCs/>
-        </w:rPr>
-        <w:t xml:space="preserve"> de reprise (prochaines actions)**</w:t>
-      </w:r>
-    </w:p>
-    <w:p>
-      <w:pPr>
-        <w:rPr>
-          <w:bCs/>
-        </w:rPr>
-      </w:pPr>
-      <w:r>
-        <w:rPr>
-          <w:bCs/>
-        </w:rPr>
-        <w:t xml:space="preserve">   - Étapes **ordonnées** et concrètes (où cliquer, quelle fonction exécuter, dans quel projet : Template vs </w:t>
-      </w:r>
-      <w:proofErr w:type="spellStart"/>
-      <w:r>
-        <w:rPr>
-          <w:bCs/>
-        </w:rPr>
-        <w:t>Sheet</w:t>
-      </w:r>
-      <w:proofErr w:type="spellEnd"/>
-      <w:r>
-        <w:rPr>
-          <w:bCs/>
-        </w:rPr>
-        <w:t xml:space="preserve"> de réponses).</w:t>
-      </w:r>
-    </w:p>
-    <w:p>
-      <w:pPr>
-        <w:rPr>
-          <w:bCs/>
-        </w:rPr>
-      </w:pPr>
-      <w:r>
-        <w:rPr>
-          <w:bCs/>
-        </w:rPr>
-        <w:t>8. **Artéfacts &amp; référentiels**</w:t>
-      </w:r>
-    </w:p>
-    <w:p>
-      <w:pPr>
-        <w:rPr>
-          <w:bCs/>
-        </w:rPr>
-      </w:pPr>
-      <w:r>
-        <w:rPr>
-          <w:bCs/>
-        </w:rPr>
-        <w:t xml:space="preserve">   - Gabarits </w:t>
-      </w:r>
-      <w:proofErr w:type="gramStart"/>
-      <w:r>
-        <w:rPr>
-          <w:bCs/>
-        </w:rPr>
-        <w:t>emails</w:t>
-      </w:r>
-      <w:proofErr w:type="gramEnd"/>
-      <w:r>
-        <w:rPr>
-          <w:bCs/>
-        </w:rPr>
-        <w:t>, `</w:t>
-      </w:r>
-      <w:proofErr w:type="spellStart"/>
-      <w:r>
-        <w:rPr>
-          <w:bCs/>
-        </w:rPr>
-        <w:t>sys_Composition_</w:t>
-      </w:r>
-      <w:proofErr w:type="gramStart"/>
-      <w:r>
-        <w:rPr>
-          <w:bCs/>
-        </w:rPr>
-        <w:t>Emails</w:t>
-      </w:r>
-      <w:proofErr w:type="spellEnd"/>
-      <w:proofErr w:type="gramEnd"/>
-      <w:r>
-        <w:rPr>
-          <w:bCs/>
-        </w:rPr>
-        <w:t>` (lignes clés N1/N2/N3), onglets BDD (Questions_, Profils_), fichiers Docs.</w:t>
-      </w:r>
-    </w:p>
-    <w:p>
-      <w:pPr>
-        <w:rPr>
-          <w:bCs/>
-        </w:rPr>
-      </w:pPr>
-      <w:r>
-        <w:rPr>
-          <w:bCs/>
-        </w:rPr>
-        <w:t>9. **</w:t>
-      </w:r>
-      <w:proofErr w:type="spellStart"/>
-      <w:r>
-        <w:rPr>
-          <w:bCs/>
-        </w:rPr>
-        <w:t>Snippets</w:t>
-      </w:r>
-      <w:proofErr w:type="spellEnd"/>
-      <w:r>
-        <w:rPr>
-          <w:bCs/>
-        </w:rPr>
-        <w:t xml:space="preserve"> prêts à l’emploi**</w:t>
-      </w:r>
-    </w:p>
-    <w:p>
-      <w:pPr>
-        <w:rPr>
-          <w:bCs/>
-        </w:rPr>
-      </w:pPr>
-      <w:r>
-        <w:rPr>
-          <w:bCs/>
-        </w:rPr>
-        <w:t xml:space="preserve">   - Extraits courts (≤20 lignes) : helpers, appels de test, règles CSV, etc.</w:t>
-      </w:r>
-    </w:p>
-    <w:p>
-      <w:pPr>
-        <w:rPr>
-          <w:bCs/>
-        </w:rPr>
-      </w:pPr>
-      <w:r>
-        <w:rPr>
-          <w:bCs/>
-        </w:rPr>
-        <w:t>10. **Changelog** (depuis la session précédente)</w:t>
-      </w:r>
-    </w:p>
-    <w:p>
-      <w:pPr>
-        <w:rPr>
-          <w:bCs/>
-        </w:rPr>
-      </w:pPr>
-      <w:r>
-        <w:rPr>
-          <w:bCs/>
-        </w:rPr>
-        <w:t xml:space="preserve">    - Liste datée des modifications significatives par fichier/fonction.</w:t>
-      </w:r>
-    </w:p>
-    <w:p>
-      <w:pPr>
-        <w:rPr>
-          <w:bCs/>
-        </w:rPr>
-      </w:pPr>
-      <w:r>
-        <w:rPr>
-          <w:bCs/>
-        </w:rPr>
-        <w:t>11. **Roadmap courte**</w:t>
-      </w:r>
-    </w:p>
-    <w:p>
-      <w:pPr>
-        <w:rPr>
-          <w:bCs/>
-        </w:rPr>
-      </w:pPr>
-      <w:r>
-        <w:rPr>
-          <w:bCs/>
-        </w:rPr>
-        <w:t xml:space="preserve">    - Étapes vers l’objectif final, dépendances, critères de “</w:t>
-      </w:r>
-      <w:proofErr w:type="spellStart"/>
-      <w:r>
-        <w:rPr>
-          <w:bCs/>
-        </w:rPr>
-        <w:t>done</w:t>
-      </w:r>
-      <w:proofErr w:type="spellEnd"/>
-      <w:r>
-        <w:rPr>
-          <w:bCs/>
-        </w:rPr>
-        <w:t>”.</w:t>
-      </w:r>
-    </w:p>
-    <w:p>
-      <w:pPr>
-        <w:rPr>
-          <w:bCs/>
-        </w:rPr>
-      </w:pPr>
-      <w:r>
-        <w:rPr>
-          <w:bCs/>
-        </w:rPr>
-        <w:t>12. **Questions pour la prochaine session**</w:t>
-      </w:r>
-    </w:p>
-    <w:p>
-      <w:pPr>
-        <w:rPr>
-          <w:bCs/>
-        </w:rPr>
-      </w:pPr>
-      <w:r>
-        <w:rPr>
-          <w:bCs/>
-        </w:rPr>
-        <w:t xml:space="preserve">    - Liste d’items à trancher ultérieurement (sans poser de questions maintenant).</w:t>
-      </w:r>
-    </w:p>
-    <w:p>
-      <w:pPr>
-        <w:rPr>
-          <w:bCs/>
-        </w:rPr>
-      </w:pPr>
-      <w:r>
-        <w:rPr>
-          <w:bCs/>
-        </w:rPr>
-        <w:t>13. **Sauvegardes &amp; rollback**</w:t>
-      </w:r>
-    </w:p>
-    <w:p>
-      <w:pPr>
-        <w:rPr>
-          <w:bCs/>
-        </w:rPr>
-      </w:pPr>
-      <w:r>
-        <w:rPr>
-          <w:bCs/>
-        </w:rPr>
-        <w:t xml:space="preserve">    - Où sont les copies/</w:t>
-      </w:r>
-      <w:proofErr w:type="spellStart"/>
-      <w:r>
-        <w:rPr>
-          <w:bCs/>
-        </w:rPr>
-        <w:t>commits</w:t>
-      </w:r>
-      <w:proofErr w:type="spellEnd"/>
-      <w:r>
-        <w:rPr>
-          <w:bCs/>
-        </w:rPr>
-        <w:t>, comment revenir en arrière.</w:t>
-      </w:r>
-    </w:p>
-    <w:p>
-      <w:pPr>
-        <w:rPr>
-          <w:bCs/>
-        </w:rPr>
-      </w:pPr>
-      <w:r>
-        <w:rPr>
-          <w:bCs/>
-        </w:rPr>
-        <w:t>14. **Conventions &amp; standards**</w:t>
-      </w:r>
-    </w:p>
-    <w:p>
-      <w:pPr>
-        <w:rPr>
-          <w:bCs/>
-        </w:rPr>
-      </w:pPr>
-      <w:r>
-        <w:rPr>
-          <w:bCs/>
-        </w:rPr>
-        <w:lastRenderedPageBreak/>
-        <w:t xml:space="preserve">    - Conventions de nommage (tests, feuilles, colonnes, IDs, profils), style des menus, formats JSON acceptés (ex: ECHELLE_NOTE: `min/max` ou `</w:t>
-      </w:r>
-      <w:proofErr w:type="spellStart"/>
-      <w:r>
-        <w:rPr>
-          <w:bCs/>
-        </w:rPr>
-        <w:t>echelle_min</w:t>
-      </w:r>
-      <w:proofErr w:type="spellEnd"/>
-      <w:r>
-        <w:rPr>
-          <w:bCs/>
-        </w:rPr>
-        <w:t>/</w:t>
-      </w:r>
-      <w:proofErr w:type="spellStart"/>
-      <w:r>
-        <w:rPr>
-          <w:bCs/>
-        </w:rPr>
-        <w:t>echelle_max</w:t>
-      </w:r>
-      <w:proofErr w:type="spellEnd"/>
-      <w:r>
-        <w:rPr>
-          <w:bCs/>
-        </w:rPr>
-        <w:t>`, labels `</w:t>
-      </w:r>
-      <w:proofErr w:type="spellStart"/>
-      <w:r>
-        <w:rPr>
-          <w:bCs/>
-        </w:rPr>
-        <w:t>label_min|libelle_min|labelMin</w:t>
-      </w:r>
-      <w:proofErr w:type="spellEnd"/>
-      <w:r>
-        <w:rPr>
-          <w:bCs/>
-        </w:rPr>
-        <w:t>`, etc.).</w:t>
-      </w:r>
-    </w:p>
-    <w:p>
-      <w:pPr>
-        <w:rPr>
-          <w:bCs/>
-        </w:rPr>
-      </w:pPr>
-    </w:p>
-    <w:p>
-      <w:pPr>
-        <w:rPr>
-          <w:bCs/>
-        </w:rPr>
-      </w:pPr>
-      <w:r>
-        <w:rPr>
-          <w:bCs/>
-        </w:rPr>
-        <w:t>15. **Annexe A — Glossaire (persistant, à fusionner)**</w:t>
-      </w:r>
-    </w:p>
-    <w:p>
-      <w:pPr>
-        <w:rPr>
-          <w:bCs/>
-        </w:rPr>
-      </w:pPr>
-      <w:r>
-        <w:rPr>
-          <w:bCs/>
-        </w:rPr>
-        <w:t xml:space="preserve">    - **But** : définir les termes métier &amp; techniques spécifiques au projet/app, pour éviter l’ambiguïté.</w:t>
-      </w:r>
-    </w:p>
-    <w:p>
-      <w:pPr>
-        <w:rPr>
-          <w:bCs/>
-        </w:rPr>
-      </w:pPr>
-      <w:r>
-        <w:rPr>
-          <w:bCs/>
-        </w:rPr>
-        <w:t xml:space="preserve">    - **Format** : table triée **alphabétiquement** avec colonnes :</w:t>
-      </w:r>
-    </w:p>
-    <w:p>
-      <w:pPr>
-        <w:rPr>
-          <w:bCs/>
-        </w:rPr>
-      </w:pPr>
-      <w:r>
-        <w:rPr>
-          <w:bCs/>
-        </w:rPr>
-        <w:t xml:space="preserve">      | Terme | Définition courte | Catégorie (métier/tech) | Alias / Variants | Référence (fichier/onglet) | Notes |</w:t>
-      </w:r>
-    </w:p>
-    <w:p>
-      <w:pPr>
-        <w:rPr>
-          <w:bCs/>
-        </w:rPr>
-      </w:pPr>
-      <w:r>
-        <w:rPr>
-          <w:bCs/>
-        </w:rPr>
-        <w:t xml:space="preserve">    - **Règles de persistance** :</w:t>
-      </w:r>
-    </w:p>
-    <w:p>
-      <w:pPr>
-        <w:rPr>
-          <w:bCs/>
-        </w:rPr>
-      </w:pPr>
-      <w:r>
-        <w:rPr>
-          <w:bCs/>
-        </w:rPr>
-        <w:t xml:space="preserve">      - À chaque session : **fusionner** avec le glossaire précédent (si fourni), **dédupliquer**, **mettre à jour** si la définition a évolué.</w:t>
-      </w:r>
-    </w:p>
-    <w:p>
-      <w:pPr>
-        <w:rPr>
-          <w:bCs/>
-        </w:rPr>
-      </w:pPr>
-      <w:r>
-        <w:rPr>
-          <w:bCs/>
-        </w:rPr>
-        <w:t xml:space="preserve">      - En cas de conflit, conserver la version la plus récente **et** noter l’évolution en 10) *Changelog*.</w:t>
-      </w:r>
-    </w:p>
-    <w:p>
-      <w:pPr>
-        <w:rPr>
-          <w:bCs/>
-        </w:rPr>
-      </w:pPr>
-    </w:p>
-    <w:p>
-      <w:pPr>
-        <w:rPr>
-          <w:bCs/>
-        </w:rPr>
-      </w:pPr>
-      <w:r>
-        <w:rPr>
-          <w:bCs/>
-        </w:rPr>
-        <w:t>16. **Annexe B — Registre des variables (persistant, à fusionner)**</w:t>
-      </w:r>
-    </w:p>
-    <w:p>
-      <w:pPr>
-        <w:rPr>
-          <w:bCs/>
-        </w:rPr>
-      </w:pPr>
-      <w:r>
-        <w:rPr>
-          <w:bCs/>
-        </w:rPr>
-        <w:t xml:space="preserve">    - **But** : suivre toutes les variables/constantes utilisées dans les scripts (Apps Script, JSON d’onglets, </w:t>
-      </w:r>
-      <w:proofErr w:type="spellStart"/>
-      <w:r>
-        <w:rPr>
-          <w:bCs/>
-        </w:rPr>
-        <w:t>placeholders</w:t>
-      </w:r>
-      <w:proofErr w:type="spellEnd"/>
-      <w:r>
-        <w:rPr>
-          <w:bCs/>
-        </w:rPr>
-        <w:t xml:space="preserve"> </w:t>
-      </w:r>
-      <w:proofErr w:type="gramStart"/>
-      <w:r>
-        <w:rPr>
-          <w:bCs/>
-        </w:rPr>
-        <w:t>d’emails</w:t>
-      </w:r>
-      <w:proofErr w:type="gramEnd"/>
-      <w:r>
-        <w:rPr>
-          <w:bCs/>
-        </w:rPr>
-        <w:t>).</w:t>
-      </w:r>
-    </w:p>
-    <w:p>
-      <w:pPr>
-        <w:rPr>
-          <w:bCs/>
-        </w:rPr>
-      </w:pPr>
-      <w:r>
-        <w:rPr>
-          <w:bCs/>
-        </w:rPr>
-        <w:t xml:space="preserve">    - **Inclus** : variables globales, constantes (ex: `ID_FEUILLE_CONFIGURATION`), clés de configuration (ex: `</w:t>
-      </w:r>
-      <w:proofErr w:type="spellStart"/>
-      <w:r>
-        <w:rPr>
-          <w:bCs/>
-        </w:rPr>
-        <w:t>ID_Gabarit_</w:t>
-      </w:r>
-      <w:proofErr w:type="gramStart"/>
-      <w:r>
-        <w:rPr>
-          <w:bCs/>
-        </w:rPr>
-        <w:t>Email</w:t>
-      </w:r>
-      <w:proofErr w:type="gramEnd"/>
-      <w:r>
-        <w:rPr>
-          <w:bCs/>
-        </w:rPr>
-        <w:t>_Repondant</w:t>
-      </w:r>
-      <w:proofErr w:type="spellEnd"/>
-      <w:r>
-        <w:rPr>
-          <w:bCs/>
-        </w:rPr>
-        <w:t xml:space="preserve">`), </w:t>
-      </w:r>
-      <w:proofErr w:type="spellStart"/>
-      <w:r>
-        <w:rPr>
-          <w:bCs/>
-        </w:rPr>
-        <w:t>placeholders</w:t>
-      </w:r>
-      <w:proofErr w:type="spellEnd"/>
-      <w:r>
-        <w:rPr>
-          <w:bCs/>
-        </w:rPr>
-        <w:t xml:space="preserve"> (ex: `{{</w:t>
-      </w:r>
-      <w:proofErr w:type="spellStart"/>
-      <w:r>
-        <w:rPr>
-          <w:bCs/>
-        </w:rPr>
-        <w:t>Titre_Profil</w:t>
-      </w:r>
-      <w:proofErr w:type="spellEnd"/>
-      <w:r>
-        <w:rPr>
-          <w:bCs/>
-        </w:rPr>
-        <w:t>}}`), noms d’onglets &amp; colonnes, structures JSON (clés `mode`, `profil`, `min`, etc.), et variables dérivées (ex: `ENV_STABILITE`, `ENV_VITESSE`).</w:t>
-      </w:r>
-    </w:p>
-    <w:p>
-      <w:pPr>
-        <w:rPr>
-          <w:bCs/>
-        </w:rPr>
-      </w:pPr>
-      <w:r>
-        <w:rPr>
-          <w:bCs/>
-        </w:rPr>
-        <w:t xml:space="preserve">    - **Format** : table triée **alphabétiquement** par *Nom canonique* :</w:t>
-      </w:r>
-    </w:p>
-    <w:p>
-      <w:pPr>
-        <w:rPr>
-          <w:bCs/>
-        </w:rPr>
-      </w:pPr>
-      <w:r>
-        <w:rPr>
-          <w:bCs/>
-        </w:rPr>
-        <w:t xml:space="preserve">      | Nom | Type (</w:t>
-      </w:r>
-      <w:proofErr w:type="spellStart"/>
-      <w:r>
-        <w:rPr>
-          <w:bCs/>
-        </w:rPr>
-        <w:t>const</w:t>
-      </w:r>
-      <w:proofErr w:type="spellEnd"/>
-      <w:r>
-        <w:rPr>
-          <w:bCs/>
-        </w:rPr>
-        <w:t>/var/</w:t>
-      </w:r>
-      <w:proofErr w:type="spellStart"/>
-      <w:r>
-        <w:rPr>
-          <w:bCs/>
-        </w:rPr>
-        <w:t>placeholder</w:t>
-      </w:r>
-      <w:proofErr w:type="spellEnd"/>
-      <w:r>
-        <w:rPr>
-          <w:bCs/>
-        </w:rPr>
-        <w:t>/colonne/clé JSON) | Portée (Template/Moteur/</w:t>
-      </w:r>
-      <w:proofErr w:type="spellStart"/>
-      <w:r>
-        <w:rPr>
-          <w:bCs/>
-        </w:rPr>
-        <w:t>Sheet</w:t>
-      </w:r>
-      <w:proofErr w:type="spellEnd"/>
-      <w:r>
-        <w:rPr>
-          <w:bCs/>
-        </w:rPr>
-        <w:t xml:space="preserve"> </w:t>
-      </w:r>
-      <w:proofErr w:type="spellStart"/>
-      <w:r>
-        <w:rPr>
-          <w:bCs/>
-        </w:rPr>
-        <w:t>Rép</w:t>
-      </w:r>
-      <w:proofErr w:type="spellEnd"/>
-      <w:r>
-        <w:rPr>
-          <w:bCs/>
-        </w:rPr>
-        <w:t>/BDD/Email) | Fichier(s)/Onglet(s) | Usage/Finalité | Valeur par défaut / Format attendu | Exemple | Dépendances / Liens (IDs/Autres vars) | Historique (date → changement) |</w:t>
-      </w:r>
-    </w:p>
-    <w:p>
-      <w:pPr>
-        <w:rPr>
-          <w:bCs/>
-        </w:rPr>
-      </w:pPr>
-      <w:r>
-        <w:rPr>
-          <w:bCs/>
-        </w:rPr>
-        <w:t xml:space="preserve">    - **Règles de persistance** :</w:t>
-      </w:r>
-    </w:p>
-    <w:p>
-      <w:pPr>
-        <w:rPr>
-          <w:bCs/>
-        </w:rPr>
-      </w:pPr>
-      <w:r>
-        <w:rPr>
-          <w:bCs/>
-        </w:rPr>
-        <w:t xml:space="preserve">      - **Fusionner** avec le registre précédent (si fourni), **dédupliquer** (Nom canonique = casse sensible pour code, mais lister alias).</w:t>
-      </w:r>
-    </w:p>
-    <w:p>
-      <w:pPr>
-        <w:rPr>
-          <w:bCs/>
-        </w:rPr>
-      </w:pPr>
-      <w:r>
-        <w:rPr>
-          <w:bCs/>
-        </w:rPr>
-        <w:t xml:space="preserve">      - **Ajouter** toute nouvelle variable rencontrée dans la session (à partir des extraits de code, noms d’onglets/colonnes, JSON, </w:t>
-      </w:r>
-      <w:proofErr w:type="spellStart"/>
-      <w:r>
-        <w:rPr>
-          <w:bCs/>
-        </w:rPr>
-        <w:t>placeholders</w:t>
-      </w:r>
-      <w:proofErr w:type="spellEnd"/>
-      <w:r>
-        <w:rPr>
-          <w:bCs/>
-        </w:rPr>
-        <w:t>).</w:t>
-      </w:r>
-    </w:p>
-    <w:p>
-      <w:pPr>
-        <w:rPr>
-          <w:bCs/>
-        </w:rPr>
-      </w:pPr>
-      <w:r>
-        <w:rPr>
-          <w:bCs/>
-        </w:rPr>
-        <w:t xml:space="preserve">      - Si une variable change (type/usage/portée/format), **mettre à jour** la ligne et l’indiquer dans 10) *Changelog*.</w:t>
-      </w:r>
-    </w:p>
-    <w:p>
-      <w:pPr>
-        <w:rPr>
-          <w:bCs/>
-        </w:rPr>
-      </w:pPr>
-      <w:r>
-        <w:rPr>
-          <w:bCs/>
-        </w:rPr>
-        <w:t xml:space="preserve">    - **Canonicalisation &amp; alias** :</w:t>
-      </w:r>
-    </w:p>
-    <w:p>
-      <w:pPr>
-        <w:rPr>
-          <w:bCs/>
-        </w:rPr>
-      </w:pPr>
-      <w:r>
-        <w:rPr>
-          <w:bCs/>
-        </w:rPr>
-        <w:t xml:space="preserve">      - Les constantes exactes (ex: `ID_FEUILLE_CONFIGURATION`, `ID_CONFIG`) restent distinctes ; ajouter colonne “Alias/Relations” pour signaler les correspondances.</w:t>
-      </w:r>
-    </w:p>
-    <w:p>
-      <w:pPr>
-        <w:rPr>
-          <w:bCs/>
-        </w:rPr>
-      </w:pPr>
-      <w:r>
-        <w:rPr>
-          <w:bCs/>
-        </w:rPr>
-        <w:lastRenderedPageBreak/>
-        <w:t xml:space="preserve">      - Pour </w:t>
-      </w:r>
-      <w:proofErr w:type="spellStart"/>
-      <w:r>
-        <w:rPr>
-          <w:bCs/>
-        </w:rPr>
-        <w:t>placeholders</w:t>
-      </w:r>
-      <w:proofErr w:type="spellEnd"/>
-      <w:r>
-        <w:rPr>
-          <w:bCs/>
-        </w:rPr>
-        <w:t xml:space="preserve"> </w:t>
-      </w:r>
-      <w:proofErr w:type="gramStart"/>
-      <w:r>
-        <w:rPr>
-          <w:bCs/>
-        </w:rPr>
-        <w:t>d’e-mail</w:t>
-      </w:r>
-      <w:proofErr w:type="gramEnd"/>
-      <w:r>
-        <w:rPr>
-          <w:bCs/>
-        </w:rPr>
-        <w:t xml:space="preserve"> `{{...}}`, noter la **source** (gabarit Doc/`</w:t>
-      </w:r>
-      <w:proofErr w:type="spellStart"/>
-      <w:r>
-        <w:rPr>
-          <w:bCs/>
-        </w:rPr>
-        <w:t>sys_Composition_</w:t>
-      </w:r>
-      <w:proofErr w:type="gramStart"/>
-      <w:r>
-        <w:rPr>
-          <w:bCs/>
-        </w:rPr>
-        <w:t>Emails</w:t>
-      </w:r>
-      <w:proofErr w:type="spellEnd"/>
-      <w:proofErr w:type="gramEnd"/>
-      <w:r>
-        <w:rPr>
-          <w:bCs/>
-        </w:rPr>
-        <w:t xml:space="preserve">`) et </w:t>
-      </w:r>
-      <w:proofErr w:type="gramStart"/>
-      <w:r>
-        <w:rPr>
-          <w:bCs/>
-        </w:rPr>
-        <w:t>la</w:t>
-      </w:r>
-      <w:proofErr w:type="gramEnd"/>
-      <w:r>
-        <w:rPr>
-          <w:bCs/>
-        </w:rPr>
-        <w:t xml:space="preserve"> **valeur de substitution** (ex: clé dans `</w:t>
-      </w:r>
-      <w:proofErr w:type="spellStart"/>
-      <w:r>
-        <w:rPr>
-          <w:bCs/>
-        </w:rPr>
-        <w:t>reponse</w:t>
-      </w:r>
-      <w:proofErr w:type="spellEnd"/>
-      <w:r>
-        <w:rPr>
-          <w:bCs/>
-        </w:rPr>
-        <w:t>`/`</w:t>
-      </w:r>
-      <w:proofErr w:type="spellStart"/>
-      <w:r>
-        <w:rPr>
-          <w:bCs/>
-        </w:rPr>
-        <w:t>resultats</w:t>
-      </w:r>
-      <w:proofErr w:type="spellEnd"/>
-      <w:r>
-        <w:rPr>
-          <w:bCs/>
-        </w:rPr>
-        <w:t>`).</w:t>
-      </w:r>
-    </w:p>
-    <w:p>
-      <w:pPr>
-        <w:rPr>
-          <w:bCs/>
-        </w:rPr>
-      </w:pPr>
-    </w:p>
-    <w:p>
-      <w:pPr>
-        <w:rPr>
-          <w:bCs/>
-        </w:rPr>
-      </w:pPr>
-      <w:r>
-        <w:rPr>
-          <w:bCs/>
-        </w:rPr>
-        <w:t># Règles supplémentaires</w:t>
-      </w:r>
-    </w:p>
-    <w:p>
-      <w:pPr>
-        <w:rPr>
-          <w:bCs/>
-        </w:rPr>
-      </w:pPr>
-      <w:r>
-        <w:rPr>
-          <w:bCs/>
-        </w:rPr>
-        <w:t>- En l’absence de document précédent, **créer** les Annexes (Glossaire &amp; Registre) avec ce que tu sais **aujourd’hui**.</w:t>
-      </w:r>
-    </w:p>
-    <w:p>
-      <w:pPr>
-        <w:rPr>
-          <w:bCs/>
-        </w:rPr>
-      </w:pPr>
-      <w:r>
-        <w:rPr>
-          <w:bCs/>
-        </w:rPr>
-        <w:t>- Toujours marquer `{{à compléter}}` plutôt que d’omettre une ligne douteuse.</w:t>
-      </w:r>
-    </w:p>
-    <w:p>
-      <w:pPr>
-        <w:rPr>
-          <w:bCs/>
-        </w:rPr>
-      </w:pPr>
-      <w:r>
-        <w:rPr>
-          <w:bCs/>
-        </w:rPr>
-        <w:t>- Rester concis : 1–2 lignes par puce ; tables privilégiées pour détails.</w:t>
-      </w:r>
-    </w:p>
-    <w:p>
-      <w:pPr>
-        <w:rPr>
-          <w:bCs/>
-        </w:rPr>
-      </w:pPr>
-    </w:p>
-    <w:p>
-      <w:pPr>
-        <w:rPr>
-          <w:bCs/>
-        </w:rPr>
-      </w:pPr>
-      <w:r>
-        <w:rPr>
-          <w:bCs/>
-        </w:rPr>
-        <w:t># Sortie attendue</w:t>
-      </w:r>
-    </w:p>
-    <w:p>
-      <w:pPr>
-        <w:rPr>
-          <w:bCs/>
-        </w:rPr>
-      </w:pPr>
-      <w:r>
-        <w:rPr>
-          <w:bCs/>
-        </w:rPr>
-        <w:t xml:space="preserve">→ Un **unique document </w:t>
-      </w:r>
-      <w:proofErr w:type="spellStart"/>
-      <w:r>
-        <w:rPr>
-          <w:bCs/>
-        </w:rPr>
-        <w:t>Markdown</w:t>
-      </w:r>
-      <w:proofErr w:type="spellEnd"/>
-      <w:r>
-        <w:rPr>
-          <w:bCs/>
-        </w:rPr>
-        <w:t>** respectant strictement le plan et les règles ci-dessus, avec **Annexe A (Glossaire)** et **Annexe B (Registre des variables)** **fusionnées/enrichies** à partir du dernier document si fourni.</w:t>
-      </w:r>
-      <w:r>
-        <w:rPr>
-          <w:bCs/>
-        </w:rPr>
-        <w:br/>
-      </w:r>
-      <w:r>
-        <w:rPr>
-          <w:bCs/>
-        </w:rPr>
-        <w:br/>
-      </w:r>
-      <w:r>
-        <w:rPr>
-          <w:bCs/>
-        </w:rPr>
-        <w:t xml:space="preserve">en </w:t>
-      </w:r>
-      <w:proofErr w:type="gramStart"/>
-      <w:r>
-        <w:rPr>
-          <w:bCs/>
-        </w:rPr>
-        <w:t xml:space="preserve">début </w:t>
-      </w:r>
-      <w:r>
-        <w:rPr>
-          <w:bCs/>
-        </w:rPr>
-        <w:t xml:space="preserve"> du</w:t>
-      </w:r>
-      <w:proofErr w:type="gramEnd"/>
-      <w:r>
-        <w:rPr>
-          <w:bCs/>
-        </w:rPr>
-        <w:t xml:space="preserve"> document : rappel pour la session les consignes</w:t>
-      </w:r>
-      <w:r>
-        <w:rPr>
-          <w:bCs/>
-        </w:rPr>
-        <w:t xml:space="preserve"> impératives</w:t>
-      </w:r>
-      <w:r>
-        <w:rPr>
-          <w:bCs/>
-        </w:rPr>
-        <w:t> :</w:t>
-      </w:r>
-    </w:p>
-    <w:p>
-      <w:pPr>
-        <w:rPr>
-          <w:b/>
-          <w:bCs/>
-        </w:rPr>
-      </w:pPr>
-      <w:r>
-        <w:rPr>
-          <w:b/>
-          <w:bCs/>
-          <w:lang w:val="fr-FR"/>
-        </w:rPr>
-        <w:t>Comment on travaille</w:t>
-      </w:r>
-      <w:r>
-        <w:rPr>
-          <w:b/>
-          <w:bCs/>
-          <w:lang w:val="fr-FR"/>
-        </w:rPr>
-        <w:t>.</w:t>
-      </w:r>
-      <w:r>
-        <w:rPr>
-          <w:b/>
-          <w:bCs/>
-          <w:lang w:val="fr-FR"/>
-        </w:rPr>
-        <w:br/>
-      </w:r>
-      <w:r>
-        <w:rPr>
-          <w:b/>
-          <w:bCs/>
-        </w:rPr>
-        <w:t>Reprendre connaissance du dossier, tu vois à travers les documents que je t'ai donnés tous les scripts et tous les fichiers qui constituent cette application, si nécessaire demande-moi de te les fournir</w:t>
-      </w:r>
-    </w:p>
-    <w:p>
-      <w:pPr>
-        <w:rPr>
-          <w:bCs/>
-        </w:rPr>
-      </w:pPr>
-      <w:r>
-        <w:rPr>
-          <w:bCs/>
-        </w:rPr>
-        <w:t xml:space="preserve">Commence le document par la phrase : </w:t>
-      </w:r>
-    </w:p>
-    <w:p>
-      <w:pPr>
-        <w:rPr>
-          <w:bCs/>
-        </w:rPr>
-      </w:pPr>
-      <w:r>
-        <w:rPr>
-          <w:bCs/>
-        </w:rPr>
-        <w:t>« </w:t>
-      </w:r>
-      <w:r>
-        <w:rPr>
-          <w:lang w:val="fr-FR"/>
-        </w:rPr>
-        <w:t xml:space="preserve">Reprendre connaissance du dossier** : </w:t>
-      </w:r>
-      <w:r>
-        <w:rPr>
-          <w:lang w:val="fr-FR"/>
-        </w:rPr>
-        <w:t xml:space="preserve">à partir des documents fournis , </w:t>
-      </w:r>
-      <w:r>
-        <w:rPr>
-          <w:lang w:val="fr-FR"/>
-        </w:rPr>
-        <w:t>Les scripts et fichiers de l'application sont connus</w:t>
-      </w:r>
-      <w:r>
-        <w:rPr>
-          <w:lang w:val="fr-FR"/>
-        </w:rPr>
-        <w:t xml:space="preserve">, </w:t>
-      </w:r>
-      <w:proofErr w:type="gramStart"/>
-      <w:r>
-        <w:rPr>
-          <w:lang w:val="fr-FR"/>
-        </w:rPr>
-        <w:t>demande les</w:t>
-      </w:r>
-      <w:proofErr w:type="gramEnd"/>
-      <w:r>
-        <w:rPr>
-          <w:lang w:val="fr-FR"/>
-        </w:rPr>
-        <w:t xml:space="preserve"> si nécessaire</w:t>
-      </w:r>
-      <w:r>
-        <w:rPr>
-          <w:bCs/>
-        </w:rPr>
-        <w:t> »</w:t>
-      </w:r>
-    </w:p>
-    <w:p>
-      <w:pPr>
-        <w:rPr>
-          <w:bCs/>
-        </w:rPr>
-      </w:pPr>
-      <w:r>
-        <w:rPr>
-          <w:bCs/>
-        </w:rPr>
-        <w:t xml:space="preserve">Puis les phrases : </w:t>
-      </w:r>
-    </w:p>
-    <w:p>
-      <w:pPr>
-        <w:rPr>
-          <w:b/>
-          <w:bCs/>
-          <w:lang w:val="fr-FR"/>
-        </w:rPr>
-      </w:pPr>
-      <w:r>
-        <w:rPr>
-          <w:bCs/>
-        </w:rPr>
-        <w:t>« </w:t>
-      </w:r>
-      <w:r>
-        <w:rPr>
-          <w:bCs/>
-        </w:rPr>
-        <w:t>Les</w:t>
-      </w:r>
-      <w:r>
-        <w:rPr>
-          <w:bCs/>
-        </w:rPr>
-        <w:t xml:space="preserve"> consignes impératives</w:t>
-      </w:r>
-      <w:r>
-        <w:rPr>
-          <w:bCs/>
-        </w:rPr>
-        <w:t xml:space="preserve"> pour cette session</w:t>
-      </w:r>
-      <w:r>
-        <w:rPr>
-          <w:bCs/>
-        </w:rPr>
-        <w:t>:</w:t>
-      </w:r>
-    </w:p>
-    <w:p>
-      <w:pPr>
-        <w:numPr>
-          <w:ilvl w:val="0"/>
-          <w:numId w:val="190"/>
-        </w:numPr>
-        <w:rPr>
-          <w:lang w:val="fr-FR"/>
-        </w:rPr>
-      </w:pPr>
-      <w:r>
-        <w:rPr>
-          <w:b/>
-          <w:bCs/>
-          <w:lang w:val="fr-FR"/>
-        </w:rPr>
-        <w:t>Une seule consigne à la fois</w:t>
-      </w:r>
-      <w:r>
-        <w:rPr>
-          <w:lang w:val="fr-FR"/>
-        </w:rPr>
-        <w:t>, détaillée et concise.</w:t>
-      </w:r>
-    </w:p>
-    <w:p>
-      <w:pPr>
-        <w:numPr>
-          <w:ilvl w:val="0"/>
-          <w:numId w:val="190"/>
-        </w:numPr>
-        <w:rPr>
-          <w:lang w:val="fr-FR"/>
-        </w:rPr>
-      </w:pPr>
-      <w:r>
-        <w:rPr>
-          <w:lang w:val="fr-FR"/>
-        </w:rPr>
-        <w:t xml:space="preserve">Je </w:t>
-      </w:r>
-      <w:r>
-        <w:rPr>
-          <w:b/>
-          <w:bCs/>
-          <w:lang w:val="fr-FR"/>
-        </w:rPr>
-        <w:t>décode le vocabulaire technique</w:t>
-      </w:r>
-      <w:r>
-        <w:rPr>
-          <w:lang w:val="fr-FR"/>
-        </w:rPr>
-        <w:t xml:space="preserve"> (</w:t>
-      </w:r>
-      <w:proofErr w:type="gramStart"/>
-      <w:r>
-        <w:rPr>
-          <w:lang w:val="fr-FR"/>
-        </w:rPr>
-        <w:t>non programmeur</w:t>
-      </w:r>
-      <w:proofErr w:type="gramEnd"/>
-      <w:r>
-        <w:rPr>
-          <w:lang w:val="fr-FR"/>
-        </w:rPr>
-        <w:t>).</w:t>
-      </w:r>
-    </w:p>
-    <w:p>
-      <w:pPr>
-        <w:numPr>
-          <w:ilvl w:val="0"/>
-          <w:numId w:val="190"/>
-        </w:numPr>
-        <w:rPr>
-          <w:lang w:val="fr-FR"/>
-        </w:rPr>
-      </w:pPr>
-      <w:r>
-        <w:rPr>
-          <w:lang w:val="fr-FR"/>
-        </w:rPr>
-        <w:t xml:space="preserve">À chaque consigne, j’indique </w:t>
-      </w:r>
-      <w:r>
-        <w:rPr>
-          <w:b/>
-          <w:bCs/>
-          <w:lang w:val="fr-FR"/>
-        </w:rPr>
-        <w:t>le nom de l’étape suivante</w:t>
-      </w:r>
-      <w:r>
-        <w:rPr>
-          <w:lang w:val="fr-FR"/>
-        </w:rPr>
-        <w:t xml:space="preserve"> (juste le nom, pas le détail).</w:t>
-      </w:r>
-      <w:r>
-        <w:rPr>
-          <w:lang w:val="fr-FR"/>
-        </w:rPr>
-        <w:t> »</w:t>
-      </w:r>
-    </w:p>
-    <w:p>
-      <w:pPr>
-        <w:rPr>
-          <w:b/>
-          <w:bCs/>
-          <w:lang w:val="fr-FR"/>
-        </w:rPr>
-      </w:pPr>
-      <w:r>
-        <w:rPr>
-          <w:b/>
-          <w:bCs/>
-          <w:lang w:val="fr-FR"/>
-        </w:rPr>
-        <w:t>1) But du projet</w:t>
-      </w:r>
-    </w:p>
-    <w:p>
-      <w:pPr>
-        <w:rPr>
-          <w:lang w:val="fr-FR"/>
-        </w:rPr>
-      </w:pPr>
-      <w:r>
-        <w:rPr>
-          <w:lang w:val="fr-FR"/>
-        </w:rPr>
-        <w:t xml:space="preserve">Créer un </w:t>
-      </w:r>
-      <w:r>
-        <w:rPr>
-          <w:b/>
-          <w:bCs/>
-          <w:lang w:val="fr-FR"/>
-        </w:rPr>
-        <w:t xml:space="preserve">logiciel expert </w:t>
-      </w:r>
-      <w:r>
-        <w:rPr>
-          <w:lang w:val="fr-FR"/>
-        </w:rPr>
-        <w:t xml:space="preserve">piloté par les données : questionnaires → calculs (r/K + génériques) → recommandations → </w:t>
-      </w:r>
-      <w:proofErr w:type="gramStart"/>
-      <w:r>
-        <w:rPr>
-          <w:lang w:val="fr-FR"/>
-        </w:rPr>
-        <w:t>e-mails</w:t>
-      </w:r>
-      <w:proofErr w:type="gramEnd"/>
-      <w:r>
-        <w:rPr>
-          <w:lang w:val="fr-FR"/>
-        </w:rPr>
-        <w:t xml:space="preserve"> + PDF multilingues → (paiement optionnel).</w:t>
-      </w:r>
-    </w:p>
-    <w:p>
-      <w:pPr>
-        <w:rPr>
-          <w:bCs/>
-        </w:rPr>
-      </w:pPr>
-      <w:r>
-        <w:rPr>
-          <w:bCs/>
-        </w:rPr>
-        <w:t xml:space="preserve">Autre remarque : </w:t>
-      </w:r>
-      <w:r>
-        <w:rPr>
-          <w:bCs/>
-        </w:rPr>
-        <w:t xml:space="preserve">liste </w:t>
-      </w:r>
-      <w:proofErr w:type="gramStart"/>
-      <w:r>
-        <w:rPr>
-          <w:bCs/>
-        </w:rPr>
-        <w:t xml:space="preserve">également  </w:t>
-      </w:r>
-      <w:r>
-        <w:rPr>
-          <w:bCs/>
-        </w:rPr>
-        <w:t>dans</w:t>
-      </w:r>
-      <w:proofErr w:type="gramEnd"/>
-      <w:r>
-        <w:rPr>
-          <w:bCs/>
-        </w:rPr>
-        <w:t xml:space="preserve"> ce document </w:t>
-      </w:r>
-      <w:r>
-        <w:rPr>
-          <w:bCs/>
-        </w:rPr>
-        <w:t xml:space="preserve">les modifications / </w:t>
-      </w:r>
-      <w:proofErr w:type="gramStart"/>
-      <w:r>
-        <w:rPr>
-          <w:bCs/>
-        </w:rPr>
-        <w:t>développements  futurs</w:t>
-      </w:r>
-      <w:proofErr w:type="gramEnd"/>
-      <w:r>
-        <w:rPr>
-          <w:bCs/>
-        </w:rPr>
-        <w:t xml:space="preserve">  dans le cadre du cahier des charges que nous faisons </w:t>
-      </w:r>
-      <w:proofErr w:type="gramStart"/>
-      <w:r>
-        <w:rPr>
-          <w:bCs/>
-        </w:rPr>
-        <w:t>évoluer  en</w:t>
-      </w:r>
-      <w:proofErr w:type="gramEnd"/>
-      <w:r>
-        <w:rPr>
-          <w:bCs/>
-        </w:rPr>
-        <w:t xml:space="preserve"> continu , de façon à </w:t>
-      </w:r>
-      <w:proofErr w:type="gramStart"/>
-      <w:r>
-        <w:rPr>
-          <w:bCs/>
-        </w:rPr>
-        <w:t>garder  également</w:t>
-      </w:r>
-      <w:proofErr w:type="gramEnd"/>
-      <w:r>
-        <w:rPr>
-          <w:bCs/>
-        </w:rPr>
-        <w:t xml:space="preserve">  le fil des </w:t>
-      </w:r>
-      <w:proofErr w:type="gramStart"/>
-      <w:r>
-        <w:rPr>
-          <w:bCs/>
-        </w:rPr>
-        <w:t>développements  à</w:t>
-      </w:r>
-      <w:proofErr w:type="gramEnd"/>
-      <w:r>
-        <w:rPr>
-          <w:bCs/>
-        </w:rPr>
-        <w:t xml:space="preserve"> long terme.</w:t>
-      </w:r>
-    </w:p>
+    <w:p/>
     <w:sectPr>
       <w:pgSz w:w="11906" w:h="16838"/>
       <w:pgMar w:top="1417" w:right="1417" w:bottom="1417" w:left="1417" w:header="709" w:footer="709" w:gutter="0"/>
@@ -5191,6 +4259,155 @@
     </w:lvl>
   </w:abstractNum>
   <w:abstractNum w:abstractNumId="20" w15:restartNumberingAfterBreak="0">
+    <w:nsid w:val="0E1A38E8"/>
+    <w:multiLevelType w:val="multilevel"/>
+    <w:tmpl w:val="DC4AC736"/>
+    <w:lvl w:ilvl="0">
+      <w:start w:val="1"/>
+      <w:numFmt w:val="bullet"/>
+      <w:lvlText w:val=""/>
+      <w:lvlJc w:val="left"/>
+      <w:pPr>
+        <w:tabs>
+          <w:tab w:val="num" w:pos="720"/>
+        </w:tabs>
+        <w:ind w:left="720" w:hanging="360"/>
+      </w:pPr>
+      <w:rPr>
+        <w:rFonts w:ascii="Symbol" w:hAnsi="Symbol" w:hint="default"/>
+        <w:sz w:val="20"/>
+      </w:rPr>
+    </w:lvl>
+    <w:lvl w:ilvl="1" w:tentative="1">
+      <w:start w:val="1"/>
+      <w:numFmt w:val="bullet"/>
+      <w:lvlText w:val="o"/>
+      <w:lvlJc w:val="left"/>
+      <w:pPr>
+        <w:tabs>
+          <w:tab w:val="num" w:pos="1440"/>
+        </w:tabs>
+        <w:ind w:left="1440" w:hanging="360"/>
+      </w:pPr>
+      <w:rPr>
+        <w:rFonts w:ascii="Courier New" w:hAnsi="Courier New" w:hint="default"/>
+        <w:sz w:val="20"/>
+      </w:rPr>
+    </w:lvl>
+    <w:lvl w:ilvl="2" w:tentative="1">
+      <w:start w:val="1"/>
+      <w:numFmt w:val="bullet"/>
+      <w:lvlText w:val=""/>
+      <w:lvlJc w:val="left"/>
+      <w:pPr>
+        <w:tabs>
+          <w:tab w:val="num" w:pos="2160"/>
+        </w:tabs>
+        <w:ind w:left="2160" w:hanging="360"/>
+      </w:pPr>
+      <w:rPr>
+        <w:rFonts w:ascii="Wingdings" w:hAnsi="Wingdings" w:hint="default"/>
+        <w:sz w:val="20"/>
+      </w:rPr>
+    </w:lvl>
+    <w:lvl w:ilvl="3" w:tentative="1">
+      <w:start w:val="1"/>
+      <w:numFmt w:val="bullet"/>
+      <w:lvlText w:val=""/>
+      <w:lvlJc w:val="left"/>
+      <w:pPr>
+        <w:tabs>
+          <w:tab w:val="num" w:pos="2880"/>
+        </w:tabs>
+        <w:ind w:left="2880" w:hanging="360"/>
+      </w:pPr>
+      <w:rPr>
+        <w:rFonts w:ascii="Wingdings" w:hAnsi="Wingdings" w:hint="default"/>
+        <w:sz w:val="20"/>
+      </w:rPr>
+    </w:lvl>
+    <w:lvl w:ilvl="4" w:tentative="1">
+      <w:start w:val="1"/>
+      <w:numFmt w:val="bullet"/>
+      <w:lvlText w:val=""/>
+      <w:lvlJc w:val="left"/>
+      <w:pPr>
+        <w:tabs>
+          <w:tab w:val="num" w:pos="3600"/>
+        </w:tabs>
+        <w:ind w:left="3600" w:hanging="360"/>
+      </w:pPr>
+      <w:rPr>
+        <w:rFonts w:ascii="Wingdings" w:hAnsi="Wingdings" w:hint="default"/>
+        <w:sz w:val="20"/>
+      </w:rPr>
+    </w:lvl>
+    <w:lvl w:ilvl="5" w:tentative="1">
+      <w:start w:val="1"/>
+      <w:numFmt w:val="bullet"/>
+      <w:lvlText w:val=""/>
+      <w:lvlJc w:val="left"/>
+      <w:pPr>
+        <w:tabs>
+          <w:tab w:val="num" w:pos="4320"/>
+        </w:tabs>
+        <w:ind w:left="4320" w:hanging="360"/>
+      </w:pPr>
+      <w:rPr>
+        <w:rFonts w:ascii="Wingdings" w:hAnsi="Wingdings" w:hint="default"/>
+        <w:sz w:val="20"/>
+      </w:rPr>
+    </w:lvl>
+    <w:lvl w:ilvl="6" w:tentative="1">
+      <w:start w:val="1"/>
+      <w:numFmt w:val="bullet"/>
+      <w:lvlText w:val=""/>
+      <w:lvlJc w:val="left"/>
+      <w:pPr>
+        <w:tabs>
+          <w:tab w:val="num" w:pos="5040"/>
+        </w:tabs>
+        <w:ind w:left="5040" w:hanging="360"/>
+      </w:pPr>
+      <w:rPr>
+        <w:rFonts w:ascii="Wingdings" w:hAnsi="Wingdings" w:hint="default"/>
+        <w:sz w:val="20"/>
+      </w:rPr>
+    </w:lvl>
+    <w:lvl w:ilvl="7" w:tentative="1">
+      <w:start w:val="1"/>
+      <w:numFmt w:val="bullet"/>
+      <w:lvlText w:val=""/>
+      <w:lvlJc w:val="left"/>
+      <w:pPr>
+        <w:tabs>
+          <w:tab w:val="num" w:pos="5760"/>
+        </w:tabs>
+        <w:ind w:left="5760" w:hanging="360"/>
+      </w:pPr>
+      <w:rPr>
+        <w:rFonts w:ascii="Wingdings" w:hAnsi="Wingdings" w:hint="default"/>
+        <w:sz w:val="20"/>
+      </w:rPr>
+    </w:lvl>
+    <w:lvl w:ilvl="8" w:tentative="1">
+      <w:start w:val="1"/>
+      <w:numFmt w:val="bullet"/>
+      <w:lvlText w:val=""/>
+      <w:lvlJc w:val="left"/>
+      <w:pPr>
+        <w:tabs>
+          <w:tab w:val="num" w:pos="6480"/>
+        </w:tabs>
+        <w:ind w:left="6480" w:hanging="360"/>
+      </w:pPr>
+      <w:rPr>
+        <w:rFonts w:ascii="Wingdings" w:hAnsi="Wingdings" w:hint="default"/>
+        <w:sz w:val="20"/>
+      </w:rPr>
+    </w:lvl>
+  </w:abstractNum>
+  <w:abstractNum w:abstractNumId="21" w15:restartNumberingAfterBreak="0">
     <w:nsid w:val="0E836E2B"/>
     <w:multiLevelType w:val="multilevel"/>
     <w:tmpl w:val="822C6EF0"/>
@@ -5339,7 +4556,7 @@
       </w:rPr>
     </w:lvl>
   </w:abstractNum>
-  <w:abstractNum w:abstractNumId="21" w15:restartNumberingAfterBreak="0">
+  <w:abstractNum w:abstractNumId="22" w15:restartNumberingAfterBreak="0">
     <w:nsid w:val="0EED5605"/>
     <w:multiLevelType w:val="multilevel"/>
     <w:tmpl w:val="84E60A7A"/>
@@ -5484,7 +4701,7 @@
       </w:rPr>
     </w:lvl>
   </w:abstractNum>
-  <w:abstractNum w:abstractNumId="22" w15:restartNumberingAfterBreak="0">
+  <w:abstractNum w:abstractNumId="23" w15:restartNumberingAfterBreak="0">
     <w:nsid w:val="10FA01BD"/>
     <w:multiLevelType w:val="multilevel"/>
     <w:tmpl w:val="C54A5062"/>
@@ -5633,7 +4850,7 @@
       </w:rPr>
     </w:lvl>
   </w:abstractNum>
-  <w:abstractNum w:abstractNumId="23" w15:restartNumberingAfterBreak="0">
+  <w:abstractNum w:abstractNumId="24" w15:restartNumberingAfterBreak="0">
     <w:nsid w:val="11924B02"/>
     <w:multiLevelType w:val="multilevel"/>
     <w:tmpl w:val="AF0833D6"/>
@@ -5782,7 +4999,7 @@
       </w:rPr>
     </w:lvl>
   </w:abstractNum>
-  <w:abstractNum w:abstractNumId="24" w15:restartNumberingAfterBreak="0">
+  <w:abstractNum w:abstractNumId="25" w15:restartNumberingAfterBreak="0">
     <w:nsid w:val="123E1A59"/>
     <w:multiLevelType w:val="multilevel"/>
     <w:tmpl w:val="E118F50E"/>
@@ -5931,7 +5148,7 @@
       </w:rPr>
     </w:lvl>
   </w:abstractNum>
-  <w:abstractNum w:abstractNumId="25" w15:restartNumberingAfterBreak="0">
+  <w:abstractNum w:abstractNumId="26" w15:restartNumberingAfterBreak="0">
     <w:nsid w:val="12420EA7"/>
     <w:multiLevelType w:val="multilevel"/>
     <w:tmpl w:val="A224C4E0"/>
@@ -6080,7 +5297,7 @@
       </w:rPr>
     </w:lvl>
   </w:abstractNum>
-  <w:abstractNum w:abstractNumId="26" w15:restartNumberingAfterBreak="0">
+  <w:abstractNum w:abstractNumId="27" w15:restartNumberingAfterBreak="0">
     <w:nsid w:val="15603496"/>
     <w:multiLevelType w:val="multilevel"/>
     <w:tmpl w:val="3D347110"/>
@@ -6229,7 +5446,7 @@
       </w:rPr>
     </w:lvl>
   </w:abstractNum>
-  <w:abstractNum w:abstractNumId="27" w15:restartNumberingAfterBreak="0">
+  <w:abstractNum w:abstractNumId="28" w15:restartNumberingAfterBreak="0">
     <w:nsid w:val="157849C5"/>
     <w:multiLevelType w:val="multilevel"/>
     <w:tmpl w:val="95160960"/>
@@ -6374,7 +5591,7 @@
       </w:rPr>
     </w:lvl>
   </w:abstractNum>
-  <w:abstractNum w:abstractNumId="28" w15:restartNumberingAfterBreak="0">
+  <w:abstractNum w:abstractNumId="29" w15:restartNumberingAfterBreak="0">
     <w:nsid w:val="15C424D4"/>
     <w:multiLevelType w:val="multilevel"/>
     <w:tmpl w:val="06180846"/>
@@ -6523,7 +5740,7 @@
       </w:rPr>
     </w:lvl>
   </w:abstractNum>
-  <w:abstractNum w:abstractNumId="29" w15:restartNumberingAfterBreak="0">
+  <w:abstractNum w:abstractNumId="30" w15:restartNumberingAfterBreak="0">
     <w:nsid w:val="168806AF"/>
     <w:multiLevelType w:val="multilevel"/>
     <w:tmpl w:val="4A4A6DD8"/>
@@ -6672,7 +5889,7 @@
       </w:rPr>
     </w:lvl>
   </w:abstractNum>
-  <w:abstractNum w:abstractNumId="30" w15:restartNumberingAfterBreak="0">
+  <w:abstractNum w:abstractNumId="31" w15:restartNumberingAfterBreak="0">
     <w:nsid w:val="173804A7"/>
     <w:multiLevelType w:val="multilevel"/>
     <w:tmpl w:val="33466072"/>
@@ -6789,7 +6006,7 @@
       </w:pPr>
     </w:lvl>
   </w:abstractNum>
-  <w:abstractNum w:abstractNumId="31" w15:restartNumberingAfterBreak="0">
+  <w:abstractNum w:abstractNumId="32" w15:restartNumberingAfterBreak="0">
     <w:nsid w:val="17CA4F60"/>
     <w:multiLevelType w:val="multilevel"/>
     <w:tmpl w:val="BC3AA624"/>
@@ -6938,7 +6155,7 @@
       </w:rPr>
     </w:lvl>
   </w:abstractNum>
-  <w:abstractNum w:abstractNumId="32" w15:restartNumberingAfterBreak="0">
+  <w:abstractNum w:abstractNumId="33" w15:restartNumberingAfterBreak="0">
     <w:nsid w:val="17F12882"/>
     <w:multiLevelType w:val="multilevel"/>
     <w:tmpl w:val="96FE2836"/>
@@ -7051,7 +6268,7 @@
       </w:pPr>
     </w:lvl>
   </w:abstractNum>
-  <w:abstractNum w:abstractNumId="33" w15:restartNumberingAfterBreak="0">
+  <w:abstractNum w:abstractNumId="34" w15:restartNumberingAfterBreak="0">
     <w:nsid w:val="185E08BF"/>
     <w:multiLevelType w:val="multilevel"/>
     <w:tmpl w:val="5F103C7E"/>
@@ -7200,7 +6417,7 @@
       </w:rPr>
     </w:lvl>
   </w:abstractNum>
-  <w:abstractNum w:abstractNumId="34" w15:restartNumberingAfterBreak="0">
+  <w:abstractNum w:abstractNumId="35" w15:restartNumberingAfterBreak="0">
     <w:nsid w:val="18651572"/>
     <w:multiLevelType w:val="multilevel"/>
     <w:tmpl w:val="B5CA9D30"/>
@@ -7317,7 +6534,7 @@
       </w:pPr>
     </w:lvl>
   </w:abstractNum>
-  <w:abstractNum w:abstractNumId="35" w15:restartNumberingAfterBreak="0">
+  <w:abstractNum w:abstractNumId="36" w15:restartNumberingAfterBreak="0">
     <w:nsid w:val="191875E5"/>
     <w:multiLevelType w:val="multilevel"/>
     <w:tmpl w:val="4EDCCAC0"/>
@@ -7466,7 +6683,7 @@
       </w:rPr>
     </w:lvl>
   </w:abstractNum>
-  <w:abstractNum w:abstractNumId="36" w15:restartNumberingAfterBreak="0">
+  <w:abstractNum w:abstractNumId="37" w15:restartNumberingAfterBreak="0">
     <w:nsid w:val="19E77997"/>
     <w:multiLevelType w:val="multilevel"/>
     <w:tmpl w:val="C91844F4"/>
@@ -7615,7 +6832,7 @@
       </w:rPr>
     </w:lvl>
   </w:abstractNum>
-  <w:abstractNum w:abstractNumId="37" w15:restartNumberingAfterBreak="0">
+  <w:abstractNum w:abstractNumId="38" w15:restartNumberingAfterBreak="0">
     <w:nsid w:val="1AA4323F"/>
     <w:multiLevelType w:val="multilevel"/>
     <w:tmpl w:val="CC58D4D4"/>
@@ -7764,7 +6981,7 @@
       </w:rPr>
     </w:lvl>
   </w:abstractNum>
-  <w:abstractNum w:abstractNumId="38" w15:restartNumberingAfterBreak="0">
+  <w:abstractNum w:abstractNumId="39" w15:restartNumberingAfterBreak="0">
     <w:nsid w:val="1B3167B2"/>
     <w:multiLevelType w:val="multilevel"/>
     <w:tmpl w:val="E7E26794"/>
@@ -7877,7 +7094,7 @@
       </w:pPr>
     </w:lvl>
   </w:abstractNum>
-  <w:abstractNum w:abstractNumId="39" w15:restartNumberingAfterBreak="0">
+  <w:abstractNum w:abstractNumId="40" w15:restartNumberingAfterBreak="0">
     <w:nsid w:val="1B99755A"/>
     <w:multiLevelType w:val="multilevel"/>
     <w:tmpl w:val="89FE580E"/>
@@ -8022,7 +7239,7 @@
       </w:rPr>
     </w:lvl>
   </w:abstractNum>
-  <w:abstractNum w:abstractNumId="40" w15:restartNumberingAfterBreak="0">
+  <w:abstractNum w:abstractNumId="41" w15:restartNumberingAfterBreak="0">
     <w:nsid w:val="1CAA589A"/>
     <w:multiLevelType w:val="multilevel"/>
     <w:tmpl w:val="CE5E86F0"/>
@@ -8171,7 +7388,7 @@
       </w:rPr>
     </w:lvl>
   </w:abstractNum>
-  <w:abstractNum w:abstractNumId="41" w15:restartNumberingAfterBreak="0">
+  <w:abstractNum w:abstractNumId="42" w15:restartNumberingAfterBreak="0">
     <w:nsid w:val="1E0E24A4"/>
     <w:multiLevelType w:val="multilevel"/>
     <w:tmpl w:val="A13C266E"/>
@@ -8320,7 +7537,7 @@
       </w:rPr>
     </w:lvl>
   </w:abstractNum>
-  <w:abstractNum w:abstractNumId="42" w15:restartNumberingAfterBreak="0">
+  <w:abstractNum w:abstractNumId="43" w15:restartNumberingAfterBreak="0">
     <w:nsid w:val="1F385A51"/>
     <w:multiLevelType w:val="multilevel"/>
     <w:tmpl w:val="60481A0A"/>
@@ -8469,7 +7686,7 @@
       </w:rPr>
     </w:lvl>
   </w:abstractNum>
-  <w:abstractNum w:abstractNumId="43" w15:restartNumberingAfterBreak="0">
+  <w:abstractNum w:abstractNumId="44" w15:restartNumberingAfterBreak="0">
     <w:nsid w:val="1F583C84"/>
     <w:multiLevelType w:val="multilevel"/>
     <w:tmpl w:val="C40A3056"/>
@@ -8618,7 +7835,7 @@
       </w:rPr>
     </w:lvl>
   </w:abstractNum>
-  <w:abstractNum w:abstractNumId="44" w15:restartNumberingAfterBreak="0">
+  <w:abstractNum w:abstractNumId="45" w15:restartNumberingAfterBreak="0">
     <w:nsid w:val="20591B3C"/>
     <w:multiLevelType w:val="multilevel"/>
     <w:tmpl w:val="2480B1BE"/>
@@ -8767,7 +7984,7 @@
       </w:rPr>
     </w:lvl>
   </w:abstractNum>
-  <w:abstractNum w:abstractNumId="45" w15:restartNumberingAfterBreak="0">
+  <w:abstractNum w:abstractNumId="46" w15:restartNumberingAfterBreak="0">
     <w:nsid w:val="213349DB"/>
     <w:multiLevelType w:val="multilevel"/>
     <w:tmpl w:val="4AFC3B32"/>
@@ -8916,7 +8133,7 @@
       </w:rPr>
     </w:lvl>
   </w:abstractNum>
-  <w:abstractNum w:abstractNumId="46" w15:restartNumberingAfterBreak="0">
+  <w:abstractNum w:abstractNumId="47" w15:restartNumberingAfterBreak="0">
     <w:nsid w:val="217F43C1"/>
     <w:multiLevelType w:val="multilevel"/>
     <w:tmpl w:val="F0220F10"/>
@@ -9029,7 +8246,7 @@
       </w:pPr>
     </w:lvl>
   </w:abstractNum>
-  <w:abstractNum w:abstractNumId="47" w15:restartNumberingAfterBreak="0">
+  <w:abstractNum w:abstractNumId="48" w15:restartNumberingAfterBreak="0">
     <w:nsid w:val="2192120E"/>
     <w:multiLevelType w:val="multilevel"/>
     <w:tmpl w:val="BD4C9456"/>
@@ -9178,7 +8395,7 @@
       </w:rPr>
     </w:lvl>
   </w:abstractNum>
-  <w:abstractNum w:abstractNumId="48" w15:restartNumberingAfterBreak="0">
+  <w:abstractNum w:abstractNumId="49" w15:restartNumberingAfterBreak="0">
     <w:nsid w:val="22AA0F8A"/>
     <w:multiLevelType w:val="multilevel"/>
     <w:tmpl w:val="92BCA216"/>
@@ -9291,7 +8508,7 @@
       </w:pPr>
     </w:lvl>
   </w:abstractNum>
-  <w:abstractNum w:abstractNumId="49" w15:restartNumberingAfterBreak="0">
+  <w:abstractNum w:abstractNumId="50" w15:restartNumberingAfterBreak="0">
     <w:nsid w:val="22B52B00"/>
     <w:multiLevelType w:val="multilevel"/>
     <w:tmpl w:val="9E767F18"/>
@@ -9440,7 +8657,7 @@
       </w:rPr>
     </w:lvl>
   </w:abstractNum>
-  <w:abstractNum w:abstractNumId="50" w15:restartNumberingAfterBreak="0">
+  <w:abstractNum w:abstractNumId="51" w15:restartNumberingAfterBreak="0">
     <w:nsid w:val="22DC7E5C"/>
     <w:multiLevelType w:val="multilevel"/>
     <w:tmpl w:val="A27E455A"/>
@@ -9589,7 +8806,7 @@
       </w:rPr>
     </w:lvl>
   </w:abstractNum>
-  <w:abstractNum w:abstractNumId="51" w15:restartNumberingAfterBreak="0">
+  <w:abstractNum w:abstractNumId="52" w15:restartNumberingAfterBreak="0">
     <w:nsid w:val="249F1718"/>
     <w:multiLevelType w:val="multilevel"/>
     <w:tmpl w:val="6DF81AA2"/>
@@ -9734,7 +8951,7 @@
       </w:rPr>
     </w:lvl>
   </w:abstractNum>
-  <w:abstractNum w:abstractNumId="52" w15:restartNumberingAfterBreak="0">
+  <w:abstractNum w:abstractNumId="53" w15:restartNumberingAfterBreak="0">
     <w:nsid w:val="26954AD8"/>
     <w:multiLevelType w:val="multilevel"/>
     <w:tmpl w:val="0966F958"/>
@@ -9883,7 +9100,7 @@
       </w:rPr>
     </w:lvl>
   </w:abstractNum>
-  <w:abstractNum w:abstractNumId="53" w15:restartNumberingAfterBreak="0">
+  <w:abstractNum w:abstractNumId="54" w15:restartNumberingAfterBreak="0">
     <w:nsid w:val="26E90392"/>
     <w:multiLevelType w:val="multilevel"/>
     <w:tmpl w:val="66205C80"/>
@@ -10032,7 +9249,7 @@
       </w:rPr>
     </w:lvl>
   </w:abstractNum>
-  <w:abstractNum w:abstractNumId="54" w15:restartNumberingAfterBreak="0">
+  <w:abstractNum w:abstractNumId="55" w15:restartNumberingAfterBreak="0">
     <w:nsid w:val="2702256E"/>
     <w:multiLevelType w:val="multilevel"/>
     <w:tmpl w:val="5ED8DE04"/>
@@ -10181,7 +9398,7 @@
       </w:rPr>
     </w:lvl>
   </w:abstractNum>
-  <w:abstractNum w:abstractNumId="55" w15:restartNumberingAfterBreak="0">
+  <w:abstractNum w:abstractNumId="56" w15:restartNumberingAfterBreak="0">
     <w:nsid w:val="270A60B9"/>
     <w:multiLevelType w:val="multilevel"/>
     <w:tmpl w:val="A7D650BA"/>
@@ -10330,7 +9547,7 @@
       </w:rPr>
     </w:lvl>
   </w:abstractNum>
-  <w:abstractNum w:abstractNumId="56" w15:restartNumberingAfterBreak="0">
+  <w:abstractNum w:abstractNumId="57" w15:restartNumberingAfterBreak="0">
     <w:nsid w:val="27B632EE"/>
     <w:multiLevelType w:val="multilevel"/>
     <w:tmpl w:val="0ABA00CC"/>
@@ -10479,7 +9696,7 @@
       </w:rPr>
     </w:lvl>
   </w:abstractNum>
-  <w:abstractNum w:abstractNumId="57" w15:restartNumberingAfterBreak="0">
+  <w:abstractNum w:abstractNumId="58" w15:restartNumberingAfterBreak="0">
     <w:nsid w:val="28015C85"/>
     <w:multiLevelType w:val="multilevel"/>
     <w:tmpl w:val="28CA1692"/>
@@ -10628,7 +9845,7 @@
       </w:rPr>
     </w:lvl>
   </w:abstractNum>
-  <w:abstractNum w:abstractNumId="58" w15:restartNumberingAfterBreak="0">
+  <w:abstractNum w:abstractNumId="59" w15:restartNumberingAfterBreak="0">
     <w:nsid w:val="28866A3A"/>
     <w:multiLevelType w:val="multilevel"/>
     <w:tmpl w:val="11428D32"/>
@@ -10777,7 +9994,7 @@
       </w:rPr>
     </w:lvl>
   </w:abstractNum>
-  <w:abstractNum w:abstractNumId="59" w15:restartNumberingAfterBreak="0">
+  <w:abstractNum w:abstractNumId="60" w15:restartNumberingAfterBreak="0">
     <w:nsid w:val="28BE4CAB"/>
     <w:multiLevelType w:val="multilevel"/>
     <w:tmpl w:val="DF02D368"/>
@@ -10926,7 +10143,7 @@
       </w:rPr>
     </w:lvl>
   </w:abstractNum>
-  <w:abstractNum w:abstractNumId="60" w15:restartNumberingAfterBreak="0">
+  <w:abstractNum w:abstractNumId="61" w15:restartNumberingAfterBreak="0">
     <w:nsid w:val="292076CC"/>
     <w:multiLevelType w:val="multilevel"/>
     <w:tmpl w:val="7EEED64C"/>
@@ -11075,7 +10292,7 @@
       </w:rPr>
     </w:lvl>
   </w:abstractNum>
-  <w:abstractNum w:abstractNumId="61" w15:restartNumberingAfterBreak="0">
+  <w:abstractNum w:abstractNumId="62" w15:restartNumberingAfterBreak="0">
     <w:nsid w:val="2A3905BD"/>
     <w:multiLevelType w:val="multilevel"/>
     <w:tmpl w:val="A1EEA2CC"/>
@@ -11224,7 +10441,7 @@
       </w:rPr>
     </w:lvl>
   </w:abstractNum>
-  <w:abstractNum w:abstractNumId="62" w15:restartNumberingAfterBreak="0">
+  <w:abstractNum w:abstractNumId="63" w15:restartNumberingAfterBreak="0">
     <w:nsid w:val="2A9E24BA"/>
     <w:multiLevelType w:val="multilevel"/>
     <w:tmpl w:val="729EA764"/>
@@ -11373,7 +10590,7 @@
       </w:rPr>
     </w:lvl>
   </w:abstractNum>
-  <w:abstractNum w:abstractNumId="63" w15:restartNumberingAfterBreak="0">
+  <w:abstractNum w:abstractNumId="64" w15:restartNumberingAfterBreak="0">
     <w:nsid w:val="2B2E4184"/>
     <w:multiLevelType w:val="multilevel"/>
     <w:tmpl w:val="470AD3F0"/>
@@ -11522,7 +10739,7 @@
       </w:rPr>
     </w:lvl>
   </w:abstractNum>
-  <w:abstractNum w:abstractNumId="64" w15:restartNumberingAfterBreak="0">
+  <w:abstractNum w:abstractNumId="65" w15:restartNumberingAfterBreak="0">
     <w:nsid w:val="2C2125DE"/>
     <w:multiLevelType w:val="multilevel"/>
     <w:tmpl w:val="F886C714"/>
@@ -11671,7 +10888,7 @@
       </w:rPr>
     </w:lvl>
   </w:abstractNum>
-  <w:abstractNum w:abstractNumId="65" w15:restartNumberingAfterBreak="0">
+  <w:abstractNum w:abstractNumId="66" w15:restartNumberingAfterBreak="0">
     <w:nsid w:val="2CC40C91"/>
     <w:multiLevelType w:val="multilevel"/>
     <w:tmpl w:val="9FE25356"/>
@@ -11820,7 +11037,7 @@
       </w:rPr>
     </w:lvl>
   </w:abstractNum>
-  <w:abstractNum w:abstractNumId="66" w15:restartNumberingAfterBreak="0">
+  <w:abstractNum w:abstractNumId="67" w15:restartNumberingAfterBreak="0">
     <w:nsid w:val="2DB07F50"/>
     <w:multiLevelType w:val="multilevel"/>
     <w:tmpl w:val="F1F6F5A2"/>
@@ -11969,7 +11186,7 @@
       </w:rPr>
     </w:lvl>
   </w:abstractNum>
-  <w:abstractNum w:abstractNumId="67" w15:restartNumberingAfterBreak="0">
+  <w:abstractNum w:abstractNumId="68" w15:restartNumberingAfterBreak="0">
     <w:nsid w:val="2EBD33C3"/>
     <w:multiLevelType w:val="multilevel"/>
     <w:tmpl w:val="D6F041C2"/>
@@ -12118,7 +11335,7 @@
       </w:rPr>
     </w:lvl>
   </w:abstractNum>
-  <w:abstractNum w:abstractNumId="68" w15:restartNumberingAfterBreak="0">
+  <w:abstractNum w:abstractNumId="69" w15:restartNumberingAfterBreak="0">
     <w:nsid w:val="2ED55960"/>
     <w:multiLevelType w:val="multilevel"/>
     <w:tmpl w:val="E7986F3A"/>
@@ -12267,7 +11484,7 @@
       </w:rPr>
     </w:lvl>
   </w:abstractNum>
-  <w:abstractNum w:abstractNumId="69" w15:restartNumberingAfterBreak="0">
+  <w:abstractNum w:abstractNumId="70" w15:restartNumberingAfterBreak="0">
     <w:nsid w:val="2ED97E26"/>
     <w:multiLevelType w:val="multilevel"/>
     <w:tmpl w:val="726C21FE"/>
@@ -12416,7 +11633,7 @@
       </w:rPr>
     </w:lvl>
   </w:abstractNum>
-  <w:abstractNum w:abstractNumId="70" w15:restartNumberingAfterBreak="0">
+  <w:abstractNum w:abstractNumId="71" w15:restartNumberingAfterBreak="0">
     <w:nsid w:val="2F9F2444"/>
     <w:multiLevelType w:val="multilevel"/>
     <w:tmpl w:val="E9981658"/>
@@ -12565,7 +11782,7 @@
       </w:rPr>
     </w:lvl>
   </w:abstractNum>
-  <w:abstractNum w:abstractNumId="71" w15:restartNumberingAfterBreak="0">
+  <w:abstractNum w:abstractNumId="72" w15:restartNumberingAfterBreak="0">
     <w:nsid w:val="3017299F"/>
     <w:multiLevelType w:val="multilevel"/>
     <w:tmpl w:val="FB8AA79C"/>
@@ -12714,7 +11931,7 @@
       </w:rPr>
     </w:lvl>
   </w:abstractNum>
-  <w:abstractNum w:abstractNumId="72" w15:restartNumberingAfterBreak="0">
+  <w:abstractNum w:abstractNumId="73" w15:restartNumberingAfterBreak="0">
     <w:nsid w:val="33103D87"/>
     <w:multiLevelType w:val="multilevel"/>
     <w:tmpl w:val="31E8D8B2"/>
@@ -12859,7 +12076,7 @@
       </w:rPr>
     </w:lvl>
   </w:abstractNum>
-  <w:abstractNum w:abstractNumId="73" w15:restartNumberingAfterBreak="0">
+  <w:abstractNum w:abstractNumId="74" w15:restartNumberingAfterBreak="0">
     <w:nsid w:val="33160BE5"/>
     <w:multiLevelType w:val="multilevel"/>
     <w:tmpl w:val="1E563DE2"/>
@@ -13008,7 +12225,7 @@
       </w:rPr>
     </w:lvl>
   </w:abstractNum>
-  <w:abstractNum w:abstractNumId="74" w15:restartNumberingAfterBreak="0">
+  <w:abstractNum w:abstractNumId="75" w15:restartNumberingAfterBreak="0">
     <w:nsid w:val="3588655B"/>
     <w:multiLevelType w:val="multilevel"/>
     <w:tmpl w:val="2B1ADC76"/>
@@ -13157,7 +12374,7 @@
       </w:rPr>
     </w:lvl>
   </w:abstractNum>
-  <w:abstractNum w:abstractNumId="75" w15:restartNumberingAfterBreak="0">
+  <w:abstractNum w:abstractNumId="76" w15:restartNumberingAfterBreak="0">
     <w:nsid w:val="35CC1611"/>
     <w:multiLevelType w:val="multilevel"/>
     <w:tmpl w:val="611278F0"/>
@@ -13306,7 +12523,7 @@
       </w:rPr>
     </w:lvl>
   </w:abstractNum>
-  <w:abstractNum w:abstractNumId="76" w15:restartNumberingAfterBreak="0">
+  <w:abstractNum w:abstractNumId="77" w15:restartNumberingAfterBreak="0">
     <w:nsid w:val="366A30C8"/>
     <w:multiLevelType w:val="multilevel"/>
     <w:tmpl w:val="5DB67266"/>
@@ -13455,7 +12672,7 @@
       </w:rPr>
     </w:lvl>
   </w:abstractNum>
-  <w:abstractNum w:abstractNumId="77" w15:restartNumberingAfterBreak="0">
+  <w:abstractNum w:abstractNumId="78" w15:restartNumberingAfterBreak="0">
     <w:nsid w:val="36B6333C"/>
     <w:multiLevelType w:val="multilevel"/>
     <w:tmpl w:val="741E1D6E"/>
@@ -13600,7 +12817,7 @@
       </w:rPr>
     </w:lvl>
   </w:abstractNum>
-  <w:abstractNum w:abstractNumId="78" w15:restartNumberingAfterBreak="0">
+  <w:abstractNum w:abstractNumId="79" w15:restartNumberingAfterBreak="0">
     <w:nsid w:val="36DA0BDE"/>
     <w:multiLevelType w:val="hybridMultilevel"/>
     <w:tmpl w:val="DDFA8490"/>
@@ -13745,7 +12962,7 @@
       </w:rPr>
     </w:lvl>
   </w:abstractNum>
-  <w:abstractNum w:abstractNumId="79" w15:restartNumberingAfterBreak="0">
+  <w:abstractNum w:abstractNumId="80" w15:restartNumberingAfterBreak="0">
     <w:nsid w:val="37654CAB"/>
     <w:multiLevelType w:val="multilevel"/>
     <w:tmpl w:val="1584B172"/>
@@ -13894,7 +13111,7 @@
       </w:rPr>
     </w:lvl>
   </w:abstractNum>
-  <w:abstractNum w:abstractNumId="80" w15:restartNumberingAfterBreak="0">
+  <w:abstractNum w:abstractNumId="81" w15:restartNumberingAfterBreak="0">
     <w:nsid w:val="379F15A2"/>
     <w:multiLevelType w:val="multilevel"/>
     <w:tmpl w:val="449C8CB6"/>
@@ -14043,7 +13260,7 @@
       </w:rPr>
     </w:lvl>
   </w:abstractNum>
-  <w:abstractNum w:abstractNumId="81" w15:restartNumberingAfterBreak="0">
+  <w:abstractNum w:abstractNumId="82" w15:restartNumberingAfterBreak="0">
     <w:nsid w:val="37D80CF6"/>
     <w:multiLevelType w:val="multilevel"/>
     <w:tmpl w:val="C9AA1A40"/>
@@ -14188,7 +13405,7 @@
       </w:rPr>
     </w:lvl>
   </w:abstractNum>
-  <w:abstractNum w:abstractNumId="82" w15:restartNumberingAfterBreak="0">
+  <w:abstractNum w:abstractNumId="83" w15:restartNumberingAfterBreak="0">
     <w:nsid w:val="38531077"/>
     <w:multiLevelType w:val="multilevel"/>
     <w:tmpl w:val="93280230"/>
@@ -14337,7 +13554,7 @@
       </w:rPr>
     </w:lvl>
   </w:abstractNum>
-  <w:abstractNum w:abstractNumId="83" w15:restartNumberingAfterBreak="0">
+  <w:abstractNum w:abstractNumId="84" w15:restartNumberingAfterBreak="0">
     <w:nsid w:val="387D5936"/>
     <w:multiLevelType w:val="multilevel"/>
     <w:tmpl w:val="4D981682"/>
@@ -14486,7 +13703,7 @@
       </w:rPr>
     </w:lvl>
   </w:abstractNum>
-  <w:abstractNum w:abstractNumId="84" w15:restartNumberingAfterBreak="0">
+  <w:abstractNum w:abstractNumId="85" w15:restartNumberingAfterBreak="0">
     <w:nsid w:val="39193EB1"/>
     <w:multiLevelType w:val="multilevel"/>
     <w:tmpl w:val="9F923DEC"/>
@@ -14603,7 +13820,7 @@
       </w:pPr>
     </w:lvl>
   </w:abstractNum>
-  <w:abstractNum w:abstractNumId="85" w15:restartNumberingAfterBreak="0">
+  <w:abstractNum w:abstractNumId="86" w15:restartNumberingAfterBreak="0">
     <w:nsid w:val="3AD4294B"/>
     <w:multiLevelType w:val="multilevel"/>
     <w:tmpl w:val="95C89338"/>
@@ -14752,7 +13969,7 @@
       </w:rPr>
     </w:lvl>
   </w:abstractNum>
-  <w:abstractNum w:abstractNumId="86" w15:restartNumberingAfterBreak="0">
+  <w:abstractNum w:abstractNumId="87" w15:restartNumberingAfterBreak="0">
     <w:nsid w:val="3C345603"/>
     <w:multiLevelType w:val="multilevel"/>
     <w:tmpl w:val="F6DC0098"/>
@@ -14901,7 +14118,7 @@
       </w:rPr>
     </w:lvl>
   </w:abstractNum>
-  <w:abstractNum w:abstractNumId="87" w15:restartNumberingAfterBreak="0">
+  <w:abstractNum w:abstractNumId="88" w15:restartNumberingAfterBreak="0">
     <w:nsid w:val="3C6E7D9A"/>
     <w:multiLevelType w:val="multilevel"/>
     <w:tmpl w:val="B9F6A162"/>
@@ -15050,7 +14267,7 @@
       </w:rPr>
     </w:lvl>
   </w:abstractNum>
-  <w:abstractNum w:abstractNumId="88" w15:restartNumberingAfterBreak="0">
+  <w:abstractNum w:abstractNumId="89" w15:restartNumberingAfterBreak="0">
     <w:nsid w:val="3D4705C9"/>
     <w:multiLevelType w:val="multilevel"/>
     <w:tmpl w:val="3DFAEFD0"/>
@@ -15163,7 +14380,7 @@
       </w:pPr>
     </w:lvl>
   </w:abstractNum>
-  <w:abstractNum w:abstractNumId="89" w15:restartNumberingAfterBreak="0">
+  <w:abstractNum w:abstractNumId="90" w15:restartNumberingAfterBreak="0">
     <w:nsid w:val="3D873083"/>
     <w:multiLevelType w:val="multilevel"/>
     <w:tmpl w:val="B09A8370"/>
@@ -15312,7 +14529,7 @@
       </w:rPr>
     </w:lvl>
   </w:abstractNum>
-  <w:abstractNum w:abstractNumId="90" w15:restartNumberingAfterBreak="0">
+  <w:abstractNum w:abstractNumId="91" w15:restartNumberingAfterBreak="0">
     <w:nsid w:val="3E1E3D22"/>
     <w:multiLevelType w:val="multilevel"/>
     <w:tmpl w:val="F508EE1A"/>
@@ -15457,7 +14674,7 @@
       </w:rPr>
     </w:lvl>
   </w:abstractNum>
-  <w:abstractNum w:abstractNumId="91" w15:restartNumberingAfterBreak="0">
+  <w:abstractNum w:abstractNumId="92" w15:restartNumberingAfterBreak="0">
     <w:nsid w:val="3E6D23BE"/>
     <w:multiLevelType w:val="multilevel"/>
     <w:tmpl w:val="F46A4AB6"/>
@@ -15606,7 +14823,7 @@
       </w:rPr>
     </w:lvl>
   </w:abstractNum>
-  <w:abstractNum w:abstractNumId="92" w15:restartNumberingAfterBreak="0">
+  <w:abstractNum w:abstractNumId="93" w15:restartNumberingAfterBreak="0">
     <w:nsid w:val="3F6429EF"/>
     <w:multiLevelType w:val="multilevel"/>
     <w:tmpl w:val="EE7A53EA"/>
@@ -15755,7 +14972,7 @@
       </w:rPr>
     </w:lvl>
   </w:abstractNum>
-  <w:abstractNum w:abstractNumId="93" w15:restartNumberingAfterBreak="0">
+  <w:abstractNum w:abstractNumId="94" w15:restartNumberingAfterBreak="0">
     <w:nsid w:val="3F6B35F9"/>
     <w:multiLevelType w:val="multilevel"/>
     <w:tmpl w:val="B17A18D8"/>
@@ -15904,7 +15121,7 @@
       </w:rPr>
     </w:lvl>
   </w:abstractNum>
-  <w:abstractNum w:abstractNumId="94" w15:restartNumberingAfterBreak="0">
+  <w:abstractNum w:abstractNumId="95" w15:restartNumberingAfterBreak="0">
     <w:nsid w:val="404A1DDB"/>
     <w:multiLevelType w:val="multilevel"/>
     <w:tmpl w:val="1372450C"/>
@@ -16053,7 +15270,7 @@
       </w:rPr>
     </w:lvl>
   </w:abstractNum>
-  <w:abstractNum w:abstractNumId="95" w15:restartNumberingAfterBreak="0">
+  <w:abstractNum w:abstractNumId="96" w15:restartNumberingAfterBreak="0">
     <w:nsid w:val="43A431A6"/>
     <w:multiLevelType w:val="multilevel"/>
     <w:tmpl w:val="B7C4494E"/>
@@ -16202,7 +15419,7 @@
       </w:rPr>
     </w:lvl>
   </w:abstractNum>
-  <w:abstractNum w:abstractNumId="96" w15:restartNumberingAfterBreak="0">
+  <w:abstractNum w:abstractNumId="97" w15:restartNumberingAfterBreak="0">
     <w:nsid w:val="444D1127"/>
     <w:multiLevelType w:val="multilevel"/>
     <w:tmpl w:val="7BB40AD4"/>
@@ -16347,7 +15564,7 @@
       </w:rPr>
     </w:lvl>
   </w:abstractNum>
-  <w:abstractNum w:abstractNumId="97" w15:restartNumberingAfterBreak="0">
+  <w:abstractNum w:abstractNumId="98" w15:restartNumberingAfterBreak="0">
     <w:nsid w:val="448720CB"/>
     <w:multiLevelType w:val="multilevel"/>
     <w:tmpl w:val="8AA67A0A"/>
@@ -16496,7 +15713,7 @@
       </w:rPr>
     </w:lvl>
   </w:abstractNum>
-  <w:abstractNum w:abstractNumId="98" w15:restartNumberingAfterBreak="0">
+  <w:abstractNum w:abstractNumId="99" w15:restartNumberingAfterBreak="0">
     <w:nsid w:val="457010D0"/>
     <w:multiLevelType w:val="multilevel"/>
     <w:tmpl w:val="7D8029F2"/>
@@ -16645,7 +15862,7 @@
       </w:rPr>
     </w:lvl>
   </w:abstractNum>
-  <w:abstractNum w:abstractNumId="99" w15:restartNumberingAfterBreak="0">
+  <w:abstractNum w:abstractNumId="100" w15:restartNumberingAfterBreak="0">
     <w:nsid w:val="45DD61A9"/>
     <w:multiLevelType w:val="multilevel"/>
     <w:tmpl w:val="B886828E"/>
@@ -16762,7 +15979,7 @@
       </w:pPr>
     </w:lvl>
   </w:abstractNum>
-  <w:abstractNum w:abstractNumId="100" w15:restartNumberingAfterBreak="0">
+  <w:abstractNum w:abstractNumId="101" w15:restartNumberingAfterBreak="0">
     <w:nsid w:val="464F19D3"/>
     <w:multiLevelType w:val="multilevel"/>
     <w:tmpl w:val="BC323D78"/>
@@ -16911,7 +16128,7 @@
       </w:rPr>
     </w:lvl>
   </w:abstractNum>
-  <w:abstractNum w:abstractNumId="101" w15:restartNumberingAfterBreak="0">
+  <w:abstractNum w:abstractNumId="102" w15:restartNumberingAfterBreak="0">
     <w:nsid w:val="46F27205"/>
     <w:multiLevelType w:val="multilevel"/>
     <w:tmpl w:val="0AFCE1BC"/>
@@ -17060,7 +16277,7 @@
       </w:rPr>
     </w:lvl>
   </w:abstractNum>
-  <w:abstractNum w:abstractNumId="102" w15:restartNumberingAfterBreak="0">
+  <w:abstractNum w:abstractNumId="103" w15:restartNumberingAfterBreak="0">
     <w:nsid w:val="47832412"/>
     <w:multiLevelType w:val="multilevel"/>
     <w:tmpl w:val="F3943DF8"/>
@@ -17173,7 +16390,7 @@
       </w:pPr>
     </w:lvl>
   </w:abstractNum>
-  <w:abstractNum w:abstractNumId="103" w15:restartNumberingAfterBreak="0">
+  <w:abstractNum w:abstractNumId="104" w15:restartNumberingAfterBreak="0">
     <w:nsid w:val="480D5336"/>
     <w:multiLevelType w:val="multilevel"/>
     <w:tmpl w:val="18B66C58"/>
@@ -17322,7 +16539,7 @@
       </w:rPr>
     </w:lvl>
   </w:abstractNum>
-  <w:abstractNum w:abstractNumId="104" w15:restartNumberingAfterBreak="0">
+  <w:abstractNum w:abstractNumId="105" w15:restartNumberingAfterBreak="0">
     <w:nsid w:val="48DF4AE5"/>
     <w:multiLevelType w:val="multilevel"/>
     <w:tmpl w:val="D2ACBF36"/>
@@ -17467,7 +16684,7 @@
       </w:rPr>
     </w:lvl>
   </w:abstractNum>
-  <w:abstractNum w:abstractNumId="105" w15:restartNumberingAfterBreak="0">
+  <w:abstractNum w:abstractNumId="106" w15:restartNumberingAfterBreak="0">
     <w:nsid w:val="49674015"/>
     <w:multiLevelType w:val="multilevel"/>
     <w:tmpl w:val="5CDA808A"/>
@@ -17616,7 +16833,7 @@
       </w:rPr>
     </w:lvl>
   </w:abstractNum>
-  <w:abstractNum w:abstractNumId="106" w15:restartNumberingAfterBreak="0">
+  <w:abstractNum w:abstractNumId="107" w15:restartNumberingAfterBreak="0">
     <w:nsid w:val="4C4C44DB"/>
     <w:multiLevelType w:val="multilevel"/>
     <w:tmpl w:val="A2B6B3AC"/>
@@ -17765,7 +16982,7 @@
       </w:rPr>
     </w:lvl>
   </w:abstractNum>
-  <w:abstractNum w:abstractNumId="107" w15:restartNumberingAfterBreak="0">
+  <w:abstractNum w:abstractNumId="108" w15:restartNumberingAfterBreak="0">
     <w:nsid w:val="4CF45F14"/>
     <w:multiLevelType w:val="multilevel"/>
     <w:tmpl w:val="8E8888EA"/>
@@ -17914,7 +17131,7 @@
       </w:rPr>
     </w:lvl>
   </w:abstractNum>
-  <w:abstractNum w:abstractNumId="108" w15:restartNumberingAfterBreak="0">
+  <w:abstractNum w:abstractNumId="109" w15:restartNumberingAfterBreak="0">
     <w:nsid w:val="4D062C1F"/>
     <w:multiLevelType w:val="multilevel"/>
     <w:tmpl w:val="A726E1D8"/>
@@ -18059,7 +17276,7 @@
       </w:rPr>
     </w:lvl>
   </w:abstractNum>
-  <w:abstractNum w:abstractNumId="109" w15:restartNumberingAfterBreak="0">
+  <w:abstractNum w:abstractNumId="110" w15:restartNumberingAfterBreak="0">
     <w:nsid w:val="4D6B4459"/>
     <w:multiLevelType w:val="multilevel"/>
     <w:tmpl w:val="990C0B00"/>
@@ -18208,7 +17425,7 @@
       </w:rPr>
     </w:lvl>
   </w:abstractNum>
-  <w:abstractNum w:abstractNumId="110" w15:restartNumberingAfterBreak="0">
+  <w:abstractNum w:abstractNumId="111" w15:restartNumberingAfterBreak="0">
     <w:nsid w:val="4DE1672B"/>
     <w:multiLevelType w:val="multilevel"/>
     <w:tmpl w:val="4E9E83CA"/>
@@ -18357,7 +17574,7 @@
       </w:rPr>
     </w:lvl>
   </w:abstractNum>
-  <w:abstractNum w:abstractNumId="111" w15:restartNumberingAfterBreak="0">
+  <w:abstractNum w:abstractNumId="112" w15:restartNumberingAfterBreak="0">
     <w:nsid w:val="4EF43154"/>
     <w:multiLevelType w:val="multilevel"/>
     <w:tmpl w:val="2B50E070"/>
@@ -18506,7 +17723,7 @@
       </w:rPr>
     </w:lvl>
   </w:abstractNum>
-  <w:abstractNum w:abstractNumId="112" w15:restartNumberingAfterBreak="0">
+  <w:abstractNum w:abstractNumId="113" w15:restartNumberingAfterBreak="0">
     <w:nsid w:val="4F012EF7"/>
     <w:multiLevelType w:val="multilevel"/>
     <w:tmpl w:val="D256C35E"/>
@@ -18655,7 +17872,7 @@
       </w:rPr>
     </w:lvl>
   </w:abstractNum>
-  <w:abstractNum w:abstractNumId="113" w15:restartNumberingAfterBreak="0">
+  <w:abstractNum w:abstractNumId="114" w15:restartNumberingAfterBreak="0">
     <w:nsid w:val="4F6E0069"/>
     <w:multiLevelType w:val="multilevel"/>
     <w:tmpl w:val="F412E96C"/>
@@ -18768,7 +17985,7 @@
       </w:pPr>
     </w:lvl>
   </w:abstractNum>
-  <w:abstractNum w:abstractNumId="114" w15:restartNumberingAfterBreak="0">
+  <w:abstractNum w:abstractNumId="115" w15:restartNumberingAfterBreak="0">
     <w:nsid w:val="50C4484A"/>
     <w:multiLevelType w:val="multilevel"/>
     <w:tmpl w:val="129406DA"/>
@@ -18917,7 +18134,156 @@
       </w:rPr>
     </w:lvl>
   </w:abstractNum>
-  <w:abstractNum w:abstractNumId="115" w15:restartNumberingAfterBreak="0">
+  <w:abstractNum w:abstractNumId="116" w15:restartNumberingAfterBreak="0">
+    <w:nsid w:val="51D76CF1"/>
+    <w:multiLevelType w:val="multilevel"/>
+    <w:tmpl w:val="49DE3B5C"/>
+    <w:lvl w:ilvl="0">
+      <w:start w:val="1"/>
+      <w:numFmt w:val="bullet"/>
+      <w:lvlText w:val=""/>
+      <w:lvlJc w:val="left"/>
+      <w:pPr>
+        <w:tabs>
+          <w:tab w:val="num" w:pos="720"/>
+        </w:tabs>
+        <w:ind w:left="720" w:hanging="360"/>
+      </w:pPr>
+      <w:rPr>
+        <w:rFonts w:ascii="Symbol" w:hAnsi="Symbol" w:hint="default"/>
+        <w:sz w:val="20"/>
+      </w:rPr>
+    </w:lvl>
+    <w:lvl w:ilvl="1" w:tentative="1">
+      <w:start w:val="1"/>
+      <w:numFmt w:val="bullet"/>
+      <w:lvlText w:val="o"/>
+      <w:lvlJc w:val="left"/>
+      <w:pPr>
+        <w:tabs>
+          <w:tab w:val="num" w:pos="1440"/>
+        </w:tabs>
+        <w:ind w:left="1440" w:hanging="360"/>
+      </w:pPr>
+      <w:rPr>
+        <w:rFonts w:ascii="Courier New" w:hAnsi="Courier New" w:hint="default"/>
+        <w:sz w:val="20"/>
+      </w:rPr>
+    </w:lvl>
+    <w:lvl w:ilvl="2" w:tentative="1">
+      <w:start w:val="1"/>
+      <w:numFmt w:val="bullet"/>
+      <w:lvlText w:val=""/>
+      <w:lvlJc w:val="left"/>
+      <w:pPr>
+        <w:tabs>
+          <w:tab w:val="num" w:pos="2160"/>
+        </w:tabs>
+        <w:ind w:left="2160" w:hanging="360"/>
+      </w:pPr>
+      <w:rPr>
+        <w:rFonts w:ascii="Wingdings" w:hAnsi="Wingdings" w:hint="default"/>
+        <w:sz w:val="20"/>
+      </w:rPr>
+    </w:lvl>
+    <w:lvl w:ilvl="3" w:tentative="1">
+      <w:start w:val="1"/>
+      <w:numFmt w:val="bullet"/>
+      <w:lvlText w:val=""/>
+      <w:lvlJc w:val="left"/>
+      <w:pPr>
+        <w:tabs>
+          <w:tab w:val="num" w:pos="2880"/>
+        </w:tabs>
+        <w:ind w:left="2880" w:hanging="360"/>
+      </w:pPr>
+      <w:rPr>
+        <w:rFonts w:ascii="Wingdings" w:hAnsi="Wingdings" w:hint="default"/>
+        <w:sz w:val="20"/>
+      </w:rPr>
+    </w:lvl>
+    <w:lvl w:ilvl="4" w:tentative="1">
+      <w:start w:val="1"/>
+      <w:numFmt w:val="bullet"/>
+      <w:lvlText w:val=""/>
+      <w:lvlJc w:val="left"/>
+      <w:pPr>
+        <w:tabs>
+          <w:tab w:val="num" w:pos="3600"/>
+        </w:tabs>
+        <w:ind w:left="3600" w:hanging="360"/>
+      </w:pPr>
+      <w:rPr>
+        <w:rFonts w:ascii="Wingdings" w:hAnsi="Wingdings" w:hint="default"/>
+        <w:sz w:val="20"/>
+      </w:rPr>
+    </w:lvl>
+    <w:lvl w:ilvl="5" w:tentative="1">
+      <w:start w:val="1"/>
+      <w:numFmt w:val="bullet"/>
+      <w:lvlText w:val=""/>
+      <w:lvlJc w:val="left"/>
+      <w:pPr>
+        <w:tabs>
+          <w:tab w:val="num" w:pos="4320"/>
+        </w:tabs>
+        <w:ind w:left="4320" w:hanging="360"/>
+      </w:pPr>
+      <w:rPr>
+        <w:rFonts w:ascii="Wingdings" w:hAnsi="Wingdings" w:hint="default"/>
+        <w:sz w:val="20"/>
+      </w:rPr>
+    </w:lvl>
+    <w:lvl w:ilvl="6" w:tentative="1">
+      <w:start w:val="1"/>
+      <w:numFmt w:val="bullet"/>
+      <w:lvlText w:val=""/>
+      <w:lvlJc w:val="left"/>
+      <w:pPr>
+        <w:tabs>
+          <w:tab w:val="num" w:pos="5040"/>
+        </w:tabs>
+        <w:ind w:left="5040" w:hanging="360"/>
+      </w:pPr>
+      <w:rPr>
+        <w:rFonts w:ascii="Wingdings" w:hAnsi="Wingdings" w:hint="default"/>
+        <w:sz w:val="20"/>
+      </w:rPr>
+    </w:lvl>
+    <w:lvl w:ilvl="7" w:tentative="1">
+      <w:start w:val="1"/>
+      <w:numFmt w:val="bullet"/>
+      <w:lvlText w:val=""/>
+      <w:lvlJc w:val="left"/>
+      <w:pPr>
+        <w:tabs>
+          <w:tab w:val="num" w:pos="5760"/>
+        </w:tabs>
+        <w:ind w:left="5760" w:hanging="360"/>
+      </w:pPr>
+      <w:rPr>
+        <w:rFonts w:ascii="Wingdings" w:hAnsi="Wingdings" w:hint="default"/>
+        <w:sz w:val="20"/>
+      </w:rPr>
+    </w:lvl>
+    <w:lvl w:ilvl="8" w:tentative="1">
+      <w:start w:val="1"/>
+      <w:numFmt w:val="bullet"/>
+      <w:lvlText w:val=""/>
+      <w:lvlJc w:val="left"/>
+      <w:pPr>
+        <w:tabs>
+          <w:tab w:val="num" w:pos="6480"/>
+        </w:tabs>
+        <w:ind w:left="6480" w:hanging="360"/>
+      </w:pPr>
+      <w:rPr>
+        <w:rFonts w:ascii="Wingdings" w:hAnsi="Wingdings" w:hint="default"/>
+        <w:sz w:val="20"/>
+      </w:rPr>
+    </w:lvl>
+  </w:abstractNum>
+  <w:abstractNum w:abstractNumId="117" w15:restartNumberingAfterBreak="0">
     <w:nsid w:val="52B0679E"/>
     <w:multiLevelType w:val="multilevel"/>
     <w:tmpl w:val="BAA0FE20"/>
@@ -19066,7 +18432,7 @@
       </w:rPr>
     </w:lvl>
   </w:abstractNum>
-  <w:abstractNum w:abstractNumId="116" w15:restartNumberingAfterBreak="0">
+  <w:abstractNum w:abstractNumId="118" w15:restartNumberingAfterBreak="0">
     <w:nsid w:val="52CA5321"/>
     <w:multiLevelType w:val="multilevel"/>
     <w:tmpl w:val="A5789A90"/>
@@ -19215,7 +18581,7 @@
       </w:rPr>
     </w:lvl>
   </w:abstractNum>
-  <w:abstractNum w:abstractNumId="117" w15:restartNumberingAfterBreak="0">
+  <w:abstractNum w:abstractNumId="119" w15:restartNumberingAfterBreak="0">
     <w:nsid w:val="54934925"/>
     <w:multiLevelType w:val="multilevel"/>
     <w:tmpl w:val="98CC5222"/>
@@ -19360,7 +18726,7 @@
       </w:rPr>
     </w:lvl>
   </w:abstractNum>
-  <w:abstractNum w:abstractNumId="118" w15:restartNumberingAfterBreak="0">
+  <w:abstractNum w:abstractNumId="120" w15:restartNumberingAfterBreak="0">
     <w:nsid w:val="56577CA2"/>
     <w:multiLevelType w:val="multilevel"/>
     <w:tmpl w:val="3B464D96"/>
@@ -19509,7 +18875,7 @@
       </w:rPr>
     </w:lvl>
   </w:abstractNum>
-  <w:abstractNum w:abstractNumId="119" w15:restartNumberingAfterBreak="0">
+  <w:abstractNum w:abstractNumId="121" w15:restartNumberingAfterBreak="0">
     <w:nsid w:val="569559BD"/>
     <w:multiLevelType w:val="multilevel"/>
     <w:tmpl w:val="C5ACF636"/>
@@ -19654,7 +19020,7 @@
       </w:rPr>
     </w:lvl>
   </w:abstractNum>
-  <w:abstractNum w:abstractNumId="120" w15:restartNumberingAfterBreak="0">
+  <w:abstractNum w:abstractNumId="122" w15:restartNumberingAfterBreak="0">
     <w:nsid w:val="58337005"/>
     <w:multiLevelType w:val="multilevel"/>
     <w:tmpl w:val="67BE8296"/>
@@ -19803,7 +19169,7 @@
       </w:rPr>
     </w:lvl>
   </w:abstractNum>
-  <w:abstractNum w:abstractNumId="121" w15:restartNumberingAfterBreak="0">
+  <w:abstractNum w:abstractNumId="123" w15:restartNumberingAfterBreak="0">
     <w:nsid w:val="588A7022"/>
     <w:multiLevelType w:val="multilevel"/>
     <w:tmpl w:val="209098E6"/>
@@ -19948,7 +19314,7 @@
       </w:rPr>
     </w:lvl>
   </w:abstractNum>
-  <w:abstractNum w:abstractNumId="122" w15:restartNumberingAfterBreak="0">
+  <w:abstractNum w:abstractNumId="124" w15:restartNumberingAfterBreak="0">
     <w:nsid w:val="595C6917"/>
     <w:multiLevelType w:val="multilevel"/>
     <w:tmpl w:val="C0D2BDCC"/>
@@ -20097,7 +19463,7 @@
       </w:rPr>
     </w:lvl>
   </w:abstractNum>
-  <w:abstractNum w:abstractNumId="123" w15:restartNumberingAfterBreak="0">
+  <w:abstractNum w:abstractNumId="125" w15:restartNumberingAfterBreak="0">
     <w:nsid w:val="59D6380F"/>
     <w:multiLevelType w:val="multilevel"/>
     <w:tmpl w:val="CCEAB946"/>
@@ -20246,7 +19612,7 @@
       </w:rPr>
     </w:lvl>
   </w:abstractNum>
-  <w:abstractNum w:abstractNumId="124" w15:restartNumberingAfterBreak="0">
+  <w:abstractNum w:abstractNumId="126" w15:restartNumberingAfterBreak="0">
     <w:nsid w:val="5A180965"/>
     <w:multiLevelType w:val="multilevel"/>
     <w:tmpl w:val="368E7656"/>
@@ -20395,7 +19761,7 @@
       </w:rPr>
     </w:lvl>
   </w:abstractNum>
-  <w:abstractNum w:abstractNumId="125" w15:restartNumberingAfterBreak="0">
+  <w:abstractNum w:abstractNumId="127" w15:restartNumberingAfterBreak="0">
     <w:nsid w:val="5A1E6C22"/>
     <w:multiLevelType w:val="multilevel"/>
     <w:tmpl w:val="4C5A959C"/>
@@ -20544,7 +19910,7 @@
       </w:rPr>
     </w:lvl>
   </w:abstractNum>
-  <w:abstractNum w:abstractNumId="126" w15:restartNumberingAfterBreak="0">
+  <w:abstractNum w:abstractNumId="128" w15:restartNumberingAfterBreak="0">
     <w:nsid w:val="5A967845"/>
     <w:multiLevelType w:val="multilevel"/>
     <w:tmpl w:val="671291B0"/>
@@ -20693,7 +20059,7 @@
       </w:rPr>
     </w:lvl>
   </w:abstractNum>
-  <w:abstractNum w:abstractNumId="127" w15:restartNumberingAfterBreak="0">
+  <w:abstractNum w:abstractNumId="129" w15:restartNumberingAfterBreak="0">
     <w:nsid w:val="5AF5226D"/>
     <w:multiLevelType w:val="multilevel"/>
     <w:tmpl w:val="B99AC694"/>
@@ -20806,7 +20172,7 @@
       </w:pPr>
     </w:lvl>
   </w:abstractNum>
-  <w:abstractNum w:abstractNumId="128" w15:restartNumberingAfterBreak="0">
+  <w:abstractNum w:abstractNumId="130" w15:restartNumberingAfterBreak="0">
     <w:nsid w:val="5AF5307D"/>
     <w:multiLevelType w:val="multilevel"/>
     <w:tmpl w:val="E8A4830C"/>
@@ -20955,7 +20321,7 @@
       </w:rPr>
     </w:lvl>
   </w:abstractNum>
-  <w:abstractNum w:abstractNumId="129" w15:restartNumberingAfterBreak="0">
+  <w:abstractNum w:abstractNumId="131" w15:restartNumberingAfterBreak="0">
     <w:nsid w:val="5BEC45E3"/>
     <w:multiLevelType w:val="multilevel"/>
     <w:tmpl w:val="BFEEBEA6"/>
@@ -21100,7 +20466,7 @@
       </w:rPr>
     </w:lvl>
   </w:abstractNum>
-  <w:abstractNum w:abstractNumId="130" w15:restartNumberingAfterBreak="0">
+  <w:abstractNum w:abstractNumId="132" w15:restartNumberingAfterBreak="0">
     <w:nsid w:val="5C351A04"/>
     <w:multiLevelType w:val="multilevel"/>
     <w:tmpl w:val="A454A842"/>
@@ -21245,7 +20611,7 @@
       </w:rPr>
     </w:lvl>
   </w:abstractNum>
-  <w:abstractNum w:abstractNumId="131" w15:restartNumberingAfterBreak="0">
+  <w:abstractNum w:abstractNumId="133" w15:restartNumberingAfterBreak="0">
     <w:nsid w:val="5C875E9E"/>
     <w:multiLevelType w:val="multilevel"/>
     <w:tmpl w:val="1E50267A"/>
@@ -21394,7 +20760,7 @@
       </w:rPr>
     </w:lvl>
   </w:abstractNum>
-  <w:abstractNum w:abstractNumId="132" w15:restartNumberingAfterBreak="0">
+  <w:abstractNum w:abstractNumId="134" w15:restartNumberingAfterBreak="0">
     <w:nsid w:val="5EB92979"/>
     <w:multiLevelType w:val="multilevel"/>
     <w:tmpl w:val="6596B810"/>
@@ -21543,7 +20909,7 @@
       </w:rPr>
     </w:lvl>
   </w:abstractNum>
-  <w:abstractNum w:abstractNumId="133" w15:restartNumberingAfterBreak="0">
+  <w:abstractNum w:abstractNumId="135" w15:restartNumberingAfterBreak="0">
     <w:nsid w:val="5EE830EE"/>
     <w:multiLevelType w:val="multilevel"/>
     <w:tmpl w:val="94A28B36"/>
@@ -21688,7 +21054,7 @@
       </w:rPr>
     </w:lvl>
   </w:abstractNum>
-  <w:abstractNum w:abstractNumId="134" w15:restartNumberingAfterBreak="0">
+  <w:abstractNum w:abstractNumId="136" w15:restartNumberingAfterBreak="0">
     <w:nsid w:val="5F115C9A"/>
     <w:multiLevelType w:val="multilevel"/>
     <w:tmpl w:val="9F6429B0"/>
@@ -21801,7 +21167,7 @@
       </w:pPr>
     </w:lvl>
   </w:abstractNum>
-  <w:abstractNum w:abstractNumId="135" w15:restartNumberingAfterBreak="0">
+  <w:abstractNum w:abstractNumId="137" w15:restartNumberingAfterBreak="0">
     <w:nsid w:val="5F697C42"/>
     <w:multiLevelType w:val="multilevel"/>
     <w:tmpl w:val="9DC4083C"/>
@@ -21950,7 +21316,7 @@
       </w:rPr>
     </w:lvl>
   </w:abstractNum>
-  <w:abstractNum w:abstractNumId="136" w15:restartNumberingAfterBreak="0">
+  <w:abstractNum w:abstractNumId="138" w15:restartNumberingAfterBreak="0">
     <w:nsid w:val="60F905B2"/>
     <w:multiLevelType w:val="multilevel"/>
     <w:tmpl w:val="67242AE0"/>
@@ -22099,7 +21465,7 @@
       </w:rPr>
     </w:lvl>
   </w:abstractNum>
-  <w:abstractNum w:abstractNumId="137" w15:restartNumberingAfterBreak="0">
+  <w:abstractNum w:abstractNumId="139" w15:restartNumberingAfterBreak="0">
     <w:nsid w:val="612E77DC"/>
     <w:multiLevelType w:val="multilevel"/>
     <w:tmpl w:val="022496D4"/>
@@ -22248,7 +21614,7 @@
       </w:rPr>
     </w:lvl>
   </w:abstractNum>
-  <w:abstractNum w:abstractNumId="138" w15:restartNumberingAfterBreak="0">
+  <w:abstractNum w:abstractNumId="140" w15:restartNumberingAfterBreak="0">
     <w:nsid w:val="63CF35A4"/>
     <w:multiLevelType w:val="multilevel"/>
     <w:tmpl w:val="1B76D1E2"/>
@@ -22365,7 +21731,7 @@
       </w:pPr>
     </w:lvl>
   </w:abstractNum>
-  <w:abstractNum w:abstractNumId="139" w15:restartNumberingAfterBreak="0">
+  <w:abstractNum w:abstractNumId="141" w15:restartNumberingAfterBreak="0">
     <w:nsid w:val="6542530D"/>
     <w:multiLevelType w:val="multilevel"/>
     <w:tmpl w:val="E4CE3122"/>
@@ -22514,7 +21880,7 @@
       </w:rPr>
     </w:lvl>
   </w:abstractNum>
-  <w:abstractNum w:abstractNumId="140" w15:restartNumberingAfterBreak="0">
+  <w:abstractNum w:abstractNumId="142" w15:restartNumberingAfterBreak="0">
     <w:nsid w:val="67712178"/>
     <w:multiLevelType w:val="multilevel"/>
     <w:tmpl w:val="763E8398"/>
@@ -22659,7 +22025,7 @@
       </w:rPr>
     </w:lvl>
   </w:abstractNum>
-  <w:abstractNum w:abstractNumId="141" w15:restartNumberingAfterBreak="0">
+  <w:abstractNum w:abstractNumId="143" w15:restartNumberingAfterBreak="0">
     <w:nsid w:val="67FE3CF3"/>
     <w:multiLevelType w:val="multilevel"/>
     <w:tmpl w:val="F0EA03EE"/>
@@ -22808,7 +22174,7 @@
       </w:rPr>
     </w:lvl>
   </w:abstractNum>
-  <w:abstractNum w:abstractNumId="142" w15:restartNumberingAfterBreak="0">
+  <w:abstractNum w:abstractNumId="144" w15:restartNumberingAfterBreak="0">
     <w:nsid w:val="68346FCA"/>
     <w:multiLevelType w:val="multilevel"/>
     <w:tmpl w:val="F5624ABA"/>
@@ -22957,7 +22323,7 @@
       </w:rPr>
     </w:lvl>
   </w:abstractNum>
-  <w:abstractNum w:abstractNumId="143" w15:restartNumberingAfterBreak="0">
+  <w:abstractNum w:abstractNumId="145" w15:restartNumberingAfterBreak="0">
     <w:nsid w:val="684D1C7E"/>
     <w:multiLevelType w:val="multilevel"/>
     <w:tmpl w:val="8C26FD92"/>
@@ -23106,7 +22472,7 @@
       </w:rPr>
     </w:lvl>
   </w:abstractNum>
-  <w:abstractNum w:abstractNumId="144" w15:restartNumberingAfterBreak="0">
+  <w:abstractNum w:abstractNumId="146" w15:restartNumberingAfterBreak="0">
     <w:nsid w:val="691B7355"/>
     <w:multiLevelType w:val="multilevel"/>
     <w:tmpl w:val="8988CDE0"/>
@@ -23251,7 +22617,7 @@
       </w:rPr>
     </w:lvl>
   </w:abstractNum>
-  <w:abstractNum w:abstractNumId="145" w15:restartNumberingAfterBreak="0">
+  <w:abstractNum w:abstractNumId="147" w15:restartNumberingAfterBreak="0">
     <w:nsid w:val="69B8059F"/>
     <w:multiLevelType w:val="multilevel"/>
     <w:tmpl w:val="9AC2858C"/>
@@ -23400,7 +22766,7 @@
       </w:rPr>
     </w:lvl>
   </w:abstractNum>
-  <w:abstractNum w:abstractNumId="146" w15:restartNumberingAfterBreak="0">
+  <w:abstractNum w:abstractNumId="148" w15:restartNumberingAfterBreak="0">
     <w:nsid w:val="6AD65718"/>
     <w:multiLevelType w:val="multilevel"/>
     <w:tmpl w:val="FCAC18C2"/>
@@ -23549,7 +22915,7 @@
       </w:rPr>
     </w:lvl>
   </w:abstractNum>
-  <w:abstractNum w:abstractNumId="147" w15:restartNumberingAfterBreak="0">
+  <w:abstractNum w:abstractNumId="149" w15:restartNumberingAfterBreak="0">
     <w:nsid w:val="6B8A6220"/>
     <w:multiLevelType w:val="multilevel"/>
     <w:tmpl w:val="5C163B7A"/>
@@ -23662,7 +23028,7 @@
       </w:pPr>
     </w:lvl>
   </w:abstractNum>
-  <w:abstractNum w:abstractNumId="148" w15:restartNumberingAfterBreak="0">
+  <w:abstractNum w:abstractNumId="150" w15:restartNumberingAfterBreak="0">
     <w:nsid w:val="6BD06AC3"/>
     <w:multiLevelType w:val="multilevel"/>
     <w:tmpl w:val="0E88B312"/>
@@ -23807,7 +23173,7 @@
       </w:rPr>
     </w:lvl>
   </w:abstractNum>
-  <w:abstractNum w:abstractNumId="149" w15:restartNumberingAfterBreak="0">
+  <w:abstractNum w:abstractNumId="151" w15:restartNumberingAfterBreak="0">
     <w:nsid w:val="6BEB67DB"/>
     <w:multiLevelType w:val="multilevel"/>
     <w:tmpl w:val="35F42B3E"/>
@@ -23956,7 +23322,7 @@
       </w:rPr>
     </w:lvl>
   </w:abstractNum>
-  <w:abstractNum w:abstractNumId="150" w15:restartNumberingAfterBreak="0">
+  <w:abstractNum w:abstractNumId="152" w15:restartNumberingAfterBreak="0">
     <w:nsid w:val="6C233DA4"/>
     <w:multiLevelType w:val="multilevel"/>
     <w:tmpl w:val="D88290E8"/>
@@ -24105,7 +23471,7 @@
       </w:rPr>
     </w:lvl>
   </w:abstractNum>
-  <w:abstractNum w:abstractNumId="151" w15:restartNumberingAfterBreak="0">
+  <w:abstractNum w:abstractNumId="153" w15:restartNumberingAfterBreak="0">
     <w:nsid w:val="6D4B14EF"/>
     <w:multiLevelType w:val="multilevel"/>
     <w:tmpl w:val="90DE3E0C"/>
@@ -24254,7 +23620,7 @@
       </w:rPr>
     </w:lvl>
   </w:abstractNum>
-  <w:abstractNum w:abstractNumId="152" w15:restartNumberingAfterBreak="0">
+  <w:abstractNum w:abstractNumId="154" w15:restartNumberingAfterBreak="0">
     <w:nsid w:val="6DD97F7B"/>
     <w:multiLevelType w:val="multilevel"/>
     <w:tmpl w:val="AC8ACFF4"/>
@@ -24403,7 +23769,7 @@
       </w:rPr>
     </w:lvl>
   </w:abstractNum>
-  <w:abstractNum w:abstractNumId="153" w15:restartNumberingAfterBreak="0">
+  <w:abstractNum w:abstractNumId="155" w15:restartNumberingAfterBreak="0">
     <w:nsid w:val="6DF23E49"/>
     <w:multiLevelType w:val="multilevel"/>
     <w:tmpl w:val="6BCA895E"/>
@@ -24516,7 +23882,7 @@
       </w:pPr>
     </w:lvl>
   </w:abstractNum>
-  <w:abstractNum w:abstractNumId="154" w15:restartNumberingAfterBreak="0">
+  <w:abstractNum w:abstractNumId="156" w15:restartNumberingAfterBreak="0">
     <w:nsid w:val="6FD342C0"/>
     <w:multiLevelType w:val="multilevel"/>
     <w:tmpl w:val="187C8E1A"/>
@@ -24665,7 +24031,7 @@
       </w:rPr>
     </w:lvl>
   </w:abstractNum>
-  <w:abstractNum w:abstractNumId="155" w15:restartNumberingAfterBreak="0">
+  <w:abstractNum w:abstractNumId="157" w15:restartNumberingAfterBreak="0">
     <w:nsid w:val="706F1B6B"/>
     <w:multiLevelType w:val="multilevel"/>
     <w:tmpl w:val="371EF16A"/>
@@ -24814,7 +24180,7 @@
       </w:rPr>
     </w:lvl>
   </w:abstractNum>
-  <w:abstractNum w:abstractNumId="156" w15:restartNumberingAfterBreak="0">
+  <w:abstractNum w:abstractNumId="158" w15:restartNumberingAfterBreak="0">
     <w:nsid w:val="70D86182"/>
     <w:multiLevelType w:val="multilevel"/>
     <w:tmpl w:val="02387014"/>
@@ -24963,7 +24329,7 @@
       </w:rPr>
     </w:lvl>
   </w:abstractNum>
-  <w:abstractNum w:abstractNumId="157" w15:restartNumberingAfterBreak="0">
+  <w:abstractNum w:abstractNumId="159" w15:restartNumberingAfterBreak="0">
     <w:nsid w:val="71D37AAF"/>
     <w:multiLevelType w:val="multilevel"/>
     <w:tmpl w:val="B2B200B6"/>
@@ -25080,7 +24446,7 @@
       </w:pPr>
     </w:lvl>
   </w:abstractNum>
-  <w:abstractNum w:abstractNumId="158" w15:restartNumberingAfterBreak="0">
+  <w:abstractNum w:abstractNumId="160" w15:restartNumberingAfterBreak="0">
     <w:nsid w:val="722A05EF"/>
     <w:multiLevelType w:val="multilevel"/>
     <w:tmpl w:val="9D4017A0"/>
@@ -25225,7 +24591,7 @@
       </w:rPr>
     </w:lvl>
   </w:abstractNum>
-  <w:abstractNum w:abstractNumId="159" w15:restartNumberingAfterBreak="0">
+  <w:abstractNum w:abstractNumId="161" w15:restartNumberingAfterBreak="0">
     <w:nsid w:val="722C5724"/>
     <w:multiLevelType w:val="multilevel"/>
     <w:tmpl w:val="AFD87044"/>
@@ -25374,7 +24740,7 @@
       </w:rPr>
     </w:lvl>
   </w:abstractNum>
-  <w:abstractNum w:abstractNumId="160" w15:restartNumberingAfterBreak="0">
+  <w:abstractNum w:abstractNumId="162" w15:restartNumberingAfterBreak="0">
     <w:nsid w:val="72AB4EA6"/>
     <w:multiLevelType w:val="multilevel"/>
     <w:tmpl w:val="F57056C6"/>
@@ -25523,7 +24889,7 @@
       </w:rPr>
     </w:lvl>
   </w:abstractNum>
-  <w:abstractNum w:abstractNumId="161" w15:restartNumberingAfterBreak="0">
+  <w:abstractNum w:abstractNumId="163" w15:restartNumberingAfterBreak="0">
     <w:nsid w:val="75657497"/>
     <w:multiLevelType w:val="multilevel"/>
     <w:tmpl w:val="10B8BB48"/>
@@ -25672,7 +25038,7 @@
       </w:rPr>
     </w:lvl>
   </w:abstractNum>
-  <w:abstractNum w:abstractNumId="162" w15:restartNumberingAfterBreak="0">
+  <w:abstractNum w:abstractNumId="164" w15:restartNumberingAfterBreak="0">
     <w:nsid w:val="7784607C"/>
     <w:multiLevelType w:val="multilevel"/>
     <w:tmpl w:val="605C0276"/>
@@ -25821,7 +25187,7 @@
       </w:rPr>
     </w:lvl>
   </w:abstractNum>
-  <w:abstractNum w:abstractNumId="163" w15:restartNumberingAfterBreak="0">
+  <w:abstractNum w:abstractNumId="165" w15:restartNumberingAfterBreak="0">
     <w:nsid w:val="78A22134"/>
     <w:multiLevelType w:val="multilevel"/>
     <w:tmpl w:val="073E2A9E"/>
@@ -25970,7 +25336,120 @@
       </w:rPr>
     </w:lvl>
   </w:abstractNum>
-  <w:abstractNum w:abstractNumId="164" w15:restartNumberingAfterBreak="0">
+  <w:abstractNum w:abstractNumId="166" w15:restartNumberingAfterBreak="0">
+    <w:nsid w:val="78C02082"/>
+    <w:multiLevelType w:val="multilevel"/>
+    <w:tmpl w:val="8D0C7626"/>
+    <w:lvl w:ilvl="0">
+      <w:start w:val="1"/>
+      <w:numFmt w:val="decimal"/>
+      <w:lvlText w:val="%1."/>
+      <w:lvlJc w:val="left"/>
+      <w:pPr>
+        <w:tabs>
+          <w:tab w:val="num" w:pos="720"/>
+        </w:tabs>
+        <w:ind w:left="720" w:hanging="360"/>
+      </w:pPr>
+    </w:lvl>
+    <w:lvl w:ilvl="1" w:tentative="1">
+      <w:start w:val="1"/>
+      <w:numFmt w:val="decimal"/>
+      <w:lvlText w:val="%2."/>
+      <w:lvlJc w:val="left"/>
+      <w:pPr>
+        <w:tabs>
+          <w:tab w:val="num" w:pos="1440"/>
+        </w:tabs>
+        <w:ind w:left="1440" w:hanging="360"/>
+      </w:pPr>
+    </w:lvl>
+    <w:lvl w:ilvl="2" w:tentative="1">
+      <w:start w:val="1"/>
+      <w:numFmt w:val="decimal"/>
+      <w:lvlText w:val="%3."/>
+      <w:lvlJc w:val="left"/>
+      <w:pPr>
+        <w:tabs>
+          <w:tab w:val="num" w:pos="2160"/>
+        </w:tabs>
+        <w:ind w:left="2160" w:hanging="360"/>
+      </w:pPr>
+    </w:lvl>
+    <w:lvl w:ilvl="3" w:tentative="1">
+      <w:start w:val="1"/>
+      <w:numFmt w:val="decimal"/>
+      <w:lvlText w:val="%4."/>
+      <w:lvlJc w:val="left"/>
+      <w:pPr>
+        <w:tabs>
+          <w:tab w:val="num" w:pos="2880"/>
+        </w:tabs>
+        <w:ind w:left="2880" w:hanging="360"/>
+      </w:pPr>
+    </w:lvl>
+    <w:lvl w:ilvl="4" w:tentative="1">
+      <w:start w:val="1"/>
+      <w:numFmt w:val="decimal"/>
+      <w:lvlText w:val="%5."/>
+      <w:lvlJc w:val="left"/>
+      <w:pPr>
+        <w:tabs>
+          <w:tab w:val="num" w:pos="3600"/>
+        </w:tabs>
+        <w:ind w:left="3600" w:hanging="360"/>
+      </w:pPr>
+    </w:lvl>
+    <w:lvl w:ilvl="5" w:tentative="1">
+      <w:start w:val="1"/>
+      <w:numFmt w:val="decimal"/>
+      <w:lvlText w:val="%6."/>
+      <w:lvlJc w:val="left"/>
+      <w:pPr>
+        <w:tabs>
+          <w:tab w:val="num" w:pos="4320"/>
+        </w:tabs>
+        <w:ind w:left="4320" w:hanging="360"/>
+      </w:pPr>
+    </w:lvl>
+    <w:lvl w:ilvl="6" w:tentative="1">
+      <w:start w:val="1"/>
+      <w:numFmt w:val="decimal"/>
+      <w:lvlText w:val="%7."/>
+      <w:lvlJc w:val="left"/>
+      <w:pPr>
+        <w:tabs>
+          <w:tab w:val="num" w:pos="5040"/>
+        </w:tabs>
+        <w:ind w:left="5040" w:hanging="360"/>
+      </w:pPr>
+    </w:lvl>
+    <w:lvl w:ilvl="7" w:tentative="1">
+      <w:start w:val="1"/>
+      <w:numFmt w:val="decimal"/>
+      <w:lvlText w:val="%8."/>
+      <w:lvlJc w:val="left"/>
+      <w:pPr>
+        <w:tabs>
+          <w:tab w:val="num" w:pos="5760"/>
+        </w:tabs>
+        <w:ind w:left="5760" w:hanging="360"/>
+      </w:pPr>
+    </w:lvl>
+    <w:lvl w:ilvl="8" w:tentative="1">
+      <w:start w:val="1"/>
+      <w:numFmt w:val="decimal"/>
+      <w:lvlText w:val="%9."/>
+      <w:lvlJc w:val="left"/>
+      <w:pPr>
+        <w:tabs>
+          <w:tab w:val="num" w:pos="6480"/>
+        </w:tabs>
+        <w:ind w:left="6480" w:hanging="360"/>
+      </w:pPr>
+    </w:lvl>
+  </w:abstractNum>
+  <w:abstractNum w:abstractNumId="167" w15:restartNumberingAfterBreak="0">
     <w:nsid w:val="79730047"/>
     <w:multiLevelType w:val="multilevel"/>
     <w:tmpl w:val="89A40416"/>
@@ -26083,7 +25562,7 @@
       </w:pPr>
     </w:lvl>
   </w:abstractNum>
-  <w:abstractNum w:abstractNumId="165" w15:restartNumberingAfterBreak="0">
+  <w:abstractNum w:abstractNumId="168" w15:restartNumberingAfterBreak="0">
     <w:nsid w:val="7A1E3625"/>
     <w:multiLevelType w:val="multilevel"/>
     <w:tmpl w:val="ED7C47AA"/>
@@ -26200,7 +25679,7 @@
       </w:pPr>
     </w:lvl>
   </w:abstractNum>
-  <w:abstractNum w:abstractNumId="166" w15:restartNumberingAfterBreak="0">
+  <w:abstractNum w:abstractNumId="169" w15:restartNumberingAfterBreak="0">
     <w:nsid w:val="7B5E061D"/>
     <w:multiLevelType w:val="multilevel"/>
     <w:tmpl w:val="680E5C16"/>
@@ -26349,7 +25828,156 @@
       </w:rPr>
     </w:lvl>
   </w:abstractNum>
-  <w:abstractNum w:abstractNumId="167" w15:restartNumberingAfterBreak="0">
+  <w:abstractNum w:abstractNumId="170" w15:restartNumberingAfterBreak="0">
+    <w:nsid w:val="7CAB0C2F"/>
+    <w:multiLevelType w:val="multilevel"/>
+    <w:tmpl w:val="562684C8"/>
+    <w:lvl w:ilvl="0">
+      <w:start w:val="1"/>
+      <w:numFmt w:val="bullet"/>
+      <w:lvlText w:val=""/>
+      <w:lvlJc w:val="left"/>
+      <w:pPr>
+        <w:tabs>
+          <w:tab w:val="num" w:pos="720"/>
+        </w:tabs>
+        <w:ind w:left="720" w:hanging="360"/>
+      </w:pPr>
+      <w:rPr>
+        <w:rFonts w:ascii="Symbol" w:hAnsi="Symbol" w:hint="default"/>
+        <w:sz w:val="20"/>
+      </w:rPr>
+    </w:lvl>
+    <w:lvl w:ilvl="1" w:tentative="1">
+      <w:start w:val="1"/>
+      <w:numFmt w:val="bullet"/>
+      <w:lvlText w:val="o"/>
+      <w:lvlJc w:val="left"/>
+      <w:pPr>
+        <w:tabs>
+          <w:tab w:val="num" w:pos="1440"/>
+        </w:tabs>
+        <w:ind w:left="1440" w:hanging="360"/>
+      </w:pPr>
+      <w:rPr>
+        <w:rFonts w:ascii="Courier New" w:hAnsi="Courier New" w:hint="default"/>
+        <w:sz w:val="20"/>
+      </w:rPr>
+    </w:lvl>
+    <w:lvl w:ilvl="2" w:tentative="1">
+      <w:start w:val="1"/>
+      <w:numFmt w:val="bullet"/>
+      <w:lvlText w:val=""/>
+      <w:lvlJc w:val="left"/>
+      <w:pPr>
+        <w:tabs>
+          <w:tab w:val="num" w:pos="2160"/>
+        </w:tabs>
+        <w:ind w:left="2160" w:hanging="360"/>
+      </w:pPr>
+      <w:rPr>
+        <w:rFonts w:ascii="Wingdings" w:hAnsi="Wingdings" w:hint="default"/>
+        <w:sz w:val="20"/>
+      </w:rPr>
+    </w:lvl>
+    <w:lvl w:ilvl="3" w:tentative="1">
+      <w:start w:val="1"/>
+      <w:numFmt w:val="bullet"/>
+      <w:lvlText w:val=""/>
+      <w:lvlJc w:val="left"/>
+      <w:pPr>
+        <w:tabs>
+          <w:tab w:val="num" w:pos="2880"/>
+        </w:tabs>
+        <w:ind w:left="2880" w:hanging="360"/>
+      </w:pPr>
+      <w:rPr>
+        <w:rFonts w:ascii="Wingdings" w:hAnsi="Wingdings" w:hint="default"/>
+        <w:sz w:val="20"/>
+      </w:rPr>
+    </w:lvl>
+    <w:lvl w:ilvl="4" w:tentative="1">
+      <w:start w:val="1"/>
+      <w:numFmt w:val="bullet"/>
+      <w:lvlText w:val=""/>
+      <w:lvlJc w:val="left"/>
+      <w:pPr>
+        <w:tabs>
+          <w:tab w:val="num" w:pos="3600"/>
+        </w:tabs>
+        <w:ind w:left="3600" w:hanging="360"/>
+      </w:pPr>
+      <w:rPr>
+        <w:rFonts w:ascii="Wingdings" w:hAnsi="Wingdings" w:hint="default"/>
+        <w:sz w:val="20"/>
+      </w:rPr>
+    </w:lvl>
+    <w:lvl w:ilvl="5" w:tentative="1">
+      <w:start w:val="1"/>
+      <w:numFmt w:val="bullet"/>
+      <w:lvlText w:val=""/>
+      <w:lvlJc w:val="left"/>
+      <w:pPr>
+        <w:tabs>
+          <w:tab w:val="num" w:pos="4320"/>
+        </w:tabs>
+        <w:ind w:left="4320" w:hanging="360"/>
+      </w:pPr>
+      <w:rPr>
+        <w:rFonts w:ascii="Wingdings" w:hAnsi="Wingdings" w:hint="default"/>
+        <w:sz w:val="20"/>
+      </w:rPr>
+    </w:lvl>
+    <w:lvl w:ilvl="6" w:tentative="1">
+      <w:start w:val="1"/>
+      <w:numFmt w:val="bullet"/>
+      <w:lvlText w:val=""/>
+      <w:lvlJc w:val="left"/>
+      <w:pPr>
+        <w:tabs>
+          <w:tab w:val="num" w:pos="5040"/>
+        </w:tabs>
+        <w:ind w:left="5040" w:hanging="360"/>
+      </w:pPr>
+      <w:rPr>
+        <w:rFonts w:ascii="Wingdings" w:hAnsi="Wingdings" w:hint="default"/>
+        <w:sz w:val="20"/>
+      </w:rPr>
+    </w:lvl>
+    <w:lvl w:ilvl="7" w:tentative="1">
+      <w:start w:val="1"/>
+      <w:numFmt w:val="bullet"/>
+      <w:lvlText w:val=""/>
+      <w:lvlJc w:val="left"/>
+      <w:pPr>
+        <w:tabs>
+          <w:tab w:val="num" w:pos="5760"/>
+        </w:tabs>
+        <w:ind w:left="5760" w:hanging="360"/>
+      </w:pPr>
+      <w:rPr>
+        <w:rFonts w:ascii="Wingdings" w:hAnsi="Wingdings" w:hint="default"/>
+        <w:sz w:val="20"/>
+      </w:rPr>
+    </w:lvl>
+    <w:lvl w:ilvl="8" w:tentative="1">
+      <w:start w:val="1"/>
+      <w:numFmt w:val="bullet"/>
+      <w:lvlText w:val=""/>
+      <w:lvlJc w:val="left"/>
+      <w:pPr>
+        <w:tabs>
+          <w:tab w:val="num" w:pos="6480"/>
+        </w:tabs>
+        <w:ind w:left="6480" w:hanging="360"/>
+      </w:pPr>
+      <w:rPr>
+        <w:rFonts w:ascii="Wingdings" w:hAnsi="Wingdings" w:hint="default"/>
+        <w:sz w:val="20"/>
+      </w:rPr>
+    </w:lvl>
+  </w:abstractNum>
+  <w:abstractNum w:abstractNumId="171" w15:restartNumberingAfterBreak="0">
     <w:nsid w:val="7D811F66"/>
     <w:multiLevelType w:val="multilevel"/>
     <w:tmpl w:val="6510AC00"/>
@@ -26498,7 +26126,7 @@
       </w:rPr>
     </w:lvl>
   </w:abstractNum>
-  <w:abstractNum w:abstractNumId="168" w15:restartNumberingAfterBreak="0">
+  <w:abstractNum w:abstractNumId="172" w15:restartNumberingAfterBreak="0">
     <w:nsid w:val="7E5315A9"/>
     <w:multiLevelType w:val="multilevel"/>
     <w:tmpl w:val="63760288"/>
@@ -26615,7 +26243,7 @@
       </w:pPr>
     </w:lvl>
   </w:abstractNum>
-  <w:abstractNum w:abstractNumId="169" w15:restartNumberingAfterBreak="0">
+  <w:abstractNum w:abstractNumId="173" w15:restartNumberingAfterBreak="0">
     <w:nsid w:val="7E845D03"/>
     <w:multiLevelType w:val="multilevel"/>
     <w:tmpl w:val="22FA3D84"/>
@@ -26764,7 +26392,7 @@
       </w:rPr>
     </w:lvl>
   </w:abstractNum>
-  <w:abstractNum w:abstractNumId="170" w15:restartNumberingAfterBreak="0">
+  <w:abstractNum w:abstractNumId="174" w15:restartNumberingAfterBreak="0">
     <w:nsid w:val="7F9A1358"/>
     <w:multiLevelType w:val="multilevel"/>
     <w:tmpl w:val="818C7948"/>
@@ -26878,85 +26506,85 @@
     </w:lvl>
   </w:abstractNum>
   <w:num w:numId="1" w16cid:durableId="30304640">
-    <w:abstractNumId w:val="125"/>
+    <w:abstractNumId w:val="127"/>
   </w:num>
   <w:num w:numId="2" w16cid:durableId="131679990">
-    <w:abstractNumId w:val="38"/>
+    <w:abstractNumId w:val="39"/>
   </w:num>
   <w:num w:numId="3" w16cid:durableId="1523083221">
-    <w:abstractNumId w:val="88"/>
+    <w:abstractNumId w:val="89"/>
   </w:num>
   <w:num w:numId="4" w16cid:durableId="956788891">
-    <w:abstractNumId w:val="106"/>
+    <w:abstractNumId w:val="107"/>
   </w:num>
   <w:num w:numId="5" w16cid:durableId="1318801211">
-    <w:abstractNumId w:val="93"/>
+    <w:abstractNumId w:val="94"/>
   </w:num>
   <w:num w:numId="6" w16cid:durableId="1068186247">
-    <w:abstractNumId w:val="91"/>
+    <w:abstractNumId w:val="92"/>
   </w:num>
   <w:num w:numId="7" w16cid:durableId="1380788396">
-    <w:abstractNumId w:val="100"/>
+    <w:abstractNumId w:val="101"/>
   </w:num>
   <w:num w:numId="8" w16cid:durableId="1435594655">
     <w:abstractNumId w:val="9"/>
   </w:num>
   <w:num w:numId="9" w16cid:durableId="468284279">
-    <w:abstractNumId w:val="163"/>
+    <w:abstractNumId w:val="165"/>
   </w:num>
   <w:num w:numId="10" w16cid:durableId="1801537932">
-    <w:abstractNumId w:val="162"/>
+    <w:abstractNumId w:val="164"/>
   </w:num>
   <w:num w:numId="11" w16cid:durableId="1292319018">
+    <w:abstractNumId w:val="114"/>
+  </w:num>
+  <w:num w:numId="12" w16cid:durableId="1330595449">
     <w:abstractNumId w:val="113"/>
   </w:num>
-  <w:num w:numId="12" w16cid:durableId="1330595449">
-    <w:abstractNumId w:val="112"/>
-  </w:num>
   <w:num w:numId="13" w16cid:durableId="1978413072">
-    <w:abstractNumId w:val="104"/>
+    <w:abstractNumId w:val="105"/>
   </w:num>
   <w:num w:numId="14" w16cid:durableId="806052255">
-    <w:abstractNumId w:val="153"/>
+    <w:abstractNumId w:val="155"/>
   </w:num>
   <w:num w:numId="15" w16cid:durableId="2104833335">
-    <w:abstractNumId w:val="155"/>
+    <w:abstractNumId w:val="157"/>
   </w:num>
   <w:num w:numId="16" w16cid:durableId="36244815">
-    <w:abstractNumId w:val="86"/>
+    <w:abstractNumId w:val="87"/>
   </w:num>
   <w:num w:numId="17" w16cid:durableId="1400398143">
-    <w:abstractNumId w:val="102"/>
+    <w:abstractNumId w:val="103"/>
   </w:num>
   <w:num w:numId="18" w16cid:durableId="773331749">
-    <w:abstractNumId w:val="169"/>
+    <w:abstractNumId w:val="173"/>
   </w:num>
   <w:num w:numId="19" w16cid:durableId="791021393">
-    <w:abstractNumId w:val="46"/>
+    <w:abstractNumId w:val="47"/>
   </w:num>
   <w:num w:numId="20" w16cid:durableId="1022052027">
     <w:abstractNumId w:val="1"/>
   </w:num>
   <w:num w:numId="21" w16cid:durableId="1709253564">
-    <w:abstractNumId w:val="54"/>
+    <w:abstractNumId w:val="55"/>
   </w:num>
   <w:num w:numId="22" w16cid:durableId="191111326">
-    <w:abstractNumId w:val="63"/>
+    <w:abstractNumId w:val="64"/>
   </w:num>
   <w:num w:numId="23" w16cid:durableId="1067648228">
     <w:abstractNumId w:val="12"/>
   </w:num>
   <w:num w:numId="24" w16cid:durableId="561647625">
-    <w:abstractNumId w:val="133"/>
+    <w:abstractNumId w:val="135"/>
   </w:num>
   <w:num w:numId="25" w16cid:durableId="602147053">
-    <w:abstractNumId w:val="138"/>
+    <w:abstractNumId w:val="140"/>
   </w:num>
   <w:num w:numId="26" w16cid:durableId="645671251">
-    <w:abstractNumId w:val="45"/>
+    <w:abstractNumId w:val="46"/>
   </w:num>
   <w:num w:numId="27" w16cid:durableId="347103321">
-    <w:abstractNumId w:val="45"/>
+    <w:abstractNumId w:val="46"/>
     <w:lvlOverride w:ilvl="1">
       <w:lvl w:ilvl="1">
         <w:numFmt w:val="decimal"/>
@@ -26966,16 +26594,16 @@
     </w:lvlOverride>
   </w:num>
   <w:num w:numId="28" w16cid:durableId="2012875563">
-    <w:abstractNumId w:val="128"/>
+    <w:abstractNumId w:val="130"/>
   </w:num>
   <w:num w:numId="29" w16cid:durableId="428089704">
-    <w:abstractNumId w:val="31"/>
+    <w:abstractNumId w:val="32"/>
   </w:num>
   <w:num w:numId="30" w16cid:durableId="410931569">
-    <w:abstractNumId w:val="121"/>
+    <w:abstractNumId w:val="123"/>
   </w:num>
   <w:num w:numId="31" w16cid:durableId="819882765">
-    <w:abstractNumId w:val="121"/>
+    <w:abstractNumId w:val="123"/>
     <w:lvlOverride w:ilvl="1">
       <w:lvl w:ilvl="1">
         <w:numFmt w:val="bullet"/>
@@ -26995,22 +26623,22 @@
     </w:lvlOverride>
   </w:num>
   <w:num w:numId="32" w16cid:durableId="1979919899">
-    <w:abstractNumId w:val="132"/>
+    <w:abstractNumId w:val="134"/>
   </w:num>
   <w:num w:numId="33" w16cid:durableId="650063522">
-    <w:abstractNumId w:val="152"/>
+    <w:abstractNumId w:val="154"/>
   </w:num>
   <w:num w:numId="34" w16cid:durableId="1829176748">
-    <w:abstractNumId w:val="83"/>
+    <w:abstractNumId w:val="84"/>
   </w:num>
   <w:num w:numId="35" w16cid:durableId="599877971">
-    <w:abstractNumId w:val="146"/>
+    <w:abstractNumId w:val="148"/>
   </w:num>
   <w:num w:numId="36" w16cid:durableId="1571841508">
-    <w:abstractNumId w:val="72"/>
+    <w:abstractNumId w:val="73"/>
   </w:num>
   <w:num w:numId="37" w16cid:durableId="391195595">
-    <w:abstractNumId w:val="72"/>
+    <w:abstractNumId w:val="73"/>
     <w:lvlOverride w:ilvl="1">
       <w:lvl w:ilvl="1">
         <w:numFmt w:val="bullet"/>
@@ -27030,19 +26658,19 @@
     </w:lvlOverride>
   </w:num>
   <w:num w:numId="38" w16cid:durableId="919680886">
-    <w:abstractNumId w:val="117"/>
+    <w:abstractNumId w:val="119"/>
   </w:num>
   <w:num w:numId="39" w16cid:durableId="1682001463">
-    <w:abstractNumId w:val="145"/>
+    <w:abstractNumId w:val="147"/>
   </w:num>
   <w:num w:numId="40" w16cid:durableId="175849549">
-    <w:abstractNumId w:val="142"/>
+    <w:abstractNumId w:val="144"/>
   </w:num>
   <w:num w:numId="41" w16cid:durableId="1617180450">
-    <w:abstractNumId w:val="96"/>
+    <w:abstractNumId w:val="97"/>
   </w:num>
   <w:num w:numId="42" w16cid:durableId="361367430">
-    <w:abstractNumId w:val="96"/>
+    <w:abstractNumId w:val="97"/>
     <w:lvlOverride w:ilvl="1">
       <w:lvl w:ilvl="1">
         <w:numFmt w:val="bullet"/>
@@ -27062,22 +26690,22 @@
     </w:lvlOverride>
   </w:num>
   <w:num w:numId="43" w16cid:durableId="1042828563">
-    <w:abstractNumId w:val="70"/>
+    <w:abstractNumId w:val="71"/>
   </w:num>
   <w:num w:numId="44" w16cid:durableId="1097871696">
     <w:abstractNumId w:val="16"/>
   </w:num>
   <w:num w:numId="45" w16cid:durableId="71661480">
-    <w:abstractNumId w:val="26"/>
+    <w:abstractNumId w:val="27"/>
   </w:num>
   <w:num w:numId="46" w16cid:durableId="938682825">
-    <w:abstractNumId w:val="69"/>
+    <w:abstractNumId w:val="70"/>
   </w:num>
   <w:num w:numId="47" w16cid:durableId="2360494">
-    <w:abstractNumId w:val="90"/>
+    <w:abstractNumId w:val="91"/>
   </w:num>
   <w:num w:numId="48" w16cid:durableId="1462654371">
-    <w:abstractNumId w:val="90"/>
+    <w:abstractNumId w:val="91"/>
     <w:lvlOverride w:ilvl="1">
       <w:lvl w:ilvl="1">
         <w:numFmt w:val="bullet"/>
@@ -27100,22 +26728,22 @@
     <w:abstractNumId w:val="6"/>
   </w:num>
   <w:num w:numId="50" w16cid:durableId="1930918386">
-    <w:abstractNumId w:val="107"/>
+    <w:abstractNumId w:val="108"/>
   </w:num>
   <w:num w:numId="51" w16cid:durableId="209197328">
-    <w:abstractNumId w:val="119"/>
+    <w:abstractNumId w:val="121"/>
   </w:num>
   <w:num w:numId="52" w16cid:durableId="697435575">
-    <w:abstractNumId w:val="97"/>
+    <w:abstractNumId w:val="98"/>
   </w:num>
   <w:num w:numId="53" w16cid:durableId="582766624">
-    <w:abstractNumId w:val="166"/>
+    <w:abstractNumId w:val="169"/>
   </w:num>
   <w:num w:numId="54" w16cid:durableId="830023098">
-    <w:abstractNumId w:val="77"/>
+    <w:abstractNumId w:val="78"/>
   </w:num>
   <w:num w:numId="55" w16cid:durableId="2100523153">
-    <w:abstractNumId w:val="77"/>
+    <w:abstractNumId w:val="78"/>
     <w:lvlOverride w:ilvl="2">
       <w:lvl w:ilvl="2">
         <w:numFmt w:val="bullet"/>
@@ -27135,25 +26763,25 @@
     </w:lvlOverride>
   </w:num>
   <w:num w:numId="56" w16cid:durableId="2020885991">
-    <w:abstractNumId w:val="59"/>
+    <w:abstractNumId w:val="60"/>
   </w:num>
   <w:num w:numId="57" w16cid:durableId="1606956943">
-    <w:abstractNumId w:val="150"/>
+    <w:abstractNumId w:val="152"/>
   </w:num>
   <w:num w:numId="58" w16cid:durableId="1840383666">
+    <w:abstractNumId w:val="57"/>
+  </w:num>
+  <w:num w:numId="59" w16cid:durableId="1892301501">
+    <w:abstractNumId w:val="29"/>
+  </w:num>
+  <w:num w:numId="60" w16cid:durableId="836503678">
     <w:abstractNumId w:val="56"/>
   </w:num>
-  <w:num w:numId="59" w16cid:durableId="1892301501">
-    <w:abstractNumId w:val="28"/>
-  </w:num>
-  <w:num w:numId="60" w16cid:durableId="836503678">
-    <w:abstractNumId w:val="55"/>
-  </w:num>
   <w:num w:numId="61" w16cid:durableId="779489446">
-    <w:abstractNumId w:val="149"/>
+    <w:abstractNumId w:val="151"/>
   </w:num>
   <w:num w:numId="62" w16cid:durableId="2096628128">
-    <w:abstractNumId w:val="154"/>
+    <w:abstractNumId w:val="156"/>
   </w:num>
   <w:num w:numId="63" w16cid:durableId="1257978311">
     <w:abstractNumId w:val="14"/>
@@ -27165,19 +26793,19 @@
     </w:lvlOverride>
   </w:num>
   <w:num w:numId="65" w16cid:durableId="217672684">
-    <w:abstractNumId w:val="62"/>
+    <w:abstractNumId w:val="63"/>
   </w:num>
   <w:num w:numId="66" w16cid:durableId="1697807086">
-    <w:abstractNumId w:val="134"/>
+    <w:abstractNumId w:val="136"/>
   </w:num>
   <w:num w:numId="67" w16cid:durableId="1418672027">
-    <w:abstractNumId w:val="101"/>
+    <w:abstractNumId w:val="102"/>
   </w:num>
   <w:num w:numId="68" w16cid:durableId="91168919">
-    <w:abstractNumId w:val="51"/>
+    <w:abstractNumId w:val="52"/>
   </w:num>
   <w:num w:numId="69" w16cid:durableId="2116288939">
-    <w:abstractNumId w:val="51"/>
+    <w:abstractNumId w:val="52"/>
     <w:lvlOverride w:ilvl="1">
       <w:lvl w:ilvl="1">
         <w:numFmt w:val="bullet"/>
@@ -27197,19 +26825,19 @@
     </w:lvlOverride>
   </w:num>
   <w:num w:numId="70" w16cid:durableId="366217262">
-    <w:abstractNumId w:val="32"/>
+    <w:abstractNumId w:val="33"/>
   </w:num>
   <w:num w:numId="71" w16cid:durableId="1231965884">
     <w:abstractNumId w:val="18"/>
   </w:num>
   <w:num w:numId="72" w16cid:durableId="1766876056">
-    <w:abstractNumId w:val="127"/>
+    <w:abstractNumId w:val="129"/>
   </w:num>
   <w:num w:numId="73" w16cid:durableId="929197985">
-    <w:abstractNumId w:val="148"/>
+    <w:abstractNumId w:val="150"/>
   </w:num>
   <w:num w:numId="74" w16cid:durableId="406078978">
-    <w:abstractNumId w:val="148"/>
+    <w:abstractNumId w:val="150"/>
     <w:lvlOverride w:ilvl="1">
       <w:lvl w:ilvl="1">
         <w:numFmt w:val="bullet"/>
@@ -27229,7 +26857,7 @@
     </w:lvlOverride>
   </w:num>
   <w:num w:numId="75" w16cid:durableId="1260987308">
-    <w:abstractNumId w:val="148"/>
+    <w:abstractNumId w:val="150"/>
     <w:lvlOverride w:ilvl="1">
       <w:lvl w:ilvl="1">
         <w:numFmt w:val="bullet"/>
@@ -27249,25 +26877,25 @@
     </w:lvlOverride>
   </w:num>
   <w:num w:numId="76" w16cid:durableId="533739789">
-    <w:abstractNumId w:val="76"/>
+    <w:abstractNumId w:val="77"/>
   </w:num>
   <w:num w:numId="77" w16cid:durableId="526450885">
-    <w:abstractNumId w:val="136"/>
+    <w:abstractNumId w:val="138"/>
   </w:num>
   <w:num w:numId="78" w16cid:durableId="1324964506">
-    <w:abstractNumId w:val="48"/>
+    <w:abstractNumId w:val="49"/>
   </w:num>
   <w:num w:numId="79" w16cid:durableId="1432968174">
-    <w:abstractNumId w:val="34"/>
+    <w:abstractNumId w:val="35"/>
   </w:num>
   <w:num w:numId="80" w16cid:durableId="739714761">
-    <w:abstractNumId w:val="37"/>
+    <w:abstractNumId w:val="38"/>
   </w:num>
   <w:num w:numId="81" w16cid:durableId="745693035">
-    <w:abstractNumId w:val="49"/>
+    <w:abstractNumId w:val="50"/>
   </w:num>
   <w:num w:numId="82" w16cid:durableId="1045986169">
-    <w:abstractNumId w:val="49"/>
+    <w:abstractNumId w:val="50"/>
     <w:lvlOverride w:ilvl="1">
       <w:lvl w:ilvl="1">
         <w:numFmt w:val="decimal"/>
@@ -27277,7 +26905,7 @@
     </w:lvlOverride>
   </w:num>
   <w:num w:numId="83" w16cid:durableId="2044592980">
-    <w:abstractNumId w:val="84"/>
+    <w:abstractNumId w:val="85"/>
   </w:num>
   <w:num w:numId="84" w16cid:durableId="1940676223">
     <w:abstractNumId w:val="3"/>
@@ -27286,19 +26914,19 @@
     <w:abstractNumId w:val="4"/>
   </w:num>
   <w:num w:numId="86" w16cid:durableId="1431199121">
-    <w:abstractNumId w:val="41"/>
+    <w:abstractNumId w:val="42"/>
   </w:num>
   <w:num w:numId="87" w16cid:durableId="482088748">
-    <w:abstractNumId w:val="82"/>
+    <w:abstractNumId w:val="83"/>
   </w:num>
   <w:num w:numId="88" w16cid:durableId="2067410442">
-    <w:abstractNumId w:val="66"/>
+    <w:abstractNumId w:val="67"/>
   </w:num>
   <w:num w:numId="89" w16cid:durableId="327559367">
-    <w:abstractNumId w:val="114"/>
+    <w:abstractNumId w:val="115"/>
   </w:num>
   <w:num w:numId="90" w16cid:durableId="41368198">
-    <w:abstractNumId w:val="40"/>
+    <w:abstractNumId w:val="41"/>
   </w:num>
   <w:num w:numId="91" w16cid:durableId="805393976">
     <w:abstractNumId w:val="17"/>
@@ -27344,100 +26972,100 @@
     </w:lvlOverride>
   </w:num>
   <w:num w:numId="94" w16cid:durableId="1001472005">
-    <w:abstractNumId w:val="20"/>
+    <w:abstractNumId w:val="21"/>
   </w:num>
   <w:num w:numId="95" w16cid:durableId="665595090">
-    <w:abstractNumId w:val="78"/>
+    <w:abstractNumId w:val="79"/>
   </w:num>
   <w:num w:numId="96" w16cid:durableId="1303005290">
-    <w:abstractNumId w:val="73"/>
+    <w:abstractNumId w:val="74"/>
   </w:num>
   <w:num w:numId="97" w16cid:durableId="1213418878">
-    <w:abstractNumId w:val="105"/>
+    <w:abstractNumId w:val="106"/>
   </w:num>
   <w:num w:numId="98" w16cid:durableId="1310596252">
-    <w:abstractNumId w:val="158"/>
+    <w:abstractNumId w:val="160"/>
   </w:num>
   <w:num w:numId="99" w16cid:durableId="1261528361">
+    <w:abstractNumId w:val="66"/>
+  </w:num>
+  <w:num w:numId="100" w16cid:durableId="1837305605">
     <w:abstractNumId w:val="65"/>
   </w:num>
-  <w:num w:numId="100" w16cid:durableId="1837305605">
-    <w:abstractNumId w:val="64"/>
-  </w:num>
   <w:num w:numId="101" w16cid:durableId="1037898143">
-    <w:abstractNumId w:val="126"/>
+    <w:abstractNumId w:val="128"/>
   </w:num>
   <w:num w:numId="102" w16cid:durableId="1515802033">
-    <w:abstractNumId w:val="95"/>
+    <w:abstractNumId w:val="96"/>
   </w:num>
   <w:num w:numId="103" w16cid:durableId="1335262094">
-    <w:abstractNumId w:val="157"/>
+    <w:abstractNumId w:val="159"/>
   </w:num>
   <w:num w:numId="104" w16cid:durableId="216666700">
-    <w:abstractNumId w:val="120"/>
+    <w:abstractNumId w:val="122"/>
   </w:num>
   <w:num w:numId="105" w16cid:durableId="109128233">
-    <w:abstractNumId w:val="33"/>
+    <w:abstractNumId w:val="34"/>
   </w:num>
   <w:num w:numId="106" w16cid:durableId="740295251">
     <w:abstractNumId w:val="5"/>
   </w:num>
   <w:num w:numId="107" w16cid:durableId="381170654">
-    <w:abstractNumId w:val="75"/>
+    <w:abstractNumId w:val="76"/>
   </w:num>
   <w:num w:numId="108" w16cid:durableId="1078795820">
+    <w:abstractNumId w:val="26"/>
+  </w:num>
+  <w:num w:numId="109" w16cid:durableId="565186218">
+    <w:abstractNumId w:val="58"/>
+  </w:num>
+  <w:num w:numId="110" w16cid:durableId="954218831">
+    <w:abstractNumId w:val="110"/>
+  </w:num>
+  <w:num w:numId="111" w16cid:durableId="904101517">
+    <w:abstractNumId w:val="125"/>
+  </w:num>
+  <w:num w:numId="112" w16cid:durableId="1253317046">
+    <w:abstractNumId w:val="88"/>
+  </w:num>
+  <w:num w:numId="113" w16cid:durableId="1813325584">
+    <w:abstractNumId w:val="120"/>
+  </w:num>
+  <w:num w:numId="114" w16cid:durableId="508369199">
+    <w:abstractNumId w:val="143"/>
+  </w:num>
+  <w:num w:numId="115" w16cid:durableId="755593366">
+    <w:abstractNumId w:val="131"/>
+  </w:num>
+  <w:num w:numId="116" w16cid:durableId="526723045">
+    <w:abstractNumId w:val="141"/>
+  </w:num>
+  <w:num w:numId="117" w16cid:durableId="1515725074">
+    <w:abstractNumId w:val="61"/>
+  </w:num>
+  <w:num w:numId="118" w16cid:durableId="1472013178">
+    <w:abstractNumId w:val="146"/>
+  </w:num>
+  <w:num w:numId="119" w16cid:durableId="348145094">
+    <w:abstractNumId w:val="158"/>
+  </w:num>
+  <w:num w:numId="120" w16cid:durableId="1487549432">
     <w:abstractNumId w:val="25"/>
   </w:num>
-  <w:num w:numId="109" w16cid:durableId="565186218">
-    <w:abstractNumId w:val="57"/>
-  </w:num>
-  <w:num w:numId="110" w16cid:durableId="954218831">
-    <w:abstractNumId w:val="109"/>
-  </w:num>
-  <w:num w:numId="111" w16cid:durableId="904101517">
-    <w:abstractNumId w:val="123"/>
-  </w:num>
-  <w:num w:numId="112" w16cid:durableId="1253317046">
-    <w:abstractNumId w:val="87"/>
-  </w:num>
-  <w:num w:numId="113" w16cid:durableId="1813325584">
-    <w:abstractNumId w:val="118"/>
-  </w:num>
-  <w:num w:numId="114" w16cid:durableId="508369199">
-    <w:abstractNumId w:val="141"/>
-  </w:num>
-  <w:num w:numId="115" w16cid:durableId="755593366">
-    <w:abstractNumId w:val="129"/>
-  </w:num>
-  <w:num w:numId="116" w16cid:durableId="526723045">
-    <w:abstractNumId w:val="139"/>
-  </w:num>
-  <w:num w:numId="117" w16cid:durableId="1515725074">
-    <w:abstractNumId w:val="60"/>
-  </w:num>
-  <w:num w:numId="118" w16cid:durableId="1472013178">
-    <w:abstractNumId w:val="144"/>
-  </w:num>
-  <w:num w:numId="119" w16cid:durableId="348145094">
-    <w:abstractNumId w:val="156"/>
-  </w:num>
-  <w:num w:numId="120" w16cid:durableId="1487549432">
-    <w:abstractNumId w:val="24"/>
-  </w:num>
   <w:num w:numId="121" w16cid:durableId="781846308">
-    <w:abstractNumId w:val="161"/>
+    <w:abstractNumId w:val="163"/>
   </w:num>
   <w:num w:numId="122" w16cid:durableId="1928462526">
-    <w:abstractNumId w:val="27"/>
+    <w:abstractNumId w:val="28"/>
   </w:num>
   <w:num w:numId="123" w16cid:durableId="1705324109">
-    <w:abstractNumId w:val="92"/>
+    <w:abstractNumId w:val="93"/>
   </w:num>
   <w:num w:numId="124" w16cid:durableId="937831234">
-    <w:abstractNumId w:val="21"/>
+    <w:abstractNumId w:val="22"/>
   </w:num>
   <w:num w:numId="125" w16cid:durableId="739714209">
-    <w:abstractNumId w:val="21"/>
+    <w:abstractNumId w:val="22"/>
     <w:lvlOverride w:ilvl="1">
       <w:lvl w:ilvl="1">
         <w:numFmt w:val="bullet"/>
@@ -27457,7 +27085,7 @@
     </w:lvlOverride>
   </w:num>
   <w:num w:numId="126" w16cid:durableId="1272932300">
-    <w:abstractNumId w:val="21"/>
+    <w:abstractNumId w:val="22"/>
     <w:lvlOverride w:ilvl="1">
       <w:lvl w:ilvl="1">
         <w:numFmt w:val="bullet"/>
@@ -27477,100 +27105,100 @@
     </w:lvlOverride>
   </w:num>
   <w:num w:numId="127" w16cid:durableId="449935055">
-    <w:abstractNumId w:val="67"/>
+    <w:abstractNumId w:val="68"/>
   </w:num>
   <w:num w:numId="128" w16cid:durableId="1261794205">
-    <w:abstractNumId w:val="68"/>
+    <w:abstractNumId w:val="69"/>
   </w:num>
   <w:num w:numId="129" w16cid:durableId="155000773">
-    <w:abstractNumId w:val="47"/>
+    <w:abstractNumId w:val="48"/>
   </w:num>
   <w:num w:numId="130" w16cid:durableId="2068452592">
     <w:abstractNumId w:val="15"/>
   </w:num>
   <w:num w:numId="131" w16cid:durableId="305207024">
-    <w:abstractNumId w:val="170"/>
+    <w:abstractNumId w:val="174"/>
   </w:num>
   <w:num w:numId="132" w16cid:durableId="303120880">
-    <w:abstractNumId w:val="50"/>
+    <w:abstractNumId w:val="51"/>
   </w:num>
   <w:num w:numId="133" w16cid:durableId="926383284">
-    <w:abstractNumId w:val="143"/>
+    <w:abstractNumId w:val="145"/>
   </w:num>
   <w:num w:numId="134" w16cid:durableId="1977298208">
-    <w:abstractNumId w:val="103"/>
+    <w:abstractNumId w:val="104"/>
   </w:num>
   <w:num w:numId="135" w16cid:durableId="1556696686">
-    <w:abstractNumId w:val="111"/>
+    <w:abstractNumId w:val="112"/>
   </w:num>
   <w:num w:numId="136" w16cid:durableId="11954707">
     <w:abstractNumId w:val="13"/>
   </w:num>
   <w:num w:numId="137" w16cid:durableId="1361591553">
-    <w:abstractNumId w:val="39"/>
+    <w:abstractNumId w:val="40"/>
   </w:num>
   <w:num w:numId="138" w16cid:durableId="820736359">
-    <w:abstractNumId w:val="85"/>
+    <w:abstractNumId w:val="86"/>
   </w:num>
   <w:num w:numId="139" w16cid:durableId="1501693897">
-    <w:abstractNumId w:val="115"/>
+    <w:abstractNumId w:val="117"/>
   </w:num>
   <w:num w:numId="140" w16cid:durableId="917518012">
-    <w:abstractNumId w:val="131"/>
+    <w:abstractNumId w:val="133"/>
   </w:num>
   <w:num w:numId="141" w16cid:durableId="1124225954">
-    <w:abstractNumId w:val="168"/>
+    <w:abstractNumId w:val="172"/>
   </w:num>
   <w:num w:numId="142" w16cid:durableId="1428883756">
-    <w:abstractNumId w:val="137"/>
+    <w:abstractNumId w:val="139"/>
   </w:num>
   <w:num w:numId="143" w16cid:durableId="1651326372">
-    <w:abstractNumId w:val="43"/>
+    <w:abstractNumId w:val="44"/>
   </w:num>
   <w:num w:numId="144" w16cid:durableId="1947736491">
     <w:abstractNumId w:val="19"/>
   </w:num>
   <w:num w:numId="145" w16cid:durableId="592209289">
-    <w:abstractNumId w:val="147"/>
+    <w:abstractNumId w:val="149"/>
   </w:num>
   <w:num w:numId="146" w16cid:durableId="397285438">
-    <w:abstractNumId w:val="52"/>
+    <w:abstractNumId w:val="53"/>
   </w:num>
   <w:num w:numId="147" w16cid:durableId="81950788">
-    <w:abstractNumId w:val="99"/>
+    <w:abstractNumId w:val="100"/>
   </w:num>
   <w:num w:numId="148" w16cid:durableId="1868786268">
     <w:abstractNumId w:val="2"/>
   </w:num>
   <w:num w:numId="149" w16cid:durableId="310133827">
-    <w:abstractNumId w:val="22"/>
+    <w:abstractNumId w:val="23"/>
   </w:num>
   <w:num w:numId="150" w16cid:durableId="2057775839">
     <w:abstractNumId w:val="0"/>
   </w:num>
   <w:num w:numId="151" w16cid:durableId="1123428036">
-    <w:abstractNumId w:val="130"/>
+    <w:abstractNumId w:val="132"/>
   </w:num>
   <w:num w:numId="152" w16cid:durableId="991253855">
-    <w:abstractNumId w:val="130"/>
+    <w:abstractNumId w:val="132"/>
     <w:lvlOverride w:ilvl="1">
       <w:startOverride w:val="1"/>
     </w:lvlOverride>
   </w:num>
   <w:num w:numId="153" w16cid:durableId="1024358816">
-    <w:abstractNumId w:val="71"/>
+    <w:abstractNumId w:val="72"/>
   </w:num>
   <w:num w:numId="154" w16cid:durableId="148643133">
-    <w:abstractNumId w:val="79"/>
+    <w:abstractNumId w:val="80"/>
   </w:num>
   <w:num w:numId="155" w16cid:durableId="292488364">
-    <w:abstractNumId w:val="135"/>
+    <w:abstractNumId w:val="137"/>
   </w:num>
   <w:num w:numId="156" w16cid:durableId="1886066264">
-    <w:abstractNumId w:val="140"/>
+    <w:abstractNumId w:val="142"/>
   </w:num>
   <w:num w:numId="157" w16cid:durableId="2038193403">
-    <w:abstractNumId w:val="140"/>
+    <w:abstractNumId w:val="142"/>
     <w:lvlOverride w:ilvl="1">
       <w:lvl w:ilvl="1">
         <w:numFmt w:val="bullet"/>
@@ -27590,19 +27218,19 @@
     </w:lvlOverride>
   </w:num>
   <w:num w:numId="158" w16cid:durableId="1968900077">
-    <w:abstractNumId w:val="23"/>
+    <w:abstractNumId w:val="24"/>
   </w:num>
   <w:num w:numId="159" w16cid:durableId="915242249">
-    <w:abstractNumId w:val="98"/>
+    <w:abstractNumId w:val="99"/>
   </w:num>
   <w:num w:numId="160" w16cid:durableId="2058815222">
     <w:abstractNumId w:val="10"/>
   </w:num>
   <w:num w:numId="161" w16cid:durableId="1672024289">
-    <w:abstractNumId w:val="108"/>
+    <w:abstractNumId w:val="109"/>
   </w:num>
   <w:num w:numId="162" w16cid:durableId="968634561">
-    <w:abstractNumId w:val="108"/>
+    <w:abstractNumId w:val="109"/>
     <w:lvlOverride w:ilvl="1">
       <w:lvl w:ilvl="1">
         <w:numFmt w:val="bullet"/>
@@ -27622,91 +27250,103 @@
     </w:lvlOverride>
   </w:num>
   <w:num w:numId="163" w16cid:durableId="1653365320">
-    <w:abstractNumId w:val="35"/>
+    <w:abstractNumId w:val="36"/>
   </w:num>
   <w:num w:numId="164" w16cid:durableId="346951097">
-    <w:abstractNumId w:val="116"/>
+    <w:abstractNumId w:val="118"/>
   </w:num>
   <w:num w:numId="165" w16cid:durableId="786855938">
-    <w:abstractNumId w:val="44"/>
+    <w:abstractNumId w:val="45"/>
   </w:num>
   <w:num w:numId="166" w16cid:durableId="740370708">
-    <w:abstractNumId w:val="81"/>
+    <w:abstractNumId w:val="82"/>
   </w:num>
   <w:num w:numId="167" w16cid:durableId="1880626334">
-    <w:abstractNumId w:val="81"/>
+    <w:abstractNumId w:val="82"/>
     <w:lvlOverride w:ilvl="2">
       <w:startOverride w:val="1"/>
     </w:lvlOverride>
   </w:num>
   <w:num w:numId="168" w16cid:durableId="1984188479">
-    <w:abstractNumId w:val="53"/>
+    <w:abstractNumId w:val="54"/>
   </w:num>
   <w:num w:numId="169" w16cid:durableId="675571960">
-    <w:abstractNumId w:val="94"/>
+    <w:abstractNumId w:val="95"/>
   </w:num>
   <w:num w:numId="170" w16cid:durableId="461383622">
-    <w:abstractNumId w:val="74"/>
+    <w:abstractNumId w:val="75"/>
   </w:num>
   <w:num w:numId="171" w16cid:durableId="762144377">
-    <w:abstractNumId w:val="42"/>
+    <w:abstractNumId w:val="43"/>
   </w:num>
   <w:num w:numId="172" w16cid:durableId="1425685518">
-    <w:abstractNumId w:val="151"/>
+    <w:abstractNumId w:val="153"/>
   </w:num>
   <w:num w:numId="173" w16cid:durableId="536354307">
-    <w:abstractNumId w:val="58"/>
+    <w:abstractNumId w:val="59"/>
   </w:num>
   <w:num w:numId="174" w16cid:durableId="915240226">
-    <w:abstractNumId w:val="29"/>
+    <w:abstractNumId w:val="30"/>
   </w:num>
   <w:num w:numId="175" w16cid:durableId="875001005">
-    <w:abstractNumId w:val="159"/>
+    <w:abstractNumId w:val="161"/>
   </w:num>
   <w:num w:numId="176" w16cid:durableId="552930650">
-    <w:abstractNumId w:val="124"/>
+    <w:abstractNumId w:val="126"/>
   </w:num>
   <w:num w:numId="177" w16cid:durableId="649478602">
-    <w:abstractNumId w:val="160"/>
+    <w:abstractNumId w:val="162"/>
   </w:num>
   <w:num w:numId="178" w16cid:durableId="1615282566">
-    <w:abstractNumId w:val="36"/>
+    <w:abstractNumId w:val="37"/>
   </w:num>
   <w:num w:numId="179" w16cid:durableId="1783767042">
-    <w:abstractNumId w:val="165"/>
+    <w:abstractNumId w:val="168"/>
   </w:num>
   <w:num w:numId="180" w16cid:durableId="742531134">
-    <w:abstractNumId w:val="30"/>
+    <w:abstractNumId w:val="31"/>
   </w:num>
   <w:num w:numId="181" w16cid:durableId="1829979370">
-    <w:abstractNumId w:val="61"/>
+    <w:abstractNumId w:val="62"/>
   </w:num>
   <w:num w:numId="182" w16cid:durableId="1521435721">
     <w:abstractNumId w:val="8"/>
   </w:num>
   <w:num w:numId="183" w16cid:durableId="1773165063">
-    <w:abstractNumId w:val="122"/>
+    <w:abstractNumId w:val="124"/>
   </w:num>
   <w:num w:numId="184" w16cid:durableId="1007832891">
     <w:abstractNumId w:val="7"/>
   </w:num>
   <w:num w:numId="185" w16cid:durableId="82190003">
-    <w:abstractNumId w:val="89"/>
+    <w:abstractNumId w:val="90"/>
   </w:num>
   <w:num w:numId="186" w16cid:durableId="44915836">
-    <w:abstractNumId w:val="164"/>
+    <w:abstractNumId w:val="167"/>
   </w:num>
   <w:num w:numId="187" w16cid:durableId="833184744">
-    <w:abstractNumId w:val="110"/>
+    <w:abstractNumId w:val="111"/>
   </w:num>
   <w:num w:numId="188" w16cid:durableId="1715157717">
     <w:abstractNumId w:val="11"/>
   </w:num>
   <w:num w:numId="189" w16cid:durableId="1289049802">
-    <w:abstractNumId w:val="80"/>
+    <w:abstractNumId w:val="81"/>
   </w:num>
   <w:num w:numId="190" w16cid:durableId="271665483">
-    <w:abstractNumId w:val="167"/>
+    <w:abstractNumId w:val="171"/>
+  </w:num>
+  <w:num w:numId="191" w16cid:durableId="1269580070">
+    <w:abstractNumId w:val="116"/>
+  </w:num>
+  <w:num w:numId="192" w16cid:durableId="1842308085">
+    <w:abstractNumId w:val="20"/>
+  </w:num>
+  <w:num w:numId="193" w16cid:durableId="399522766">
+    <w:abstractNumId w:val="166"/>
+  </w:num>
+  <w:num w:numId="194" w16cid:durableId="1172987669">
+    <w:abstractNumId w:val="170"/>
   </w:num>
 </w:numbering>
 </file>
@@ -28334,7 +27974,6 @@
   <w:style w:type="character" w:default="1" w:styleId="Policepardfaut">
     <w:name w:val="Default Paragraph Font"/>
     <w:uiPriority w:val="1"/>
-    <w:semiHidden/>
     <w:unhideWhenUsed/>
   </w:style>
   <w:style w:type="table" w:default="1" w:styleId="TableauNormal">

--- a/ZZ échanges ChatGpt Gemini/00000 prompt pour  Doc État du Projet.docx
+++ b/ZZ échanges ChatGpt Gemini/00000 prompt pour  Doc État du Projet.docx
@@ -2,6 +2,23 @@
 <file path=word/document.xml><?xml version="1.0" encoding="utf-8"?>
 <w:document xmlns:wpc="http://schemas.microsoft.com/office/word/2010/wordprocessingCanvas" xmlns:cx="http://schemas.microsoft.com/office/drawing/2014/chartex" xmlns:cx1="http://schemas.microsoft.com/office/drawing/2015/9/8/chartex" xmlns:cx2="http://schemas.microsoft.com/office/drawing/2015/10/21/chartex" xmlns:cx3="http://schemas.microsoft.com/office/drawing/2016/5/9/chartex" xmlns:cx4="http://schemas.microsoft.com/office/drawing/2016/5/10/chartex" xmlns:cx5="http://schemas.microsoft.com/office/drawing/2016/5/11/chartex" xmlns:cx6="http://schemas.microsoft.com/office/drawing/2016/5/12/chartex" xmlns:cx7="http://schemas.microsoft.com/office/drawing/2016/5/13/chartex" xmlns:cx8="http://schemas.microsoft.com/office/drawing/2016/5/14/chartex" xmlns:mc="http://schemas.openxmlformats.org/markup-compatibility/2006" xmlns:aink="http://schemas.microsoft.com/office/drawing/2016/ink" xmlns:am3d="http://schemas.microsoft.com/office/drawing/2017/model3d" xmlns:o="urn:schemas-microsoft-com:office:office" xmlns:oel="http://schemas.microsoft.com/office/2019/extlst" xmlns:r="http://schemas.openxmlformats.org/officeDocument/2006/relationships" xmlns:m="http://schemas.openxmlformats.org/officeDocument/2006/math" xmlns:v="urn:schemas-microsoft-com:vml" xmlns:wp14="http://schemas.microsoft.com/office/word/2010/wordprocessingDrawing" xmlns:wp="http://schemas.openxmlformats.org/drawingml/2006/wordprocessingDrawing" xmlns:w10="urn:schemas-microsoft-com:office:word" xmlns:w="http://schemas.openxmlformats.org/wordprocessingml/2006/main" xmlns:w14="http://schemas.microsoft.com/office/word/2010/wordml" xmlns:w15="http://schemas.microsoft.com/office/word/2012/wordml" xmlns:w16cex="http://schemas.microsoft.com/office/word/2018/wordml/cex" xmlns:w16cid="http://schemas.microsoft.com/office/word/2016/wordml/cid" xmlns:w16="http://schemas.microsoft.com/office/word/2018/wordml" xmlns:w16du="http://schemas.microsoft.com/office/word/2023/wordml/word16du" xmlns:w16sdtdh="http://schemas.microsoft.com/office/word/2020/wordml/sdtdatahash" xmlns:w16sdtfl="http://schemas.microsoft.com/office/word/2024/wordml/sdtformatlock" xmlns:w16se="http://schemas.microsoft.com/office/word/2015/wordml/symex" xmlns:wpg="http://schemas.microsoft.com/office/word/2010/wordprocessingGroup" xmlns:wpi="http://schemas.microsoft.com/office/word/2010/wordprocessingInk" xmlns:wne="http://schemas.microsoft.com/office/word/2006/wordml" xmlns:wps="http://schemas.microsoft.com/office/word/2010/wordprocessingShape" mc:Ignorable="w14 w15 w16se w16cid w16 w16cex w16sdtdh w16sdtfl w16du wp14">
   <w:body>
+    <w:p>
+      <w:pPr>
+        <w:rPr>
+          <w:b/>
+          <w:bCs/>
+          <w:lang w:val="fr-FR"/>
+        </w:rPr>
+      </w:pPr>
+      <w:r>
+        <w:rPr>
+          <w:b/>
+          <w:bCs/>
+          <w:lang w:val="fr-FR"/>
+        </w:rPr>
+        <w:t>Prompt final compact et enrichi</w:t>
+      </w:r>
+    </w:p>
     <w:p>
       <w:pPr>
         <w:rPr>
@@ -45,25 +62,7 @@
           <w:bCs/>
           <w:lang w:val="fr-FR"/>
         </w:rPr>
-        <w:t xml:space="preserve">document </w:t>
-      </w:r>
-      <w:proofErr w:type="spellStart"/>
-      <w:r>
-        <w:rPr>
-          <w:b/>
-          <w:bCs/>
-          <w:lang w:val="fr-FR"/>
-        </w:rPr>
-        <w:t>Markdown</w:t>
-      </w:r>
-      <w:proofErr w:type="spellEnd"/>
-      <w:r>
-        <w:rPr>
-          <w:b/>
-          <w:bCs/>
-          <w:lang w:val="fr-FR"/>
-        </w:rPr>
-        <w:t xml:space="preserve"> unique</w:t>
+        <w:t>document Markdown unique</w:t>
       </w:r>
       <w:r>
         <w:rPr>
@@ -191,8 +190,8 @@
           <w:bCs/>
           <w:lang w:val="fr-FR"/>
         </w:rPr>
-        <w:pict w14:anchorId="768F8BFC">
-          <v:rect id="_x0000_i1061" style="width:0;height:1.5pt" o:hralign="center" o:hrstd="t" o:hr="t" fillcolor="#a0a0a0" stroked="f"/>
+        <w:pict w14:anchorId="78130984">
+          <v:rect id="_x0000_i1025" style="width:0;height:1.5pt" o:hralign="center" o:hrstd="t" o:hr="t" fillcolor="#a0a0a0" stroked="f"/>
         </w:pict>
       </w:r>
     </w:p>
@@ -308,7 +307,21 @@
           <w:lang w:val="fr-FR"/>
         </w:rPr>
         <w:br/>
-        <w:t>• Une seule consigne à la fois, détaillée et concise.</w:t>
+        <w:t xml:space="preserve">• </w:t>
+      </w:r>
+      <w:r>
+        <w:rPr>
+          <w:bCs/>
+          <w:lang w:val="fr-FR"/>
+        </w:rPr>
+        <w:t xml:space="preserve">donne </w:t>
+      </w:r>
+      <w:r>
+        <w:rPr>
+          <w:bCs/>
+          <w:lang w:val="fr-FR"/>
+        </w:rPr>
+        <w:t>Une seule consigne à la fois, détaillée et concise.</w:t>
       </w:r>
       <w:r>
         <w:rPr>
@@ -355,8 +368,8 @@
           <w:bCs/>
           <w:lang w:val="fr-FR"/>
         </w:rPr>
-        <w:pict w14:anchorId="7BFA4BD0">
-          <v:rect id="_x0000_i1062" style="width:0;height:1.5pt" o:hralign="center" o:hrstd="t" o:hr="t" fillcolor="#a0a0a0" stroked="f"/>
+        <w:pict w14:anchorId="0D60F82E">
+          <v:rect id="_x0000_i1026" style="width:0;height:1.5pt" o:hralign="center" o:hrstd="t" o:hr="t" fillcolor="#a0a0a0" stroked="f"/>
         </w:pict>
       </w:r>
     </w:p>
@@ -381,7 +394,7 @@
       <w:pPr>
         <w:numPr>
           <w:ilvl w:val="0"/>
-          <w:numId w:val="191"/>
+          <w:numId w:val="195"/>
         </w:numPr>
         <w:rPr>
           <w:bCs/>
@@ -393,30 +406,52 @@
           <w:bCs/>
           <w:lang w:val="fr-FR"/>
         </w:rPr>
-        <w:t>Projet : {{</w:t>
+        <w:t>Projet : {{nom_du_projet}}</w:t>
       </w:r>
-      <w:proofErr w:type="spellStart"/>
+    </w:p>
+    <w:p>
+      <w:pPr>
+        <w:numPr>
+          <w:ilvl w:val="0"/>
+          <w:numId w:val="195"/>
+        </w:numPr>
+        <w:rPr>
+          <w:bCs/>
+          <w:lang w:val="fr-FR"/>
+        </w:rPr>
+      </w:pPr>
       <w:r>
         <w:rPr>
           <w:bCs/>
           <w:lang w:val="fr-FR"/>
         </w:rPr>
-        <w:t>nom_du_projet</w:t>
+        <w:t>Session : {{YYYY-MM-DD}} — {{tag_session}}</w:t>
       </w:r>
-      <w:proofErr w:type="spellEnd"/>
+    </w:p>
+    <w:p>
+      <w:pPr>
+        <w:numPr>
+          <w:ilvl w:val="0"/>
+          <w:numId w:val="195"/>
+        </w:numPr>
+        <w:rPr>
+          <w:bCs/>
+          <w:lang w:val="fr-FR"/>
+        </w:rPr>
+      </w:pPr>
       <w:r>
         <w:rPr>
           <w:bCs/>
           <w:lang w:val="fr-FR"/>
         </w:rPr>
-        <w:t>}}</w:t>
+        <w:t>Objectif global : {{objectif_global}}</w:t>
       </w:r>
     </w:p>
     <w:p>
       <w:pPr>
         <w:numPr>
           <w:ilvl w:val="0"/>
-          <w:numId w:val="191"/>
+          <w:numId w:val="195"/>
         </w:numPr>
         <w:rPr>
           <w:bCs/>
@@ -428,135 +463,33 @@
           <w:bCs/>
           <w:lang w:val="fr-FR"/>
         </w:rPr>
-        <w:t>Session : {{YYYY-MM-DD}} — {{</w:t>
+        <w:t>Focus de la session : {{focus_du_jour}}</w:t>
       </w:r>
-      <w:proofErr w:type="spellStart"/>
+    </w:p>
+    <w:p>
+      <w:pPr>
+        <w:numPr>
+          <w:ilvl w:val="0"/>
+          <w:numId w:val="195"/>
+        </w:numPr>
+        <w:rPr>
+          <w:bCs/>
+          <w:lang w:val="fr-FR"/>
+        </w:rPr>
+      </w:pPr>
       <w:r>
         <w:rPr>
           <w:bCs/>
           <w:lang w:val="fr-FR"/>
         </w:rPr>
-        <w:t>tag_session</w:t>
-      </w:r>
-      <w:proofErr w:type="spellEnd"/>
-      <w:r>
-        <w:rPr>
-          <w:bCs/>
-          <w:lang w:val="fr-FR"/>
-        </w:rPr>
-        <w:t>}}</w:t>
+        <w:t>Ligne CONFIG cible (si connue) : {{rowIndex}}</w:t>
       </w:r>
     </w:p>
     <w:p>
       <w:pPr>
         <w:numPr>
           <w:ilvl w:val="0"/>
-          <w:numId w:val="191"/>
-        </w:numPr>
-        <w:rPr>
-          <w:bCs/>
-          <w:lang w:val="fr-FR"/>
-        </w:rPr>
-      </w:pPr>
-      <w:r>
-        <w:rPr>
-          <w:bCs/>
-          <w:lang w:val="fr-FR"/>
-        </w:rPr>
-        <w:t>Objectif global : {{</w:t>
-      </w:r>
-      <w:proofErr w:type="spellStart"/>
-      <w:r>
-        <w:rPr>
-          <w:bCs/>
-          <w:lang w:val="fr-FR"/>
-        </w:rPr>
-        <w:t>objectif_global</w:t>
-      </w:r>
-      <w:proofErr w:type="spellEnd"/>
-      <w:r>
-        <w:rPr>
-          <w:bCs/>
-          <w:lang w:val="fr-FR"/>
-        </w:rPr>
-        <w:t>}}</w:t>
-      </w:r>
-    </w:p>
-    <w:p>
-      <w:pPr>
-        <w:numPr>
-          <w:ilvl w:val="0"/>
-          <w:numId w:val="191"/>
-        </w:numPr>
-        <w:rPr>
-          <w:bCs/>
-          <w:lang w:val="fr-FR"/>
-        </w:rPr>
-      </w:pPr>
-      <w:r>
-        <w:rPr>
-          <w:bCs/>
-          <w:lang w:val="fr-FR"/>
-        </w:rPr>
-        <w:t>Focus de la session : {{</w:t>
-      </w:r>
-      <w:proofErr w:type="spellStart"/>
-      <w:r>
-        <w:rPr>
-          <w:bCs/>
-          <w:lang w:val="fr-FR"/>
-        </w:rPr>
-        <w:t>focus_du_jour</w:t>
-      </w:r>
-      <w:proofErr w:type="spellEnd"/>
-      <w:r>
-        <w:rPr>
-          <w:bCs/>
-          <w:lang w:val="fr-FR"/>
-        </w:rPr>
-        <w:t>}}</w:t>
-      </w:r>
-    </w:p>
-    <w:p>
-      <w:pPr>
-        <w:numPr>
-          <w:ilvl w:val="0"/>
-          <w:numId w:val="191"/>
-        </w:numPr>
-        <w:rPr>
-          <w:bCs/>
-          <w:lang w:val="fr-FR"/>
-        </w:rPr>
-      </w:pPr>
-      <w:r>
-        <w:rPr>
-          <w:bCs/>
-          <w:lang w:val="fr-FR"/>
-        </w:rPr>
-        <w:t>Ligne CONFIG cible (si connue) : {{</w:t>
-      </w:r>
-      <w:proofErr w:type="spellStart"/>
-      <w:r>
-        <w:rPr>
-          <w:bCs/>
-          <w:lang w:val="fr-FR"/>
-        </w:rPr>
-        <w:t>rowIndex</w:t>
-      </w:r>
-      <w:proofErr w:type="spellEnd"/>
-      <w:r>
-        <w:rPr>
-          <w:bCs/>
-          <w:lang w:val="fr-FR"/>
-        </w:rPr>
-        <w:t>}}</w:t>
-      </w:r>
-    </w:p>
-    <w:p>
-      <w:pPr>
-        <w:numPr>
-          <w:ilvl w:val="0"/>
-          <w:numId w:val="191"/>
+          <w:numId w:val="195"/>
         </w:numPr>
         <w:rPr>
           <w:bCs/>
@@ -575,7 +508,7 @@
       <w:pPr>
         <w:numPr>
           <w:ilvl w:val="0"/>
-          <w:numId w:val="191"/>
+          <w:numId w:val="195"/>
         </w:numPr>
         <w:rPr>
           <w:bCs/>
@@ -587,39 +520,23 @@
           <w:bCs/>
           <w:lang w:val="fr-FR"/>
         </w:rPr>
-        <w:t xml:space="preserve">Contexte précédent : dernier </w:t>
+        <w:t>Contexte précédent : dernier Markdown à jour (si fourni) → puiser et fusionner Glossaire &amp; Registre.</w:t>
       </w:r>
-      <w:proofErr w:type="spellStart"/>
+    </w:p>
+    <w:p>
+      <w:pPr>
+        <w:rPr>
+          <w:bCs/>
+          <w:lang w:val="fr-FR"/>
+        </w:rPr>
+      </w:pPr>
       <w:r>
         <w:rPr>
           <w:bCs/>
           <w:lang w:val="fr-FR"/>
         </w:rPr>
-        <w:t>Markdown</w:t>
-      </w:r>
-      <w:proofErr w:type="spellEnd"/>
-      <w:r>
-        <w:rPr>
-          <w:bCs/>
-          <w:lang w:val="fr-FR"/>
-        </w:rPr>
-        <w:t xml:space="preserve"> à jour (si fourni) → puiser et fusionner Glossaire &amp; Registre.</w:t>
-      </w:r>
-    </w:p>
-    <w:p>
-      <w:pPr>
-        <w:rPr>
-          <w:bCs/>
-          <w:lang w:val="fr-FR"/>
-        </w:rPr>
-      </w:pPr>
-      <w:r>
-        <w:rPr>
-          <w:bCs/>
-          <w:lang w:val="fr-FR"/>
-        </w:rPr>
-        <w:pict w14:anchorId="4C3B61C6">
-          <v:rect id="_x0000_i1063" style="width:0;height:1.5pt" o:hralign="center" o:hrstd="t" o:hr="t" fillcolor="#a0a0a0" stroked="f"/>
+        <w:pict w14:anchorId="5C1DAD7D">
+          <v:rect id="_x0000_i1027" style="width:0;height:1.5pt" o:hralign="center" o:hrstd="t" o:hr="t" fillcolor="#a0a0a0" stroked="f"/>
         </w:pict>
       </w:r>
     </w:p>
@@ -644,7 +561,7 @@
       <w:pPr>
         <w:numPr>
           <w:ilvl w:val="0"/>
-          <w:numId w:val="192"/>
+          <w:numId w:val="196"/>
         </w:numPr>
         <w:rPr>
           <w:bCs/>
@@ -657,18 +574,8 @@
           <w:bCs/>
           <w:lang w:val="fr-FR"/>
         </w:rPr>
-        <w:t xml:space="preserve">Un seul fichier </w:t>
+        <w:t>Un seul fichier Markdown</w:t>
       </w:r>
-      <w:proofErr w:type="spellStart"/>
-      <w:r>
-        <w:rPr>
-          <w:b/>
-          <w:bCs/>
-          <w:lang w:val="fr-FR"/>
-        </w:rPr>
-        <w:t>Markdown</w:t>
-      </w:r>
-      <w:proofErr w:type="spellEnd"/>
       <w:r>
         <w:rPr>
           <w:bCs/>
@@ -681,7 +588,7 @@
       <w:pPr>
         <w:numPr>
           <w:ilvl w:val="0"/>
-          <w:numId w:val="192"/>
+          <w:numId w:val="196"/>
         </w:numPr>
         <w:rPr>
           <w:bCs/>
@@ -693,30 +600,14 @@
           <w:bCs/>
           <w:lang w:val="fr-FR"/>
         </w:rPr>
-        <w:t xml:space="preserve">Pas de texte hors </w:t>
-      </w:r>
-      <w:proofErr w:type="spellStart"/>
-      <w:r>
-        <w:rPr>
-          <w:bCs/>
-          <w:lang w:val="fr-FR"/>
-        </w:rPr>
-        <w:t>Markdown</w:t>
-      </w:r>
-      <w:proofErr w:type="spellEnd"/>
-      <w:r>
-        <w:rPr>
-          <w:bCs/>
-          <w:lang w:val="fr-FR"/>
-        </w:rPr>
-        <w:t>. Pas de questions.</w:t>
+        <w:t>Pas de texte hors Markdown. Pas de questions.</w:t>
       </w:r>
     </w:p>
     <w:p>
       <w:pPr>
         <w:numPr>
           <w:ilvl w:val="0"/>
-          <w:numId w:val="192"/>
+          <w:numId w:val="196"/>
         </w:numPr>
         <w:rPr>
           <w:bCs/>
@@ -735,7 +626,7 @@
       <w:pPr>
         <w:numPr>
           <w:ilvl w:val="0"/>
-          <w:numId w:val="192"/>
+          <w:numId w:val="196"/>
         </w:numPr>
         <w:rPr>
           <w:bCs/>
@@ -754,7 +645,7 @@
       <w:pPr>
         <w:numPr>
           <w:ilvl w:val="0"/>
-          <w:numId w:val="192"/>
+          <w:numId w:val="196"/>
         </w:numPr>
         <w:rPr>
           <w:bCs/>
@@ -773,26 +664,7 @@
       <w:pPr>
         <w:numPr>
           <w:ilvl w:val="0"/>
-          <w:numId w:val="192"/>
-        </w:numPr>
-        <w:rPr>
-          <w:bCs/>
-          <w:lang w:val="fr-FR"/>
-        </w:rPr>
-      </w:pPr>
-      <w:r>
-        <w:rPr>
-          <w:bCs/>
-          <w:lang w:val="fr-FR"/>
-        </w:rPr>
-        <w:t>Mettre en évidence les points bloquants/risqués.</w:t>
-      </w:r>
-    </w:p>
-    <w:p>
-      <w:pPr>
-        <w:numPr>
-          <w:ilvl w:val="0"/>
-          <w:numId w:val="192"/>
+          <w:numId w:val="196"/>
         </w:numPr>
         <w:rPr>
           <w:bCs/>
@@ -805,11 +677,15 @@
           <w:lang w:val="fr-FR"/>
         </w:rPr>
         <w:lastRenderedPageBreak/>
-        <w:t>Annexes persistantes : Glossaire et Registre → fusion, déduplication, tri, enrichissement.</w:t>
+        <w:t>Mettre en évidence les points bloquants/risqués.</w:t>
       </w:r>
     </w:p>
     <w:p>
       <w:pPr>
+        <w:numPr>
+          <w:ilvl w:val="0"/>
+          <w:numId w:val="196"/>
+        </w:numPr>
         <w:rPr>
           <w:bCs/>
           <w:lang w:val="fr-FR"/>
@@ -820,8 +696,23 @@
           <w:bCs/>
           <w:lang w:val="fr-FR"/>
         </w:rPr>
-        <w:pict w14:anchorId="1D22C279">
-          <v:rect id="_x0000_i1064" style="width:0;height:1.5pt" o:hralign="center" o:hrstd="t" o:hr="t" fillcolor="#a0a0a0" stroked="f"/>
+        <w:t>Annexes persistantes : Glossaire et Registre → fusion, déduplication, tri, enrichissement.</w:t>
+      </w:r>
+    </w:p>
+    <w:p>
+      <w:pPr>
+        <w:rPr>
+          <w:bCs/>
+          <w:lang w:val="fr-FR"/>
+        </w:rPr>
+      </w:pPr>
+      <w:r>
+        <w:rPr>
+          <w:bCs/>
+          <w:lang w:val="fr-FR"/>
+        </w:rPr>
+        <w:pict w14:anchorId="799577C3">
+          <v:rect id="_x0000_i1028" style="width:0;height:1.5pt" o:hralign="center" o:hrstd="t" o:hr="t" fillcolor="#a0a0a0" stroked="f"/>
         </w:pict>
       </w:r>
     </w:p>
@@ -846,7 +737,7 @@
       <w:pPr>
         <w:numPr>
           <w:ilvl w:val="0"/>
-          <w:numId w:val="193"/>
+          <w:numId w:val="197"/>
         </w:numPr>
         <w:rPr>
           <w:bCs/>
@@ -865,8 +756,85 @@
     <w:p>
       <w:pPr>
         <w:numPr>
+          <w:ilvl w:val="1"/>
+          <w:numId w:val="197"/>
+        </w:numPr>
+        <w:rPr>
+          <w:bCs/>
+          <w:lang w:val="fr-FR"/>
+        </w:rPr>
+      </w:pPr>
+      <w:r>
+        <w:rPr>
+          <w:bCs/>
+          <w:lang w:val="fr-FR"/>
+        </w:rPr>
+        <w:t>Date, tag, projet, auteur (assistant), versions connues.</w:t>
+      </w:r>
+    </w:p>
+    <w:p>
+      <w:pPr>
+        <w:numPr>
+          <w:ilvl w:val="1"/>
+          <w:numId w:val="197"/>
+        </w:numPr>
+        <w:rPr>
+          <w:bCs/>
+          <w:lang w:val="fr-FR"/>
+        </w:rPr>
+      </w:pPr>
+      <w:r>
+        <w:rPr>
+          <w:bCs/>
+          <w:lang w:val="fr-FR"/>
+        </w:rPr>
+        <w:t>Snapshot des IDs : CONFIG, BDD, TEMPLATE, Form, Sheet réponses, Docs gabarits PDF.</w:t>
+      </w:r>
+    </w:p>
+    <w:p>
+      <w:pPr>
+        <w:numPr>
           <w:ilvl w:val="0"/>
-          <w:numId w:val="193"/>
+          <w:numId w:val="197"/>
+        </w:numPr>
+        <w:rPr>
+          <w:bCs/>
+          <w:lang w:val="fr-FR"/>
+        </w:rPr>
+      </w:pPr>
+      <w:r>
+        <w:rPr>
+          <w:b/>
+          <w:bCs/>
+          <w:lang w:val="fr-FR"/>
+        </w:rPr>
+        <w:t>Résumé narratif (executive summary)</w:t>
+      </w:r>
+    </w:p>
+    <w:p>
+      <w:pPr>
+        <w:numPr>
+          <w:ilvl w:val="1"/>
+          <w:numId w:val="197"/>
+        </w:numPr>
+        <w:rPr>
+          <w:bCs/>
+          <w:lang w:val="fr-FR"/>
+        </w:rPr>
+      </w:pPr>
+      <w:r>
+        <w:rPr>
+          <w:bCs/>
+          <w:lang w:val="fr-FR"/>
+        </w:rPr>
+        <w:t>Synthèse en texte continu de ce qui a été fait, pourquoi, et où on en est.</w:t>
+      </w:r>
+    </w:p>
+    <w:p>
+      <w:pPr>
+        <w:numPr>
+          <w:ilvl w:val="0"/>
+          <w:numId w:val="197"/>
         </w:numPr>
         <w:rPr>
           <w:bCs/>
@@ -885,8 +853,46 @@
     <w:p>
       <w:pPr>
         <w:numPr>
+          <w:ilvl w:val="1"/>
+          <w:numId w:val="197"/>
+        </w:numPr>
+        <w:rPr>
+          <w:bCs/>
+          <w:lang w:val="fr-FR"/>
+        </w:rPr>
+      </w:pPr>
+      <w:r>
+        <w:rPr>
+          <w:bCs/>
+          <w:lang w:val="fr-FR"/>
+        </w:rPr>
+        <w:t>Avant → après, raison, impact, niveau de risque.</w:t>
+      </w:r>
+    </w:p>
+    <w:p>
+      <w:pPr>
+        <w:numPr>
+          <w:ilvl w:val="1"/>
+          <w:numId w:val="197"/>
+        </w:numPr>
+        <w:rPr>
+          <w:bCs/>
+          <w:lang w:val="fr-FR"/>
+        </w:rPr>
+      </w:pPr>
+      <w:r>
+        <w:rPr>
+          <w:bCs/>
+          <w:lang w:val="fr-FR"/>
+        </w:rPr>
+        <w:t>Créations/modifs de fichiers, menus, triggers, paramètres.</w:t>
+      </w:r>
+    </w:p>
+    <w:p>
+      <w:pPr>
+        <w:numPr>
           <w:ilvl w:val="0"/>
-          <w:numId w:val="193"/>
+          <w:numId w:val="197"/>
         </w:numPr>
         <w:rPr>
           <w:bCs/>
@@ -905,8 +911,27 @@
     <w:p>
       <w:pPr>
         <w:numPr>
+          <w:ilvl w:val="1"/>
+          <w:numId w:val="197"/>
+        </w:numPr>
+        <w:rPr>
+          <w:bCs/>
+          <w:lang w:val="fr-FR"/>
+        </w:rPr>
+      </w:pPr>
+      <w:r>
+        <w:rPr>
+          <w:bCs/>
+          <w:lang w:val="fr-FR"/>
+        </w:rPr>
+        <w:t>Décisions + alternatives écartées + critères.</w:t>
+      </w:r>
+    </w:p>
+    <w:p>
+      <w:pPr>
+        <w:numPr>
           <w:ilvl w:val="0"/>
-          <w:numId w:val="193"/>
+          <w:numId w:val="197"/>
         </w:numPr>
         <w:rPr>
           <w:bCs/>
@@ -925,8 +950,87 @@
     <w:p>
       <w:pPr>
         <w:numPr>
+          <w:ilvl w:val="1"/>
+          <w:numId w:val="197"/>
+        </w:numPr>
+        <w:rPr>
+          <w:bCs/>
+          <w:lang w:val="fr-FR"/>
+        </w:rPr>
+      </w:pPr>
+      <w:r>
+        <w:rPr>
+          <w:bCs/>
+          <w:lang w:val="fr-FR"/>
+        </w:rPr>
+        <w:t xml:space="preserve">Menus visibles </w:t>
+      </w:r>
+      <w:r>
+        <w:rPr>
+          <w:rFonts w:ascii="Segoe UI Symbol" w:hAnsi="Segoe UI Symbol" w:cs="Segoe UI Symbol"/>
+          <w:bCs/>
+          <w:lang w:val="fr-FR"/>
+        </w:rPr>
+        <w:t>✔</w:t>
+      </w:r>
+      <w:r>
+        <w:rPr>
+          <w:bCs/>
+          <w:lang w:val="fr-FR"/>
+        </w:rPr>
+        <w:t>/</w:t>
+      </w:r>
+      <w:r>
+        <w:rPr>
+          <w:rFonts w:ascii="Segoe UI Symbol" w:hAnsi="Segoe UI Symbol" w:cs="Segoe UI Symbol"/>
+          <w:bCs/>
+          <w:lang w:val="fr-FR"/>
+        </w:rPr>
+        <w:t>✖</w:t>
+      </w:r>
+      <w:r>
+        <w:rPr>
+          <w:bCs/>
+          <w:lang w:val="fr-FR"/>
+        </w:rPr>
+        <w:t xml:space="preserve">, triggers </w:t>
+      </w:r>
+      <w:r>
+        <w:rPr>
+          <w:rFonts w:ascii="Segoe UI Symbol" w:hAnsi="Segoe UI Symbol" w:cs="Segoe UI Symbol"/>
+          <w:bCs/>
+          <w:lang w:val="fr-FR"/>
+        </w:rPr>
+        <w:t>✔</w:t>
+      </w:r>
+      <w:r>
+        <w:rPr>
+          <w:bCs/>
+          <w:lang w:val="fr-FR"/>
+        </w:rPr>
+        <w:t>/</w:t>
+      </w:r>
+      <w:r>
+        <w:rPr>
+          <w:rFonts w:ascii="Segoe UI Symbol" w:hAnsi="Segoe UI Symbol" w:cs="Segoe UI Symbol"/>
+          <w:bCs/>
+          <w:lang w:val="fr-FR"/>
+        </w:rPr>
+        <w:t>✖</w:t>
+      </w:r>
+      <w:r>
+        <w:rPr>
+          <w:bCs/>
+          <w:lang w:val="fr-FR"/>
+        </w:rPr>
+        <w:t>, statut du test, lignes CONFIG pertinentes.</w:t>
+      </w:r>
+    </w:p>
+    <w:p>
+      <w:pPr>
+        <w:numPr>
           <w:ilvl w:val="0"/>
-          <w:numId w:val="193"/>
+          <w:numId w:val="197"/>
         </w:numPr>
         <w:rPr>
           <w:bCs/>
@@ -945,8 +1049,106 @@
     <w:p>
       <w:pPr>
         <w:numPr>
+          <w:ilvl w:val="1"/>
+          <w:numId w:val="197"/>
+        </w:numPr>
+        <w:rPr>
+          <w:bCs/>
+          <w:lang w:val="fr-FR"/>
+        </w:rPr>
+      </w:pPr>
+      <w:r>
+        <w:rPr>
+          <w:bCs/>
+          <w:lang w:val="fr-FR"/>
+        </w:rPr>
+        <w:t xml:space="preserve">Checklist </w:t>
+      </w:r>
+      <w:r>
+        <w:rPr>
+          <w:rFonts w:ascii="Segoe UI Symbol" w:hAnsi="Segoe UI Symbol" w:cs="Segoe UI Symbol"/>
+          <w:bCs/>
+          <w:lang w:val="fr-FR"/>
+        </w:rPr>
+        <w:t>✔</w:t>
+      </w:r>
+      <w:r>
+        <w:rPr>
+          <w:bCs/>
+          <w:lang w:val="fr-FR"/>
+        </w:rPr>
+        <w:t>/</w:t>
+      </w:r>
+      <w:r>
+        <w:rPr>
+          <w:rFonts w:ascii="Segoe UI Symbol" w:hAnsi="Segoe UI Symbol" w:cs="Segoe UI Symbol"/>
+          <w:bCs/>
+          <w:lang w:val="fr-FR"/>
+        </w:rPr>
+        <w:t>✖</w:t>
+      </w:r>
+      <w:r>
+        <w:rPr>
+          <w:bCs/>
+          <w:lang w:val="fr-FR"/>
+        </w:rPr>
+        <w:t xml:space="preserve"> : g</w:t>
+      </w:r>
+      <w:r>
+        <w:rPr>
+          <w:rFonts w:ascii="Aptos" w:hAnsi="Aptos" w:cs="Aptos"/>
+          <w:bCs/>
+          <w:lang w:val="fr-FR"/>
+        </w:rPr>
+        <w:t>é</w:t>
+      </w:r>
+      <w:r>
+        <w:rPr>
+          <w:bCs/>
+          <w:lang w:val="fr-FR"/>
+        </w:rPr>
+        <w:t>n</w:t>
+      </w:r>
+      <w:r>
+        <w:rPr>
+          <w:rFonts w:ascii="Aptos" w:hAnsi="Aptos" w:cs="Aptos"/>
+          <w:bCs/>
+          <w:lang w:val="fr-FR"/>
+        </w:rPr>
+        <w:t>é</w:t>
+      </w:r>
+      <w:r>
+        <w:rPr>
+          <w:bCs/>
+          <w:lang w:val="fr-FR"/>
+        </w:rPr>
+        <w:t>ration Form, ECHELLE_NOTE, emailing, PDF, PJ, etc.</w:t>
+      </w:r>
+    </w:p>
+    <w:p>
+      <w:pPr>
+        <w:numPr>
+          <w:ilvl w:val="1"/>
+          <w:numId w:val="197"/>
+        </w:numPr>
+        <w:rPr>
+          <w:bCs/>
+          <w:lang w:val="fr-FR"/>
+        </w:rPr>
+      </w:pPr>
+      <w:r>
+        <w:rPr>
+          <w:bCs/>
+          <w:lang w:val="fr-FR"/>
+        </w:rPr>
+        <w:t>Résultats + liens/logs utiles.</w:t>
+      </w:r>
+    </w:p>
+    <w:p>
+      <w:pPr>
+        <w:numPr>
           <w:ilvl w:val="0"/>
-          <w:numId w:val="193"/>
+          <w:numId w:val="197"/>
         </w:numPr>
         <w:rPr>
           <w:bCs/>
@@ -965,38 +1167,66 @@
     <w:p>
       <w:pPr>
         <w:numPr>
-          <w:ilvl w:val="0"/>
-          <w:numId w:val="193"/>
+          <w:ilvl w:val="1"/>
+          <w:numId w:val="197"/>
         </w:numPr>
         <w:rPr>
           <w:bCs/>
           <w:lang w:val="fr-FR"/>
         </w:rPr>
       </w:pPr>
-      <w:proofErr w:type="spellStart"/>
+      <w:r>
+        <w:rPr>
+          <w:bCs/>
+          <w:lang w:val="fr-FR"/>
+        </w:rPr>
+        <w:t>Bugs, incertitudes, régressions potentielles, dépendances.</w:t>
+      </w:r>
+    </w:p>
+    <w:p>
+      <w:pPr>
+        <w:numPr>
+          <w:ilvl w:val="0"/>
+          <w:numId w:val="197"/>
+        </w:numPr>
+        <w:rPr>
+          <w:bCs/>
+          <w:lang w:val="fr-FR"/>
+        </w:rPr>
+      </w:pPr>
       <w:r>
         <w:rPr>
           <w:b/>
           <w:bCs/>
           <w:lang w:val="fr-FR"/>
         </w:rPr>
-        <w:t>Playbook</w:t>
+        <w:t>Playbook de reprise (prochaines actions)</w:t>
       </w:r>
-      <w:proofErr w:type="spellEnd"/>
-      <w:r>
+    </w:p>
+    <w:p>
+      <w:pPr>
+        <w:numPr>
+          <w:ilvl w:val="1"/>
+          <w:numId w:val="197"/>
+        </w:numPr>
         <w:rPr>
-          <w:b/>
           <w:bCs/>
           <w:lang w:val="fr-FR"/>
         </w:rPr>
-        <w:t xml:space="preserve"> de reprise (prochaines actions)</w:t>
+      </w:pPr>
+      <w:r>
+        <w:rPr>
+          <w:bCs/>
+          <w:lang w:val="fr-FR"/>
+        </w:rPr>
+        <w:t>Étapes ordonnées et concrètes (où cliquer, quelle fonction exécuter, dans quel projet).</w:t>
       </w:r>
     </w:p>
     <w:p>
       <w:pPr>
         <w:numPr>
           <w:ilvl w:val="0"/>
-          <w:numId w:val="193"/>
+          <w:numId w:val="197"/>
         </w:numPr>
         <w:rPr>
           <w:bCs/>
@@ -1015,38 +1245,98 @@
     <w:p>
       <w:pPr>
         <w:numPr>
-          <w:ilvl w:val="0"/>
-          <w:numId w:val="193"/>
+          <w:ilvl w:val="1"/>
+          <w:numId w:val="197"/>
         </w:numPr>
         <w:rPr>
           <w:bCs/>
           <w:lang w:val="fr-FR"/>
         </w:rPr>
       </w:pPr>
-      <w:proofErr w:type="spellStart"/>
+      <w:r>
+        <w:rPr>
+          <w:bCs/>
+          <w:lang w:val="fr-FR"/>
+        </w:rPr>
+        <w:t xml:space="preserve">Gabarits </w:t>
+      </w:r>
+      <w:proofErr w:type="gramStart"/>
+      <w:r>
+        <w:rPr>
+          <w:bCs/>
+          <w:lang w:val="fr-FR"/>
+        </w:rPr>
+        <w:t>emails</w:t>
+      </w:r>
+      <w:proofErr w:type="gramEnd"/>
+      <w:r>
+        <w:rPr>
+          <w:bCs/>
+          <w:lang w:val="fr-FR"/>
+        </w:rPr>
+        <w:t>, sys_Composition_</w:t>
+      </w:r>
+      <w:proofErr w:type="gramStart"/>
+      <w:r>
+        <w:rPr>
+          <w:bCs/>
+          <w:lang w:val="fr-FR"/>
+        </w:rPr>
+        <w:t>Emails</w:t>
+      </w:r>
+      <w:proofErr w:type="gramEnd"/>
+      <w:r>
+        <w:rPr>
+          <w:bCs/>
+          <w:lang w:val="fr-FR"/>
+        </w:rPr>
+        <w:t>, onglets BDD, fichiers Docs.</w:t>
+      </w:r>
+    </w:p>
+    <w:p>
+      <w:pPr>
+        <w:numPr>
+          <w:ilvl w:val="0"/>
+          <w:numId w:val="197"/>
+        </w:numPr>
+        <w:rPr>
+          <w:bCs/>
+          <w:lang w:val="fr-FR"/>
+        </w:rPr>
+      </w:pPr>
       <w:r>
         <w:rPr>
           <w:b/>
           <w:bCs/>
           <w:lang w:val="fr-FR"/>
         </w:rPr>
-        <w:t>Snippets</w:t>
+        <w:t>Snippets prêts à l’emploi</w:t>
       </w:r>
-      <w:proofErr w:type="spellEnd"/>
-      <w:r>
+    </w:p>
+    <w:p>
+      <w:pPr>
+        <w:numPr>
+          <w:ilvl w:val="1"/>
+          <w:numId w:val="197"/>
+        </w:numPr>
         <w:rPr>
-          <w:b/>
           <w:bCs/>
           <w:lang w:val="fr-FR"/>
         </w:rPr>
-        <w:t xml:space="preserve"> prêts à l’emploi</w:t>
+      </w:pPr>
+      <w:r>
+        <w:rPr>
+          <w:bCs/>
+          <w:lang w:val="fr-FR"/>
+        </w:rPr>
+        <w:t>Extraits courts (≤20 lignes) : helpers, appels de test, règles CSV, etc.</w:t>
       </w:r>
     </w:p>
     <w:p>
       <w:pPr>
         <w:numPr>
           <w:ilvl w:val="0"/>
-          <w:numId w:val="193"/>
+          <w:numId w:val="197"/>
         </w:numPr>
         <w:rPr>
           <w:bCs/>
@@ -1065,8 +1355,27 @@
     <w:p>
       <w:pPr>
         <w:numPr>
+          <w:ilvl w:val="1"/>
+          <w:numId w:val="197"/>
+        </w:numPr>
+        <w:rPr>
+          <w:bCs/>
+          <w:lang w:val="fr-FR"/>
+        </w:rPr>
+      </w:pPr>
+      <w:r>
+        <w:rPr>
+          <w:bCs/>
+          <w:lang w:val="fr-FR"/>
+        </w:rPr>
+        <w:t>Liste datée des modifications significatives par fichier/fonction.</w:t>
+      </w:r>
+    </w:p>
+    <w:p>
+      <w:pPr>
+        <w:numPr>
           <w:ilvl w:val="0"/>
-          <w:numId w:val="193"/>
+          <w:numId w:val="197"/>
         </w:numPr>
         <w:rPr>
           <w:bCs/>
@@ -1085,8 +1394,262 @@
     <w:p>
       <w:pPr>
         <w:numPr>
+          <w:ilvl w:val="1"/>
+          <w:numId w:val="197"/>
+        </w:numPr>
+        <w:rPr>
+          <w:bCs/>
+          <w:lang w:val="fr-FR"/>
+        </w:rPr>
+      </w:pPr>
+      <w:r>
+        <w:rPr>
+          <w:bCs/>
+          <w:lang w:val="fr-FR"/>
+        </w:rPr>
+        <w:lastRenderedPageBreak/>
+        <w:t>Étapes vers l’objectif final, dépendances, critères de “done”.</w:t>
+      </w:r>
+    </w:p>
+    <w:p>
+      <w:pPr>
+        <w:numPr>
           <w:ilvl w:val="0"/>
-          <w:numId w:val="193"/>
+          <w:numId w:val="197"/>
+        </w:numPr>
+        <w:rPr>
+          <w:bCs/>
+          <w:lang w:val="fr-FR"/>
+        </w:rPr>
+      </w:pPr>
+      <w:r>
+        <w:rPr>
+          <w:b/>
+          <w:bCs/>
+          <w:lang w:val="fr-FR"/>
+        </w:rPr>
+        <w:t>Historique cumulatif des sessions</w:t>
+      </w:r>
+    </w:p>
+    <w:p>
+      <w:pPr>
+        <w:numPr>
+          <w:ilvl w:val="1"/>
+          <w:numId w:val="197"/>
+        </w:numPr>
+        <w:rPr>
+          <w:bCs/>
+          <w:lang w:val="fr-FR"/>
+        </w:rPr>
+      </w:pPr>
+      <w:r>
+        <w:rPr>
+          <w:bCs/>
+          <w:lang w:val="fr-FR"/>
+        </w:rPr>
+        <w:t>Tableau listant : date, focus, livrables principaux, décisions clés.</w:t>
+      </w:r>
+    </w:p>
+    <w:p>
+      <w:pPr>
+        <w:numPr>
+          <w:ilvl w:val="0"/>
+          <w:numId w:val="197"/>
+        </w:numPr>
+        <w:rPr>
+          <w:bCs/>
+          <w:lang w:val="fr-FR"/>
+        </w:rPr>
+      </w:pPr>
+      <w:r>
+        <w:rPr>
+          <w:b/>
+          <w:bCs/>
+          <w:lang w:val="fr-FR"/>
+        </w:rPr>
+        <w:t>Index des fichiers et scripts</w:t>
+      </w:r>
+    </w:p>
+    <w:p>
+      <w:pPr>
+        <w:numPr>
+          <w:ilvl w:val="1"/>
+          <w:numId w:val="197"/>
+        </w:numPr>
+        <w:rPr>
+          <w:bCs/>
+          <w:lang w:val="fr-FR"/>
+        </w:rPr>
+      </w:pPr>
+      <w:r>
+        <w:rPr>
+          <w:bCs/>
+          <w:lang w:val="fr-FR"/>
+        </w:rPr>
+        <w:t>Liste complète : nom, chemin/ID, rôle, statut (actif/déprécié/à revoir).</w:t>
+      </w:r>
+    </w:p>
+    <w:p>
+      <w:pPr>
+        <w:numPr>
+          <w:ilvl w:val="0"/>
+          <w:numId w:val="197"/>
+        </w:numPr>
+        <w:rPr>
+          <w:bCs/>
+          <w:lang w:val="fr-FR"/>
+        </w:rPr>
+      </w:pPr>
+      <w:r>
+        <w:rPr>
+          <w:b/>
+          <w:bCs/>
+          <w:lang w:val="fr-FR"/>
+        </w:rPr>
+        <w:t>Inventaire des données (CSV/BDD)</w:t>
+      </w:r>
+    </w:p>
+    <w:p>
+      <w:pPr>
+        <w:numPr>
+          <w:ilvl w:val="1"/>
+          <w:numId w:val="197"/>
+        </w:numPr>
+        <w:rPr>
+          <w:bCs/>
+          <w:lang w:val="fr-FR"/>
+        </w:rPr>
+      </w:pPr>
+      <w:r>
+        <w:rPr>
+          <w:bCs/>
+          <w:lang w:val="fr-FR"/>
+        </w:rPr>
+        <w:t>Table des colonnes (nom, usage, format attendu, dépendances).</w:t>
+      </w:r>
+    </w:p>
+    <w:p>
+      <w:pPr>
+        <w:numPr>
+          <w:ilvl w:val="0"/>
+          <w:numId w:val="197"/>
+        </w:numPr>
+        <w:rPr>
+          <w:bCs/>
+          <w:lang w:val="fr-FR"/>
+        </w:rPr>
+      </w:pPr>
+      <w:r>
+        <w:rPr>
+          <w:b/>
+          <w:bCs/>
+          <w:lang w:val="fr-FR"/>
+        </w:rPr>
+        <w:t>Synthèse des erreurs rencontrées</w:t>
+      </w:r>
+    </w:p>
+    <w:p>
+      <w:pPr>
+        <w:numPr>
+          <w:ilvl w:val="1"/>
+          <w:numId w:val="197"/>
+        </w:numPr>
+        <w:rPr>
+          <w:bCs/>
+          <w:lang w:val="fr-FR"/>
+        </w:rPr>
+      </w:pPr>
+      <w:r>
+        <w:rPr>
+          <w:bCs/>
+          <w:lang w:val="fr-FR"/>
+        </w:rPr>
+        <w:t>Messages d’erreur (Apps Script, Make, Bubble, API, etc.) + statut (corrigé/non résolu).</w:t>
+      </w:r>
+    </w:p>
+    <w:p>
+      <w:pPr>
+        <w:numPr>
+          <w:ilvl w:val="0"/>
+          <w:numId w:val="197"/>
+        </w:numPr>
+        <w:rPr>
+          <w:bCs/>
+          <w:lang w:val="fr-FR"/>
+        </w:rPr>
+      </w:pPr>
+      <w:r>
+        <w:rPr>
+          <w:b/>
+          <w:bCs/>
+          <w:lang w:val="fr-FR"/>
+        </w:rPr>
+        <w:t>Journal des hypothèses / déductions de l’IA</w:t>
+      </w:r>
+    </w:p>
+    <w:p>
+      <w:pPr>
+        <w:numPr>
+          <w:ilvl w:val="1"/>
+          <w:numId w:val="197"/>
+        </w:numPr>
+        <w:rPr>
+          <w:bCs/>
+          <w:lang w:val="fr-FR"/>
+        </w:rPr>
+      </w:pPr>
+      <w:r>
+        <w:rPr>
+          <w:bCs/>
+          <w:lang w:val="fr-FR"/>
+        </w:rPr>
+        <w:t>Liste des points déduits, incertains, ou marqués {{à compléter}}, avec sources.</w:t>
+      </w:r>
+    </w:p>
+    <w:p>
+      <w:pPr>
+        <w:numPr>
+          <w:ilvl w:val="0"/>
+          <w:numId w:val="197"/>
+        </w:numPr>
+        <w:rPr>
+          <w:bCs/>
+          <w:lang w:val="fr-FR"/>
+        </w:rPr>
+      </w:pPr>
+      <w:r>
+        <w:rPr>
+          <w:b/>
+          <w:bCs/>
+          <w:lang w:val="fr-FR"/>
+        </w:rPr>
+        <w:t>Matrice utilisateurs / fonctionnalités</w:t>
+      </w:r>
+    </w:p>
+    <w:p>
+      <w:pPr>
+        <w:numPr>
+          <w:ilvl w:val="1"/>
+          <w:numId w:val="197"/>
+        </w:numPr>
+        <w:rPr>
+          <w:bCs/>
+          <w:lang w:val="fr-FR"/>
+        </w:rPr>
+      </w:pPr>
+      <w:r>
+        <w:rPr>
+          <w:bCs/>
+          <w:lang w:val="fr-FR"/>
+        </w:rPr>
+        <w:t>Tableau : type d’utilisateur vs fonctionnalités/outils associés.</w:t>
+      </w:r>
+    </w:p>
+    <w:p>
+      <w:pPr>
+        <w:numPr>
+          <w:ilvl w:val="0"/>
+          <w:numId w:val="197"/>
         </w:numPr>
         <w:rPr>
           <w:bCs/>
@@ -1105,8 +1668,27 @@
     <w:p>
       <w:pPr>
         <w:numPr>
+          <w:ilvl w:val="1"/>
+          <w:numId w:val="197"/>
+        </w:numPr>
+        <w:rPr>
+          <w:bCs/>
+          <w:lang w:val="fr-FR"/>
+        </w:rPr>
+      </w:pPr>
+      <w:r>
+        <w:rPr>
+          <w:bCs/>
+          <w:lang w:val="fr-FR"/>
+        </w:rPr>
+        <w:t>Liste d’items ouverts à arbitrer plus tard (sans poser de questions).</w:t>
+      </w:r>
+    </w:p>
+    <w:p>
+      <w:pPr>
+        <w:numPr>
           <w:ilvl w:val="0"/>
-          <w:numId w:val="193"/>
+          <w:numId w:val="197"/>
         </w:numPr>
         <w:rPr>
           <w:bCs/>
@@ -1125,8 +1707,66 @@
     <w:p>
       <w:pPr>
         <w:numPr>
+          <w:ilvl w:val="1"/>
+          <w:numId w:val="197"/>
+        </w:numPr>
+        <w:rPr>
+          <w:bCs/>
+          <w:lang w:val="fr-FR"/>
+        </w:rPr>
+      </w:pPr>
+      <w:r>
+        <w:rPr>
+          <w:bCs/>
+          <w:lang w:val="fr-FR"/>
+        </w:rPr>
+        <w:t>Copies/commits disponibles, procédure de retour arrière.</w:t>
+      </w:r>
+    </w:p>
+    <w:p>
+      <w:pPr>
+        <w:numPr>
           <w:ilvl w:val="0"/>
-          <w:numId w:val="193"/>
+          <w:numId w:val="197"/>
+        </w:numPr>
+        <w:rPr>
+          <w:bCs/>
+          <w:lang w:val="fr-FR"/>
+        </w:rPr>
+      </w:pPr>
+      <w:r>
+        <w:rPr>
+          <w:b/>
+          <w:bCs/>
+          <w:lang w:val="fr-FR"/>
+        </w:rPr>
+        <w:t>Carte relationnelle des modules (Mermaid/Graphviz)</w:t>
+      </w:r>
+    </w:p>
+    <w:p>
+      <w:pPr>
+        <w:numPr>
+          <w:ilvl w:val="1"/>
+          <w:numId w:val="197"/>
+        </w:numPr>
+        <w:rPr>
+          <w:bCs/>
+          <w:lang w:val="fr-FR"/>
+        </w:rPr>
+      </w:pPr>
+      <w:r>
+        <w:rPr>
+          <w:bCs/>
+          <w:lang w:val="fr-FR"/>
+        </w:rPr>
+        <w:t>Diagramme textuel des relations entre Moteur, Template, Form, BDD, etc.</w:t>
+      </w:r>
+    </w:p>
+    <w:p>
+      <w:pPr>
+        <w:numPr>
+          <w:ilvl w:val="0"/>
+          <w:numId w:val="197"/>
         </w:numPr>
         <w:rPr>
           <w:bCs/>
@@ -1145,8 +1785,27 @@
     <w:p>
       <w:pPr>
         <w:numPr>
+          <w:ilvl w:val="1"/>
+          <w:numId w:val="197"/>
+        </w:numPr>
+        <w:rPr>
+          <w:bCs/>
+          <w:lang w:val="fr-FR"/>
+        </w:rPr>
+      </w:pPr>
+      <w:r>
+        <w:rPr>
+          <w:bCs/>
+          <w:lang w:val="fr-FR"/>
+        </w:rPr>
+        <w:t>Nommage (tests, feuilles, colonnes, IDs, profils), style des menus, formats JSON acceptés.</w:t>
+      </w:r>
+    </w:p>
+    <w:p>
+      <w:pPr>
+        <w:numPr>
           <w:ilvl w:val="0"/>
-          <w:numId w:val="193"/>
+          <w:numId w:val="197"/>
         </w:numPr>
         <w:rPr>
           <w:bCs/>
@@ -1165,8 +1824,27 @@
     <w:p>
       <w:pPr>
         <w:numPr>
+          <w:ilvl w:val="1"/>
+          <w:numId w:val="197"/>
+        </w:numPr>
+        <w:rPr>
+          <w:bCs/>
+          <w:lang w:val="fr-FR"/>
+        </w:rPr>
+      </w:pPr>
+      <w:r>
+        <w:rPr>
+          <w:bCs/>
+          <w:lang w:val="fr-FR"/>
+        </w:rPr>
+        <w:t>Table alphabétique : Terme | Définition | Catégorie | Alias | Référence | Notes.</w:t>
+      </w:r>
+    </w:p>
+    <w:p>
+      <w:pPr>
+        <w:numPr>
           <w:ilvl w:val="0"/>
-          <w:numId w:val="193"/>
+          <w:numId w:val="197"/>
         </w:numPr>
         <w:rPr>
           <w:bCs/>
@@ -1184,6 +1862,10 @@
     </w:p>
     <w:p>
       <w:pPr>
+        <w:numPr>
+          <w:ilvl w:val="1"/>
+          <w:numId w:val="197"/>
+        </w:numPr>
         <w:rPr>
           <w:bCs/>
           <w:lang w:val="fr-FR"/>
@@ -1194,15 +1876,16 @@
           <w:bCs/>
           <w:lang w:val="fr-FR"/>
         </w:rPr>
-        <w:pict w14:anchorId="598B51C1">
-          <v:rect id="_x0000_i1065" style="width:0;height:1.5pt" o:hralign="center" o:hrstd="t" o:hr="t" fillcolor="#a0a0a0" stroked="f"/>
-        </w:pict>
+        <w:t>Table alphabétique : Nom | Type | Portée | Fichier/Onglet | Usage | Format | Exemple | Dépendances | Historique.</w:t>
       </w:r>
     </w:p>
     <w:p>
       <w:pPr>
+        <w:numPr>
+          <w:ilvl w:val="0"/>
+          <w:numId w:val="197"/>
+        </w:numPr>
         <w:rPr>
-          <w:b/>
           <w:bCs/>
           <w:lang w:val="fr-FR"/>
         </w:rPr>
@@ -1213,6 +1896,60 @@
           <w:bCs/>
           <w:lang w:val="fr-FR"/>
         </w:rPr>
+        <w:t>Guide de reprise pour IA suivante</w:t>
+      </w:r>
+    </w:p>
+    <w:p>
+      <w:pPr>
+        <w:numPr>
+          <w:ilvl w:val="1"/>
+          <w:numId w:val="197"/>
+        </w:numPr>
+        <w:rPr>
+          <w:bCs/>
+          <w:lang w:val="fr-FR"/>
+        </w:rPr>
+      </w:pPr>
+      <w:r>
+        <w:rPr>
+          <w:bCs/>
+          <w:lang w:val="fr-FR"/>
+        </w:rPr>
+        <w:t>Instructions : lire Résumé narratif, vérifier Glossaire &amp; Registre, utiliser Index des fichiers.</w:t>
+      </w:r>
+    </w:p>
+    <w:p>
+      <w:pPr>
+        <w:rPr>
+          <w:bCs/>
+          <w:lang w:val="fr-FR"/>
+        </w:rPr>
+      </w:pPr>
+      <w:r>
+        <w:rPr>
+          <w:bCs/>
+          <w:lang w:val="fr-FR"/>
+        </w:rPr>
+        <w:pict w14:anchorId="76206E7F">
+          <v:rect id="_x0000_i1029" style="width:0;height:1.5pt" o:hralign="center" o:hrstd="t" o:hr="t" fillcolor="#a0a0a0" stroked="f"/>
+        </w:pict>
+      </w:r>
+    </w:p>
+    <w:p>
+      <w:pPr>
+        <w:rPr>
+          <w:b/>
+          <w:bCs/>
+          <w:lang w:val="fr-FR"/>
+        </w:rPr>
+      </w:pPr>
+      <w:r>
+        <w:rPr>
+          <w:b/>
+          <w:bCs/>
+          <w:lang w:val="fr-FR"/>
+        </w:rPr>
+        <w:lastRenderedPageBreak/>
         <w:t>Règles supplémentaires</w:t>
       </w:r>
     </w:p>
@@ -1220,7 +1957,7 @@
       <w:pPr>
         <w:numPr>
           <w:ilvl w:val="0"/>
-          <w:numId w:val="194"/>
+          <w:numId w:val="198"/>
         </w:numPr>
         <w:rPr>
           <w:bCs/>
@@ -1239,7 +1976,7 @@
       <w:pPr>
         <w:numPr>
           <w:ilvl w:val="0"/>
-          <w:numId w:val="194"/>
+          <w:numId w:val="198"/>
         </w:numPr>
         <w:rPr>
           <w:bCs/>
@@ -1258,7 +1995,7 @@
       <w:pPr>
         <w:numPr>
           <w:ilvl w:val="0"/>
-          <w:numId w:val="194"/>
+          <w:numId w:val="198"/>
         </w:numPr>
         <w:rPr>
           <w:bCs/>
@@ -1277,7 +2014,7 @@
       <w:pPr>
         <w:numPr>
           <w:ilvl w:val="0"/>
-          <w:numId w:val="194"/>
+          <w:numId w:val="198"/>
         </w:numPr>
         <w:rPr>
           <w:bCs/>
@@ -1319,8 +2056,8 @@
           <w:bCs/>
           <w:lang w:val="fr-FR"/>
         </w:rPr>
-        <w:pict w14:anchorId="50CC42FC">
-          <v:rect id="_x0000_i1066" style="width:0;height:1.5pt" o:hralign="center" o:hrstd="t" o:hr="t" fillcolor="#a0a0a0" stroked="f"/>
+        <w:pict w14:anchorId="553BE550">
+          <v:rect id="_x0000_i1030" style="width:0;height:1.5pt" o:hralign="center" o:hrstd="t" o:hr="t" fillcolor="#a0a0a0" stroked="f"/>
         </w:pict>
       </w:r>
     </w:p>
@@ -1361,24 +2098,29 @@
           <w:bCs/>
           <w:lang w:val="fr-FR"/>
         </w:rPr>
-        <w:t xml:space="preserve">unique document </w:t>
+        <w:t>unique document Markdown</w:t>
       </w:r>
-      <w:proofErr w:type="spellStart"/>
+      <w:r>
+        <w:rPr>
+          <w:bCs/>
+          <w:lang w:val="fr-FR"/>
+        </w:rPr>
+        <w:t xml:space="preserve"> respectant ce plan et ces règles, incluant les annexes fusionnées/enrichies et toutes les extensions prévues.</w:t>
+      </w:r>
+    </w:p>
+    <w:p>
+      <w:pPr>
+        <w:rPr>
+          <w:lang w:val="fr-FR"/>
+        </w:rPr>
+      </w:pPr>
       <w:r>
         <w:rPr>
           <w:b/>
           <w:bCs/>
           <w:lang w:val="fr-FR"/>
         </w:rPr>
-        <w:t>Markdown</w:t>
-      </w:r>
-      <w:proofErr w:type="spellEnd"/>
-      <w:r>
-        <w:rPr>
-          <w:bCs/>
-          <w:lang w:val="fr-FR"/>
-        </w:rPr>
-        <w:t xml:space="preserve"> respectant ce plan et ces règles, incluant les annexes fusionnées/enrichies.</w:t>
+        <w:t>"Génère le document de synthèse complet en une seule fois, y compris toutes les sections et les annexes, sans utiliser de phrase d'interruption."</w:t>
       </w:r>
     </w:p>
     <w:p/>
@@ -15122,6 +15864,155 @@
     </w:lvl>
   </w:abstractNum>
   <w:abstractNum w:abstractNumId="95" w15:restartNumberingAfterBreak="0">
+    <w:nsid w:val="3F86281A"/>
+    <w:multiLevelType w:val="multilevel"/>
+    <w:tmpl w:val="6E644C36"/>
+    <w:lvl w:ilvl="0">
+      <w:start w:val="1"/>
+      <w:numFmt w:val="bullet"/>
+      <w:lvlText w:val=""/>
+      <w:lvlJc w:val="left"/>
+      <w:pPr>
+        <w:tabs>
+          <w:tab w:val="num" w:pos="720"/>
+        </w:tabs>
+        <w:ind w:left="720" w:hanging="360"/>
+      </w:pPr>
+      <w:rPr>
+        <w:rFonts w:ascii="Symbol" w:hAnsi="Symbol" w:hint="default"/>
+        <w:sz w:val="20"/>
+      </w:rPr>
+    </w:lvl>
+    <w:lvl w:ilvl="1" w:tentative="1">
+      <w:start w:val="1"/>
+      <w:numFmt w:val="bullet"/>
+      <w:lvlText w:val="o"/>
+      <w:lvlJc w:val="left"/>
+      <w:pPr>
+        <w:tabs>
+          <w:tab w:val="num" w:pos="1440"/>
+        </w:tabs>
+        <w:ind w:left="1440" w:hanging="360"/>
+      </w:pPr>
+      <w:rPr>
+        <w:rFonts w:ascii="Courier New" w:hAnsi="Courier New" w:hint="default"/>
+        <w:sz w:val="20"/>
+      </w:rPr>
+    </w:lvl>
+    <w:lvl w:ilvl="2" w:tentative="1">
+      <w:start w:val="1"/>
+      <w:numFmt w:val="bullet"/>
+      <w:lvlText w:val=""/>
+      <w:lvlJc w:val="left"/>
+      <w:pPr>
+        <w:tabs>
+          <w:tab w:val="num" w:pos="2160"/>
+        </w:tabs>
+        <w:ind w:left="2160" w:hanging="360"/>
+      </w:pPr>
+      <w:rPr>
+        <w:rFonts w:ascii="Wingdings" w:hAnsi="Wingdings" w:hint="default"/>
+        <w:sz w:val="20"/>
+      </w:rPr>
+    </w:lvl>
+    <w:lvl w:ilvl="3" w:tentative="1">
+      <w:start w:val="1"/>
+      <w:numFmt w:val="bullet"/>
+      <w:lvlText w:val=""/>
+      <w:lvlJc w:val="left"/>
+      <w:pPr>
+        <w:tabs>
+          <w:tab w:val="num" w:pos="2880"/>
+        </w:tabs>
+        <w:ind w:left="2880" w:hanging="360"/>
+      </w:pPr>
+      <w:rPr>
+        <w:rFonts w:ascii="Wingdings" w:hAnsi="Wingdings" w:hint="default"/>
+        <w:sz w:val="20"/>
+      </w:rPr>
+    </w:lvl>
+    <w:lvl w:ilvl="4" w:tentative="1">
+      <w:start w:val="1"/>
+      <w:numFmt w:val="bullet"/>
+      <w:lvlText w:val=""/>
+      <w:lvlJc w:val="left"/>
+      <w:pPr>
+        <w:tabs>
+          <w:tab w:val="num" w:pos="3600"/>
+        </w:tabs>
+        <w:ind w:left="3600" w:hanging="360"/>
+      </w:pPr>
+      <w:rPr>
+        <w:rFonts w:ascii="Wingdings" w:hAnsi="Wingdings" w:hint="default"/>
+        <w:sz w:val="20"/>
+      </w:rPr>
+    </w:lvl>
+    <w:lvl w:ilvl="5" w:tentative="1">
+      <w:start w:val="1"/>
+      <w:numFmt w:val="bullet"/>
+      <w:lvlText w:val=""/>
+      <w:lvlJc w:val="left"/>
+      <w:pPr>
+        <w:tabs>
+          <w:tab w:val="num" w:pos="4320"/>
+        </w:tabs>
+        <w:ind w:left="4320" w:hanging="360"/>
+      </w:pPr>
+      <w:rPr>
+        <w:rFonts w:ascii="Wingdings" w:hAnsi="Wingdings" w:hint="default"/>
+        <w:sz w:val="20"/>
+      </w:rPr>
+    </w:lvl>
+    <w:lvl w:ilvl="6" w:tentative="1">
+      <w:start w:val="1"/>
+      <w:numFmt w:val="bullet"/>
+      <w:lvlText w:val=""/>
+      <w:lvlJc w:val="left"/>
+      <w:pPr>
+        <w:tabs>
+          <w:tab w:val="num" w:pos="5040"/>
+        </w:tabs>
+        <w:ind w:left="5040" w:hanging="360"/>
+      </w:pPr>
+      <w:rPr>
+        <w:rFonts w:ascii="Wingdings" w:hAnsi="Wingdings" w:hint="default"/>
+        <w:sz w:val="20"/>
+      </w:rPr>
+    </w:lvl>
+    <w:lvl w:ilvl="7" w:tentative="1">
+      <w:start w:val="1"/>
+      <w:numFmt w:val="bullet"/>
+      <w:lvlText w:val=""/>
+      <w:lvlJc w:val="left"/>
+      <w:pPr>
+        <w:tabs>
+          <w:tab w:val="num" w:pos="5760"/>
+        </w:tabs>
+        <w:ind w:left="5760" w:hanging="360"/>
+      </w:pPr>
+      <w:rPr>
+        <w:rFonts w:ascii="Wingdings" w:hAnsi="Wingdings" w:hint="default"/>
+        <w:sz w:val="20"/>
+      </w:rPr>
+    </w:lvl>
+    <w:lvl w:ilvl="8" w:tentative="1">
+      <w:start w:val="1"/>
+      <w:numFmt w:val="bullet"/>
+      <w:lvlText w:val=""/>
+      <w:lvlJc w:val="left"/>
+      <w:pPr>
+        <w:tabs>
+          <w:tab w:val="num" w:pos="6480"/>
+        </w:tabs>
+        <w:ind w:left="6480" w:hanging="360"/>
+      </w:pPr>
+      <w:rPr>
+        <w:rFonts w:ascii="Wingdings" w:hAnsi="Wingdings" w:hint="default"/>
+        <w:sz w:val="20"/>
+      </w:rPr>
+    </w:lvl>
+  </w:abstractNum>
+  <w:abstractNum w:abstractNumId="96" w15:restartNumberingAfterBreak="0">
     <w:nsid w:val="404A1DDB"/>
     <w:multiLevelType w:val="multilevel"/>
     <w:tmpl w:val="1372450C"/>
@@ -15270,7 +16161,7 @@
       </w:rPr>
     </w:lvl>
   </w:abstractNum>
-  <w:abstractNum w:abstractNumId="96" w15:restartNumberingAfterBreak="0">
+  <w:abstractNum w:abstractNumId="97" w15:restartNumberingAfterBreak="0">
     <w:nsid w:val="43A431A6"/>
     <w:multiLevelType w:val="multilevel"/>
     <w:tmpl w:val="B7C4494E"/>
@@ -15419,7 +16310,7 @@
       </w:rPr>
     </w:lvl>
   </w:abstractNum>
-  <w:abstractNum w:abstractNumId="97" w15:restartNumberingAfterBreak="0">
+  <w:abstractNum w:abstractNumId="98" w15:restartNumberingAfterBreak="0">
     <w:nsid w:val="444D1127"/>
     <w:multiLevelType w:val="multilevel"/>
     <w:tmpl w:val="7BB40AD4"/>
@@ -15564,7 +16455,7 @@
       </w:rPr>
     </w:lvl>
   </w:abstractNum>
-  <w:abstractNum w:abstractNumId="98" w15:restartNumberingAfterBreak="0">
+  <w:abstractNum w:abstractNumId="99" w15:restartNumberingAfterBreak="0">
     <w:nsid w:val="448720CB"/>
     <w:multiLevelType w:val="multilevel"/>
     <w:tmpl w:val="8AA67A0A"/>
@@ -15713,7 +16604,124 @@
       </w:rPr>
     </w:lvl>
   </w:abstractNum>
-  <w:abstractNum w:abstractNumId="99" w15:restartNumberingAfterBreak="0">
+  <w:abstractNum w:abstractNumId="100" w15:restartNumberingAfterBreak="0">
+    <w:nsid w:val="45191DF7"/>
+    <w:multiLevelType w:val="multilevel"/>
+    <w:tmpl w:val="8634DF70"/>
+    <w:lvl w:ilvl="0">
+      <w:start w:val="1"/>
+      <w:numFmt w:val="decimal"/>
+      <w:lvlText w:val="%1."/>
+      <w:lvlJc w:val="left"/>
+      <w:pPr>
+        <w:tabs>
+          <w:tab w:val="num" w:pos="720"/>
+        </w:tabs>
+        <w:ind w:left="720" w:hanging="360"/>
+      </w:pPr>
+    </w:lvl>
+    <w:lvl w:ilvl="1">
+      <w:start w:val="1"/>
+      <w:numFmt w:val="bullet"/>
+      <w:lvlText w:val="o"/>
+      <w:lvlJc w:val="left"/>
+      <w:pPr>
+        <w:tabs>
+          <w:tab w:val="num" w:pos="1440"/>
+        </w:tabs>
+        <w:ind w:left="1440" w:hanging="360"/>
+      </w:pPr>
+      <w:rPr>
+        <w:rFonts w:ascii="Courier New" w:hAnsi="Courier New" w:hint="default"/>
+        <w:sz w:val="20"/>
+      </w:rPr>
+    </w:lvl>
+    <w:lvl w:ilvl="2" w:tentative="1">
+      <w:start w:val="1"/>
+      <w:numFmt w:val="decimal"/>
+      <w:lvlText w:val="%3."/>
+      <w:lvlJc w:val="left"/>
+      <w:pPr>
+        <w:tabs>
+          <w:tab w:val="num" w:pos="2160"/>
+        </w:tabs>
+        <w:ind w:left="2160" w:hanging="360"/>
+      </w:pPr>
+    </w:lvl>
+    <w:lvl w:ilvl="3" w:tentative="1">
+      <w:start w:val="1"/>
+      <w:numFmt w:val="decimal"/>
+      <w:lvlText w:val="%4."/>
+      <w:lvlJc w:val="left"/>
+      <w:pPr>
+        <w:tabs>
+          <w:tab w:val="num" w:pos="2880"/>
+        </w:tabs>
+        <w:ind w:left="2880" w:hanging="360"/>
+      </w:pPr>
+    </w:lvl>
+    <w:lvl w:ilvl="4" w:tentative="1">
+      <w:start w:val="1"/>
+      <w:numFmt w:val="decimal"/>
+      <w:lvlText w:val="%5."/>
+      <w:lvlJc w:val="left"/>
+      <w:pPr>
+        <w:tabs>
+          <w:tab w:val="num" w:pos="3600"/>
+        </w:tabs>
+        <w:ind w:left="3600" w:hanging="360"/>
+      </w:pPr>
+    </w:lvl>
+    <w:lvl w:ilvl="5" w:tentative="1">
+      <w:start w:val="1"/>
+      <w:numFmt w:val="decimal"/>
+      <w:lvlText w:val="%6."/>
+      <w:lvlJc w:val="left"/>
+      <w:pPr>
+        <w:tabs>
+          <w:tab w:val="num" w:pos="4320"/>
+        </w:tabs>
+        <w:ind w:left="4320" w:hanging="360"/>
+      </w:pPr>
+    </w:lvl>
+    <w:lvl w:ilvl="6" w:tentative="1">
+      <w:start w:val="1"/>
+      <w:numFmt w:val="decimal"/>
+      <w:lvlText w:val="%7."/>
+      <w:lvlJc w:val="left"/>
+      <w:pPr>
+        <w:tabs>
+          <w:tab w:val="num" w:pos="5040"/>
+        </w:tabs>
+        <w:ind w:left="5040" w:hanging="360"/>
+      </w:pPr>
+    </w:lvl>
+    <w:lvl w:ilvl="7" w:tentative="1">
+      <w:start w:val="1"/>
+      <w:numFmt w:val="decimal"/>
+      <w:lvlText w:val="%8."/>
+      <w:lvlJc w:val="left"/>
+      <w:pPr>
+        <w:tabs>
+          <w:tab w:val="num" w:pos="5760"/>
+        </w:tabs>
+        <w:ind w:left="5760" w:hanging="360"/>
+      </w:pPr>
+    </w:lvl>
+    <w:lvl w:ilvl="8" w:tentative="1">
+      <w:start w:val="1"/>
+      <w:numFmt w:val="decimal"/>
+      <w:lvlText w:val="%9."/>
+      <w:lvlJc w:val="left"/>
+      <w:pPr>
+        <w:tabs>
+          <w:tab w:val="num" w:pos="6480"/>
+        </w:tabs>
+        <w:ind w:left="6480" w:hanging="360"/>
+      </w:pPr>
+    </w:lvl>
+  </w:abstractNum>
+  <w:abstractNum w:abstractNumId="101" w15:restartNumberingAfterBreak="0">
     <w:nsid w:val="457010D0"/>
     <w:multiLevelType w:val="multilevel"/>
     <w:tmpl w:val="7D8029F2"/>
@@ -15862,7 +16870,7 @@
       </w:rPr>
     </w:lvl>
   </w:abstractNum>
-  <w:abstractNum w:abstractNumId="100" w15:restartNumberingAfterBreak="0">
+  <w:abstractNum w:abstractNumId="102" w15:restartNumberingAfterBreak="0">
     <w:nsid w:val="45DD61A9"/>
     <w:multiLevelType w:val="multilevel"/>
     <w:tmpl w:val="B886828E"/>
@@ -15979,7 +16987,7 @@
       </w:pPr>
     </w:lvl>
   </w:abstractNum>
-  <w:abstractNum w:abstractNumId="101" w15:restartNumberingAfterBreak="0">
+  <w:abstractNum w:abstractNumId="103" w15:restartNumberingAfterBreak="0">
     <w:nsid w:val="464F19D3"/>
     <w:multiLevelType w:val="multilevel"/>
     <w:tmpl w:val="BC323D78"/>
@@ -16128,7 +17136,7 @@
       </w:rPr>
     </w:lvl>
   </w:abstractNum>
-  <w:abstractNum w:abstractNumId="102" w15:restartNumberingAfterBreak="0">
+  <w:abstractNum w:abstractNumId="104" w15:restartNumberingAfterBreak="0">
     <w:nsid w:val="46F27205"/>
     <w:multiLevelType w:val="multilevel"/>
     <w:tmpl w:val="0AFCE1BC"/>
@@ -16277,7 +17285,156 @@
       </w:rPr>
     </w:lvl>
   </w:abstractNum>
-  <w:abstractNum w:abstractNumId="103" w15:restartNumberingAfterBreak="0">
+  <w:abstractNum w:abstractNumId="105" w15:restartNumberingAfterBreak="0">
+    <w:nsid w:val="47443FAB"/>
+    <w:multiLevelType w:val="multilevel"/>
+    <w:tmpl w:val="A922F3F0"/>
+    <w:lvl w:ilvl="0">
+      <w:start w:val="1"/>
+      <w:numFmt w:val="bullet"/>
+      <w:lvlText w:val=""/>
+      <w:lvlJc w:val="left"/>
+      <w:pPr>
+        <w:tabs>
+          <w:tab w:val="num" w:pos="720"/>
+        </w:tabs>
+        <w:ind w:left="720" w:hanging="360"/>
+      </w:pPr>
+      <w:rPr>
+        <w:rFonts w:ascii="Symbol" w:hAnsi="Symbol" w:hint="default"/>
+        <w:sz w:val="20"/>
+      </w:rPr>
+    </w:lvl>
+    <w:lvl w:ilvl="1" w:tentative="1">
+      <w:start w:val="1"/>
+      <w:numFmt w:val="bullet"/>
+      <w:lvlText w:val="o"/>
+      <w:lvlJc w:val="left"/>
+      <w:pPr>
+        <w:tabs>
+          <w:tab w:val="num" w:pos="1440"/>
+        </w:tabs>
+        <w:ind w:left="1440" w:hanging="360"/>
+      </w:pPr>
+      <w:rPr>
+        <w:rFonts w:ascii="Courier New" w:hAnsi="Courier New" w:hint="default"/>
+        <w:sz w:val="20"/>
+      </w:rPr>
+    </w:lvl>
+    <w:lvl w:ilvl="2" w:tentative="1">
+      <w:start w:val="1"/>
+      <w:numFmt w:val="bullet"/>
+      <w:lvlText w:val=""/>
+      <w:lvlJc w:val="left"/>
+      <w:pPr>
+        <w:tabs>
+          <w:tab w:val="num" w:pos="2160"/>
+        </w:tabs>
+        <w:ind w:left="2160" w:hanging="360"/>
+      </w:pPr>
+      <w:rPr>
+        <w:rFonts w:ascii="Wingdings" w:hAnsi="Wingdings" w:hint="default"/>
+        <w:sz w:val="20"/>
+      </w:rPr>
+    </w:lvl>
+    <w:lvl w:ilvl="3" w:tentative="1">
+      <w:start w:val="1"/>
+      <w:numFmt w:val="bullet"/>
+      <w:lvlText w:val=""/>
+      <w:lvlJc w:val="left"/>
+      <w:pPr>
+        <w:tabs>
+          <w:tab w:val="num" w:pos="2880"/>
+        </w:tabs>
+        <w:ind w:left="2880" w:hanging="360"/>
+      </w:pPr>
+      <w:rPr>
+        <w:rFonts w:ascii="Wingdings" w:hAnsi="Wingdings" w:hint="default"/>
+        <w:sz w:val="20"/>
+      </w:rPr>
+    </w:lvl>
+    <w:lvl w:ilvl="4" w:tentative="1">
+      <w:start w:val="1"/>
+      <w:numFmt w:val="bullet"/>
+      <w:lvlText w:val=""/>
+      <w:lvlJc w:val="left"/>
+      <w:pPr>
+        <w:tabs>
+          <w:tab w:val="num" w:pos="3600"/>
+        </w:tabs>
+        <w:ind w:left="3600" w:hanging="360"/>
+      </w:pPr>
+      <w:rPr>
+        <w:rFonts w:ascii="Wingdings" w:hAnsi="Wingdings" w:hint="default"/>
+        <w:sz w:val="20"/>
+      </w:rPr>
+    </w:lvl>
+    <w:lvl w:ilvl="5" w:tentative="1">
+      <w:start w:val="1"/>
+      <w:numFmt w:val="bullet"/>
+      <w:lvlText w:val=""/>
+      <w:lvlJc w:val="left"/>
+      <w:pPr>
+        <w:tabs>
+          <w:tab w:val="num" w:pos="4320"/>
+        </w:tabs>
+        <w:ind w:left="4320" w:hanging="360"/>
+      </w:pPr>
+      <w:rPr>
+        <w:rFonts w:ascii="Wingdings" w:hAnsi="Wingdings" w:hint="default"/>
+        <w:sz w:val="20"/>
+      </w:rPr>
+    </w:lvl>
+    <w:lvl w:ilvl="6" w:tentative="1">
+      <w:start w:val="1"/>
+      <w:numFmt w:val="bullet"/>
+      <w:lvlText w:val=""/>
+      <w:lvlJc w:val="left"/>
+      <w:pPr>
+        <w:tabs>
+          <w:tab w:val="num" w:pos="5040"/>
+        </w:tabs>
+        <w:ind w:left="5040" w:hanging="360"/>
+      </w:pPr>
+      <w:rPr>
+        <w:rFonts w:ascii="Wingdings" w:hAnsi="Wingdings" w:hint="default"/>
+        <w:sz w:val="20"/>
+      </w:rPr>
+    </w:lvl>
+    <w:lvl w:ilvl="7" w:tentative="1">
+      <w:start w:val="1"/>
+      <w:numFmt w:val="bullet"/>
+      <w:lvlText w:val=""/>
+      <w:lvlJc w:val="left"/>
+      <w:pPr>
+        <w:tabs>
+          <w:tab w:val="num" w:pos="5760"/>
+        </w:tabs>
+        <w:ind w:left="5760" w:hanging="360"/>
+      </w:pPr>
+      <w:rPr>
+        <w:rFonts w:ascii="Wingdings" w:hAnsi="Wingdings" w:hint="default"/>
+        <w:sz w:val="20"/>
+      </w:rPr>
+    </w:lvl>
+    <w:lvl w:ilvl="8" w:tentative="1">
+      <w:start w:val="1"/>
+      <w:numFmt w:val="bullet"/>
+      <w:lvlText w:val=""/>
+      <w:lvlJc w:val="left"/>
+      <w:pPr>
+        <w:tabs>
+          <w:tab w:val="num" w:pos="6480"/>
+        </w:tabs>
+        <w:ind w:left="6480" w:hanging="360"/>
+      </w:pPr>
+      <w:rPr>
+        <w:rFonts w:ascii="Wingdings" w:hAnsi="Wingdings" w:hint="default"/>
+        <w:sz w:val="20"/>
+      </w:rPr>
+    </w:lvl>
+  </w:abstractNum>
+  <w:abstractNum w:abstractNumId="106" w15:restartNumberingAfterBreak="0">
     <w:nsid w:val="47832412"/>
     <w:multiLevelType w:val="multilevel"/>
     <w:tmpl w:val="F3943DF8"/>
@@ -16390,7 +17547,7 @@
       </w:pPr>
     </w:lvl>
   </w:abstractNum>
-  <w:abstractNum w:abstractNumId="104" w15:restartNumberingAfterBreak="0">
+  <w:abstractNum w:abstractNumId="107" w15:restartNumberingAfterBreak="0">
     <w:nsid w:val="480D5336"/>
     <w:multiLevelType w:val="multilevel"/>
     <w:tmpl w:val="18B66C58"/>
@@ -16539,7 +17696,7 @@
       </w:rPr>
     </w:lvl>
   </w:abstractNum>
-  <w:abstractNum w:abstractNumId="105" w15:restartNumberingAfterBreak="0">
+  <w:abstractNum w:abstractNumId="108" w15:restartNumberingAfterBreak="0">
     <w:nsid w:val="48DF4AE5"/>
     <w:multiLevelType w:val="multilevel"/>
     <w:tmpl w:val="D2ACBF36"/>
@@ -16684,7 +17841,7 @@
       </w:rPr>
     </w:lvl>
   </w:abstractNum>
-  <w:abstractNum w:abstractNumId="106" w15:restartNumberingAfterBreak="0">
+  <w:abstractNum w:abstractNumId="109" w15:restartNumberingAfterBreak="0">
     <w:nsid w:val="49674015"/>
     <w:multiLevelType w:val="multilevel"/>
     <w:tmpl w:val="5CDA808A"/>
@@ -16833,7 +17990,7 @@
       </w:rPr>
     </w:lvl>
   </w:abstractNum>
-  <w:abstractNum w:abstractNumId="107" w15:restartNumberingAfterBreak="0">
+  <w:abstractNum w:abstractNumId="110" w15:restartNumberingAfterBreak="0">
     <w:nsid w:val="4C4C44DB"/>
     <w:multiLevelType w:val="multilevel"/>
     <w:tmpl w:val="A2B6B3AC"/>
@@ -16982,7 +18139,7 @@
       </w:rPr>
     </w:lvl>
   </w:abstractNum>
-  <w:abstractNum w:abstractNumId="108" w15:restartNumberingAfterBreak="0">
+  <w:abstractNum w:abstractNumId="111" w15:restartNumberingAfterBreak="0">
     <w:nsid w:val="4CF45F14"/>
     <w:multiLevelType w:val="multilevel"/>
     <w:tmpl w:val="8E8888EA"/>
@@ -17131,7 +18288,7 @@
       </w:rPr>
     </w:lvl>
   </w:abstractNum>
-  <w:abstractNum w:abstractNumId="109" w15:restartNumberingAfterBreak="0">
+  <w:abstractNum w:abstractNumId="112" w15:restartNumberingAfterBreak="0">
     <w:nsid w:val="4D062C1F"/>
     <w:multiLevelType w:val="multilevel"/>
     <w:tmpl w:val="A726E1D8"/>
@@ -17276,7 +18433,7 @@
       </w:rPr>
     </w:lvl>
   </w:abstractNum>
-  <w:abstractNum w:abstractNumId="110" w15:restartNumberingAfterBreak="0">
+  <w:abstractNum w:abstractNumId="113" w15:restartNumberingAfterBreak="0">
     <w:nsid w:val="4D6B4459"/>
     <w:multiLevelType w:val="multilevel"/>
     <w:tmpl w:val="990C0B00"/>
@@ -17425,7 +18582,7 @@
       </w:rPr>
     </w:lvl>
   </w:abstractNum>
-  <w:abstractNum w:abstractNumId="111" w15:restartNumberingAfterBreak="0">
+  <w:abstractNum w:abstractNumId="114" w15:restartNumberingAfterBreak="0">
     <w:nsid w:val="4DE1672B"/>
     <w:multiLevelType w:val="multilevel"/>
     <w:tmpl w:val="4E9E83CA"/>
@@ -17574,7 +18731,7 @@
       </w:rPr>
     </w:lvl>
   </w:abstractNum>
-  <w:abstractNum w:abstractNumId="112" w15:restartNumberingAfterBreak="0">
+  <w:abstractNum w:abstractNumId="115" w15:restartNumberingAfterBreak="0">
     <w:nsid w:val="4EF43154"/>
     <w:multiLevelType w:val="multilevel"/>
     <w:tmpl w:val="2B50E070"/>
@@ -17723,7 +18880,7 @@
       </w:rPr>
     </w:lvl>
   </w:abstractNum>
-  <w:abstractNum w:abstractNumId="113" w15:restartNumberingAfterBreak="0">
+  <w:abstractNum w:abstractNumId="116" w15:restartNumberingAfterBreak="0">
     <w:nsid w:val="4F012EF7"/>
     <w:multiLevelType w:val="multilevel"/>
     <w:tmpl w:val="D256C35E"/>
@@ -17872,7 +19029,7 @@
       </w:rPr>
     </w:lvl>
   </w:abstractNum>
-  <w:abstractNum w:abstractNumId="114" w15:restartNumberingAfterBreak="0">
+  <w:abstractNum w:abstractNumId="117" w15:restartNumberingAfterBreak="0">
     <w:nsid w:val="4F6E0069"/>
     <w:multiLevelType w:val="multilevel"/>
     <w:tmpl w:val="F412E96C"/>
@@ -17985,7 +19142,7 @@
       </w:pPr>
     </w:lvl>
   </w:abstractNum>
-  <w:abstractNum w:abstractNumId="115" w15:restartNumberingAfterBreak="0">
+  <w:abstractNum w:abstractNumId="118" w15:restartNumberingAfterBreak="0">
     <w:nsid w:val="50C4484A"/>
     <w:multiLevelType w:val="multilevel"/>
     <w:tmpl w:val="129406DA"/>
@@ -18134,7 +19291,7 @@
       </w:rPr>
     </w:lvl>
   </w:abstractNum>
-  <w:abstractNum w:abstractNumId="116" w15:restartNumberingAfterBreak="0">
+  <w:abstractNum w:abstractNumId="119" w15:restartNumberingAfterBreak="0">
     <w:nsid w:val="51D76CF1"/>
     <w:multiLevelType w:val="multilevel"/>
     <w:tmpl w:val="49DE3B5C"/>
@@ -18283,7 +19440,7 @@
       </w:rPr>
     </w:lvl>
   </w:abstractNum>
-  <w:abstractNum w:abstractNumId="117" w15:restartNumberingAfterBreak="0">
+  <w:abstractNum w:abstractNumId="120" w15:restartNumberingAfterBreak="0">
     <w:nsid w:val="52B0679E"/>
     <w:multiLevelType w:val="multilevel"/>
     <w:tmpl w:val="BAA0FE20"/>
@@ -18432,7 +19589,7 @@
       </w:rPr>
     </w:lvl>
   </w:abstractNum>
-  <w:abstractNum w:abstractNumId="118" w15:restartNumberingAfterBreak="0">
+  <w:abstractNum w:abstractNumId="121" w15:restartNumberingAfterBreak="0">
     <w:nsid w:val="52CA5321"/>
     <w:multiLevelType w:val="multilevel"/>
     <w:tmpl w:val="A5789A90"/>
@@ -18581,7 +19738,7 @@
       </w:rPr>
     </w:lvl>
   </w:abstractNum>
-  <w:abstractNum w:abstractNumId="119" w15:restartNumberingAfterBreak="0">
+  <w:abstractNum w:abstractNumId="122" w15:restartNumberingAfterBreak="0">
     <w:nsid w:val="54934925"/>
     <w:multiLevelType w:val="multilevel"/>
     <w:tmpl w:val="98CC5222"/>
@@ -18726,7 +19883,7 @@
       </w:rPr>
     </w:lvl>
   </w:abstractNum>
-  <w:abstractNum w:abstractNumId="120" w15:restartNumberingAfterBreak="0">
+  <w:abstractNum w:abstractNumId="123" w15:restartNumberingAfterBreak="0">
     <w:nsid w:val="56577CA2"/>
     <w:multiLevelType w:val="multilevel"/>
     <w:tmpl w:val="3B464D96"/>
@@ -18875,7 +20032,7 @@
       </w:rPr>
     </w:lvl>
   </w:abstractNum>
-  <w:abstractNum w:abstractNumId="121" w15:restartNumberingAfterBreak="0">
+  <w:abstractNum w:abstractNumId="124" w15:restartNumberingAfterBreak="0">
     <w:nsid w:val="569559BD"/>
     <w:multiLevelType w:val="multilevel"/>
     <w:tmpl w:val="C5ACF636"/>
@@ -19020,7 +20177,7 @@
       </w:rPr>
     </w:lvl>
   </w:abstractNum>
-  <w:abstractNum w:abstractNumId="122" w15:restartNumberingAfterBreak="0">
+  <w:abstractNum w:abstractNumId="125" w15:restartNumberingAfterBreak="0">
     <w:nsid w:val="58337005"/>
     <w:multiLevelType w:val="multilevel"/>
     <w:tmpl w:val="67BE8296"/>
@@ -19169,7 +20326,7 @@
       </w:rPr>
     </w:lvl>
   </w:abstractNum>
-  <w:abstractNum w:abstractNumId="123" w15:restartNumberingAfterBreak="0">
+  <w:abstractNum w:abstractNumId="126" w15:restartNumberingAfterBreak="0">
     <w:nsid w:val="588A7022"/>
     <w:multiLevelType w:val="multilevel"/>
     <w:tmpl w:val="209098E6"/>
@@ -19314,7 +20471,7 @@
       </w:rPr>
     </w:lvl>
   </w:abstractNum>
-  <w:abstractNum w:abstractNumId="124" w15:restartNumberingAfterBreak="0">
+  <w:abstractNum w:abstractNumId="127" w15:restartNumberingAfterBreak="0">
     <w:nsid w:val="595C6917"/>
     <w:multiLevelType w:val="multilevel"/>
     <w:tmpl w:val="C0D2BDCC"/>
@@ -19463,7 +20620,7 @@
       </w:rPr>
     </w:lvl>
   </w:abstractNum>
-  <w:abstractNum w:abstractNumId="125" w15:restartNumberingAfterBreak="0">
+  <w:abstractNum w:abstractNumId="128" w15:restartNumberingAfterBreak="0">
     <w:nsid w:val="59D6380F"/>
     <w:multiLevelType w:val="multilevel"/>
     <w:tmpl w:val="CCEAB946"/>
@@ -19612,7 +20769,7 @@
       </w:rPr>
     </w:lvl>
   </w:abstractNum>
-  <w:abstractNum w:abstractNumId="126" w15:restartNumberingAfterBreak="0">
+  <w:abstractNum w:abstractNumId="129" w15:restartNumberingAfterBreak="0">
     <w:nsid w:val="5A180965"/>
     <w:multiLevelType w:val="multilevel"/>
     <w:tmpl w:val="368E7656"/>
@@ -19761,7 +20918,7 @@
       </w:rPr>
     </w:lvl>
   </w:abstractNum>
-  <w:abstractNum w:abstractNumId="127" w15:restartNumberingAfterBreak="0">
+  <w:abstractNum w:abstractNumId="130" w15:restartNumberingAfterBreak="0">
     <w:nsid w:val="5A1E6C22"/>
     <w:multiLevelType w:val="multilevel"/>
     <w:tmpl w:val="4C5A959C"/>
@@ -19910,7 +21067,7 @@
       </w:rPr>
     </w:lvl>
   </w:abstractNum>
-  <w:abstractNum w:abstractNumId="128" w15:restartNumberingAfterBreak="0">
+  <w:abstractNum w:abstractNumId="131" w15:restartNumberingAfterBreak="0">
     <w:nsid w:val="5A967845"/>
     <w:multiLevelType w:val="multilevel"/>
     <w:tmpl w:val="671291B0"/>
@@ -20059,7 +21216,7 @@
       </w:rPr>
     </w:lvl>
   </w:abstractNum>
-  <w:abstractNum w:abstractNumId="129" w15:restartNumberingAfterBreak="0">
+  <w:abstractNum w:abstractNumId="132" w15:restartNumberingAfterBreak="0">
     <w:nsid w:val="5AF5226D"/>
     <w:multiLevelType w:val="multilevel"/>
     <w:tmpl w:val="B99AC694"/>
@@ -20172,7 +21329,7 @@
       </w:pPr>
     </w:lvl>
   </w:abstractNum>
-  <w:abstractNum w:abstractNumId="130" w15:restartNumberingAfterBreak="0">
+  <w:abstractNum w:abstractNumId="133" w15:restartNumberingAfterBreak="0">
     <w:nsid w:val="5AF5307D"/>
     <w:multiLevelType w:val="multilevel"/>
     <w:tmpl w:val="E8A4830C"/>
@@ -20321,7 +21478,7 @@
       </w:rPr>
     </w:lvl>
   </w:abstractNum>
-  <w:abstractNum w:abstractNumId="131" w15:restartNumberingAfterBreak="0">
+  <w:abstractNum w:abstractNumId="134" w15:restartNumberingAfterBreak="0">
     <w:nsid w:val="5BEC45E3"/>
     <w:multiLevelType w:val="multilevel"/>
     <w:tmpl w:val="BFEEBEA6"/>
@@ -20466,7 +21623,7 @@
       </w:rPr>
     </w:lvl>
   </w:abstractNum>
-  <w:abstractNum w:abstractNumId="132" w15:restartNumberingAfterBreak="0">
+  <w:abstractNum w:abstractNumId="135" w15:restartNumberingAfterBreak="0">
     <w:nsid w:val="5C351A04"/>
     <w:multiLevelType w:val="multilevel"/>
     <w:tmpl w:val="A454A842"/>
@@ -20611,7 +21768,7 @@
       </w:rPr>
     </w:lvl>
   </w:abstractNum>
-  <w:abstractNum w:abstractNumId="133" w15:restartNumberingAfterBreak="0">
+  <w:abstractNum w:abstractNumId="136" w15:restartNumberingAfterBreak="0">
     <w:nsid w:val="5C875E9E"/>
     <w:multiLevelType w:val="multilevel"/>
     <w:tmpl w:val="1E50267A"/>
@@ -20760,7 +21917,7 @@
       </w:rPr>
     </w:lvl>
   </w:abstractNum>
-  <w:abstractNum w:abstractNumId="134" w15:restartNumberingAfterBreak="0">
+  <w:abstractNum w:abstractNumId="137" w15:restartNumberingAfterBreak="0">
     <w:nsid w:val="5EB92979"/>
     <w:multiLevelType w:val="multilevel"/>
     <w:tmpl w:val="6596B810"/>
@@ -20909,7 +22066,7 @@
       </w:rPr>
     </w:lvl>
   </w:abstractNum>
-  <w:abstractNum w:abstractNumId="135" w15:restartNumberingAfterBreak="0">
+  <w:abstractNum w:abstractNumId="138" w15:restartNumberingAfterBreak="0">
     <w:nsid w:val="5EE830EE"/>
     <w:multiLevelType w:val="multilevel"/>
     <w:tmpl w:val="94A28B36"/>
@@ -21054,7 +22211,7 @@
       </w:rPr>
     </w:lvl>
   </w:abstractNum>
-  <w:abstractNum w:abstractNumId="136" w15:restartNumberingAfterBreak="0">
+  <w:abstractNum w:abstractNumId="139" w15:restartNumberingAfterBreak="0">
     <w:nsid w:val="5F115C9A"/>
     <w:multiLevelType w:val="multilevel"/>
     <w:tmpl w:val="9F6429B0"/>
@@ -21167,7 +22324,7 @@
       </w:pPr>
     </w:lvl>
   </w:abstractNum>
-  <w:abstractNum w:abstractNumId="137" w15:restartNumberingAfterBreak="0">
+  <w:abstractNum w:abstractNumId="140" w15:restartNumberingAfterBreak="0">
     <w:nsid w:val="5F697C42"/>
     <w:multiLevelType w:val="multilevel"/>
     <w:tmpl w:val="9DC4083C"/>
@@ -21316,7 +22473,7 @@
       </w:rPr>
     </w:lvl>
   </w:abstractNum>
-  <w:abstractNum w:abstractNumId="138" w15:restartNumberingAfterBreak="0">
+  <w:abstractNum w:abstractNumId="141" w15:restartNumberingAfterBreak="0">
     <w:nsid w:val="60F905B2"/>
     <w:multiLevelType w:val="multilevel"/>
     <w:tmpl w:val="67242AE0"/>
@@ -21465,7 +22622,7 @@
       </w:rPr>
     </w:lvl>
   </w:abstractNum>
-  <w:abstractNum w:abstractNumId="139" w15:restartNumberingAfterBreak="0">
+  <w:abstractNum w:abstractNumId="142" w15:restartNumberingAfterBreak="0">
     <w:nsid w:val="612E77DC"/>
     <w:multiLevelType w:val="multilevel"/>
     <w:tmpl w:val="022496D4"/>
@@ -21614,7 +22771,7 @@
       </w:rPr>
     </w:lvl>
   </w:abstractNum>
-  <w:abstractNum w:abstractNumId="140" w15:restartNumberingAfterBreak="0">
+  <w:abstractNum w:abstractNumId="143" w15:restartNumberingAfterBreak="0">
     <w:nsid w:val="63CF35A4"/>
     <w:multiLevelType w:val="multilevel"/>
     <w:tmpl w:val="1B76D1E2"/>
@@ -21731,7 +22888,7 @@
       </w:pPr>
     </w:lvl>
   </w:abstractNum>
-  <w:abstractNum w:abstractNumId="141" w15:restartNumberingAfterBreak="0">
+  <w:abstractNum w:abstractNumId="144" w15:restartNumberingAfterBreak="0">
     <w:nsid w:val="6542530D"/>
     <w:multiLevelType w:val="multilevel"/>
     <w:tmpl w:val="E4CE3122"/>
@@ -21880,7 +23037,7 @@
       </w:rPr>
     </w:lvl>
   </w:abstractNum>
-  <w:abstractNum w:abstractNumId="142" w15:restartNumberingAfterBreak="0">
+  <w:abstractNum w:abstractNumId="145" w15:restartNumberingAfterBreak="0">
     <w:nsid w:val="67712178"/>
     <w:multiLevelType w:val="multilevel"/>
     <w:tmpl w:val="763E8398"/>
@@ -22025,7 +23182,7 @@
       </w:rPr>
     </w:lvl>
   </w:abstractNum>
-  <w:abstractNum w:abstractNumId="143" w15:restartNumberingAfterBreak="0">
+  <w:abstractNum w:abstractNumId="146" w15:restartNumberingAfterBreak="0">
     <w:nsid w:val="67FE3CF3"/>
     <w:multiLevelType w:val="multilevel"/>
     <w:tmpl w:val="F0EA03EE"/>
@@ -22174,7 +23331,7 @@
       </w:rPr>
     </w:lvl>
   </w:abstractNum>
-  <w:abstractNum w:abstractNumId="144" w15:restartNumberingAfterBreak="0">
+  <w:abstractNum w:abstractNumId="147" w15:restartNumberingAfterBreak="0">
     <w:nsid w:val="68346FCA"/>
     <w:multiLevelType w:val="multilevel"/>
     <w:tmpl w:val="F5624ABA"/>
@@ -22323,7 +23480,7 @@
       </w:rPr>
     </w:lvl>
   </w:abstractNum>
-  <w:abstractNum w:abstractNumId="145" w15:restartNumberingAfterBreak="0">
+  <w:abstractNum w:abstractNumId="148" w15:restartNumberingAfterBreak="0">
     <w:nsid w:val="684D1C7E"/>
     <w:multiLevelType w:val="multilevel"/>
     <w:tmpl w:val="8C26FD92"/>
@@ -22472,7 +23629,7 @@
       </w:rPr>
     </w:lvl>
   </w:abstractNum>
-  <w:abstractNum w:abstractNumId="146" w15:restartNumberingAfterBreak="0">
+  <w:abstractNum w:abstractNumId="149" w15:restartNumberingAfterBreak="0">
     <w:nsid w:val="691B7355"/>
     <w:multiLevelType w:val="multilevel"/>
     <w:tmpl w:val="8988CDE0"/>
@@ -22617,7 +23774,7 @@
       </w:rPr>
     </w:lvl>
   </w:abstractNum>
-  <w:abstractNum w:abstractNumId="147" w15:restartNumberingAfterBreak="0">
+  <w:abstractNum w:abstractNumId="150" w15:restartNumberingAfterBreak="0">
     <w:nsid w:val="69B8059F"/>
     <w:multiLevelType w:val="multilevel"/>
     <w:tmpl w:val="9AC2858C"/>
@@ -22766,7 +23923,7 @@
       </w:rPr>
     </w:lvl>
   </w:abstractNum>
-  <w:abstractNum w:abstractNumId="148" w15:restartNumberingAfterBreak="0">
+  <w:abstractNum w:abstractNumId="151" w15:restartNumberingAfterBreak="0">
     <w:nsid w:val="6AD65718"/>
     <w:multiLevelType w:val="multilevel"/>
     <w:tmpl w:val="FCAC18C2"/>
@@ -22915,7 +24072,7 @@
       </w:rPr>
     </w:lvl>
   </w:abstractNum>
-  <w:abstractNum w:abstractNumId="149" w15:restartNumberingAfterBreak="0">
+  <w:abstractNum w:abstractNumId="152" w15:restartNumberingAfterBreak="0">
     <w:nsid w:val="6B8A6220"/>
     <w:multiLevelType w:val="multilevel"/>
     <w:tmpl w:val="5C163B7A"/>
@@ -23028,7 +24185,7 @@
       </w:pPr>
     </w:lvl>
   </w:abstractNum>
-  <w:abstractNum w:abstractNumId="150" w15:restartNumberingAfterBreak="0">
+  <w:abstractNum w:abstractNumId="153" w15:restartNumberingAfterBreak="0">
     <w:nsid w:val="6BD06AC3"/>
     <w:multiLevelType w:val="multilevel"/>
     <w:tmpl w:val="0E88B312"/>
@@ -23173,7 +24330,7 @@
       </w:rPr>
     </w:lvl>
   </w:abstractNum>
-  <w:abstractNum w:abstractNumId="151" w15:restartNumberingAfterBreak="0">
+  <w:abstractNum w:abstractNumId="154" w15:restartNumberingAfterBreak="0">
     <w:nsid w:val="6BEB67DB"/>
     <w:multiLevelType w:val="multilevel"/>
     <w:tmpl w:val="35F42B3E"/>
@@ -23322,7 +24479,7 @@
       </w:rPr>
     </w:lvl>
   </w:abstractNum>
-  <w:abstractNum w:abstractNumId="152" w15:restartNumberingAfterBreak="0">
+  <w:abstractNum w:abstractNumId="155" w15:restartNumberingAfterBreak="0">
     <w:nsid w:val="6C233DA4"/>
     <w:multiLevelType w:val="multilevel"/>
     <w:tmpl w:val="D88290E8"/>
@@ -23471,7 +24628,7 @@
       </w:rPr>
     </w:lvl>
   </w:abstractNum>
-  <w:abstractNum w:abstractNumId="153" w15:restartNumberingAfterBreak="0">
+  <w:abstractNum w:abstractNumId="156" w15:restartNumberingAfterBreak="0">
     <w:nsid w:val="6D4B14EF"/>
     <w:multiLevelType w:val="multilevel"/>
     <w:tmpl w:val="90DE3E0C"/>
@@ -23620,7 +24777,7 @@
       </w:rPr>
     </w:lvl>
   </w:abstractNum>
-  <w:abstractNum w:abstractNumId="154" w15:restartNumberingAfterBreak="0">
+  <w:abstractNum w:abstractNumId="157" w15:restartNumberingAfterBreak="0">
     <w:nsid w:val="6DD97F7B"/>
     <w:multiLevelType w:val="multilevel"/>
     <w:tmpl w:val="AC8ACFF4"/>
@@ -23769,7 +24926,7 @@
       </w:rPr>
     </w:lvl>
   </w:abstractNum>
-  <w:abstractNum w:abstractNumId="155" w15:restartNumberingAfterBreak="0">
+  <w:abstractNum w:abstractNumId="158" w15:restartNumberingAfterBreak="0">
     <w:nsid w:val="6DF23E49"/>
     <w:multiLevelType w:val="multilevel"/>
     <w:tmpl w:val="6BCA895E"/>
@@ -23882,7 +25039,7 @@
       </w:pPr>
     </w:lvl>
   </w:abstractNum>
-  <w:abstractNum w:abstractNumId="156" w15:restartNumberingAfterBreak="0">
+  <w:abstractNum w:abstractNumId="159" w15:restartNumberingAfterBreak="0">
     <w:nsid w:val="6FD342C0"/>
     <w:multiLevelType w:val="multilevel"/>
     <w:tmpl w:val="187C8E1A"/>
@@ -24031,7 +25188,7 @@
       </w:rPr>
     </w:lvl>
   </w:abstractNum>
-  <w:abstractNum w:abstractNumId="157" w15:restartNumberingAfterBreak="0">
+  <w:abstractNum w:abstractNumId="160" w15:restartNumberingAfterBreak="0">
     <w:nsid w:val="706F1B6B"/>
     <w:multiLevelType w:val="multilevel"/>
     <w:tmpl w:val="371EF16A"/>
@@ -24180,7 +25337,7 @@
       </w:rPr>
     </w:lvl>
   </w:abstractNum>
-  <w:abstractNum w:abstractNumId="158" w15:restartNumberingAfterBreak="0">
+  <w:abstractNum w:abstractNumId="161" w15:restartNumberingAfterBreak="0">
     <w:nsid w:val="70D86182"/>
     <w:multiLevelType w:val="multilevel"/>
     <w:tmpl w:val="02387014"/>
@@ -24329,7 +25486,156 @@
       </w:rPr>
     </w:lvl>
   </w:abstractNum>
-  <w:abstractNum w:abstractNumId="159" w15:restartNumberingAfterBreak="0">
+  <w:abstractNum w:abstractNumId="162" w15:restartNumberingAfterBreak="0">
+    <w:nsid w:val="71052F53"/>
+    <w:multiLevelType w:val="multilevel"/>
+    <w:tmpl w:val="60CAB4A6"/>
+    <w:lvl w:ilvl="0">
+      <w:start w:val="1"/>
+      <w:numFmt w:val="bullet"/>
+      <w:lvlText w:val=""/>
+      <w:lvlJc w:val="left"/>
+      <w:pPr>
+        <w:tabs>
+          <w:tab w:val="num" w:pos="720"/>
+        </w:tabs>
+        <w:ind w:left="720" w:hanging="360"/>
+      </w:pPr>
+      <w:rPr>
+        <w:rFonts w:ascii="Symbol" w:hAnsi="Symbol" w:hint="default"/>
+        <w:sz w:val="20"/>
+      </w:rPr>
+    </w:lvl>
+    <w:lvl w:ilvl="1" w:tentative="1">
+      <w:start w:val="1"/>
+      <w:numFmt w:val="bullet"/>
+      <w:lvlText w:val="o"/>
+      <w:lvlJc w:val="left"/>
+      <w:pPr>
+        <w:tabs>
+          <w:tab w:val="num" w:pos="1440"/>
+        </w:tabs>
+        <w:ind w:left="1440" w:hanging="360"/>
+      </w:pPr>
+      <w:rPr>
+        <w:rFonts w:ascii="Courier New" w:hAnsi="Courier New" w:hint="default"/>
+        <w:sz w:val="20"/>
+      </w:rPr>
+    </w:lvl>
+    <w:lvl w:ilvl="2" w:tentative="1">
+      <w:start w:val="1"/>
+      <w:numFmt w:val="bullet"/>
+      <w:lvlText w:val=""/>
+      <w:lvlJc w:val="left"/>
+      <w:pPr>
+        <w:tabs>
+          <w:tab w:val="num" w:pos="2160"/>
+        </w:tabs>
+        <w:ind w:left="2160" w:hanging="360"/>
+      </w:pPr>
+      <w:rPr>
+        <w:rFonts w:ascii="Wingdings" w:hAnsi="Wingdings" w:hint="default"/>
+        <w:sz w:val="20"/>
+      </w:rPr>
+    </w:lvl>
+    <w:lvl w:ilvl="3" w:tentative="1">
+      <w:start w:val="1"/>
+      <w:numFmt w:val="bullet"/>
+      <w:lvlText w:val=""/>
+      <w:lvlJc w:val="left"/>
+      <w:pPr>
+        <w:tabs>
+          <w:tab w:val="num" w:pos="2880"/>
+        </w:tabs>
+        <w:ind w:left="2880" w:hanging="360"/>
+      </w:pPr>
+      <w:rPr>
+        <w:rFonts w:ascii="Wingdings" w:hAnsi="Wingdings" w:hint="default"/>
+        <w:sz w:val="20"/>
+      </w:rPr>
+    </w:lvl>
+    <w:lvl w:ilvl="4" w:tentative="1">
+      <w:start w:val="1"/>
+      <w:numFmt w:val="bullet"/>
+      <w:lvlText w:val=""/>
+      <w:lvlJc w:val="left"/>
+      <w:pPr>
+        <w:tabs>
+          <w:tab w:val="num" w:pos="3600"/>
+        </w:tabs>
+        <w:ind w:left="3600" w:hanging="360"/>
+      </w:pPr>
+      <w:rPr>
+        <w:rFonts w:ascii="Wingdings" w:hAnsi="Wingdings" w:hint="default"/>
+        <w:sz w:val="20"/>
+      </w:rPr>
+    </w:lvl>
+    <w:lvl w:ilvl="5" w:tentative="1">
+      <w:start w:val="1"/>
+      <w:numFmt w:val="bullet"/>
+      <w:lvlText w:val=""/>
+      <w:lvlJc w:val="left"/>
+      <w:pPr>
+        <w:tabs>
+          <w:tab w:val="num" w:pos="4320"/>
+        </w:tabs>
+        <w:ind w:left="4320" w:hanging="360"/>
+      </w:pPr>
+      <w:rPr>
+        <w:rFonts w:ascii="Wingdings" w:hAnsi="Wingdings" w:hint="default"/>
+        <w:sz w:val="20"/>
+      </w:rPr>
+    </w:lvl>
+    <w:lvl w:ilvl="6" w:tentative="1">
+      <w:start w:val="1"/>
+      <w:numFmt w:val="bullet"/>
+      <w:lvlText w:val=""/>
+      <w:lvlJc w:val="left"/>
+      <w:pPr>
+        <w:tabs>
+          <w:tab w:val="num" w:pos="5040"/>
+        </w:tabs>
+        <w:ind w:left="5040" w:hanging="360"/>
+      </w:pPr>
+      <w:rPr>
+        <w:rFonts w:ascii="Wingdings" w:hAnsi="Wingdings" w:hint="default"/>
+        <w:sz w:val="20"/>
+      </w:rPr>
+    </w:lvl>
+    <w:lvl w:ilvl="7" w:tentative="1">
+      <w:start w:val="1"/>
+      <w:numFmt w:val="bullet"/>
+      <w:lvlText w:val=""/>
+      <w:lvlJc w:val="left"/>
+      <w:pPr>
+        <w:tabs>
+          <w:tab w:val="num" w:pos="5760"/>
+        </w:tabs>
+        <w:ind w:left="5760" w:hanging="360"/>
+      </w:pPr>
+      <w:rPr>
+        <w:rFonts w:ascii="Wingdings" w:hAnsi="Wingdings" w:hint="default"/>
+        <w:sz w:val="20"/>
+      </w:rPr>
+    </w:lvl>
+    <w:lvl w:ilvl="8" w:tentative="1">
+      <w:start w:val="1"/>
+      <w:numFmt w:val="bullet"/>
+      <w:lvlText w:val=""/>
+      <w:lvlJc w:val="left"/>
+      <w:pPr>
+        <w:tabs>
+          <w:tab w:val="num" w:pos="6480"/>
+        </w:tabs>
+        <w:ind w:left="6480" w:hanging="360"/>
+      </w:pPr>
+      <w:rPr>
+        <w:rFonts w:ascii="Wingdings" w:hAnsi="Wingdings" w:hint="default"/>
+        <w:sz w:val="20"/>
+      </w:rPr>
+    </w:lvl>
+  </w:abstractNum>
+  <w:abstractNum w:abstractNumId="163" w15:restartNumberingAfterBreak="0">
     <w:nsid w:val="71D37AAF"/>
     <w:multiLevelType w:val="multilevel"/>
     <w:tmpl w:val="B2B200B6"/>
@@ -24446,7 +25752,7 @@
       </w:pPr>
     </w:lvl>
   </w:abstractNum>
-  <w:abstractNum w:abstractNumId="160" w15:restartNumberingAfterBreak="0">
+  <w:abstractNum w:abstractNumId="164" w15:restartNumberingAfterBreak="0">
     <w:nsid w:val="722A05EF"/>
     <w:multiLevelType w:val="multilevel"/>
     <w:tmpl w:val="9D4017A0"/>
@@ -24591,7 +25897,7 @@
       </w:rPr>
     </w:lvl>
   </w:abstractNum>
-  <w:abstractNum w:abstractNumId="161" w15:restartNumberingAfterBreak="0">
+  <w:abstractNum w:abstractNumId="165" w15:restartNumberingAfterBreak="0">
     <w:nsid w:val="722C5724"/>
     <w:multiLevelType w:val="multilevel"/>
     <w:tmpl w:val="AFD87044"/>
@@ -24740,7 +26046,7 @@
       </w:rPr>
     </w:lvl>
   </w:abstractNum>
-  <w:abstractNum w:abstractNumId="162" w15:restartNumberingAfterBreak="0">
+  <w:abstractNum w:abstractNumId="166" w15:restartNumberingAfterBreak="0">
     <w:nsid w:val="72AB4EA6"/>
     <w:multiLevelType w:val="multilevel"/>
     <w:tmpl w:val="F57056C6"/>
@@ -24889,7 +26195,7 @@
       </w:rPr>
     </w:lvl>
   </w:abstractNum>
-  <w:abstractNum w:abstractNumId="163" w15:restartNumberingAfterBreak="0">
+  <w:abstractNum w:abstractNumId="167" w15:restartNumberingAfterBreak="0">
     <w:nsid w:val="75657497"/>
     <w:multiLevelType w:val="multilevel"/>
     <w:tmpl w:val="10B8BB48"/>
@@ -25038,7 +26344,7 @@
       </w:rPr>
     </w:lvl>
   </w:abstractNum>
-  <w:abstractNum w:abstractNumId="164" w15:restartNumberingAfterBreak="0">
+  <w:abstractNum w:abstractNumId="168" w15:restartNumberingAfterBreak="0">
     <w:nsid w:val="7784607C"/>
     <w:multiLevelType w:val="multilevel"/>
     <w:tmpl w:val="605C0276"/>
@@ -25187,7 +26493,7 @@
       </w:rPr>
     </w:lvl>
   </w:abstractNum>
-  <w:abstractNum w:abstractNumId="165" w15:restartNumberingAfterBreak="0">
+  <w:abstractNum w:abstractNumId="169" w15:restartNumberingAfterBreak="0">
     <w:nsid w:val="78A22134"/>
     <w:multiLevelType w:val="multilevel"/>
     <w:tmpl w:val="073E2A9E"/>
@@ -25336,7 +26642,7 @@
       </w:rPr>
     </w:lvl>
   </w:abstractNum>
-  <w:abstractNum w:abstractNumId="166" w15:restartNumberingAfterBreak="0">
+  <w:abstractNum w:abstractNumId="170" w15:restartNumberingAfterBreak="0">
     <w:nsid w:val="78C02082"/>
     <w:multiLevelType w:val="multilevel"/>
     <w:tmpl w:val="8D0C7626"/>
@@ -25449,7 +26755,7 @@
       </w:pPr>
     </w:lvl>
   </w:abstractNum>
-  <w:abstractNum w:abstractNumId="167" w15:restartNumberingAfterBreak="0">
+  <w:abstractNum w:abstractNumId="171" w15:restartNumberingAfterBreak="0">
     <w:nsid w:val="79730047"/>
     <w:multiLevelType w:val="multilevel"/>
     <w:tmpl w:val="89A40416"/>
@@ -25562,7 +26868,7 @@
       </w:pPr>
     </w:lvl>
   </w:abstractNum>
-  <w:abstractNum w:abstractNumId="168" w15:restartNumberingAfterBreak="0">
+  <w:abstractNum w:abstractNumId="172" w15:restartNumberingAfterBreak="0">
     <w:nsid w:val="7A1E3625"/>
     <w:multiLevelType w:val="multilevel"/>
     <w:tmpl w:val="ED7C47AA"/>
@@ -25679,7 +26985,7 @@
       </w:pPr>
     </w:lvl>
   </w:abstractNum>
-  <w:abstractNum w:abstractNumId="169" w15:restartNumberingAfterBreak="0">
+  <w:abstractNum w:abstractNumId="173" w15:restartNumberingAfterBreak="0">
     <w:nsid w:val="7B5E061D"/>
     <w:multiLevelType w:val="multilevel"/>
     <w:tmpl w:val="680E5C16"/>
@@ -25828,7 +27134,7 @@
       </w:rPr>
     </w:lvl>
   </w:abstractNum>
-  <w:abstractNum w:abstractNumId="170" w15:restartNumberingAfterBreak="0">
+  <w:abstractNum w:abstractNumId="174" w15:restartNumberingAfterBreak="0">
     <w:nsid w:val="7CAB0C2F"/>
     <w:multiLevelType w:val="multilevel"/>
     <w:tmpl w:val="562684C8"/>
@@ -25977,7 +27283,7 @@
       </w:rPr>
     </w:lvl>
   </w:abstractNum>
-  <w:abstractNum w:abstractNumId="171" w15:restartNumberingAfterBreak="0">
+  <w:abstractNum w:abstractNumId="175" w15:restartNumberingAfterBreak="0">
     <w:nsid w:val="7D811F66"/>
     <w:multiLevelType w:val="multilevel"/>
     <w:tmpl w:val="6510AC00"/>
@@ -26126,7 +27432,7 @@
       </w:rPr>
     </w:lvl>
   </w:abstractNum>
-  <w:abstractNum w:abstractNumId="172" w15:restartNumberingAfterBreak="0">
+  <w:abstractNum w:abstractNumId="176" w15:restartNumberingAfterBreak="0">
     <w:nsid w:val="7E5315A9"/>
     <w:multiLevelType w:val="multilevel"/>
     <w:tmpl w:val="63760288"/>
@@ -26243,7 +27549,7 @@
       </w:pPr>
     </w:lvl>
   </w:abstractNum>
-  <w:abstractNum w:abstractNumId="173" w15:restartNumberingAfterBreak="0">
+  <w:abstractNum w:abstractNumId="177" w15:restartNumberingAfterBreak="0">
     <w:nsid w:val="7E845D03"/>
     <w:multiLevelType w:val="multilevel"/>
     <w:tmpl w:val="22FA3D84"/>
@@ -26392,7 +27698,7 @@
       </w:rPr>
     </w:lvl>
   </w:abstractNum>
-  <w:abstractNum w:abstractNumId="174" w15:restartNumberingAfterBreak="0">
+  <w:abstractNum w:abstractNumId="178" w15:restartNumberingAfterBreak="0">
     <w:nsid w:val="7F9A1358"/>
     <w:multiLevelType w:val="multilevel"/>
     <w:tmpl w:val="818C7948"/>
@@ -26506,7 +27812,7 @@
     </w:lvl>
   </w:abstractNum>
   <w:num w:numId="1" w16cid:durableId="30304640">
-    <w:abstractNumId w:val="127"/>
+    <w:abstractNumId w:val="130"/>
   </w:num>
   <w:num w:numId="2" w16cid:durableId="131679990">
     <w:abstractNumId w:val="39"/>
@@ -26515,7 +27821,7 @@
     <w:abstractNumId w:val="89"/>
   </w:num>
   <w:num w:numId="4" w16cid:durableId="956788891">
-    <w:abstractNumId w:val="107"/>
+    <w:abstractNumId w:val="110"/>
   </w:num>
   <w:num w:numId="5" w16cid:durableId="1318801211">
     <w:abstractNumId w:val="94"/>
@@ -26524,40 +27830,40 @@
     <w:abstractNumId w:val="92"/>
   </w:num>
   <w:num w:numId="7" w16cid:durableId="1380788396">
-    <w:abstractNumId w:val="101"/>
+    <w:abstractNumId w:val="103"/>
   </w:num>
   <w:num w:numId="8" w16cid:durableId="1435594655">
     <w:abstractNumId w:val="9"/>
   </w:num>
   <w:num w:numId="9" w16cid:durableId="468284279">
-    <w:abstractNumId w:val="165"/>
+    <w:abstractNumId w:val="169"/>
   </w:num>
   <w:num w:numId="10" w16cid:durableId="1801537932">
-    <w:abstractNumId w:val="164"/>
+    <w:abstractNumId w:val="168"/>
   </w:num>
   <w:num w:numId="11" w16cid:durableId="1292319018">
-    <w:abstractNumId w:val="114"/>
+    <w:abstractNumId w:val="117"/>
   </w:num>
   <w:num w:numId="12" w16cid:durableId="1330595449">
-    <w:abstractNumId w:val="113"/>
+    <w:abstractNumId w:val="116"/>
   </w:num>
   <w:num w:numId="13" w16cid:durableId="1978413072">
-    <w:abstractNumId w:val="105"/>
+    <w:abstractNumId w:val="108"/>
   </w:num>
   <w:num w:numId="14" w16cid:durableId="806052255">
-    <w:abstractNumId w:val="155"/>
+    <w:abstractNumId w:val="158"/>
   </w:num>
   <w:num w:numId="15" w16cid:durableId="2104833335">
-    <w:abstractNumId w:val="157"/>
+    <w:abstractNumId w:val="160"/>
   </w:num>
   <w:num w:numId="16" w16cid:durableId="36244815">
     <w:abstractNumId w:val="87"/>
   </w:num>
   <w:num w:numId="17" w16cid:durableId="1400398143">
-    <w:abstractNumId w:val="103"/>
+    <w:abstractNumId w:val="106"/>
   </w:num>
   <w:num w:numId="18" w16cid:durableId="773331749">
-    <w:abstractNumId w:val="173"/>
+    <w:abstractNumId w:val="177"/>
   </w:num>
   <w:num w:numId="19" w16cid:durableId="791021393">
     <w:abstractNumId w:val="47"/>
@@ -26575,10 +27881,10 @@
     <w:abstractNumId w:val="12"/>
   </w:num>
   <w:num w:numId="24" w16cid:durableId="561647625">
-    <w:abstractNumId w:val="135"/>
+    <w:abstractNumId w:val="138"/>
   </w:num>
   <w:num w:numId="25" w16cid:durableId="602147053">
-    <w:abstractNumId w:val="140"/>
+    <w:abstractNumId w:val="143"/>
   </w:num>
   <w:num w:numId="26" w16cid:durableId="645671251">
     <w:abstractNumId w:val="46"/>
@@ -26594,16 +27900,16 @@
     </w:lvlOverride>
   </w:num>
   <w:num w:numId="28" w16cid:durableId="2012875563">
-    <w:abstractNumId w:val="130"/>
+    <w:abstractNumId w:val="133"/>
   </w:num>
   <w:num w:numId="29" w16cid:durableId="428089704">
     <w:abstractNumId w:val="32"/>
   </w:num>
   <w:num w:numId="30" w16cid:durableId="410931569">
-    <w:abstractNumId w:val="123"/>
+    <w:abstractNumId w:val="126"/>
   </w:num>
   <w:num w:numId="31" w16cid:durableId="819882765">
-    <w:abstractNumId w:val="123"/>
+    <w:abstractNumId w:val="126"/>
     <w:lvlOverride w:ilvl="1">
       <w:lvl w:ilvl="1">
         <w:numFmt w:val="bullet"/>
@@ -26623,16 +27929,16 @@
     </w:lvlOverride>
   </w:num>
   <w:num w:numId="32" w16cid:durableId="1979919899">
-    <w:abstractNumId w:val="134"/>
+    <w:abstractNumId w:val="137"/>
   </w:num>
   <w:num w:numId="33" w16cid:durableId="650063522">
-    <w:abstractNumId w:val="154"/>
+    <w:abstractNumId w:val="157"/>
   </w:num>
   <w:num w:numId="34" w16cid:durableId="1829176748">
     <w:abstractNumId w:val="84"/>
   </w:num>
   <w:num w:numId="35" w16cid:durableId="599877971">
-    <w:abstractNumId w:val="148"/>
+    <w:abstractNumId w:val="151"/>
   </w:num>
   <w:num w:numId="36" w16cid:durableId="1571841508">
     <w:abstractNumId w:val="73"/>
@@ -26658,19 +27964,19 @@
     </w:lvlOverride>
   </w:num>
   <w:num w:numId="38" w16cid:durableId="919680886">
-    <w:abstractNumId w:val="119"/>
+    <w:abstractNumId w:val="122"/>
   </w:num>
   <w:num w:numId="39" w16cid:durableId="1682001463">
+    <w:abstractNumId w:val="150"/>
+  </w:num>
+  <w:num w:numId="40" w16cid:durableId="175849549">
     <w:abstractNumId w:val="147"/>
   </w:num>
-  <w:num w:numId="40" w16cid:durableId="175849549">
-    <w:abstractNumId w:val="144"/>
-  </w:num>
   <w:num w:numId="41" w16cid:durableId="1617180450">
-    <w:abstractNumId w:val="97"/>
+    <w:abstractNumId w:val="98"/>
   </w:num>
   <w:num w:numId="42" w16cid:durableId="361367430">
-    <w:abstractNumId w:val="97"/>
+    <w:abstractNumId w:val="98"/>
     <w:lvlOverride w:ilvl="1">
       <w:lvl w:ilvl="1">
         <w:numFmt w:val="bullet"/>
@@ -26728,16 +28034,16 @@
     <w:abstractNumId w:val="6"/>
   </w:num>
   <w:num w:numId="50" w16cid:durableId="1930918386">
-    <w:abstractNumId w:val="108"/>
+    <w:abstractNumId w:val="111"/>
   </w:num>
   <w:num w:numId="51" w16cid:durableId="209197328">
-    <w:abstractNumId w:val="121"/>
+    <w:abstractNumId w:val="124"/>
   </w:num>
   <w:num w:numId="52" w16cid:durableId="697435575">
-    <w:abstractNumId w:val="98"/>
+    <w:abstractNumId w:val="99"/>
   </w:num>
   <w:num w:numId="53" w16cid:durableId="582766624">
-    <w:abstractNumId w:val="169"/>
+    <w:abstractNumId w:val="173"/>
   </w:num>
   <w:num w:numId="54" w16cid:durableId="830023098">
     <w:abstractNumId w:val="78"/>
@@ -26766,7 +28072,7 @@
     <w:abstractNumId w:val="60"/>
   </w:num>
   <w:num w:numId="57" w16cid:durableId="1606956943">
-    <w:abstractNumId w:val="152"/>
+    <w:abstractNumId w:val="155"/>
   </w:num>
   <w:num w:numId="58" w16cid:durableId="1840383666">
     <w:abstractNumId w:val="57"/>
@@ -26778,10 +28084,10 @@
     <w:abstractNumId w:val="56"/>
   </w:num>
   <w:num w:numId="61" w16cid:durableId="779489446">
-    <w:abstractNumId w:val="151"/>
+    <w:abstractNumId w:val="154"/>
   </w:num>
   <w:num w:numId="62" w16cid:durableId="2096628128">
-    <w:abstractNumId w:val="156"/>
+    <w:abstractNumId w:val="159"/>
   </w:num>
   <w:num w:numId="63" w16cid:durableId="1257978311">
     <w:abstractNumId w:val="14"/>
@@ -26796,10 +28102,10 @@
     <w:abstractNumId w:val="63"/>
   </w:num>
   <w:num w:numId="66" w16cid:durableId="1697807086">
-    <w:abstractNumId w:val="136"/>
+    <w:abstractNumId w:val="139"/>
   </w:num>
   <w:num w:numId="67" w16cid:durableId="1418672027">
-    <w:abstractNumId w:val="102"/>
+    <w:abstractNumId w:val="104"/>
   </w:num>
   <w:num w:numId="68" w16cid:durableId="91168919">
     <w:abstractNumId w:val="52"/>
@@ -26831,13 +28137,13 @@
     <w:abstractNumId w:val="18"/>
   </w:num>
   <w:num w:numId="72" w16cid:durableId="1766876056">
-    <w:abstractNumId w:val="129"/>
+    <w:abstractNumId w:val="132"/>
   </w:num>
   <w:num w:numId="73" w16cid:durableId="929197985">
-    <w:abstractNumId w:val="150"/>
+    <w:abstractNumId w:val="153"/>
   </w:num>
   <w:num w:numId="74" w16cid:durableId="406078978">
-    <w:abstractNumId w:val="150"/>
+    <w:abstractNumId w:val="153"/>
     <w:lvlOverride w:ilvl="1">
       <w:lvl w:ilvl="1">
         <w:numFmt w:val="bullet"/>
@@ -26857,7 +28163,7 @@
     </w:lvlOverride>
   </w:num>
   <w:num w:numId="75" w16cid:durableId="1260987308">
-    <w:abstractNumId w:val="150"/>
+    <w:abstractNumId w:val="153"/>
     <w:lvlOverride w:ilvl="1">
       <w:lvl w:ilvl="1">
         <w:numFmt w:val="bullet"/>
@@ -26880,7 +28186,7 @@
     <w:abstractNumId w:val="77"/>
   </w:num>
   <w:num w:numId="77" w16cid:durableId="526450885">
-    <w:abstractNumId w:val="138"/>
+    <w:abstractNumId w:val="141"/>
   </w:num>
   <w:num w:numId="78" w16cid:durableId="1324964506">
     <w:abstractNumId w:val="49"/>
@@ -26923,7 +28229,7 @@
     <w:abstractNumId w:val="67"/>
   </w:num>
   <w:num w:numId="89" w16cid:durableId="327559367">
-    <w:abstractNumId w:val="115"/>
+    <w:abstractNumId w:val="118"/>
   </w:num>
   <w:num w:numId="90" w16cid:durableId="41368198">
     <w:abstractNumId w:val="41"/>
@@ -26981,10 +28287,10 @@
     <w:abstractNumId w:val="74"/>
   </w:num>
   <w:num w:numId="97" w16cid:durableId="1213418878">
-    <w:abstractNumId w:val="106"/>
+    <w:abstractNumId w:val="109"/>
   </w:num>
   <w:num w:numId="98" w16cid:durableId="1310596252">
-    <w:abstractNumId w:val="160"/>
+    <w:abstractNumId w:val="164"/>
   </w:num>
   <w:num w:numId="99" w16cid:durableId="1261528361">
     <w:abstractNumId w:val="66"/>
@@ -26993,16 +28299,16 @@
     <w:abstractNumId w:val="65"/>
   </w:num>
   <w:num w:numId="101" w16cid:durableId="1037898143">
-    <w:abstractNumId w:val="128"/>
+    <w:abstractNumId w:val="131"/>
   </w:num>
   <w:num w:numId="102" w16cid:durableId="1515802033">
-    <w:abstractNumId w:val="96"/>
+    <w:abstractNumId w:val="97"/>
   </w:num>
   <w:num w:numId="103" w16cid:durableId="1335262094">
-    <w:abstractNumId w:val="159"/>
+    <w:abstractNumId w:val="163"/>
   </w:num>
   <w:num w:numId="104" w16cid:durableId="216666700">
-    <w:abstractNumId w:val="122"/>
+    <w:abstractNumId w:val="125"/>
   </w:num>
   <w:num w:numId="105" w16cid:durableId="109128233">
     <w:abstractNumId w:val="34"/>
@@ -27020,40 +28326,40 @@
     <w:abstractNumId w:val="58"/>
   </w:num>
   <w:num w:numId="110" w16cid:durableId="954218831">
-    <w:abstractNumId w:val="110"/>
+    <w:abstractNumId w:val="113"/>
   </w:num>
   <w:num w:numId="111" w16cid:durableId="904101517">
-    <w:abstractNumId w:val="125"/>
+    <w:abstractNumId w:val="128"/>
   </w:num>
   <w:num w:numId="112" w16cid:durableId="1253317046">
     <w:abstractNumId w:val="88"/>
   </w:num>
   <w:num w:numId="113" w16cid:durableId="1813325584">
-    <w:abstractNumId w:val="120"/>
+    <w:abstractNumId w:val="123"/>
   </w:num>
   <w:num w:numId="114" w16cid:durableId="508369199">
-    <w:abstractNumId w:val="143"/>
+    <w:abstractNumId w:val="146"/>
   </w:num>
   <w:num w:numId="115" w16cid:durableId="755593366">
-    <w:abstractNumId w:val="131"/>
+    <w:abstractNumId w:val="134"/>
   </w:num>
   <w:num w:numId="116" w16cid:durableId="526723045">
-    <w:abstractNumId w:val="141"/>
+    <w:abstractNumId w:val="144"/>
   </w:num>
   <w:num w:numId="117" w16cid:durableId="1515725074">
     <w:abstractNumId w:val="61"/>
   </w:num>
   <w:num w:numId="118" w16cid:durableId="1472013178">
-    <w:abstractNumId w:val="146"/>
+    <w:abstractNumId w:val="149"/>
   </w:num>
   <w:num w:numId="119" w16cid:durableId="348145094">
-    <w:abstractNumId w:val="158"/>
+    <w:abstractNumId w:val="161"/>
   </w:num>
   <w:num w:numId="120" w16cid:durableId="1487549432">
     <w:abstractNumId w:val="25"/>
   </w:num>
   <w:num w:numId="121" w16cid:durableId="781846308">
-    <w:abstractNumId w:val="163"/>
+    <w:abstractNumId w:val="167"/>
   </w:num>
   <w:num w:numId="122" w16cid:durableId="1928462526">
     <w:abstractNumId w:val="28"/>
@@ -27117,19 +28423,19 @@
     <w:abstractNumId w:val="15"/>
   </w:num>
   <w:num w:numId="131" w16cid:durableId="305207024">
-    <w:abstractNumId w:val="174"/>
+    <w:abstractNumId w:val="178"/>
   </w:num>
   <w:num w:numId="132" w16cid:durableId="303120880">
     <w:abstractNumId w:val="51"/>
   </w:num>
   <w:num w:numId="133" w16cid:durableId="926383284">
-    <w:abstractNumId w:val="145"/>
+    <w:abstractNumId w:val="148"/>
   </w:num>
   <w:num w:numId="134" w16cid:durableId="1977298208">
-    <w:abstractNumId w:val="104"/>
+    <w:abstractNumId w:val="107"/>
   </w:num>
   <w:num w:numId="135" w16cid:durableId="1556696686">
-    <w:abstractNumId w:val="112"/>
+    <w:abstractNumId w:val="115"/>
   </w:num>
   <w:num w:numId="136" w16cid:durableId="11954707">
     <w:abstractNumId w:val="13"/>
@@ -27141,16 +28447,16 @@
     <w:abstractNumId w:val="86"/>
   </w:num>
   <w:num w:numId="139" w16cid:durableId="1501693897">
-    <w:abstractNumId w:val="117"/>
+    <w:abstractNumId w:val="120"/>
   </w:num>
   <w:num w:numId="140" w16cid:durableId="917518012">
-    <w:abstractNumId w:val="133"/>
+    <w:abstractNumId w:val="136"/>
   </w:num>
   <w:num w:numId="141" w16cid:durableId="1124225954">
-    <w:abstractNumId w:val="172"/>
+    <w:abstractNumId w:val="176"/>
   </w:num>
   <w:num w:numId="142" w16cid:durableId="1428883756">
-    <w:abstractNumId w:val="139"/>
+    <w:abstractNumId w:val="142"/>
   </w:num>
   <w:num w:numId="143" w16cid:durableId="1651326372">
     <w:abstractNumId w:val="44"/>
@@ -27159,13 +28465,13 @@
     <w:abstractNumId w:val="19"/>
   </w:num>
   <w:num w:numId="145" w16cid:durableId="592209289">
-    <w:abstractNumId w:val="149"/>
+    <w:abstractNumId w:val="152"/>
   </w:num>
   <w:num w:numId="146" w16cid:durableId="397285438">
     <w:abstractNumId w:val="53"/>
   </w:num>
   <w:num w:numId="147" w16cid:durableId="81950788">
-    <w:abstractNumId w:val="100"/>
+    <w:abstractNumId w:val="102"/>
   </w:num>
   <w:num w:numId="148" w16cid:durableId="1868786268">
     <w:abstractNumId w:val="2"/>
@@ -27177,10 +28483,10 @@
     <w:abstractNumId w:val="0"/>
   </w:num>
   <w:num w:numId="151" w16cid:durableId="1123428036">
-    <w:abstractNumId w:val="132"/>
+    <w:abstractNumId w:val="135"/>
   </w:num>
   <w:num w:numId="152" w16cid:durableId="991253855">
-    <w:abstractNumId w:val="132"/>
+    <w:abstractNumId w:val="135"/>
     <w:lvlOverride w:ilvl="1">
       <w:startOverride w:val="1"/>
     </w:lvlOverride>
@@ -27192,13 +28498,13 @@
     <w:abstractNumId w:val="80"/>
   </w:num>
   <w:num w:numId="155" w16cid:durableId="292488364">
-    <w:abstractNumId w:val="137"/>
+    <w:abstractNumId w:val="140"/>
   </w:num>
   <w:num w:numId="156" w16cid:durableId="1886066264">
-    <w:abstractNumId w:val="142"/>
+    <w:abstractNumId w:val="145"/>
   </w:num>
   <w:num w:numId="157" w16cid:durableId="2038193403">
-    <w:abstractNumId w:val="142"/>
+    <w:abstractNumId w:val="145"/>
     <w:lvlOverride w:ilvl="1">
       <w:lvl w:ilvl="1">
         <w:numFmt w:val="bullet"/>
@@ -27221,16 +28527,16 @@
     <w:abstractNumId w:val="24"/>
   </w:num>
   <w:num w:numId="159" w16cid:durableId="915242249">
-    <w:abstractNumId w:val="99"/>
+    <w:abstractNumId w:val="101"/>
   </w:num>
   <w:num w:numId="160" w16cid:durableId="2058815222">
     <w:abstractNumId w:val="10"/>
   </w:num>
   <w:num w:numId="161" w16cid:durableId="1672024289">
-    <w:abstractNumId w:val="109"/>
+    <w:abstractNumId w:val="112"/>
   </w:num>
   <w:num w:numId="162" w16cid:durableId="968634561">
-    <w:abstractNumId w:val="109"/>
+    <w:abstractNumId w:val="112"/>
     <w:lvlOverride w:ilvl="1">
       <w:lvl w:ilvl="1">
         <w:numFmt w:val="bullet"/>
@@ -27253,7 +28559,7 @@
     <w:abstractNumId w:val="36"/>
   </w:num>
   <w:num w:numId="164" w16cid:durableId="346951097">
-    <w:abstractNumId w:val="118"/>
+    <w:abstractNumId w:val="121"/>
   </w:num>
   <w:num w:numId="165" w16cid:durableId="786855938">
     <w:abstractNumId w:val="45"/>
@@ -27271,7 +28577,7 @@
     <w:abstractNumId w:val="54"/>
   </w:num>
   <w:num w:numId="169" w16cid:durableId="675571960">
-    <w:abstractNumId w:val="95"/>
+    <w:abstractNumId w:val="96"/>
   </w:num>
   <w:num w:numId="170" w16cid:durableId="461383622">
     <w:abstractNumId w:val="75"/>
@@ -27280,7 +28586,7 @@
     <w:abstractNumId w:val="43"/>
   </w:num>
   <w:num w:numId="172" w16cid:durableId="1425685518">
-    <w:abstractNumId w:val="153"/>
+    <w:abstractNumId w:val="156"/>
   </w:num>
   <w:num w:numId="173" w16cid:durableId="536354307">
     <w:abstractNumId w:val="59"/>
@@ -27289,19 +28595,19 @@
     <w:abstractNumId w:val="30"/>
   </w:num>
   <w:num w:numId="175" w16cid:durableId="875001005">
-    <w:abstractNumId w:val="161"/>
+    <w:abstractNumId w:val="165"/>
   </w:num>
   <w:num w:numId="176" w16cid:durableId="552930650">
-    <w:abstractNumId w:val="126"/>
+    <w:abstractNumId w:val="129"/>
   </w:num>
   <w:num w:numId="177" w16cid:durableId="649478602">
-    <w:abstractNumId w:val="162"/>
+    <w:abstractNumId w:val="166"/>
   </w:num>
   <w:num w:numId="178" w16cid:durableId="1615282566">
     <w:abstractNumId w:val="37"/>
   </w:num>
   <w:num w:numId="179" w16cid:durableId="1783767042">
-    <w:abstractNumId w:val="168"/>
+    <w:abstractNumId w:val="172"/>
   </w:num>
   <w:num w:numId="180" w16cid:durableId="742531134">
     <w:abstractNumId w:val="31"/>
@@ -27313,7 +28619,7 @@
     <w:abstractNumId w:val="8"/>
   </w:num>
   <w:num w:numId="183" w16cid:durableId="1773165063">
-    <w:abstractNumId w:val="124"/>
+    <w:abstractNumId w:val="127"/>
   </w:num>
   <w:num w:numId="184" w16cid:durableId="1007832891">
     <w:abstractNumId w:val="7"/>
@@ -27322,10 +28628,10 @@
     <w:abstractNumId w:val="90"/>
   </w:num>
   <w:num w:numId="186" w16cid:durableId="44915836">
-    <w:abstractNumId w:val="167"/>
+    <w:abstractNumId w:val="171"/>
   </w:num>
   <w:num w:numId="187" w16cid:durableId="833184744">
-    <w:abstractNumId w:val="111"/>
+    <w:abstractNumId w:val="114"/>
   </w:num>
   <w:num w:numId="188" w16cid:durableId="1715157717">
     <w:abstractNumId w:val="11"/>
@@ -27334,19 +28640,31 @@
     <w:abstractNumId w:val="81"/>
   </w:num>
   <w:num w:numId="190" w16cid:durableId="271665483">
-    <w:abstractNumId w:val="171"/>
+    <w:abstractNumId w:val="175"/>
   </w:num>
   <w:num w:numId="191" w16cid:durableId="1269580070">
-    <w:abstractNumId w:val="116"/>
+    <w:abstractNumId w:val="119"/>
   </w:num>
   <w:num w:numId="192" w16cid:durableId="1842308085">
     <w:abstractNumId w:val="20"/>
   </w:num>
   <w:num w:numId="193" w16cid:durableId="399522766">
-    <w:abstractNumId w:val="166"/>
+    <w:abstractNumId w:val="170"/>
   </w:num>
   <w:num w:numId="194" w16cid:durableId="1172987669">
-    <w:abstractNumId w:val="170"/>
+    <w:abstractNumId w:val="174"/>
+  </w:num>
+  <w:num w:numId="195" w16cid:durableId="156726155">
+    <w:abstractNumId w:val="95"/>
+  </w:num>
+  <w:num w:numId="196" w16cid:durableId="1764834616">
+    <w:abstractNumId w:val="162"/>
+  </w:num>
+  <w:num w:numId="197" w16cid:durableId="1084379346">
+    <w:abstractNumId w:val="100"/>
+  </w:num>
+  <w:num w:numId="198" w16cid:durableId="1652783708">
+    <w:abstractNumId w:val="105"/>
   </w:num>
 </w:numbering>
 </file>
@@ -27974,6 +29292,7 @@
   <w:style w:type="character" w:default="1" w:styleId="Policepardfaut">
     <w:name w:val="Default Paragraph Font"/>
     <w:uiPriority w:val="1"/>
+    <w:semiHidden/>
     <w:unhideWhenUsed/>
   </w:style>
   <w:style w:type="table" w:default="1" w:styleId="TableauNormal">

--- a/ZZ échanges ChatGpt Gemini/00000 prompt pour  Doc État du Projet.docx
+++ b/ZZ échanges ChatGpt Gemini/00000 prompt pour  Doc État du Projet.docx
@@ -5,174 +5,308 @@
     <w:p>
       <w:pPr>
         <w:rPr>
-          <w:b/>
-          <w:bCs/>
+          <w:rFonts w:ascii="Arial" w:hAnsi="Arial" w:cs="Arial"/>
+          <w:sz w:val="24"/>
+          <w:szCs w:val="24"/>
           <w:lang w:val="fr-FR"/>
         </w:rPr>
       </w:pPr>
       <w:r>
         <w:rPr>
-          <w:b/>
-          <w:bCs/>
+          <w:rFonts w:ascii="Arial" w:hAnsi="Arial" w:cs="Arial"/>
+          <w:sz w:val="24"/>
+          <w:szCs w:val="24"/>
           <w:lang w:val="fr-FR"/>
         </w:rPr>
-        <w:t>Prompt final compact et enrichi</w:t>
+        <w:pict w14:anchorId="288F1AF2">
+          <v:rect id="_x0000_i1061" style="width:0;height:1.5pt" o:hralign="center" o:hrstd="t" o:hr="t" fillcolor="#a0a0a0" stroked="f"/>
+        </w:pict>
       </w:r>
     </w:p>
     <w:p>
       <w:pPr>
         <w:rPr>
-          <w:bCs/>
+          <w:rFonts w:ascii="Arial" w:hAnsi="Arial" w:cs="Arial"/>
+          <w:sz w:val="24"/>
+          <w:szCs w:val="24"/>
           <w:lang w:val="fr-FR"/>
         </w:rPr>
       </w:pPr>
       <w:r>
         <w:rPr>
-          <w:bCs/>
+          <w:rFonts w:ascii="Arial" w:hAnsi="Arial" w:cs="Arial"/>
+          <w:sz w:val="24"/>
+          <w:szCs w:val="24"/>
           <w:lang w:val="fr-FR"/>
         </w:rPr>
         <w:t xml:space="preserve">Tu es mon </w:t>
       </w:r>
       <w:r>
         <w:rPr>
+          <w:rFonts w:ascii="Arial" w:hAnsi="Arial" w:cs="Arial"/>
           <w:b/>
           <w:bCs/>
+          <w:sz w:val="24"/>
+          <w:szCs w:val="24"/>
           <w:lang w:val="fr-FR"/>
         </w:rPr>
-        <w:t>secrétaire technique</w:t>
+        <w:t>secrétaire technique et le gardien de la mémoire du projet</w:t>
       </w:r>
       <w:r>
         <w:rPr>
+          <w:rFonts w:ascii="Arial" w:hAnsi="Arial" w:cs="Arial"/>
+          <w:sz w:val="24"/>
+          <w:szCs w:val="24"/>
+          <w:lang w:val="fr-FR"/>
+        </w:rPr>
+        <w:t xml:space="preserve">. Ta mission est de générer un </w:t>
+      </w:r>
+      <w:r>
+        <w:rPr>
+          <w:rFonts w:ascii="Arial" w:hAnsi="Arial" w:cs="Arial"/>
+          <w:b/>
           <w:bCs/>
+          <w:sz w:val="24"/>
+          <w:szCs w:val="24"/>
+          <w:lang w:val="fr-FR"/>
+        </w:rPr>
+        <w:t xml:space="preserve">document </w:t>
+      </w:r>
+      <w:proofErr w:type="spellStart"/>
+      <w:r>
+        <w:rPr>
+          <w:rFonts w:ascii="Arial" w:hAnsi="Arial" w:cs="Arial"/>
+          <w:b/>
+          <w:bCs/>
+          <w:sz w:val="24"/>
+          <w:szCs w:val="24"/>
+          <w:lang w:val="fr-FR"/>
+        </w:rPr>
+        <w:t>Markdown</w:t>
+      </w:r>
+      <w:proofErr w:type="spellEnd"/>
+      <w:r>
+        <w:rPr>
+          <w:rFonts w:ascii="Arial" w:hAnsi="Arial" w:cs="Arial"/>
+          <w:b/>
+          <w:bCs/>
+          <w:sz w:val="24"/>
+          <w:szCs w:val="24"/>
+          <w:lang w:val="fr-FR"/>
+        </w:rPr>
+        <w:t xml:space="preserve"> unique</w:t>
+      </w:r>
+      <w:r>
+        <w:rPr>
+          <w:rFonts w:ascii="Arial" w:hAnsi="Arial" w:cs="Arial"/>
+          <w:sz w:val="24"/>
+          <w:szCs w:val="24"/>
+          <w:lang w:val="fr-FR"/>
+        </w:rPr>
+        <w:t xml:space="preserve"> et complet de notre session de travail.</w:t>
+      </w:r>
+    </w:p>
+    <w:p>
+      <w:pPr>
+        <w:rPr>
+          <w:rFonts w:ascii="Arial" w:hAnsi="Arial" w:cs="Arial"/>
+          <w:sz w:val="24"/>
+          <w:szCs w:val="24"/>
+          <w:lang w:val="fr-FR"/>
+        </w:rPr>
+      </w:pPr>
+      <w:r>
+        <w:rPr>
+          <w:rFonts w:ascii="Arial" w:hAnsi="Arial" w:cs="Arial"/>
+          <w:b/>
+          <w:bCs/>
+          <w:sz w:val="24"/>
+          <w:szCs w:val="24"/>
+          <w:lang w:val="fr-FR"/>
+        </w:rPr>
+        <w:t>Workflow de génération :</w:t>
+      </w:r>
+    </w:p>
+    <w:p>
+      <w:pPr>
+        <w:numPr>
+          <w:ilvl w:val="0"/>
+          <w:numId w:val="204"/>
+        </w:numPr>
+        <w:rPr>
+          <w:rFonts w:ascii="Arial" w:hAnsi="Arial" w:cs="Arial"/>
+          <w:sz w:val="24"/>
+          <w:szCs w:val="24"/>
+          <w:lang w:val="fr-FR"/>
+        </w:rPr>
+      </w:pPr>
+      <w:r>
+        <w:rPr>
+          <w:rFonts w:ascii="Arial" w:hAnsi="Arial" w:cs="Arial"/>
+          <w:sz w:val="24"/>
+          <w:szCs w:val="24"/>
+          <w:lang w:val="fr-FR"/>
+        </w:rPr>
+        <w:t xml:space="preserve">À la fin de notre session, si des informations essentielles manquent pour rédiger un rapport parfait (ex: ID, numéro de version, nom de fichier), </w:t>
+      </w:r>
+      <w:r>
+        <w:rPr>
+          <w:rFonts w:ascii="Arial" w:hAnsi="Arial" w:cs="Arial"/>
+          <w:b/>
+          <w:bCs/>
+          <w:sz w:val="24"/>
+          <w:szCs w:val="24"/>
+          <w:lang w:val="fr-FR"/>
+        </w:rPr>
+        <w:t>pose-moi une liste de questions claires et concises</w:t>
+      </w:r>
+      <w:r>
+        <w:rPr>
+          <w:rFonts w:ascii="Arial" w:hAnsi="Arial" w:cs="Arial"/>
+          <w:sz w:val="24"/>
+          <w:szCs w:val="24"/>
           <w:lang w:val="fr-FR"/>
         </w:rPr>
         <w:t>.</w:t>
       </w:r>
+    </w:p>
+    <w:p>
+      <w:pPr>
+        <w:numPr>
+          <w:ilvl w:val="0"/>
+          <w:numId w:val="204"/>
+        </w:numPr>
+        <w:rPr>
+          <w:rFonts w:ascii="Arial" w:hAnsi="Arial" w:cs="Arial"/>
+          <w:sz w:val="24"/>
+          <w:szCs w:val="24"/>
+          <w:lang w:val="fr-FR"/>
+        </w:rPr>
+      </w:pPr>
       <w:r>
         <w:rPr>
-          <w:bCs/>
+          <w:rFonts w:ascii="Arial" w:hAnsi="Arial" w:cs="Arial"/>
+          <w:sz w:val="24"/>
+          <w:szCs w:val="24"/>
           <w:lang w:val="fr-FR"/>
         </w:rPr>
-        <w:br/>
-        <w:t xml:space="preserve">Génère un </w:t>
+        <w:t xml:space="preserve">Une fois que j'aurai répondu, tu </w:t>
       </w:r>
       <w:r>
         <w:rPr>
+          <w:rFonts w:ascii="Arial" w:hAnsi="Arial" w:cs="Arial"/>
           <w:b/>
           <w:bCs/>
+          <w:sz w:val="24"/>
+          <w:szCs w:val="24"/>
           <w:lang w:val="fr-FR"/>
         </w:rPr>
-        <w:t>document Markdown unique</w:t>
+        <w:t>généreras le document complet en une seule fois</w:t>
       </w:r>
       <w:r>
         <w:rPr>
-          <w:bCs/>
+          <w:rFonts w:ascii="Arial" w:hAnsi="Arial" w:cs="Arial"/>
+          <w:sz w:val="24"/>
+          <w:szCs w:val="24"/>
           <w:lang w:val="fr-FR"/>
         </w:rPr>
-        <w:t xml:space="preserve"> de synthèse de session.</w:t>
+        <w:t>.</w:t>
       </w:r>
+    </w:p>
+    <w:p>
+      <w:pPr>
+        <w:rPr>
+          <w:rFonts w:ascii="Arial" w:hAnsi="Arial" w:cs="Arial"/>
+          <w:sz w:val="24"/>
+          <w:szCs w:val="24"/>
+          <w:lang w:val="fr-FR"/>
+        </w:rPr>
+      </w:pPr>
       <w:r>
         <w:rPr>
-          <w:bCs/>
+          <w:rFonts w:ascii="Arial" w:hAnsi="Arial" w:cs="Arial"/>
+          <w:sz w:val="24"/>
+          <w:szCs w:val="24"/>
           <w:lang w:val="fr-FR"/>
         </w:rPr>
-        <w:br/>
-        <w:t xml:space="preserve">Ne produis </w:t>
-      </w:r>
-      <w:r>
-        <w:rPr>
-          <w:b/>
-          <w:bCs/>
-          <w:lang w:val="fr-FR"/>
-        </w:rPr>
-        <w:t>aucune question</w:t>
-      </w:r>
-      <w:r>
-        <w:rPr>
-          <w:bCs/>
-          <w:lang w:val="fr-FR"/>
-        </w:rPr>
-        <w:t xml:space="preserve">. Si une information manque, </w:t>
-      </w:r>
-      <w:r>
-        <w:rPr>
-          <w:b/>
-          <w:bCs/>
-          <w:lang w:val="fr-FR"/>
-        </w:rPr>
-        <w:t>déduis prudemment</w:t>
-      </w:r>
-      <w:r>
-        <w:rPr>
-          <w:bCs/>
-          <w:lang w:val="fr-FR"/>
-        </w:rPr>
-        <w:t xml:space="preserve"> et note {{à compléter}}.</w:t>
-      </w:r>
-      <w:r>
-        <w:rPr>
-          <w:bCs/>
-          <w:lang w:val="fr-FR"/>
-        </w:rPr>
-        <w:br/>
         <w:t xml:space="preserve">Le document doit être </w:t>
       </w:r>
       <w:r>
         <w:rPr>
+          <w:rFonts w:ascii="Arial" w:hAnsi="Arial" w:cs="Arial"/>
           <w:b/>
           <w:bCs/>
+          <w:sz w:val="24"/>
+          <w:szCs w:val="24"/>
           <w:lang w:val="fr-FR"/>
         </w:rPr>
         <w:t>actionnable</w:t>
       </w:r>
       <w:r>
         <w:rPr>
-          <w:bCs/>
+          <w:rFonts w:ascii="Arial" w:hAnsi="Arial" w:cs="Arial"/>
+          <w:sz w:val="24"/>
+          <w:szCs w:val="24"/>
           <w:lang w:val="fr-FR"/>
         </w:rPr>
         <w:t xml:space="preserve">, </w:t>
       </w:r>
       <w:r>
         <w:rPr>
+          <w:rFonts w:ascii="Arial" w:hAnsi="Arial" w:cs="Arial"/>
           <w:b/>
           <w:bCs/>
+          <w:sz w:val="24"/>
+          <w:szCs w:val="24"/>
           <w:lang w:val="fr-FR"/>
         </w:rPr>
         <w:t>sans digression</w:t>
       </w:r>
       <w:r>
         <w:rPr>
-          <w:bCs/>
+          <w:rFonts w:ascii="Arial" w:hAnsi="Arial" w:cs="Arial"/>
+          <w:sz w:val="24"/>
+          <w:szCs w:val="24"/>
           <w:lang w:val="fr-FR"/>
         </w:rPr>
         <w:t xml:space="preserve">, et contenir des </w:t>
       </w:r>
       <w:r>
         <w:rPr>
+          <w:rFonts w:ascii="Arial" w:hAnsi="Arial" w:cs="Arial"/>
           <w:b/>
           <w:bCs/>
+          <w:sz w:val="24"/>
+          <w:szCs w:val="24"/>
           <w:lang w:val="fr-FR"/>
         </w:rPr>
         <w:t>annexes persistantes</w:t>
       </w:r>
       <w:r>
         <w:rPr>
-          <w:bCs/>
+          <w:rFonts w:ascii="Arial" w:hAnsi="Arial" w:cs="Arial"/>
+          <w:sz w:val="24"/>
+          <w:szCs w:val="24"/>
           <w:lang w:val="fr-FR"/>
         </w:rPr>
-        <w:t xml:space="preserve"> (Glossaire + Registre des variables), à </w:t>
+        <w:t xml:space="preserve"> (Glossaire, Registre des variables, et Vision Stratégique), à </w:t>
       </w:r>
       <w:r>
         <w:rPr>
+          <w:rFonts w:ascii="Arial" w:hAnsi="Arial" w:cs="Arial"/>
           <w:b/>
           <w:bCs/>
+          <w:sz w:val="24"/>
+          <w:szCs w:val="24"/>
           <w:lang w:val="fr-FR"/>
         </w:rPr>
         <w:t>fusionner</w:t>
       </w:r>
       <w:r>
         <w:rPr>
-          <w:bCs/>
+          <w:rFonts w:ascii="Arial" w:hAnsi="Arial" w:cs="Arial"/>
+          <w:sz w:val="24"/>
+          <w:szCs w:val="24"/>
           <w:lang w:val="fr-FR"/>
         </w:rPr>
         <w:t xml:space="preserve"> avec la version précédente si elle est fournie.</w:t>
@@ -181,32 +315,17 @@
     <w:p>
       <w:pPr>
         <w:rPr>
-          <w:bCs/>
+          <w:rFonts w:ascii="Arial" w:hAnsi="Arial" w:cs="Arial"/>
+          <w:sz w:val="24"/>
+          <w:szCs w:val="24"/>
           <w:lang w:val="fr-FR"/>
         </w:rPr>
       </w:pPr>
       <w:r>
         <w:rPr>
-          <w:bCs/>
-          <w:lang w:val="fr-FR"/>
-        </w:rPr>
-        <w:pict w14:anchorId="78130984">
-          <v:rect id="_x0000_i1025" style="width:0;height:1.5pt" o:hralign="center" o:hrstd="t" o:hr="t" fillcolor="#a0a0a0" stroked="f"/>
-        </w:pict>
-      </w:r>
-    </w:p>
-    <w:p>
-      <w:pPr>
-        <w:rPr>
-          <w:b/>
-          <w:bCs/>
-          <w:lang w:val="fr-FR"/>
-        </w:rPr>
-      </w:pPr>
-      <w:r>
-        <w:rPr>
-          <w:b/>
-          <w:bCs/>
+          <w:rFonts w:ascii="Arial" w:hAnsi="Arial" w:cs="Arial"/>
+          <w:sz w:val="24"/>
+          <w:szCs w:val="24"/>
           <w:lang w:val="fr-FR"/>
         </w:rPr>
         <w:t>Consignes impératives en début de document</w:t>
@@ -215,126 +334,46 @@
     <w:p>
       <w:pPr>
         <w:rPr>
-          <w:bCs/>
+          <w:rFonts w:ascii="Arial" w:hAnsi="Arial" w:cs="Arial"/>
+          <w:sz w:val="24"/>
+          <w:szCs w:val="24"/>
           <w:lang w:val="fr-FR"/>
         </w:rPr>
       </w:pPr>
       <w:r>
         <w:rPr>
-          <w:bCs/>
+          <w:rFonts w:ascii="Arial" w:hAnsi="Arial" w:cs="Arial"/>
+          <w:sz w:val="24"/>
+          <w:szCs w:val="24"/>
           <w:lang w:val="fr-FR"/>
         </w:rPr>
-        <w:t>Commence toujours le document par :</w:t>
+        <w:t>Commence toujours le document par : « Reprendre connaissance du dossier : à partir des documents fournis, les scripts et fichiers de l'application sont connus, demande-les si nécessaire. »</w:t>
       </w:r>
     </w:p>
     <w:p>
       <w:pPr>
         <w:rPr>
-          <w:bCs/>
+          <w:rFonts w:ascii="Arial" w:hAnsi="Arial" w:cs="Arial"/>
+          <w:sz w:val="24"/>
+          <w:szCs w:val="24"/>
           <w:lang w:val="fr-FR"/>
         </w:rPr>
       </w:pPr>
       <w:r>
         <w:rPr>
-          <w:bCs/>
+          <w:rFonts w:ascii="Arial" w:hAnsi="Arial" w:cs="Arial"/>
+          <w:sz w:val="24"/>
+          <w:szCs w:val="24"/>
           <w:lang w:val="fr-FR"/>
         </w:rPr>
-        <w:t xml:space="preserve">« </w:t>
-      </w:r>
-      <w:r>
-        <w:rPr>
-          <w:b/>
-          <w:bCs/>
-          <w:lang w:val="fr-FR"/>
-        </w:rPr>
-        <w:t>Reprendre connaissance du dossier</w:t>
-      </w:r>
-      <w:r>
-        <w:rPr>
-          <w:bCs/>
-          <w:lang w:val="fr-FR"/>
-        </w:rPr>
-        <w:t xml:space="preserve"> : à partir des documents fournis, les scripts et fichiers de l'application sont connus, demande-les si nécessaire. »</w:t>
-      </w:r>
-    </w:p>
-    <w:p>
-      <w:pPr>
-        <w:rPr>
-          <w:bCs/>
-          <w:lang w:val="fr-FR"/>
-        </w:rPr>
-      </w:pPr>
-      <w:r>
-        <w:rPr>
-          <w:bCs/>
-          <w:lang w:val="fr-FR"/>
-        </w:rPr>
-        <w:t>Puis ajoute :</w:t>
-      </w:r>
-    </w:p>
-    <w:p>
-      <w:pPr>
-        <w:rPr>
-          <w:bCs/>
-          <w:lang w:val="fr-FR"/>
-        </w:rPr>
-      </w:pPr>
-      <w:r>
-        <w:rPr>
-          <w:bCs/>
-          <w:lang w:val="fr-FR"/>
-        </w:rPr>
-        <w:t xml:space="preserve">« </w:t>
-      </w:r>
-      <w:r>
-        <w:rPr>
-          <w:b/>
-          <w:bCs/>
-          <w:lang w:val="fr-FR"/>
-        </w:rPr>
-        <w:t>Les consignes impératives pour cette session</w:t>
-      </w:r>
-      <w:r>
-        <w:rPr>
-          <w:bCs/>
-          <w:lang w:val="fr-FR"/>
-        </w:rPr>
-        <w:t xml:space="preserve"> :</w:t>
-      </w:r>
-      <w:r>
-        <w:rPr>
-          <w:bCs/>
-          <w:lang w:val="fr-FR"/>
-        </w:rPr>
-        <w:br/>
-        <w:t xml:space="preserve">• </w:t>
-      </w:r>
-      <w:r>
-        <w:rPr>
-          <w:bCs/>
-          <w:lang w:val="fr-FR"/>
-        </w:rPr>
-        <w:t xml:space="preserve">donne </w:t>
-      </w:r>
-      <w:r>
-        <w:rPr>
-          <w:bCs/>
-          <w:lang w:val="fr-FR"/>
-        </w:rPr>
-        <w:t>Une seule consigne à la fois, détaillée et concise.</w:t>
-      </w:r>
-      <w:r>
-        <w:rPr>
-          <w:bCs/>
-          <w:lang w:val="fr-FR"/>
-        </w:rPr>
-        <w:br/>
-        <w:t>• Je décode le vocabulaire technique (</w:t>
+        <w:t>Puis ajoute : « Les consignes impératives pour cette session : • donne Une seule consigne à la fois, détaillée et concise. • Je décode le vocabulaire technique (</w:t>
       </w:r>
       <w:proofErr w:type="gramStart"/>
       <w:r>
         <w:rPr>
-          <w:bCs/>
+          <w:rFonts w:ascii="Arial" w:hAnsi="Arial" w:cs="Arial"/>
+          <w:sz w:val="24"/>
+          <w:szCs w:val="24"/>
           <w:lang w:val="fr-FR"/>
         </w:rPr>
         <w:t>non programmeur</w:t>
@@ -342,49 +381,28 @@
       <w:proofErr w:type="gramEnd"/>
       <w:r>
         <w:rPr>
-          <w:bCs/>
+          <w:rFonts w:ascii="Arial" w:hAnsi="Arial" w:cs="Arial"/>
+          <w:sz w:val="24"/>
+          <w:szCs w:val="24"/>
           <w:lang w:val="fr-FR"/>
         </w:rPr>
-        <w:t>).</w:t>
-      </w:r>
-      <w:r>
-        <w:rPr>
-          <w:bCs/>
-          <w:lang w:val="fr-FR"/>
-        </w:rPr>
-        <w:br/>
-        <w:t>• À chaque consigne, j’indique le nom de l’étape suivante (juste le nom, pas le détail). »</w:t>
+        <w:t>). • À chaque consigne, j’indique le nom de l’étape suivante (juste le nom, pas le détail). »</w:t>
       </w:r>
     </w:p>
     <w:p>
       <w:pPr>
         <w:rPr>
-          <w:bCs/>
+          <w:rFonts w:ascii="Arial" w:hAnsi="Arial" w:cs="Arial"/>
+          <w:sz w:val="24"/>
+          <w:szCs w:val="24"/>
           <w:lang w:val="fr-FR"/>
         </w:rPr>
       </w:pPr>
       <w:r>
         <w:rPr>
-          <w:bCs/>
-          <w:lang w:val="fr-FR"/>
-        </w:rPr>
-        <w:pict w14:anchorId="0D60F82E">
-          <v:rect id="_x0000_i1026" style="width:0;height:1.5pt" o:hralign="center" o:hrstd="t" o:hr="t" fillcolor="#a0a0a0" stroked="f"/>
-        </w:pict>
-      </w:r>
-    </w:p>
-    <w:p>
-      <w:pPr>
-        <w:rPr>
-          <w:b/>
-          <w:bCs/>
-          <w:lang w:val="fr-FR"/>
-        </w:rPr>
-      </w:pPr>
-      <w:r>
-        <w:rPr>
-          <w:b/>
-          <w:bCs/>
+          <w:rFonts w:ascii="Arial" w:hAnsi="Arial" w:cs="Arial"/>
+          <w:sz w:val="24"/>
+          <w:szCs w:val="24"/>
           <w:lang w:val="fr-FR"/>
         </w:rPr>
         <w:t>Paramètres</w:t>
@@ -394,164 +412,231 @@
       <w:pPr>
         <w:numPr>
           <w:ilvl w:val="0"/>
-          <w:numId w:val="195"/>
+          <w:numId w:val="199"/>
         </w:numPr>
         <w:rPr>
-          <w:bCs/>
+          <w:rFonts w:ascii="Arial" w:hAnsi="Arial" w:cs="Arial"/>
+          <w:sz w:val="24"/>
+          <w:szCs w:val="24"/>
           <w:lang w:val="fr-FR"/>
         </w:rPr>
       </w:pPr>
       <w:r>
         <w:rPr>
-          <w:bCs/>
+          <w:rFonts w:ascii="Arial" w:hAnsi="Arial" w:cs="Arial"/>
+          <w:sz w:val="24"/>
+          <w:szCs w:val="24"/>
           <w:lang w:val="fr-FR"/>
         </w:rPr>
-        <w:t>Projet : {{nom_du_projet}}</w:t>
+        <w:t>Projet : {{</w:t>
+      </w:r>
+      <w:proofErr w:type="spellStart"/>
+      <w:r>
+        <w:rPr>
+          <w:rFonts w:ascii="Arial" w:hAnsi="Arial" w:cs="Arial"/>
+          <w:sz w:val="24"/>
+          <w:szCs w:val="24"/>
+          <w:lang w:val="fr-FR"/>
+        </w:rPr>
+        <w:t>nom_du_projet</w:t>
+      </w:r>
+      <w:proofErr w:type="spellEnd"/>
+      <w:r>
+        <w:rPr>
+          <w:rFonts w:ascii="Arial" w:hAnsi="Arial" w:cs="Arial"/>
+          <w:sz w:val="24"/>
+          <w:szCs w:val="24"/>
+          <w:lang w:val="fr-FR"/>
+        </w:rPr>
+        <w:t>}}</w:t>
       </w:r>
     </w:p>
     <w:p>
       <w:pPr>
         <w:numPr>
           <w:ilvl w:val="0"/>
-          <w:numId w:val="195"/>
+          <w:numId w:val="199"/>
         </w:numPr>
         <w:rPr>
-          <w:bCs/>
+          <w:rFonts w:ascii="Arial" w:hAnsi="Arial" w:cs="Arial"/>
+          <w:sz w:val="24"/>
+          <w:szCs w:val="24"/>
           <w:lang w:val="fr-FR"/>
         </w:rPr>
       </w:pPr>
       <w:r>
         <w:rPr>
-          <w:bCs/>
+          <w:rFonts w:ascii="Arial" w:hAnsi="Arial" w:cs="Arial"/>
+          <w:sz w:val="24"/>
+          <w:szCs w:val="24"/>
           <w:lang w:val="fr-FR"/>
         </w:rPr>
-        <w:t>Session : {{YYYY-MM-DD}} — {{tag_session}}</w:t>
+        <w:t>Session : {{YYYY-MM-DD}} — {{</w:t>
+      </w:r>
+      <w:proofErr w:type="spellStart"/>
+      <w:r>
+        <w:rPr>
+          <w:rFonts w:ascii="Arial" w:hAnsi="Arial" w:cs="Arial"/>
+          <w:sz w:val="24"/>
+          <w:szCs w:val="24"/>
+          <w:lang w:val="fr-FR"/>
+        </w:rPr>
+        <w:t>tag_session</w:t>
+      </w:r>
+      <w:proofErr w:type="spellEnd"/>
+      <w:r>
+        <w:rPr>
+          <w:rFonts w:ascii="Arial" w:hAnsi="Arial" w:cs="Arial"/>
+          <w:sz w:val="24"/>
+          <w:szCs w:val="24"/>
+          <w:lang w:val="fr-FR"/>
+        </w:rPr>
+        <w:t>}}</w:t>
       </w:r>
     </w:p>
     <w:p>
       <w:pPr>
         <w:numPr>
           <w:ilvl w:val="0"/>
-          <w:numId w:val="195"/>
+          <w:numId w:val="199"/>
         </w:numPr>
         <w:rPr>
-          <w:bCs/>
+          <w:rFonts w:ascii="Arial" w:hAnsi="Arial" w:cs="Arial"/>
+          <w:sz w:val="24"/>
+          <w:szCs w:val="24"/>
           <w:lang w:val="fr-FR"/>
         </w:rPr>
       </w:pPr>
       <w:r>
         <w:rPr>
-          <w:bCs/>
+          <w:rFonts w:ascii="Arial" w:hAnsi="Arial" w:cs="Arial"/>
+          <w:sz w:val="24"/>
+          <w:szCs w:val="24"/>
           <w:lang w:val="fr-FR"/>
         </w:rPr>
-        <w:t>Objectif global : {{objectif_global}}</w:t>
+        <w:t>Objectif global : {{</w:t>
+      </w:r>
+      <w:proofErr w:type="spellStart"/>
+      <w:r>
+        <w:rPr>
+          <w:rFonts w:ascii="Arial" w:hAnsi="Arial" w:cs="Arial"/>
+          <w:sz w:val="24"/>
+          <w:szCs w:val="24"/>
+          <w:lang w:val="fr-FR"/>
+        </w:rPr>
+        <w:t>objectif_global</w:t>
+      </w:r>
+      <w:proofErr w:type="spellEnd"/>
+      <w:r>
+        <w:rPr>
+          <w:rFonts w:ascii="Arial" w:hAnsi="Arial" w:cs="Arial"/>
+          <w:sz w:val="24"/>
+          <w:szCs w:val="24"/>
+          <w:lang w:val="fr-FR"/>
+        </w:rPr>
+        <w:t>}}</w:t>
       </w:r>
     </w:p>
     <w:p>
       <w:pPr>
         <w:numPr>
           <w:ilvl w:val="0"/>
-          <w:numId w:val="195"/>
+          <w:numId w:val="199"/>
         </w:numPr>
         <w:rPr>
-          <w:bCs/>
+          <w:rFonts w:ascii="Arial" w:hAnsi="Arial" w:cs="Arial"/>
+          <w:sz w:val="24"/>
+          <w:szCs w:val="24"/>
           <w:lang w:val="fr-FR"/>
         </w:rPr>
       </w:pPr>
       <w:r>
         <w:rPr>
-          <w:bCs/>
+          <w:rFonts w:ascii="Arial" w:hAnsi="Arial" w:cs="Arial"/>
+          <w:sz w:val="24"/>
+          <w:szCs w:val="24"/>
           <w:lang w:val="fr-FR"/>
         </w:rPr>
-        <w:t>Focus de la session : {{focus_du_jour}}</w:t>
+        <w:t>Focus de la session : {{</w:t>
+      </w:r>
+      <w:proofErr w:type="spellStart"/>
+      <w:r>
+        <w:rPr>
+          <w:rFonts w:ascii="Arial" w:hAnsi="Arial" w:cs="Arial"/>
+          <w:sz w:val="24"/>
+          <w:szCs w:val="24"/>
+          <w:lang w:val="fr-FR"/>
+        </w:rPr>
+        <w:t>focus_du_jour</w:t>
+      </w:r>
+      <w:proofErr w:type="spellEnd"/>
+      <w:r>
+        <w:rPr>
+          <w:rFonts w:ascii="Arial" w:hAnsi="Arial" w:cs="Arial"/>
+          <w:sz w:val="24"/>
+          <w:szCs w:val="24"/>
+          <w:lang w:val="fr-FR"/>
+        </w:rPr>
+        <w:t>}}</w:t>
       </w:r>
     </w:p>
     <w:p>
       <w:pPr>
         <w:numPr>
           <w:ilvl w:val="0"/>
-          <w:numId w:val="195"/>
+          <w:numId w:val="199"/>
         </w:numPr>
         <w:rPr>
-          <w:bCs/>
+          <w:rFonts w:ascii="Arial" w:hAnsi="Arial" w:cs="Arial"/>
+          <w:sz w:val="24"/>
+          <w:szCs w:val="24"/>
           <w:lang w:val="fr-FR"/>
         </w:rPr>
       </w:pPr>
       <w:r>
         <w:rPr>
-          <w:bCs/>
+          <w:rFonts w:ascii="Arial" w:hAnsi="Arial" w:cs="Arial"/>
+          <w:sz w:val="24"/>
+          <w:szCs w:val="24"/>
           <w:lang w:val="fr-FR"/>
         </w:rPr>
-        <w:t>Ligne CONFIG cible (si connue) : {{rowIndex}}</w:t>
+        <w:t xml:space="preserve">Contexte précédent : Dernier </w:t>
+      </w:r>
+      <w:proofErr w:type="spellStart"/>
+      <w:r>
+        <w:rPr>
+          <w:rFonts w:ascii="Arial" w:hAnsi="Arial" w:cs="Arial"/>
+          <w:sz w:val="24"/>
+          <w:szCs w:val="24"/>
+          <w:lang w:val="fr-FR"/>
+        </w:rPr>
+        <w:t>Markdown</w:t>
+      </w:r>
+      <w:proofErr w:type="spellEnd"/>
+      <w:r>
+        <w:rPr>
+          <w:rFonts w:ascii="Arial" w:hAnsi="Arial" w:cs="Arial"/>
+          <w:sz w:val="24"/>
+          <w:szCs w:val="24"/>
+          <w:lang w:val="fr-FR"/>
+        </w:rPr>
+        <w:t xml:space="preserve"> à jour (si fourni) → puiser et fusionner Glossaire, Registre des variables, et Vision Stratégique.</w:t>
       </w:r>
     </w:p>
     <w:p>
       <w:pPr>
-        <w:numPr>
-          <w:ilvl w:val="0"/>
-          <w:numId w:val="195"/>
-        </w:numPr>
         <w:rPr>
-          <w:bCs/>
+          <w:rFonts w:ascii="Arial" w:hAnsi="Arial" w:cs="Arial"/>
+          <w:sz w:val="24"/>
+          <w:szCs w:val="24"/>
           <w:lang w:val="fr-FR"/>
         </w:rPr>
       </w:pPr>
       <w:r>
         <w:rPr>
-          <w:bCs/>
-          <w:lang w:val="fr-FR"/>
-        </w:rPr>
-        <w:t>Langues utilisées : {{FR/EN/...}}</w:t>
-      </w:r>
-    </w:p>
-    <w:p>
-      <w:pPr>
-        <w:numPr>
-          <w:ilvl w:val="0"/>
-          <w:numId w:val="195"/>
-        </w:numPr>
-        <w:rPr>
-          <w:bCs/>
-          <w:lang w:val="fr-FR"/>
-        </w:rPr>
-      </w:pPr>
-      <w:r>
-        <w:rPr>
-          <w:bCs/>
-          <w:lang w:val="fr-FR"/>
-        </w:rPr>
-        <w:t>Contexte précédent : dernier Markdown à jour (si fourni) → puiser et fusionner Glossaire &amp; Registre.</w:t>
-      </w:r>
-    </w:p>
-    <w:p>
-      <w:pPr>
-        <w:rPr>
-          <w:bCs/>
-          <w:lang w:val="fr-FR"/>
-        </w:rPr>
-      </w:pPr>
-      <w:r>
-        <w:rPr>
-          <w:bCs/>
-          <w:lang w:val="fr-FR"/>
-        </w:rPr>
-        <w:pict w14:anchorId="5C1DAD7D">
-          <v:rect id="_x0000_i1027" style="width:0;height:1.5pt" o:hralign="center" o:hrstd="t" o:hr="t" fillcolor="#a0a0a0" stroked="f"/>
-        </w:pict>
-      </w:r>
-    </w:p>
-    <w:p>
-      <w:pPr>
-        <w:rPr>
-          <w:b/>
-          <w:bCs/>
-          <w:lang w:val="fr-FR"/>
-        </w:rPr>
-      </w:pPr>
-      <w:r>
-        <w:rPr>
-          <w:b/>
-          <w:bCs/>
+          <w:rFonts w:ascii="Arial" w:hAnsi="Arial" w:cs="Arial"/>
+          <w:sz w:val="24"/>
+          <w:szCs w:val="24"/>
           <w:lang w:val="fr-FR"/>
         </w:rPr>
         <w:t>Exigences de rendu</w:t>
@@ -561,24 +646,40 @@
       <w:pPr>
         <w:numPr>
           <w:ilvl w:val="0"/>
-          <w:numId w:val="196"/>
+          <w:numId w:val="200"/>
         </w:numPr>
         <w:rPr>
-          <w:bCs/>
+          <w:rFonts w:ascii="Arial" w:hAnsi="Arial" w:cs="Arial"/>
+          <w:sz w:val="24"/>
+          <w:szCs w:val="24"/>
           <w:lang w:val="fr-FR"/>
         </w:rPr>
       </w:pPr>
       <w:r>
         <w:rPr>
-          <w:b/>
-          <w:bCs/>
+          <w:rFonts w:ascii="Arial" w:hAnsi="Arial" w:cs="Arial"/>
+          <w:sz w:val="24"/>
+          <w:szCs w:val="24"/>
           <w:lang w:val="fr-FR"/>
         </w:rPr>
-        <w:t>Un seul fichier Markdown</w:t>
+        <w:t xml:space="preserve">Un seul fichier </w:t>
       </w:r>
+      <w:proofErr w:type="spellStart"/>
       <w:r>
         <w:rPr>
-          <w:bCs/>
+          <w:rFonts w:ascii="Arial" w:hAnsi="Arial" w:cs="Arial"/>
+          <w:sz w:val="24"/>
+          <w:szCs w:val="24"/>
+          <w:lang w:val="fr-FR"/>
+        </w:rPr>
+        <w:t>Markdown</w:t>
+      </w:r>
+      <w:proofErr w:type="spellEnd"/>
+      <w:r>
+        <w:rPr>
+          <w:rFonts w:ascii="Arial" w:hAnsi="Arial" w:cs="Arial"/>
+          <w:sz w:val="24"/>
+          <w:szCs w:val="24"/>
           <w:lang w:val="fr-FR"/>
         </w:rPr>
         <w:t>, clair, actionnable, structuré.</w:t>
@@ -588,73 +689,86 @@
       <w:pPr>
         <w:numPr>
           <w:ilvl w:val="0"/>
-          <w:numId w:val="196"/>
+          <w:numId w:val="200"/>
         </w:numPr>
         <w:rPr>
-          <w:bCs/>
+          <w:rFonts w:ascii="Arial" w:hAnsi="Arial" w:cs="Arial"/>
+          <w:sz w:val="24"/>
+          <w:szCs w:val="24"/>
           <w:lang w:val="fr-FR"/>
         </w:rPr>
       </w:pPr>
       <w:r>
         <w:rPr>
-          <w:bCs/>
+          <w:rFonts w:ascii="Arial" w:hAnsi="Arial" w:cs="Arial"/>
+          <w:sz w:val="24"/>
+          <w:szCs w:val="24"/>
           <w:lang w:val="fr-FR"/>
         </w:rPr>
-        <w:t>Pas de texte hors Markdown. Pas de questions.</w:t>
+        <w:t xml:space="preserve">Pas de texte hors </w:t>
+      </w:r>
+      <w:proofErr w:type="spellStart"/>
+      <w:r>
+        <w:rPr>
+          <w:rFonts w:ascii="Arial" w:hAnsi="Arial" w:cs="Arial"/>
+          <w:sz w:val="24"/>
+          <w:szCs w:val="24"/>
+          <w:lang w:val="fr-FR"/>
+        </w:rPr>
+        <w:t>Markdown</w:t>
+      </w:r>
+      <w:proofErr w:type="spellEnd"/>
+      <w:r>
+        <w:rPr>
+          <w:rFonts w:ascii="Arial" w:hAnsi="Arial" w:cs="Arial"/>
+          <w:sz w:val="24"/>
+          <w:szCs w:val="24"/>
+          <w:lang w:val="fr-FR"/>
+        </w:rPr>
+        <w:t>. Pas de questions.</w:t>
       </w:r>
     </w:p>
     <w:p>
       <w:pPr>
         <w:numPr>
           <w:ilvl w:val="0"/>
-          <w:numId w:val="196"/>
+          <w:numId w:val="200"/>
         </w:numPr>
         <w:rPr>
-          <w:bCs/>
+          <w:rFonts w:ascii="Arial" w:hAnsi="Arial" w:cs="Arial"/>
+          <w:sz w:val="24"/>
+          <w:szCs w:val="24"/>
           <w:lang w:val="fr-FR"/>
         </w:rPr>
       </w:pPr>
       <w:r>
         <w:rPr>
-          <w:bCs/>
+          <w:rFonts w:ascii="Arial" w:hAnsi="Arial" w:cs="Arial"/>
+          <w:sz w:val="24"/>
+          <w:szCs w:val="24"/>
           <w:lang w:val="fr-FR"/>
         </w:rPr>
-        <w:t>Utiliser sections numérotées, listes et cases à cocher - [ ].</w:t>
+        <w:t>Utiliser sections numérotées, listes et cases à cocher [ ].</w:t>
       </w:r>
     </w:p>
     <w:p>
       <w:pPr>
         <w:numPr>
           <w:ilvl w:val="0"/>
-          <w:numId w:val="196"/>
+          <w:numId w:val="200"/>
         </w:numPr>
         <w:rPr>
-          <w:bCs/>
+          <w:rFonts w:ascii="Arial" w:hAnsi="Arial" w:cs="Arial"/>
+          <w:sz w:val="24"/>
+          <w:szCs w:val="24"/>
           <w:lang w:val="fr-FR"/>
         </w:rPr>
       </w:pPr>
       <w:r>
         <w:rPr>
-          <w:bCs/>
-          <w:lang w:val="fr-FR"/>
-        </w:rPr>
-        <w:t>Inclure IDs et chemins exacts (Drive, Sheets, Forms, Docs) dès que connus.</w:t>
-      </w:r>
-    </w:p>
-    <w:p>
-      <w:pPr>
-        <w:numPr>
-          <w:ilvl w:val="0"/>
-          <w:numId w:val="196"/>
-        </w:numPr>
-        <w:rPr>
-          <w:bCs/>
-          <w:lang w:val="fr-FR"/>
-        </w:rPr>
-      </w:pPr>
-      <w:r>
-        <w:rPr>
-          <w:bCs/>
+          <w:rFonts w:ascii="Arial" w:hAnsi="Arial" w:cs="Arial"/>
+          <w:sz w:val="24"/>
+          <w:szCs w:val="24"/>
           <w:lang w:val="fr-FR"/>
         </w:rPr>
         <w:t>Inclure seulement les extraits de code nouveaux ou modifiés (≤20 lignes), avant/après si utile.</w:t>
@@ -664,19 +778,22 @@
       <w:pPr>
         <w:numPr>
           <w:ilvl w:val="0"/>
-          <w:numId w:val="196"/>
+          <w:numId w:val="200"/>
         </w:numPr>
         <w:rPr>
-          <w:bCs/>
+          <w:rFonts w:ascii="Arial" w:hAnsi="Arial" w:cs="Arial"/>
+          <w:sz w:val="24"/>
+          <w:szCs w:val="24"/>
           <w:lang w:val="fr-FR"/>
         </w:rPr>
       </w:pPr>
       <w:r>
         <w:rPr>
-          <w:bCs/>
+          <w:rFonts w:ascii="Arial" w:hAnsi="Arial" w:cs="Arial"/>
+          <w:sz w:val="24"/>
+          <w:szCs w:val="24"/>
           <w:lang w:val="fr-FR"/>
         </w:rPr>
-        <w:lastRenderedPageBreak/>
         <w:t>Mettre en évidence les points bloquants/risqués.</w:t>
       </w:r>
     </w:p>
@@ -684,50 +801,40 @@
       <w:pPr>
         <w:numPr>
           <w:ilvl w:val="0"/>
-          <w:numId w:val="196"/>
+          <w:numId w:val="200"/>
         </w:numPr>
         <w:rPr>
-          <w:bCs/>
+          <w:rFonts w:ascii="Arial" w:hAnsi="Arial" w:cs="Arial"/>
+          <w:sz w:val="24"/>
+          <w:szCs w:val="24"/>
           <w:lang w:val="fr-FR"/>
         </w:rPr>
       </w:pPr>
       <w:r>
         <w:rPr>
-          <w:bCs/>
+          <w:rFonts w:ascii="Arial" w:hAnsi="Arial" w:cs="Arial"/>
+          <w:sz w:val="24"/>
+          <w:szCs w:val="24"/>
           <w:lang w:val="fr-FR"/>
         </w:rPr>
-        <w:t>Annexes persistantes : Glossaire et Registre → fusion, déduplication, tri, enrichissement.</w:t>
+        <w:lastRenderedPageBreak/>
+        <w:t>Annexes persistantes : Glossaire, Registre et Vision Stratégique → fusion, déduplication, tri, enrichissement.</w:t>
       </w:r>
     </w:p>
     <w:p>
       <w:pPr>
         <w:rPr>
-          <w:bCs/>
+          <w:rFonts w:ascii="Arial" w:hAnsi="Arial" w:cs="Arial"/>
+          <w:sz w:val="24"/>
+          <w:szCs w:val="24"/>
           <w:lang w:val="fr-FR"/>
         </w:rPr>
       </w:pPr>
       <w:r>
         <w:rPr>
-          <w:bCs/>
-          <w:lang w:val="fr-FR"/>
-        </w:rPr>
-        <w:pict w14:anchorId="799577C3">
-          <v:rect id="_x0000_i1028" style="width:0;height:1.5pt" o:hralign="center" o:hrstd="t" o:hr="t" fillcolor="#a0a0a0" stroked="f"/>
-        </w:pict>
-      </w:r>
-    </w:p>
-    <w:p>
-      <w:pPr>
-        <w:rPr>
-          <w:b/>
-          <w:bCs/>
-          <w:lang w:val="fr-FR"/>
-        </w:rPr>
-      </w:pPr>
-      <w:r>
-        <w:rPr>
-          <w:b/>
-          <w:bCs/>
+          <w:rFonts w:ascii="Arial" w:hAnsi="Arial" w:cs="Arial"/>
+          <w:sz w:val="24"/>
+          <w:szCs w:val="24"/>
           <w:lang w:val="fr-FR"/>
         </w:rPr>
         <w:t>Plan du document</w:t>
@@ -737,17 +844,20 @@
       <w:pPr>
         <w:numPr>
           <w:ilvl w:val="0"/>
-          <w:numId w:val="197"/>
+          <w:numId w:val="201"/>
         </w:numPr>
         <w:rPr>
-          <w:bCs/>
+          <w:rFonts w:ascii="Arial" w:hAnsi="Arial" w:cs="Arial"/>
+          <w:sz w:val="24"/>
+          <w:szCs w:val="24"/>
           <w:lang w:val="fr-FR"/>
         </w:rPr>
       </w:pPr>
       <w:r>
         <w:rPr>
-          <w:b/>
-          <w:bCs/>
+          <w:rFonts w:ascii="Arial" w:hAnsi="Arial" w:cs="Arial"/>
+          <w:sz w:val="24"/>
+          <w:szCs w:val="24"/>
           <w:lang w:val="fr-FR"/>
         </w:rPr>
         <w:t>En-tête de session</w:t>
@@ -757,74 +867,129 @@
       <w:pPr>
         <w:numPr>
           <w:ilvl w:val="1"/>
-          <w:numId w:val="197"/>
+          <w:numId w:val="201"/>
         </w:numPr>
         <w:rPr>
-          <w:bCs/>
+          <w:rFonts w:ascii="Arial" w:hAnsi="Arial" w:cs="Arial"/>
+          <w:sz w:val="24"/>
+          <w:szCs w:val="24"/>
           <w:lang w:val="fr-FR"/>
         </w:rPr>
       </w:pPr>
       <w:r>
         <w:rPr>
-          <w:bCs/>
+          <w:rFonts w:ascii="Arial" w:hAnsi="Arial" w:cs="Arial"/>
+          <w:sz w:val="24"/>
+          <w:szCs w:val="24"/>
           <w:lang w:val="fr-FR"/>
         </w:rPr>
-        <w:t>Date, tag, projet, auteur (assistant), versions connues.</w:t>
+        <w:t>Date, tag, projet, auteur (assistant), versions modifiées.</w:t>
       </w:r>
     </w:p>
     <w:p>
       <w:pPr>
         <w:numPr>
           <w:ilvl w:val="1"/>
-          <w:numId w:val="197"/>
+          <w:numId w:val="201"/>
         </w:numPr>
         <w:rPr>
-          <w:bCs/>
+          <w:rFonts w:ascii="Arial" w:hAnsi="Arial" w:cs="Arial"/>
+          <w:sz w:val="24"/>
+          <w:szCs w:val="24"/>
           <w:lang w:val="fr-FR"/>
         </w:rPr>
       </w:pPr>
       <w:r>
         <w:rPr>
-          <w:bCs/>
+          <w:rFonts w:ascii="Arial" w:hAnsi="Arial" w:cs="Arial"/>
+          <w:sz w:val="24"/>
+          <w:szCs w:val="24"/>
           <w:lang w:val="fr-FR"/>
         </w:rPr>
-        <w:t>Snapshot des IDs : CONFIG, BDD, TEMPLATE, Form, Sheet réponses, Docs gabarits PDF.</w:t>
+        <w:t>Snapshot des IDs : CONFIG, BDD, TEMPLATE, HANDLER, etc.</w:t>
       </w:r>
     </w:p>
     <w:p>
       <w:pPr>
         <w:numPr>
           <w:ilvl w:val="0"/>
-          <w:numId w:val="197"/>
+          <w:numId w:val="201"/>
         </w:numPr>
         <w:rPr>
-          <w:bCs/>
+          <w:rFonts w:ascii="Arial" w:hAnsi="Arial" w:cs="Arial"/>
+          <w:sz w:val="24"/>
+          <w:szCs w:val="24"/>
           <w:lang w:val="fr-FR"/>
         </w:rPr>
       </w:pPr>
       <w:r>
         <w:rPr>
-          <w:b/>
-          <w:bCs/>
+          <w:rFonts w:ascii="Arial" w:hAnsi="Arial" w:cs="Arial"/>
+          <w:sz w:val="24"/>
+          <w:szCs w:val="24"/>
           <w:lang w:val="fr-FR"/>
         </w:rPr>
-        <w:t>Résumé narratif (executive summary)</w:t>
+        <w:t>Résumé narratif (</w:t>
+      </w:r>
+      <w:proofErr w:type="spellStart"/>
+      <w:r>
+        <w:rPr>
+          <w:rFonts w:ascii="Arial" w:hAnsi="Arial" w:cs="Arial"/>
+          <w:sz w:val="24"/>
+          <w:szCs w:val="24"/>
+          <w:lang w:val="fr-FR"/>
+        </w:rPr>
+        <w:t>executive</w:t>
+      </w:r>
+      <w:proofErr w:type="spellEnd"/>
+      <w:r>
+        <w:rPr>
+          <w:rFonts w:ascii="Arial" w:hAnsi="Arial" w:cs="Arial"/>
+          <w:sz w:val="24"/>
+          <w:szCs w:val="24"/>
+          <w:lang w:val="fr-FR"/>
+        </w:rPr>
+        <w:t xml:space="preserve"> </w:t>
+      </w:r>
+      <w:proofErr w:type="spellStart"/>
+      <w:r>
+        <w:rPr>
+          <w:rFonts w:ascii="Arial" w:hAnsi="Arial" w:cs="Arial"/>
+          <w:sz w:val="24"/>
+          <w:szCs w:val="24"/>
+          <w:lang w:val="fr-FR"/>
+        </w:rPr>
+        <w:t>summary</w:t>
+      </w:r>
+      <w:proofErr w:type="spellEnd"/>
+      <w:r>
+        <w:rPr>
+          <w:rFonts w:ascii="Arial" w:hAnsi="Arial" w:cs="Arial"/>
+          <w:sz w:val="24"/>
+          <w:szCs w:val="24"/>
+          <w:lang w:val="fr-FR"/>
+        </w:rPr>
+        <w:t>)</w:t>
       </w:r>
     </w:p>
     <w:p>
       <w:pPr>
         <w:numPr>
           <w:ilvl w:val="1"/>
-          <w:numId w:val="197"/>
+          <w:numId w:val="201"/>
         </w:numPr>
         <w:rPr>
-          <w:bCs/>
+          <w:rFonts w:ascii="Arial" w:hAnsi="Arial" w:cs="Arial"/>
+          <w:sz w:val="24"/>
+          <w:szCs w:val="24"/>
           <w:lang w:val="fr-FR"/>
         </w:rPr>
       </w:pPr>
       <w:r>
         <w:rPr>
-          <w:bCs/>
+          <w:rFonts w:ascii="Arial" w:hAnsi="Arial" w:cs="Arial"/>
+          <w:sz w:val="24"/>
+          <w:szCs w:val="24"/>
           <w:lang w:val="fr-FR"/>
         </w:rPr>
         <w:t>Synthèse en texte continu de ce qui a été fait, pourquoi, et où on en est.</w:t>
@@ -834,17 +999,20 @@
       <w:pPr>
         <w:numPr>
           <w:ilvl w:val="0"/>
-          <w:numId w:val="197"/>
+          <w:numId w:val="201"/>
         </w:numPr>
         <w:rPr>
-          <w:bCs/>
+          <w:rFonts w:ascii="Arial" w:hAnsi="Arial" w:cs="Arial"/>
+          <w:sz w:val="24"/>
+          <w:szCs w:val="24"/>
           <w:lang w:val="fr-FR"/>
         </w:rPr>
       </w:pPr>
       <w:r>
         <w:rPr>
-          <w:b/>
-          <w:bCs/>
+          <w:rFonts w:ascii="Arial" w:hAnsi="Arial" w:cs="Arial"/>
+          <w:sz w:val="24"/>
+          <w:szCs w:val="24"/>
           <w:lang w:val="fr-FR"/>
         </w:rPr>
         <w:t>Ce qui a été fait aujourd’hui (delta)</w:t>
@@ -854,55 +1022,43 @@
       <w:pPr>
         <w:numPr>
           <w:ilvl w:val="1"/>
-          <w:numId w:val="197"/>
+          <w:numId w:val="201"/>
         </w:numPr>
         <w:rPr>
-          <w:bCs/>
+          <w:rFonts w:ascii="Arial" w:hAnsi="Arial" w:cs="Arial"/>
+          <w:sz w:val="24"/>
+          <w:szCs w:val="24"/>
           <w:lang w:val="fr-FR"/>
         </w:rPr>
       </w:pPr>
       <w:r>
         <w:rPr>
-          <w:bCs/>
+          <w:rFonts w:ascii="Arial" w:hAnsi="Arial" w:cs="Arial"/>
+          <w:sz w:val="24"/>
+          <w:szCs w:val="24"/>
           <w:lang w:val="fr-FR"/>
         </w:rPr>
-        <w:t>Avant → après, raison, impact, niveau de risque.</w:t>
+        <w:t>Liste des actions concrètes réalisées.</w:t>
       </w:r>
     </w:p>
     <w:p>
       <w:pPr>
         <w:numPr>
-          <w:ilvl w:val="1"/>
-          <w:numId w:val="197"/>
+          <w:ilvl w:val="0"/>
+          <w:numId w:val="201"/>
         </w:numPr>
         <w:rPr>
-          <w:bCs/>
+          <w:rFonts w:ascii="Arial" w:hAnsi="Arial" w:cs="Arial"/>
+          <w:sz w:val="24"/>
+          <w:szCs w:val="24"/>
           <w:lang w:val="fr-FR"/>
         </w:rPr>
       </w:pPr>
       <w:r>
         <w:rPr>
-          <w:bCs/>
-          <w:lang w:val="fr-FR"/>
-        </w:rPr>
-        <w:t>Créations/modifs de fichiers, menus, triggers, paramètres.</w:t>
-      </w:r>
-    </w:p>
-    <w:p>
-      <w:pPr>
-        <w:numPr>
-          <w:ilvl w:val="0"/>
-          <w:numId w:val="197"/>
-        </w:numPr>
-        <w:rPr>
-          <w:bCs/>
-          <w:lang w:val="fr-FR"/>
-        </w:rPr>
-      </w:pPr>
-      <w:r>
-        <w:rPr>
-          <w:b/>
-          <w:bCs/>
+          <w:rFonts w:ascii="Arial" w:hAnsi="Arial" w:cs="Arial"/>
+          <w:sz w:val="24"/>
+          <w:szCs w:val="24"/>
           <w:lang w:val="fr-FR"/>
         </w:rPr>
         <w:t>Décisions prises &amp; raisons</w:t>
@@ -912,16 +1068,20 @@
       <w:pPr>
         <w:numPr>
           <w:ilvl w:val="1"/>
-          <w:numId w:val="197"/>
+          <w:numId w:val="201"/>
         </w:numPr>
         <w:rPr>
-          <w:bCs/>
+          <w:rFonts w:ascii="Arial" w:hAnsi="Arial" w:cs="Arial"/>
+          <w:sz w:val="24"/>
+          <w:szCs w:val="24"/>
           <w:lang w:val="fr-FR"/>
         </w:rPr>
       </w:pPr>
       <w:r>
         <w:rPr>
-          <w:bCs/>
+          <w:rFonts w:ascii="Arial" w:hAnsi="Arial" w:cs="Arial"/>
+          <w:sz w:val="24"/>
+          <w:szCs w:val="24"/>
           <w:lang w:val="fr-FR"/>
         </w:rPr>
         <w:t>Décisions + alternatives écartées + critères.</w:t>
@@ -931,17 +1091,20 @@
       <w:pPr>
         <w:numPr>
           <w:ilvl w:val="0"/>
-          <w:numId w:val="197"/>
+          <w:numId w:val="201"/>
         </w:numPr>
         <w:rPr>
-          <w:bCs/>
+          <w:rFonts w:ascii="Arial" w:hAnsi="Arial" w:cs="Arial"/>
+          <w:sz w:val="24"/>
+          <w:szCs w:val="24"/>
           <w:lang w:val="fr-FR"/>
         </w:rPr>
       </w:pPr>
       <w:r>
         <w:rPr>
-          <w:b/>
-          <w:bCs/>
+          <w:rFonts w:ascii="Arial" w:hAnsi="Arial" w:cs="Arial"/>
+          <w:sz w:val="24"/>
+          <w:szCs w:val="24"/>
           <w:lang w:val="fr-FR"/>
         </w:rPr>
         <w:t>État actuel du système</w:t>
@@ -951,214 +1114,107 @@
       <w:pPr>
         <w:numPr>
           <w:ilvl w:val="1"/>
-          <w:numId w:val="197"/>
+          <w:numId w:val="201"/>
         </w:numPr>
         <w:rPr>
-          <w:bCs/>
+          <w:rFonts w:ascii="Arial" w:hAnsi="Arial" w:cs="Arial"/>
+          <w:sz w:val="24"/>
+          <w:szCs w:val="24"/>
           <w:lang w:val="fr-FR"/>
         </w:rPr>
       </w:pPr>
       <w:r>
         <w:rPr>
-          <w:bCs/>
+          <w:rFonts w:ascii="Arial" w:hAnsi="Arial" w:cs="Arial"/>
+          <w:sz w:val="24"/>
+          <w:szCs w:val="24"/>
           <w:lang w:val="fr-FR"/>
         </w:rPr>
-        <w:t xml:space="preserve">Menus visibles </w:t>
+        <w:t>Statut des différents modules ([MOTEUR], [HANDLER], etc.).</w:t>
+      </w:r>
+    </w:p>
+    <w:p>
+      <w:pPr>
+        <w:numPr>
+          <w:ilvl w:val="0"/>
+          <w:numId w:val="201"/>
+        </w:numPr>
+        <w:rPr>
+          <w:rFonts w:ascii="Arial" w:hAnsi="Arial" w:cs="Arial"/>
+          <w:sz w:val="24"/>
+          <w:szCs w:val="24"/>
+          <w:lang w:val="fr-FR"/>
+        </w:rPr>
+      </w:pPr>
+      <w:r>
+        <w:rPr>
+          <w:rFonts w:ascii="Arial" w:hAnsi="Arial" w:cs="Arial"/>
+          <w:sz w:val="24"/>
+          <w:szCs w:val="24"/>
+          <w:lang w:val="fr-FR"/>
+        </w:rPr>
+        <w:t>Vérifications réalisées</w:t>
+      </w:r>
+    </w:p>
+    <w:p>
+      <w:pPr>
+        <w:numPr>
+          <w:ilvl w:val="1"/>
+          <w:numId w:val="201"/>
+        </w:numPr>
+        <w:rPr>
+          <w:rFonts w:ascii="Arial" w:hAnsi="Arial" w:cs="Arial"/>
+          <w:sz w:val="24"/>
+          <w:szCs w:val="24"/>
+          <w:lang w:val="fr-FR"/>
+        </w:rPr>
+      </w:pPr>
+      <w:r>
+        <w:rPr>
+          <w:rFonts w:ascii="Arial" w:hAnsi="Arial" w:cs="Arial"/>
+          <w:sz w:val="24"/>
+          <w:szCs w:val="24"/>
+          <w:lang w:val="fr-FR"/>
+        </w:rPr>
+        <w:t>Checklist [</w:t>
       </w:r>
       <w:r>
         <w:rPr>
           <w:rFonts w:ascii="Segoe UI Symbol" w:hAnsi="Segoe UI Symbol" w:cs="Segoe UI Symbol"/>
-          <w:bCs/>
+          <w:sz w:val="24"/>
+          <w:szCs w:val="24"/>
           <w:lang w:val="fr-FR"/>
         </w:rPr>
         <w:t>✔</w:t>
       </w:r>
       <w:r>
         <w:rPr>
-          <w:bCs/>
+          <w:rFonts w:ascii="Arial" w:hAnsi="Arial" w:cs="Arial"/>
+          <w:sz w:val="24"/>
+          <w:szCs w:val="24"/>
           <w:lang w:val="fr-FR"/>
         </w:rPr>
-        <w:t>/</w:t>
-      </w:r>
-      <w:r>
-        <w:rPr>
-          <w:rFonts w:ascii="Segoe UI Symbol" w:hAnsi="Segoe UI Symbol" w:cs="Segoe UI Symbol"/>
-          <w:bCs/>
-          <w:lang w:val="fr-FR"/>
-        </w:rPr>
-        <w:t>✖</w:t>
-      </w:r>
-      <w:r>
-        <w:rPr>
-          <w:bCs/>
-          <w:lang w:val="fr-FR"/>
-        </w:rPr>
-        <w:t xml:space="preserve">, triggers </w:t>
-      </w:r>
-      <w:r>
-        <w:rPr>
-          <w:rFonts w:ascii="Segoe UI Symbol" w:hAnsi="Segoe UI Symbol" w:cs="Segoe UI Symbol"/>
-          <w:bCs/>
-          <w:lang w:val="fr-FR"/>
-        </w:rPr>
-        <w:t>✔</w:t>
-      </w:r>
-      <w:r>
-        <w:rPr>
-          <w:bCs/>
-          <w:lang w:val="fr-FR"/>
-        </w:rPr>
-        <w:t>/</w:t>
-      </w:r>
-      <w:r>
-        <w:rPr>
-          <w:rFonts w:ascii="Segoe UI Symbol" w:hAnsi="Segoe UI Symbol" w:cs="Segoe UI Symbol"/>
-          <w:bCs/>
-          <w:lang w:val="fr-FR"/>
-        </w:rPr>
-        <w:t>✖</w:t>
-      </w:r>
-      <w:r>
-        <w:rPr>
-          <w:bCs/>
-          <w:lang w:val="fr-FR"/>
-        </w:rPr>
-        <w:t>, statut du test, lignes CONFIG pertinentes.</w:t>
+        <w:t>] / [ ] des tests effectués.</w:t>
       </w:r>
     </w:p>
     <w:p>
       <w:pPr>
         <w:numPr>
           <w:ilvl w:val="0"/>
-          <w:numId w:val="197"/>
+          <w:numId w:val="201"/>
         </w:numPr>
         <w:rPr>
-          <w:bCs/>
+          <w:rFonts w:ascii="Arial" w:hAnsi="Arial" w:cs="Arial"/>
+          <w:sz w:val="24"/>
+          <w:szCs w:val="24"/>
           <w:lang w:val="fr-FR"/>
         </w:rPr>
       </w:pPr>
       <w:r>
         <w:rPr>
-          <w:b/>
-          <w:bCs/>
-          <w:lang w:val="fr-FR"/>
-        </w:rPr>
-        <w:t>Vérifications réalisées</w:t>
-      </w:r>
-    </w:p>
-    <w:p>
-      <w:pPr>
-        <w:numPr>
-          <w:ilvl w:val="1"/>
-          <w:numId w:val="197"/>
-        </w:numPr>
-        <w:rPr>
-          <w:bCs/>
-          <w:lang w:val="fr-FR"/>
-        </w:rPr>
-      </w:pPr>
-      <w:r>
-        <w:rPr>
-          <w:bCs/>
-          <w:lang w:val="fr-FR"/>
-        </w:rPr>
-        <w:t xml:space="preserve">Checklist </w:t>
-      </w:r>
-      <w:r>
-        <w:rPr>
-          <w:rFonts w:ascii="Segoe UI Symbol" w:hAnsi="Segoe UI Symbol" w:cs="Segoe UI Symbol"/>
-          <w:bCs/>
-          <w:lang w:val="fr-FR"/>
-        </w:rPr>
-        <w:t>✔</w:t>
-      </w:r>
-      <w:r>
-        <w:rPr>
-          <w:bCs/>
-          <w:lang w:val="fr-FR"/>
-        </w:rPr>
-        <w:t>/</w:t>
-      </w:r>
-      <w:r>
-        <w:rPr>
-          <w:rFonts w:ascii="Segoe UI Symbol" w:hAnsi="Segoe UI Symbol" w:cs="Segoe UI Symbol"/>
-          <w:bCs/>
-          <w:lang w:val="fr-FR"/>
-        </w:rPr>
-        <w:t>✖</w:t>
-      </w:r>
-      <w:r>
-        <w:rPr>
-          <w:bCs/>
-          <w:lang w:val="fr-FR"/>
-        </w:rPr>
-        <w:t xml:space="preserve"> : g</w:t>
-      </w:r>
-      <w:r>
-        <w:rPr>
-          <w:rFonts w:ascii="Aptos" w:hAnsi="Aptos" w:cs="Aptos"/>
-          <w:bCs/>
-          <w:lang w:val="fr-FR"/>
-        </w:rPr>
-        <w:t>é</w:t>
-      </w:r>
-      <w:r>
-        <w:rPr>
-          <w:bCs/>
-          <w:lang w:val="fr-FR"/>
-        </w:rPr>
-        <w:t>n</w:t>
-      </w:r>
-      <w:r>
-        <w:rPr>
-          <w:rFonts w:ascii="Aptos" w:hAnsi="Aptos" w:cs="Aptos"/>
-          <w:bCs/>
-          <w:lang w:val="fr-FR"/>
-        </w:rPr>
-        <w:t>é</w:t>
-      </w:r>
-      <w:r>
-        <w:rPr>
-          <w:bCs/>
-          <w:lang w:val="fr-FR"/>
-        </w:rPr>
-        <w:t>ration Form, ECHELLE_NOTE, emailing, PDF, PJ, etc.</w:t>
-      </w:r>
-    </w:p>
-    <w:p>
-      <w:pPr>
-        <w:numPr>
-          <w:ilvl w:val="1"/>
-          <w:numId w:val="197"/>
-        </w:numPr>
-        <w:rPr>
-          <w:bCs/>
-          <w:lang w:val="fr-FR"/>
-        </w:rPr>
-      </w:pPr>
-      <w:r>
-        <w:rPr>
-          <w:bCs/>
-          <w:lang w:val="fr-FR"/>
-        </w:rPr>
-        <w:t>Résultats + liens/logs utiles.</w:t>
-      </w:r>
-    </w:p>
-    <w:p>
-      <w:pPr>
-        <w:numPr>
-          <w:ilvl w:val="0"/>
-          <w:numId w:val="197"/>
-        </w:numPr>
-        <w:rPr>
-          <w:bCs/>
-          <w:lang w:val="fr-FR"/>
-        </w:rPr>
-      </w:pPr>
-      <w:r>
-        <w:rPr>
-          <w:b/>
-          <w:bCs/>
+          <w:rFonts w:ascii="Arial" w:hAnsi="Arial" w:cs="Arial"/>
+          <w:sz w:val="24"/>
+          <w:szCs w:val="24"/>
           <w:lang w:val="fr-FR"/>
         </w:rPr>
         <w:t>Points ouverts / risques / dettes</w:t>
@@ -1168,75 +1224,100 @@
       <w:pPr>
         <w:numPr>
           <w:ilvl w:val="1"/>
-          <w:numId w:val="197"/>
+          <w:numId w:val="201"/>
         </w:numPr>
         <w:rPr>
-          <w:bCs/>
+          <w:rFonts w:ascii="Arial" w:hAnsi="Arial" w:cs="Arial"/>
+          <w:sz w:val="24"/>
+          <w:szCs w:val="24"/>
           <w:lang w:val="fr-FR"/>
         </w:rPr>
       </w:pPr>
       <w:r>
         <w:rPr>
-          <w:bCs/>
+          <w:rFonts w:ascii="Arial" w:hAnsi="Arial" w:cs="Arial"/>
+          <w:sz w:val="24"/>
+          <w:szCs w:val="24"/>
           <w:lang w:val="fr-FR"/>
         </w:rPr>
-        <w:t>Bugs, incertitudes, régressions potentielles, dépendances.</w:t>
+        <w:t>Bugs, incertitudes, dépendances.</w:t>
       </w:r>
     </w:p>
     <w:p>
       <w:pPr>
         <w:numPr>
           <w:ilvl w:val="0"/>
-          <w:numId w:val="197"/>
+          <w:numId w:val="201"/>
         </w:numPr>
         <w:rPr>
-          <w:bCs/>
+          <w:rFonts w:ascii="Arial" w:hAnsi="Arial" w:cs="Arial"/>
+          <w:sz w:val="24"/>
+          <w:szCs w:val="24"/>
           <w:lang w:val="fr-FR"/>
         </w:rPr>
       </w:pPr>
+      <w:proofErr w:type="spellStart"/>
       <w:r>
         <w:rPr>
-          <w:b/>
-          <w:bCs/>
+          <w:rFonts w:ascii="Arial" w:hAnsi="Arial" w:cs="Arial"/>
+          <w:sz w:val="24"/>
+          <w:szCs w:val="24"/>
           <w:lang w:val="fr-FR"/>
         </w:rPr>
-        <w:t>Playbook de reprise (prochaines actions)</w:t>
+        <w:t>Playbook</w:t>
+      </w:r>
+      <w:proofErr w:type="spellEnd"/>
+      <w:r>
+        <w:rPr>
+          <w:rFonts w:ascii="Arial" w:hAnsi="Arial" w:cs="Arial"/>
+          <w:sz w:val="24"/>
+          <w:szCs w:val="24"/>
+          <w:lang w:val="fr-FR"/>
+        </w:rPr>
+        <w:t xml:space="preserve"> de reprise (prochaines actions)</w:t>
       </w:r>
     </w:p>
     <w:p>
       <w:pPr>
         <w:numPr>
           <w:ilvl w:val="1"/>
-          <w:numId w:val="197"/>
+          <w:numId w:val="201"/>
         </w:numPr>
         <w:rPr>
-          <w:bCs/>
+          <w:rFonts w:ascii="Arial" w:hAnsi="Arial" w:cs="Arial"/>
+          <w:sz w:val="24"/>
+          <w:szCs w:val="24"/>
           <w:lang w:val="fr-FR"/>
         </w:rPr>
       </w:pPr>
       <w:r>
         <w:rPr>
-          <w:bCs/>
+          <w:rFonts w:ascii="Arial" w:hAnsi="Arial" w:cs="Arial"/>
+          <w:sz w:val="24"/>
+          <w:szCs w:val="24"/>
           <w:lang w:val="fr-FR"/>
         </w:rPr>
-        <w:t>Étapes ordonnées et concrètes (où cliquer, quelle fonction exécuter, dans quel projet).</w:t>
+        <w:t>Étapes ordonnées et concrètes pour la prochaine session.</w:t>
       </w:r>
     </w:p>
     <w:p>
       <w:pPr>
         <w:numPr>
           <w:ilvl w:val="0"/>
-          <w:numId w:val="197"/>
+          <w:numId w:val="201"/>
         </w:numPr>
         <w:rPr>
-          <w:bCs/>
+          <w:rFonts w:ascii="Arial" w:hAnsi="Arial" w:cs="Arial"/>
+          <w:sz w:val="24"/>
+          <w:szCs w:val="24"/>
           <w:lang w:val="fr-FR"/>
         </w:rPr>
       </w:pPr>
       <w:r>
         <w:rPr>
-          <w:b/>
-          <w:bCs/>
+          <w:rFonts w:ascii="Arial" w:hAnsi="Arial" w:cs="Arial"/>
+          <w:sz w:val="24"/>
+          <w:szCs w:val="24"/>
           <w:lang w:val="fr-FR"/>
         </w:rPr>
         <w:t>Artéfacts &amp; référentiels</w:t>
@@ -1246,107 +1327,100 @@
       <w:pPr>
         <w:numPr>
           <w:ilvl w:val="1"/>
-          <w:numId w:val="197"/>
+          <w:numId w:val="201"/>
         </w:numPr>
         <w:rPr>
-          <w:bCs/>
+          <w:rFonts w:ascii="Arial" w:hAnsi="Arial" w:cs="Arial"/>
+          <w:sz w:val="24"/>
+          <w:szCs w:val="24"/>
           <w:lang w:val="fr-FR"/>
         </w:rPr>
       </w:pPr>
       <w:r>
         <w:rPr>
-          <w:bCs/>
+          <w:rFonts w:ascii="Arial" w:hAnsi="Arial" w:cs="Arial"/>
+          <w:sz w:val="24"/>
+          <w:szCs w:val="24"/>
           <w:lang w:val="fr-FR"/>
         </w:rPr>
-        <w:t xml:space="preserve">Gabarits </w:t>
-      </w:r>
-      <w:proofErr w:type="gramStart"/>
-      <w:r>
-        <w:rPr>
-          <w:bCs/>
-          <w:lang w:val="fr-FR"/>
-        </w:rPr>
-        <w:t>emails</w:t>
-      </w:r>
-      <w:proofErr w:type="gramEnd"/>
-      <w:r>
-        <w:rPr>
-          <w:bCs/>
-          <w:lang w:val="fr-FR"/>
-        </w:rPr>
-        <w:t>, sys_Composition_</w:t>
-      </w:r>
-      <w:proofErr w:type="gramStart"/>
-      <w:r>
-        <w:rPr>
-          <w:bCs/>
-          <w:lang w:val="fr-FR"/>
-        </w:rPr>
-        <w:t>Emails</w:t>
-      </w:r>
-      <w:proofErr w:type="gramEnd"/>
-      <w:r>
-        <w:rPr>
-          <w:bCs/>
-          <w:lang w:val="fr-FR"/>
-        </w:rPr>
-        <w:t>, onglets BDD, fichiers Docs.</w:t>
+        <w:t>Liste des fichiers modifiés ou créés.</w:t>
       </w:r>
     </w:p>
     <w:p>
       <w:pPr>
         <w:numPr>
           <w:ilvl w:val="0"/>
-          <w:numId w:val="197"/>
+          <w:numId w:val="201"/>
         </w:numPr>
         <w:rPr>
-          <w:bCs/>
+          <w:rFonts w:ascii="Arial" w:hAnsi="Arial" w:cs="Arial"/>
+          <w:sz w:val="24"/>
+          <w:szCs w:val="24"/>
           <w:lang w:val="fr-FR"/>
         </w:rPr>
       </w:pPr>
+      <w:proofErr w:type="spellStart"/>
       <w:r>
         <w:rPr>
-          <w:b/>
-          <w:bCs/>
+          <w:rFonts w:ascii="Arial" w:hAnsi="Arial" w:cs="Arial"/>
+          <w:sz w:val="24"/>
+          <w:szCs w:val="24"/>
           <w:lang w:val="fr-FR"/>
         </w:rPr>
-        <w:t>Snippets prêts à l’emploi</w:t>
+        <w:t>Snippets</w:t>
+      </w:r>
+      <w:proofErr w:type="spellEnd"/>
+      <w:r>
+        <w:rPr>
+          <w:rFonts w:ascii="Arial" w:hAnsi="Arial" w:cs="Arial"/>
+          <w:sz w:val="24"/>
+          <w:szCs w:val="24"/>
+          <w:lang w:val="fr-FR"/>
+        </w:rPr>
+        <w:t xml:space="preserve"> prêts à l’emploi</w:t>
       </w:r>
     </w:p>
     <w:p>
       <w:pPr>
         <w:numPr>
           <w:ilvl w:val="1"/>
-          <w:numId w:val="197"/>
+          <w:numId w:val="201"/>
         </w:numPr>
         <w:rPr>
-          <w:bCs/>
+          <w:rFonts w:ascii="Arial" w:hAnsi="Arial" w:cs="Arial"/>
+          <w:sz w:val="24"/>
+          <w:szCs w:val="24"/>
           <w:lang w:val="fr-FR"/>
         </w:rPr>
       </w:pPr>
       <w:r>
         <w:rPr>
-          <w:bCs/>
+          <w:rFonts w:ascii="Arial" w:hAnsi="Arial" w:cs="Arial"/>
+          <w:sz w:val="24"/>
+          <w:szCs w:val="24"/>
           <w:lang w:val="fr-FR"/>
         </w:rPr>
-        <w:t>Extraits courts (≤20 lignes) : helpers, appels de test, règles CSV, etc.</w:t>
+        <w:t>Extraits de code pertinents (≤20 lignes).</w:t>
       </w:r>
     </w:p>
     <w:p>
       <w:pPr>
         <w:numPr>
           <w:ilvl w:val="0"/>
-          <w:numId w:val="197"/>
+          <w:numId w:val="201"/>
         </w:numPr>
         <w:rPr>
-          <w:bCs/>
+          <w:rFonts w:ascii="Arial" w:hAnsi="Arial" w:cs="Arial"/>
+          <w:sz w:val="24"/>
+          <w:szCs w:val="24"/>
           <w:lang w:val="fr-FR"/>
         </w:rPr>
       </w:pPr>
       <w:r>
         <w:rPr>
-          <w:b/>
-          <w:bCs/>
+          <w:rFonts w:ascii="Arial" w:hAnsi="Arial" w:cs="Arial"/>
+          <w:sz w:val="24"/>
+          <w:szCs w:val="24"/>
           <w:lang w:val="fr-FR"/>
         </w:rPr>
         <w:t>Changelog</w:t>
@@ -1356,36 +1430,43 @@
       <w:pPr>
         <w:numPr>
           <w:ilvl w:val="1"/>
-          <w:numId w:val="197"/>
+          <w:numId w:val="201"/>
         </w:numPr>
         <w:rPr>
-          <w:bCs/>
+          <w:rFonts w:ascii="Arial" w:hAnsi="Arial" w:cs="Arial"/>
+          <w:sz w:val="24"/>
+          <w:szCs w:val="24"/>
           <w:lang w:val="fr-FR"/>
         </w:rPr>
       </w:pPr>
       <w:r>
         <w:rPr>
-          <w:bCs/>
+          <w:rFonts w:ascii="Arial" w:hAnsi="Arial" w:cs="Arial"/>
+          <w:sz w:val="24"/>
+          <w:szCs w:val="24"/>
           <w:lang w:val="fr-FR"/>
         </w:rPr>
-        <w:t>Liste datée des modifications significatives par fichier/fonction.</w:t>
+        <w:t>Liste datée des modifications par fichier/fonction.</w:t>
       </w:r>
     </w:p>
     <w:p>
       <w:pPr>
         <w:numPr>
           <w:ilvl w:val="0"/>
-          <w:numId w:val="197"/>
+          <w:numId w:val="201"/>
         </w:numPr>
         <w:rPr>
-          <w:bCs/>
+          <w:rFonts w:ascii="Arial" w:hAnsi="Arial" w:cs="Arial"/>
+          <w:sz w:val="24"/>
+          <w:szCs w:val="24"/>
           <w:lang w:val="fr-FR"/>
         </w:rPr>
       </w:pPr>
       <w:r>
         <w:rPr>
-          <w:b/>
-          <w:bCs/>
+          <w:rFonts w:ascii="Arial" w:hAnsi="Arial" w:cs="Arial"/>
+          <w:sz w:val="24"/>
+          <w:szCs w:val="24"/>
           <w:lang w:val="fr-FR"/>
         </w:rPr>
         <w:t>Roadmap courte</w:t>
@@ -1395,37 +1476,43 @@
       <w:pPr>
         <w:numPr>
           <w:ilvl w:val="1"/>
-          <w:numId w:val="197"/>
+          <w:numId w:val="201"/>
         </w:numPr>
         <w:rPr>
-          <w:bCs/>
+          <w:rFonts w:ascii="Arial" w:hAnsi="Arial" w:cs="Arial"/>
+          <w:sz w:val="24"/>
+          <w:szCs w:val="24"/>
           <w:lang w:val="fr-FR"/>
         </w:rPr>
       </w:pPr>
       <w:r>
         <w:rPr>
-          <w:bCs/>
+          <w:rFonts w:ascii="Arial" w:hAnsi="Arial" w:cs="Arial"/>
+          <w:sz w:val="24"/>
+          <w:szCs w:val="24"/>
           <w:lang w:val="fr-FR"/>
         </w:rPr>
-        <w:lastRenderedPageBreak/>
-        <w:t>Étapes vers l’objectif final, dépendances, critères de “done”.</w:t>
+        <w:t>Étapes vers l’objectif final.</w:t>
       </w:r>
     </w:p>
     <w:p>
       <w:pPr>
         <w:numPr>
           <w:ilvl w:val="0"/>
-          <w:numId w:val="197"/>
+          <w:numId w:val="201"/>
         </w:numPr>
         <w:rPr>
-          <w:bCs/>
+          <w:rFonts w:ascii="Arial" w:hAnsi="Arial" w:cs="Arial"/>
+          <w:sz w:val="24"/>
+          <w:szCs w:val="24"/>
           <w:lang w:val="fr-FR"/>
         </w:rPr>
       </w:pPr>
       <w:r>
         <w:rPr>
-          <w:b/>
-          <w:bCs/>
+          <w:rFonts w:ascii="Arial" w:hAnsi="Arial" w:cs="Arial"/>
+          <w:sz w:val="24"/>
+          <w:szCs w:val="24"/>
           <w:lang w:val="fr-FR"/>
         </w:rPr>
         <w:t>Historique cumulatif des sessions</w:t>
@@ -1435,36 +1522,90 @@
       <w:pPr>
         <w:numPr>
           <w:ilvl w:val="1"/>
-          <w:numId w:val="197"/>
+          <w:numId w:val="201"/>
         </w:numPr>
         <w:rPr>
-          <w:bCs/>
+          <w:rFonts w:ascii="Arial" w:hAnsi="Arial" w:cs="Arial"/>
+          <w:sz w:val="24"/>
+          <w:szCs w:val="24"/>
           <w:lang w:val="fr-FR"/>
         </w:rPr>
       </w:pPr>
       <w:r>
         <w:rPr>
-          <w:bCs/>
+          <w:rFonts w:ascii="Arial" w:hAnsi="Arial" w:cs="Arial"/>
+          <w:sz w:val="24"/>
+          <w:szCs w:val="24"/>
           <w:lang w:val="fr-FR"/>
         </w:rPr>
-        <w:t>Tableau listant : date, focus, livrables principaux, décisions clés.</w:t>
+        <w:t>Tableau : date, focus, livrables, décisions clés.</w:t>
       </w:r>
     </w:p>
     <w:p>
       <w:pPr>
         <w:numPr>
           <w:ilvl w:val="0"/>
-          <w:numId w:val="197"/>
+          <w:numId w:val="201"/>
         </w:numPr>
         <w:rPr>
-          <w:bCs/>
+          <w:rFonts w:ascii="Arial" w:hAnsi="Arial" w:cs="Arial"/>
+          <w:sz w:val="24"/>
+          <w:szCs w:val="24"/>
           <w:lang w:val="fr-FR"/>
         </w:rPr>
       </w:pPr>
       <w:r>
         <w:rPr>
-          <w:b/>
-          <w:bCs/>
+          <w:rFonts w:ascii="Arial" w:hAnsi="Arial" w:cs="Arial"/>
+          <w:sz w:val="24"/>
+          <w:szCs w:val="24"/>
+          <w:lang w:val="fr-FR"/>
+        </w:rPr>
+        <w:lastRenderedPageBreak/>
+        <w:t>Vision Stratégique &amp; Évolutions Clés (persistant, à fusionner)</w:t>
+      </w:r>
+    </w:p>
+    <w:p>
+      <w:pPr>
+        <w:numPr>
+          <w:ilvl w:val="1"/>
+          <w:numId w:val="201"/>
+        </w:numPr>
+        <w:rPr>
+          <w:rFonts w:ascii="Arial" w:hAnsi="Arial" w:cs="Arial"/>
+          <w:sz w:val="24"/>
+          <w:szCs w:val="24"/>
+          <w:lang w:val="fr-FR"/>
+        </w:rPr>
+      </w:pPr>
+      <w:r>
+        <w:rPr>
+          <w:rFonts w:ascii="Arial" w:hAnsi="Arial" w:cs="Arial"/>
+          <w:sz w:val="24"/>
+          <w:szCs w:val="24"/>
+          <w:lang w:val="fr-FR"/>
+        </w:rPr>
+        <w:t>Historique des pivots et des décisions majeures qui ont fait évoluer la philosophie du projet (ex: passage au Plan B, intégration du paiement, architecture multi-formulaires, etc.).</w:t>
+      </w:r>
+    </w:p>
+    <w:p>
+      <w:pPr>
+        <w:numPr>
+          <w:ilvl w:val="0"/>
+          <w:numId w:val="201"/>
+        </w:numPr>
+        <w:rPr>
+          <w:rFonts w:ascii="Arial" w:hAnsi="Arial" w:cs="Arial"/>
+          <w:sz w:val="24"/>
+          <w:szCs w:val="24"/>
+          <w:lang w:val="fr-FR"/>
+        </w:rPr>
+      </w:pPr>
+      <w:r>
+        <w:rPr>
+          <w:rFonts w:ascii="Arial" w:hAnsi="Arial" w:cs="Arial"/>
+          <w:sz w:val="24"/>
+          <w:szCs w:val="24"/>
           <w:lang w:val="fr-FR"/>
         </w:rPr>
         <w:t>Index des fichiers et scripts</w:t>
@@ -1473,37 +1614,21 @@
     <w:p>
       <w:pPr>
         <w:numPr>
-          <w:ilvl w:val="1"/>
-          <w:numId w:val="197"/>
+          <w:ilvl w:val="0"/>
+          <w:numId w:val="201"/>
         </w:numPr>
         <w:rPr>
-          <w:bCs/>
+          <w:rFonts w:ascii="Arial" w:hAnsi="Arial" w:cs="Arial"/>
+          <w:sz w:val="24"/>
+          <w:szCs w:val="24"/>
           <w:lang w:val="fr-FR"/>
         </w:rPr>
       </w:pPr>
       <w:r>
         <w:rPr>
-          <w:bCs/>
-          <w:lang w:val="fr-FR"/>
-        </w:rPr>
-        <w:t>Liste complète : nom, chemin/ID, rôle, statut (actif/déprécié/à revoir).</w:t>
-      </w:r>
-    </w:p>
-    <w:p>
-      <w:pPr>
-        <w:numPr>
-          <w:ilvl w:val="0"/>
-          <w:numId w:val="197"/>
-        </w:numPr>
-        <w:rPr>
-          <w:bCs/>
-          <w:lang w:val="fr-FR"/>
-        </w:rPr>
-      </w:pPr>
-      <w:r>
-        <w:rPr>
-          <w:b/>
-          <w:bCs/>
+          <w:rFonts w:ascii="Arial" w:hAnsi="Arial" w:cs="Arial"/>
+          <w:sz w:val="24"/>
+          <w:szCs w:val="24"/>
           <w:lang w:val="fr-FR"/>
         </w:rPr>
         <w:t>Inventaire des données (CSV/BDD)</w:t>
@@ -1512,37 +1637,21 @@
     <w:p>
       <w:pPr>
         <w:numPr>
-          <w:ilvl w:val="1"/>
-          <w:numId w:val="197"/>
+          <w:ilvl w:val="0"/>
+          <w:numId w:val="201"/>
         </w:numPr>
         <w:rPr>
-          <w:bCs/>
+          <w:rFonts w:ascii="Arial" w:hAnsi="Arial" w:cs="Arial"/>
+          <w:sz w:val="24"/>
+          <w:szCs w:val="24"/>
           <w:lang w:val="fr-FR"/>
         </w:rPr>
       </w:pPr>
       <w:r>
         <w:rPr>
-          <w:bCs/>
-          <w:lang w:val="fr-FR"/>
-        </w:rPr>
-        <w:t>Table des colonnes (nom, usage, format attendu, dépendances).</w:t>
-      </w:r>
-    </w:p>
-    <w:p>
-      <w:pPr>
-        <w:numPr>
-          <w:ilvl w:val="0"/>
-          <w:numId w:val="197"/>
-        </w:numPr>
-        <w:rPr>
-          <w:bCs/>
-          <w:lang w:val="fr-FR"/>
-        </w:rPr>
-      </w:pPr>
-      <w:r>
-        <w:rPr>
-          <w:b/>
-          <w:bCs/>
+          <w:rFonts w:ascii="Arial" w:hAnsi="Arial" w:cs="Arial"/>
+          <w:sz w:val="24"/>
+          <w:szCs w:val="24"/>
           <w:lang w:val="fr-FR"/>
         </w:rPr>
         <w:t>Synthèse des erreurs rencontrées</w:t>
@@ -1551,37 +1660,21 @@
     <w:p>
       <w:pPr>
         <w:numPr>
-          <w:ilvl w:val="1"/>
-          <w:numId w:val="197"/>
+          <w:ilvl w:val="0"/>
+          <w:numId w:val="201"/>
         </w:numPr>
         <w:rPr>
-          <w:bCs/>
+          <w:rFonts w:ascii="Arial" w:hAnsi="Arial" w:cs="Arial"/>
+          <w:sz w:val="24"/>
+          <w:szCs w:val="24"/>
           <w:lang w:val="fr-FR"/>
         </w:rPr>
       </w:pPr>
       <w:r>
         <w:rPr>
-          <w:bCs/>
-          <w:lang w:val="fr-FR"/>
-        </w:rPr>
-        <w:t>Messages d’erreur (Apps Script, Make, Bubble, API, etc.) + statut (corrigé/non résolu).</w:t>
-      </w:r>
-    </w:p>
-    <w:p>
-      <w:pPr>
-        <w:numPr>
-          <w:ilvl w:val="0"/>
-          <w:numId w:val="197"/>
-        </w:numPr>
-        <w:rPr>
-          <w:bCs/>
-          <w:lang w:val="fr-FR"/>
-        </w:rPr>
-      </w:pPr>
-      <w:r>
-        <w:rPr>
-          <w:b/>
-          <w:bCs/>
+          <w:rFonts w:ascii="Arial" w:hAnsi="Arial" w:cs="Arial"/>
+          <w:sz w:val="24"/>
+          <w:szCs w:val="24"/>
           <w:lang w:val="fr-FR"/>
         </w:rPr>
         <w:t>Journal des hypothèses / déductions de l’IA</w:t>
@@ -1590,37 +1683,21 @@
     <w:p>
       <w:pPr>
         <w:numPr>
-          <w:ilvl w:val="1"/>
-          <w:numId w:val="197"/>
+          <w:ilvl w:val="0"/>
+          <w:numId w:val="201"/>
         </w:numPr>
         <w:rPr>
-          <w:bCs/>
+          <w:rFonts w:ascii="Arial" w:hAnsi="Arial" w:cs="Arial"/>
+          <w:sz w:val="24"/>
+          <w:szCs w:val="24"/>
           <w:lang w:val="fr-FR"/>
         </w:rPr>
       </w:pPr>
       <w:r>
         <w:rPr>
-          <w:bCs/>
-          <w:lang w:val="fr-FR"/>
-        </w:rPr>
-        <w:t>Liste des points déduits, incertains, ou marqués {{à compléter}}, avec sources.</w:t>
-      </w:r>
-    </w:p>
-    <w:p>
-      <w:pPr>
-        <w:numPr>
-          <w:ilvl w:val="0"/>
-          <w:numId w:val="197"/>
-        </w:numPr>
-        <w:rPr>
-          <w:bCs/>
-          <w:lang w:val="fr-FR"/>
-        </w:rPr>
-      </w:pPr>
-      <w:r>
-        <w:rPr>
-          <w:b/>
-          <w:bCs/>
+          <w:rFonts w:ascii="Arial" w:hAnsi="Arial" w:cs="Arial"/>
+          <w:sz w:val="24"/>
+          <w:szCs w:val="24"/>
           <w:lang w:val="fr-FR"/>
         </w:rPr>
         <w:t>Matrice utilisateurs / fonctionnalités</w:t>
@@ -1629,37 +1706,21 @@
     <w:p>
       <w:pPr>
         <w:numPr>
-          <w:ilvl w:val="1"/>
-          <w:numId w:val="197"/>
+          <w:ilvl w:val="0"/>
+          <w:numId w:val="201"/>
         </w:numPr>
         <w:rPr>
-          <w:bCs/>
+          <w:rFonts w:ascii="Arial" w:hAnsi="Arial" w:cs="Arial"/>
+          <w:sz w:val="24"/>
+          <w:szCs w:val="24"/>
           <w:lang w:val="fr-FR"/>
         </w:rPr>
       </w:pPr>
       <w:r>
         <w:rPr>
-          <w:bCs/>
-          <w:lang w:val="fr-FR"/>
-        </w:rPr>
-        <w:t>Tableau : type d’utilisateur vs fonctionnalités/outils associés.</w:t>
-      </w:r>
-    </w:p>
-    <w:p>
-      <w:pPr>
-        <w:numPr>
-          <w:ilvl w:val="0"/>
-          <w:numId w:val="197"/>
-        </w:numPr>
-        <w:rPr>
-          <w:bCs/>
-          <w:lang w:val="fr-FR"/>
-        </w:rPr>
-      </w:pPr>
-      <w:r>
-        <w:rPr>
-          <w:b/>
-          <w:bCs/>
+          <w:rFonts w:ascii="Arial" w:hAnsi="Arial" w:cs="Arial"/>
+          <w:sz w:val="24"/>
+          <w:szCs w:val="24"/>
           <w:lang w:val="fr-FR"/>
         </w:rPr>
         <w:t>Points à trancher lors d’une prochaine session</w:t>
@@ -1668,37 +1729,21 @@
     <w:p>
       <w:pPr>
         <w:numPr>
-          <w:ilvl w:val="1"/>
-          <w:numId w:val="197"/>
+          <w:ilvl w:val="0"/>
+          <w:numId w:val="201"/>
         </w:numPr>
         <w:rPr>
-          <w:bCs/>
+          <w:rFonts w:ascii="Arial" w:hAnsi="Arial" w:cs="Arial"/>
+          <w:sz w:val="24"/>
+          <w:szCs w:val="24"/>
           <w:lang w:val="fr-FR"/>
         </w:rPr>
       </w:pPr>
       <w:r>
         <w:rPr>
-          <w:bCs/>
-          <w:lang w:val="fr-FR"/>
-        </w:rPr>
-        <w:t>Liste d’items ouverts à arbitrer plus tard (sans poser de questions).</w:t>
-      </w:r>
-    </w:p>
-    <w:p>
-      <w:pPr>
-        <w:numPr>
-          <w:ilvl w:val="0"/>
-          <w:numId w:val="197"/>
-        </w:numPr>
-        <w:rPr>
-          <w:bCs/>
-          <w:lang w:val="fr-FR"/>
-        </w:rPr>
-      </w:pPr>
-      <w:r>
-        <w:rPr>
-          <w:b/>
-          <w:bCs/>
+          <w:rFonts w:ascii="Arial" w:hAnsi="Arial" w:cs="Arial"/>
+          <w:sz w:val="24"/>
+          <w:szCs w:val="24"/>
           <w:lang w:val="fr-FR"/>
         </w:rPr>
         <w:t>Sauvegardes &amp; rollback</w:t>
@@ -1707,76 +1752,64 @@
     <w:p>
       <w:pPr>
         <w:numPr>
-          <w:ilvl w:val="1"/>
-          <w:numId w:val="197"/>
+          <w:ilvl w:val="0"/>
+          <w:numId w:val="201"/>
         </w:numPr>
         <w:rPr>
-          <w:bCs/>
+          <w:rFonts w:ascii="Arial" w:hAnsi="Arial" w:cs="Arial"/>
+          <w:sz w:val="24"/>
+          <w:szCs w:val="24"/>
           <w:lang w:val="fr-FR"/>
         </w:rPr>
       </w:pPr>
       <w:r>
         <w:rPr>
-          <w:bCs/>
+          <w:rFonts w:ascii="Arial" w:hAnsi="Arial" w:cs="Arial"/>
+          <w:sz w:val="24"/>
+          <w:szCs w:val="24"/>
           <w:lang w:val="fr-FR"/>
         </w:rPr>
-        <w:t>Copies/commits disponibles, procédure de retour arrière.</w:t>
+        <w:t>Carte relationnelle des modules (</w:t>
+      </w:r>
+      <w:proofErr w:type="spellStart"/>
+      <w:r>
+        <w:rPr>
+          <w:rFonts w:ascii="Arial" w:hAnsi="Arial" w:cs="Arial"/>
+          <w:sz w:val="24"/>
+          <w:szCs w:val="24"/>
+          <w:lang w:val="fr-FR"/>
+        </w:rPr>
+        <w:t>Mermaid</w:t>
+      </w:r>
+      <w:proofErr w:type="spellEnd"/>
+      <w:r>
+        <w:rPr>
+          <w:rFonts w:ascii="Arial" w:hAnsi="Arial" w:cs="Arial"/>
+          <w:sz w:val="24"/>
+          <w:szCs w:val="24"/>
+          <w:lang w:val="fr-FR"/>
+        </w:rPr>
+        <w:t>)</w:t>
       </w:r>
     </w:p>
     <w:p>
       <w:pPr>
         <w:numPr>
           <w:ilvl w:val="0"/>
-          <w:numId w:val="197"/>
+          <w:numId w:val="201"/>
         </w:numPr>
         <w:rPr>
-          <w:bCs/>
+          <w:rFonts w:ascii="Arial" w:hAnsi="Arial" w:cs="Arial"/>
+          <w:sz w:val="24"/>
+          <w:szCs w:val="24"/>
           <w:lang w:val="fr-FR"/>
         </w:rPr>
       </w:pPr>
       <w:r>
         <w:rPr>
-          <w:b/>
-          <w:bCs/>
-          <w:lang w:val="fr-FR"/>
-        </w:rPr>
-        <w:t>Carte relationnelle des modules (Mermaid/Graphviz)</w:t>
-      </w:r>
-    </w:p>
-    <w:p>
-      <w:pPr>
-        <w:numPr>
-          <w:ilvl w:val="1"/>
-          <w:numId w:val="197"/>
-        </w:numPr>
-        <w:rPr>
-          <w:bCs/>
-          <w:lang w:val="fr-FR"/>
-        </w:rPr>
-      </w:pPr>
-      <w:r>
-        <w:rPr>
-          <w:bCs/>
-          <w:lang w:val="fr-FR"/>
-        </w:rPr>
-        <w:t>Diagramme textuel des relations entre Moteur, Template, Form, BDD, etc.</w:t>
-      </w:r>
-    </w:p>
-    <w:p>
-      <w:pPr>
-        <w:numPr>
-          <w:ilvl w:val="0"/>
-          <w:numId w:val="197"/>
-        </w:numPr>
-        <w:rPr>
-          <w:bCs/>
-          <w:lang w:val="fr-FR"/>
-        </w:rPr>
-      </w:pPr>
-      <w:r>
-        <w:rPr>
-          <w:b/>
-          <w:bCs/>
+          <w:rFonts w:ascii="Arial" w:hAnsi="Arial" w:cs="Arial"/>
+          <w:sz w:val="24"/>
+          <w:szCs w:val="24"/>
           <w:lang w:val="fr-FR"/>
         </w:rPr>
         <w:t>Conventions &amp; standards</w:t>
@@ -1785,37 +1818,21 @@
     <w:p>
       <w:pPr>
         <w:numPr>
-          <w:ilvl w:val="1"/>
-          <w:numId w:val="197"/>
+          <w:ilvl w:val="0"/>
+          <w:numId w:val="201"/>
         </w:numPr>
         <w:rPr>
-          <w:bCs/>
+          <w:rFonts w:ascii="Arial" w:hAnsi="Arial" w:cs="Arial"/>
+          <w:sz w:val="24"/>
+          <w:szCs w:val="24"/>
           <w:lang w:val="fr-FR"/>
         </w:rPr>
       </w:pPr>
       <w:r>
         <w:rPr>
-          <w:bCs/>
-          <w:lang w:val="fr-FR"/>
-        </w:rPr>
-        <w:t>Nommage (tests, feuilles, colonnes, IDs, profils), style des menus, formats JSON acceptés.</w:t>
-      </w:r>
-    </w:p>
-    <w:p>
-      <w:pPr>
-        <w:numPr>
-          <w:ilvl w:val="0"/>
-          <w:numId w:val="197"/>
-        </w:numPr>
-        <w:rPr>
-          <w:bCs/>
-          <w:lang w:val="fr-FR"/>
-        </w:rPr>
-      </w:pPr>
-      <w:r>
-        <w:rPr>
-          <w:b/>
-          <w:bCs/>
+          <w:rFonts w:ascii="Arial" w:hAnsi="Arial" w:cs="Arial"/>
+          <w:sz w:val="24"/>
+          <w:szCs w:val="24"/>
           <w:lang w:val="fr-FR"/>
         </w:rPr>
         <w:t>Annexe A — Glossaire (persistant, à fusionner)</w:t>
@@ -1824,37 +1841,21 @@
     <w:p>
       <w:pPr>
         <w:numPr>
-          <w:ilvl w:val="1"/>
-          <w:numId w:val="197"/>
+          <w:ilvl w:val="0"/>
+          <w:numId w:val="201"/>
         </w:numPr>
         <w:rPr>
-          <w:bCs/>
+          <w:rFonts w:ascii="Arial" w:hAnsi="Arial" w:cs="Arial"/>
+          <w:sz w:val="24"/>
+          <w:szCs w:val="24"/>
           <w:lang w:val="fr-FR"/>
         </w:rPr>
       </w:pPr>
       <w:r>
         <w:rPr>
-          <w:bCs/>
-          <w:lang w:val="fr-FR"/>
-        </w:rPr>
-        <w:t>Table alphabétique : Terme | Définition | Catégorie | Alias | Référence | Notes.</w:t>
-      </w:r>
-    </w:p>
-    <w:p>
-      <w:pPr>
-        <w:numPr>
-          <w:ilvl w:val="0"/>
-          <w:numId w:val="197"/>
-        </w:numPr>
-        <w:rPr>
-          <w:bCs/>
-          <w:lang w:val="fr-FR"/>
-        </w:rPr>
-      </w:pPr>
-      <w:r>
-        <w:rPr>
-          <w:b/>
-          <w:bCs/>
+          <w:rFonts w:ascii="Arial" w:hAnsi="Arial" w:cs="Arial"/>
+          <w:sz w:val="24"/>
+          <w:szCs w:val="24"/>
           <w:lang w:val="fr-FR"/>
         </w:rPr>
         <w:t>Annexe B — Registre des variables (persistant, à fusionner)</w:t>
@@ -1863,37 +1864,21 @@
     <w:p>
       <w:pPr>
         <w:numPr>
-          <w:ilvl w:val="1"/>
-          <w:numId w:val="197"/>
+          <w:ilvl w:val="0"/>
+          <w:numId w:val="201"/>
         </w:numPr>
         <w:rPr>
-          <w:bCs/>
+          <w:rFonts w:ascii="Arial" w:hAnsi="Arial" w:cs="Arial"/>
+          <w:sz w:val="24"/>
+          <w:szCs w:val="24"/>
           <w:lang w:val="fr-FR"/>
         </w:rPr>
       </w:pPr>
       <w:r>
         <w:rPr>
-          <w:bCs/>
-          <w:lang w:val="fr-FR"/>
-        </w:rPr>
-        <w:t>Table alphabétique : Nom | Type | Portée | Fichier/Onglet | Usage | Format | Exemple | Dépendances | Historique.</w:t>
-      </w:r>
-    </w:p>
-    <w:p>
-      <w:pPr>
-        <w:numPr>
-          <w:ilvl w:val="0"/>
-          <w:numId w:val="197"/>
-        </w:numPr>
-        <w:rPr>
-          <w:bCs/>
-          <w:lang w:val="fr-FR"/>
-        </w:rPr>
-      </w:pPr>
-      <w:r>
-        <w:rPr>
-          <w:b/>
-          <w:bCs/>
+          <w:rFonts w:ascii="Arial" w:hAnsi="Arial" w:cs="Arial"/>
+          <w:sz w:val="24"/>
+          <w:szCs w:val="24"/>
           <w:lang w:val="fr-FR"/>
         </w:rPr>
         <w:t>Guide de reprise pour IA suivante</w:t>
@@ -1901,55 +1886,20 @@
     </w:p>
     <w:p>
       <w:pPr>
-        <w:numPr>
-          <w:ilvl w:val="1"/>
-          <w:numId w:val="197"/>
-        </w:numPr>
         <w:rPr>
-          <w:bCs/>
+          <w:rFonts w:ascii="Arial" w:hAnsi="Arial" w:cs="Arial"/>
+          <w:sz w:val="24"/>
+          <w:szCs w:val="24"/>
           <w:lang w:val="fr-FR"/>
         </w:rPr>
       </w:pPr>
       <w:r>
         <w:rPr>
-          <w:bCs/>
+          <w:rFonts w:ascii="Arial" w:hAnsi="Arial" w:cs="Arial"/>
+          <w:sz w:val="24"/>
+          <w:szCs w:val="24"/>
           <w:lang w:val="fr-FR"/>
         </w:rPr>
-        <w:t>Instructions : lire Résumé narratif, vérifier Glossaire &amp; Registre, utiliser Index des fichiers.</w:t>
-      </w:r>
-    </w:p>
-    <w:p>
-      <w:pPr>
-        <w:rPr>
-          <w:bCs/>
-          <w:lang w:val="fr-FR"/>
-        </w:rPr>
-      </w:pPr>
-      <w:r>
-        <w:rPr>
-          <w:bCs/>
-          <w:lang w:val="fr-FR"/>
-        </w:rPr>
-        <w:pict w14:anchorId="76206E7F">
-          <v:rect id="_x0000_i1029" style="width:0;height:1.5pt" o:hralign="center" o:hrstd="t" o:hr="t" fillcolor="#a0a0a0" stroked="f"/>
-        </w:pict>
-      </w:r>
-    </w:p>
-    <w:p>
-      <w:pPr>
-        <w:rPr>
-          <w:b/>
-          <w:bCs/>
-          <w:lang w:val="fr-FR"/>
-        </w:rPr>
-      </w:pPr>
-      <w:r>
-        <w:rPr>
-          <w:b/>
-          <w:bCs/>
-          <w:lang w:val="fr-FR"/>
-        </w:rPr>
-        <w:lastRenderedPageBreak/>
         <w:t>Règles supplémentaires</w:t>
       </w:r>
     </w:p>
@@ -1957,35 +1907,43 @@
       <w:pPr>
         <w:numPr>
           <w:ilvl w:val="0"/>
-          <w:numId w:val="198"/>
+          <w:numId w:val="202"/>
         </w:numPr>
         <w:rPr>
-          <w:bCs/>
+          <w:rFonts w:ascii="Arial" w:hAnsi="Arial" w:cs="Arial"/>
+          <w:sz w:val="24"/>
+          <w:szCs w:val="24"/>
           <w:lang w:val="fr-FR"/>
         </w:rPr>
       </w:pPr>
       <w:r>
         <w:rPr>
-          <w:bCs/>
+          <w:rFonts w:ascii="Arial" w:hAnsi="Arial" w:cs="Arial"/>
+          <w:sz w:val="24"/>
+          <w:szCs w:val="24"/>
           <w:lang w:val="fr-FR"/>
         </w:rPr>
-        <w:t>En l’absence de document précédent, créer Glossaire &amp; Registre avec les éléments connus aujourd’hui.</w:t>
+        <w:t>En l’absence de document précédent, créer le Glossaire, le Registre et la Vision Stratégique avec les éléments connus aujourd’hui.</w:t>
       </w:r>
     </w:p>
     <w:p>
       <w:pPr>
         <w:numPr>
           <w:ilvl w:val="0"/>
-          <w:numId w:val="198"/>
+          <w:numId w:val="202"/>
         </w:numPr>
         <w:rPr>
-          <w:bCs/>
+          <w:rFonts w:ascii="Arial" w:hAnsi="Arial" w:cs="Arial"/>
+          <w:sz w:val="24"/>
+          <w:szCs w:val="24"/>
           <w:lang w:val="fr-FR"/>
         </w:rPr>
       </w:pPr>
       <w:r>
         <w:rPr>
-          <w:bCs/>
+          <w:rFonts w:ascii="Arial" w:hAnsi="Arial" w:cs="Arial"/>
+          <w:sz w:val="24"/>
+          <w:szCs w:val="24"/>
           <w:lang w:val="fr-FR"/>
         </w:rPr>
         <w:t>Toujours marquer {{à compléter}} plutôt que d’omettre une donnée incertaine.</w:t>
@@ -1995,16 +1953,20 @@
       <w:pPr>
         <w:numPr>
           <w:ilvl w:val="0"/>
-          <w:numId w:val="198"/>
+          <w:numId w:val="202"/>
         </w:numPr>
         <w:rPr>
-          <w:bCs/>
+          <w:rFonts w:ascii="Arial" w:hAnsi="Arial" w:cs="Arial"/>
+          <w:sz w:val="24"/>
+          <w:szCs w:val="24"/>
           <w:lang w:val="fr-FR"/>
         </w:rPr>
       </w:pPr>
       <w:r>
         <w:rPr>
-          <w:bCs/>
+          <w:rFonts w:ascii="Arial" w:hAnsi="Arial" w:cs="Arial"/>
+          <w:sz w:val="24"/>
+          <w:szCs w:val="24"/>
           <w:lang w:val="fr-FR"/>
         </w:rPr>
         <w:t>Rester concis : 1–2 lignes par puce ; utiliser des tables.</w:t>
@@ -2014,65 +1976,39 @@
       <w:pPr>
         <w:numPr>
           <w:ilvl w:val="0"/>
-          <w:numId w:val="198"/>
+          <w:numId w:val="202"/>
         </w:numPr>
         <w:rPr>
-          <w:bCs/>
+          <w:rFonts w:ascii="Arial" w:hAnsi="Arial" w:cs="Arial"/>
+          <w:sz w:val="24"/>
+          <w:szCs w:val="24"/>
           <w:lang w:val="fr-FR"/>
         </w:rPr>
       </w:pPr>
       <w:r>
         <w:rPr>
-          <w:bCs/>
+          <w:rFonts w:ascii="Arial" w:hAnsi="Arial" w:cs="Arial"/>
+          <w:sz w:val="24"/>
+          <w:szCs w:val="24"/>
           <w:lang w:val="fr-FR"/>
         </w:rPr>
-        <w:t xml:space="preserve">Inclure aussi les </w:t>
-      </w:r>
-      <w:r>
-        <w:rPr>
-          <w:b/>
-          <w:bCs/>
-          <w:lang w:val="fr-FR"/>
-        </w:rPr>
-        <w:t>développements futurs</w:t>
-      </w:r>
-      <w:r>
-        <w:rPr>
-          <w:bCs/>
-          <w:lang w:val="fr-FR"/>
-        </w:rPr>
-        <w:t xml:space="preserve"> du cahier des charges, pour garder le fil des évolutions long terme.</w:t>
+        <w:t>Inclure les développements futurs (cahier des charges) pour garder le fil des évolutions.</w:t>
       </w:r>
     </w:p>
     <w:p>
       <w:pPr>
         <w:rPr>
-          <w:bCs/>
+          <w:rFonts w:ascii="Arial" w:hAnsi="Arial" w:cs="Arial"/>
+          <w:sz w:val="24"/>
+          <w:szCs w:val="24"/>
           <w:lang w:val="fr-FR"/>
         </w:rPr>
       </w:pPr>
       <w:r>
         <w:rPr>
-          <w:bCs/>
-          <w:lang w:val="fr-FR"/>
-        </w:rPr>
-        <w:pict w14:anchorId="553BE550">
-          <v:rect id="_x0000_i1030" style="width:0;height:1.5pt" o:hralign="center" o:hrstd="t" o:hr="t" fillcolor="#a0a0a0" stroked="f"/>
-        </w:pict>
-      </w:r>
-    </w:p>
-    <w:p>
-      <w:pPr>
-        <w:rPr>
-          <w:b/>
-          <w:bCs/>
-          <w:lang w:val="fr-FR"/>
-        </w:rPr>
-      </w:pPr>
-      <w:r>
-        <w:rPr>
-          <w:b/>
-          <w:bCs/>
+          <w:rFonts w:ascii="Arial" w:hAnsi="Arial" w:cs="Arial"/>
+          <w:sz w:val="24"/>
+          <w:szCs w:val="24"/>
           <w:lang w:val="fr-FR"/>
         </w:rPr>
         <w:t>Sortie attendue</w:t>
@@ -2081,49 +2017,51 @@
     <w:p>
       <w:pPr>
         <w:rPr>
-          <w:bCs/>
+          <w:rFonts w:ascii="Arial" w:hAnsi="Arial" w:cs="Arial"/>
+          <w:sz w:val="24"/>
+          <w:szCs w:val="24"/>
           <w:lang w:val="fr-FR"/>
         </w:rPr>
       </w:pPr>
       <w:r>
         <w:rPr>
-          <w:bCs/>
+          <w:rFonts w:ascii="Arial" w:hAnsi="Arial" w:cs="Arial"/>
+          <w:sz w:val="24"/>
+          <w:szCs w:val="24"/>
           <w:lang w:val="fr-FR"/>
         </w:rPr>
-        <w:t xml:space="preserve">Un </w:t>
+        <w:t xml:space="preserve">Un unique document </w:t>
       </w:r>
+      <w:proofErr w:type="spellStart"/>
       <w:r>
         <w:rPr>
-          <w:b/>
-          <w:bCs/>
+          <w:rFonts w:ascii="Arial" w:hAnsi="Arial" w:cs="Arial"/>
+          <w:sz w:val="24"/>
+          <w:szCs w:val="24"/>
           <w:lang w:val="fr-FR"/>
         </w:rPr>
-        <w:t>unique document Markdown</w:t>
+        <w:t>Markdown</w:t>
       </w:r>
+      <w:proofErr w:type="spellEnd"/>
       <w:r>
         <w:rPr>
-          <w:bCs/>
+          <w:rFonts w:ascii="Arial" w:hAnsi="Arial" w:cs="Arial"/>
+          <w:sz w:val="24"/>
+          <w:szCs w:val="24"/>
           <w:lang w:val="fr-FR"/>
         </w:rPr>
-        <w:t xml:space="preserve"> respectant ce plan et ces règles, incluant les annexes fusionnées/enrichies et toutes les extensions prévues.</w:t>
+        <w:t xml:space="preserve"> respectant ce plan et ces règles, incluant les annexes fusionnées/enrichies. "Génère le document de synthèse complet en une seule fois, y compris toutes les sections et les annexes, sans utiliser de phrase d'interruption."</w:t>
       </w:r>
     </w:p>
     <w:p>
       <w:pPr>
         <w:rPr>
-          <w:lang w:val="fr-FR"/>
+          <w:rFonts w:ascii="Arial" w:hAnsi="Arial" w:cs="Arial"/>
+          <w:sz w:val="24"/>
+          <w:szCs w:val="24"/>
         </w:rPr>
       </w:pPr>
-      <w:r>
-        <w:rPr>
-          <w:b/>
-          <w:bCs/>
-          <w:lang w:val="fr-FR"/>
-        </w:rPr>
-        <w:t>"Génère le document de synthèse complet en une seule fois, y compris toutes les sections et les annexes, sans utiliser de phrase d'interruption."</w:t>
-      </w:r>
     </w:p>
-    <w:p/>
     <w:sectPr>
       <w:pgSz w:w="11906" w:h="16838"/>
       <w:pgMar w:top="1417" w:right="1417" w:bottom="1417" w:left="1417" w:header="709" w:footer="709" w:gutter="0"/>
@@ -3587,6 +3525,155 @@
     </w:lvl>
   </w:abstractNum>
   <w:abstractNum w:abstractNumId="10" w15:restartNumberingAfterBreak="0">
+    <w:nsid w:val="058D2131"/>
+    <w:multiLevelType w:val="multilevel"/>
+    <w:tmpl w:val="FA5084D2"/>
+    <w:lvl w:ilvl="0">
+      <w:start w:val="1"/>
+      <w:numFmt w:val="bullet"/>
+      <w:lvlText w:val=""/>
+      <w:lvlJc w:val="left"/>
+      <w:pPr>
+        <w:tabs>
+          <w:tab w:val="num" w:pos="720"/>
+        </w:tabs>
+        <w:ind w:left="720" w:hanging="360"/>
+      </w:pPr>
+      <w:rPr>
+        <w:rFonts w:ascii="Symbol" w:hAnsi="Symbol" w:hint="default"/>
+        <w:sz w:val="20"/>
+      </w:rPr>
+    </w:lvl>
+    <w:lvl w:ilvl="1" w:tentative="1">
+      <w:start w:val="1"/>
+      <w:numFmt w:val="bullet"/>
+      <w:lvlText w:val="o"/>
+      <w:lvlJc w:val="left"/>
+      <w:pPr>
+        <w:tabs>
+          <w:tab w:val="num" w:pos="1440"/>
+        </w:tabs>
+        <w:ind w:left="1440" w:hanging="360"/>
+      </w:pPr>
+      <w:rPr>
+        <w:rFonts w:ascii="Courier New" w:hAnsi="Courier New" w:hint="default"/>
+        <w:sz w:val="20"/>
+      </w:rPr>
+    </w:lvl>
+    <w:lvl w:ilvl="2" w:tentative="1">
+      <w:start w:val="1"/>
+      <w:numFmt w:val="bullet"/>
+      <w:lvlText w:val=""/>
+      <w:lvlJc w:val="left"/>
+      <w:pPr>
+        <w:tabs>
+          <w:tab w:val="num" w:pos="2160"/>
+        </w:tabs>
+        <w:ind w:left="2160" w:hanging="360"/>
+      </w:pPr>
+      <w:rPr>
+        <w:rFonts w:ascii="Wingdings" w:hAnsi="Wingdings" w:hint="default"/>
+        <w:sz w:val="20"/>
+      </w:rPr>
+    </w:lvl>
+    <w:lvl w:ilvl="3" w:tentative="1">
+      <w:start w:val="1"/>
+      <w:numFmt w:val="bullet"/>
+      <w:lvlText w:val=""/>
+      <w:lvlJc w:val="left"/>
+      <w:pPr>
+        <w:tabs>
+          <w:tab w:val="num" w:pos="2880"/>
+        </w:tabs>
+        <w:ind w:left="2880" w:hanging="360"/>
+      </w:pPr>
+      <w:rPr>
+        <w:rFonts w:ascii="Wingdings" w:hAnsi="Wingdings" w:hint="default"/>
+        <w:sz w:val="20"/>
+      </w:rPr>
+    </w:lvl>
+    <w:lvl w:ilvl="4" w:tentative="1">
+      <w:start w:val="1"/>
+      <w:numFmt w:val="bullet"/>
+      <w:lvlText w:val=""/>
+      <w:lvlJc w:val="left"/>
+      <w:pPr>
+        <w:tabs>
+          <w:tab w:val="num" w:pos="3600"/>
+        </w:tabs>
+        <w:ind w:left="3600" w:hanging="360"/>
+      </w:pPr>
+      <w:rPr>
+        <w:rFonts w:ascii="Wingdings" w:hAnsi="Wingdings" w:hint="default"/>
+        <w:sz w:val="20"/>
+      </w:rPr>
+    </w:lvl>
+    <w:lvl w:ilvl="5" w:tentative="1">
+      <w:start w:val="1"/>
+      <w:numFmt w:val="bullet"/>
+      <w:lvlText w:val=""/>
+      <w:lvlJc w:val="left"/>
+      <w:pPr>
+        <w:tabs>
+          <w:tab w:val="num" w:pos="4320"/>
+        </w:tabs>
+        <w:ind w:left="4320" w:hanging="360"/>
+      </w:pPr>
+      <w:rPr>
+        <w:rFonts w:ascii="Wingdings" w:hAnsi="Wingdings" w:hint="default"/>
+        <w:sz w:val="20"/>
+      </w:rPr>
+    </w:lvl>
+    <w:lvl w:ilvl="6" w:tentative="1">
+      <w:start w:val="1"/>
+      <w:numFmt w:val="bullet"/>
+      <w:lvlText w:val=""/>
+      <w:lvlJc w:val="left"/>
+      <w:pPr>
+        <w:tabs>
+          <w:tab w:val="num" w:pos="5040"/>
+        </w:tabs>
+        <w:ind w:left="5040" w:hanging="360"/>
+      </w:pPr>
+      <w:rPr>
+        <w:rFonts w:ascii="Wingdings" w:hAnsi="Wingdings" w:hint="default"/>
+        <w:sz w:val="20"/>
+      </w:rPr>
+    </w:lvl>
+    <w:lvl w:ilvl="7" w:tentative="1">
+      <w:start w:val="1"/>
+      <w:numFmt w:val="bullet"/>
+      <w:lvlText w:val=""/>
+      <w:lvlJc w:val="left"/>
+      <w:pPr>
+        <w:tabs>
+          <w:tab w:val="num" w:pos="5760"/>
+        </w:tabs>
+        <w:ind w:left="5760" w:hanging="360"/>
+      </w:pPr>
+      <w:rPr>
+        <w:rFonts w:ascii="Wingdings" w:hAnsi="Wingdings" w:hint="default"/>
+        <w:sz w:val="20"/>
+      </w:rPr>
+    </w:lvl>
+    <w:lvl w:ilvl="8" w:tentative="1">
+      <w:start w:val="1"/>
+      <w:numFmt w:val="bullet"/>
+      <w:lvlText w:val=""/>
+      <w:lvlJc w:val="left"/>
+      <w:pPr>
+        <w:tabs>
+          <w:tab w:val="num" w:pos="6480"/>
+        </w:tabs>
+        <w:ind w:left="6480" w:hanging="360"/>
+      </w:pPr>
+      <w:rPr>
+        <w:rFonts w:ascii="Wingdings" w:hAnsi="Wingdings" w:hint="default"/>
+        <w:sz w:val="20"/>
+      </w:rPr>
+    </w:lvl>
+  </w:abstractNum>
+  <w:abstractNum w:abstractNumId="11" w15:restartNumberingAfterBreak="0">
     <w:nsid w:val="06B87864"/>
     <w:multiLevelType w:val="multilevel"/>
     <w:tmpl w:val="AA24AC48"/>
@@ -3735,7 +3822,7 @@
       </w:rPr>
     </w:lvl>
   </w:abstractNum>
-  <w:abstractNum w:abstractNumId="11" w15:restartNumberingAfterBreak="0">
+  <w:abstractNum w:abstractNumId="12" w15:restartNumberingAfterBreak="0">
     <w:nsid w:val="07F62A8F"/>
     <w:multiLevelType w:val="multilevel"/>
     <w:tmpl w:val="F28A3294"/>
@@ -3884,7 +3971,7 @@
       </w:rPr>
     </w:lvl>
   </w:abstractNum>
-  <w:abstractNum w:abstractNumId="12" w15:restartNumberingAfterBreak="0">
+  <w:abstractNum w:abstractNumId="13" w15:restartNumberingAfterBreak="0">
     <w:nsid w:val="08541D34"/>
     <w:multiLevelType w:val="multilevel"/>
     <w:tmpl w:val="28CA2BD8"/>
@@ -4001,7 +4088,7 @@
       </w:pPr>
     </w:lvl>
   </w:abstractNum>
-  <w:abstractNum w:abstractNumId="13" w15:restartNumberingAfterBreak="0">
+  <w:abstractNum w:abstractNumId="14" w15:restartNumberingAfterBreak="0">
     <w:nsid w:val="0914008D"/>
     <w:multiLevelType w:val="multilevel"/>
     <w:tmpl w:val="C2AA975A"/>
@@ -4150,7 +4237,7 @@
       </w:rPr>
     </w:lvl>
   </w:abstractNum>
-  <w:abstractNum w:abstractNumId="14" w15:restartNumberingAfterBreak="0">
+  <w:abstractNum w:abstractNumId="15" w15:restartNumberingAfterBreak="0">
     <w:nsid w:val="098A125C"/>
     <w:multiLevelType w:val="multilevel"/>
     <w:tmpl w:val="EFE26ED0"/>
@@ -4295,7 +4382,120 @@
       </w:rPr>
     </w:lvl>
   </w:abstractNum>
-  <w:abstractNum w:abstractNumId="15" w15:restartNumberingAfterBreak="0">
+  <w:abstractNum w:abstractNumId="16" w15:restartNumberingAfterBreak="0">
+    <w:nsid w:val="09DC672F"/>
+    <w:multiLevelType w:val="multilevel"/>
+    <w:tmpl w:val="7D70B73E"/>
+    <w:lvl w:ilvl="0">
+      <w:start w:val="1"/>
+      <w:numFmt w:val="decimal"/>
+      <w:lvlText w:val="%1."/>
+      <w:lvlJc w:val="left"/>
+      <w:pPr>
+        <w:tabs>
+          <w:tab w:val="num" w:pos="720"/>
+        </w:tabs>
+        <w:ind w:left="720" w:hanging="360"/>
+      </w:pPr>
+    </w:lvl>
+    <w:lvl w:ilvl="1" w:tentative="1">
+      <w:start w:val="1"/>
+      <w:numFmt w:val="decimal"/>
+      <w:lvlText w:val="%2."/>
+      <w:lvlJc w:val="left"/>
+      <w:pPr>
+        <w:tabs>
+          <w:tab w:val="num" w:pos="1440"/>
+        </w:tabs>
+        <w:ind w:left="1440" w:hanging="360"/>
+      </w:pPr>
+    </w:lvl>
+    <w:lvl w:ilvl="2" w:tentative="1">
+      <w:start w:val="1"/>
+      <w:numFmt w:val="decimal"/>
+      <w:lvlText w:val="%3."/>
+      <w:lvlJc w:val="left"/>
+      <w:pPr>
+        <w:tabs>
+          <w:tab w:val="num" w:pos="2160"/>
+        </w:tabs>
+        <w:ind w:left="2160" w:hanging="360"/>
+      </w:pPr>
+    </w:lvl>
+    <w:lvl w:ilvl="3" w:tentative="1">
+      <w:start w:val="1"/>
+      <w:numFmt w:val="decimal"/>
+      <w:lvlText w:val="%4."/>
+      <w:lvlJc w:val="left"/>
+      <w:pPr>
+        <w:tabs>
+          <w:tab w:val="num" w:pos="2880"/>
+        </w:tabs>
+        <w:ind w:left="2880" w:hanging="360"/>
+      </w:pPr>
+    </w:lvl>
+    <w:lvl w:ilvl="4" w:tentative="1">
+      <w:start w:val="1"/>
+      <w:numFmt w:val="decimal"/>
+      <w:lvlText w:val="%5."/>
+      <w:lvlJc w:val="left"/>
+      <w:pPr>
+        <w:tabs>
+          <w:tab w:val="num" w:pos="3600"/>
+        </w:tabs>
+        <w:ind w:left="3600" w:hanging="360"/>
+      </w:pPr>
+    </w:lvl>
+    <w:lvl w:ilvl="5" w:tentative="1">
+      <w:start w:val="1"/>
+      <w:numFmt w:val="decimal"/>
+      <w:lvlText w:val="%6."/>
+      <w:lvlJc w:val="left"/>
+      <w:pPr>
+        <w:tabs>
+          <w:tab w:val="num" w:pos="4320"/>
+        </w:tabs>
+        <w:ind w:left="4320" w:hanging="360"/>
+      </w:pPr>
+    </w:lvl>
+    <w:lvl w:ilvl="6" w:tentative="1">
+      <w:start w:val="1"/>
+      <w:numFmt w:val="decimal"/>
+      <w:lvlText w:val="%7."/>
+      <w:lvlJc w:val="left"/>
+      <w:pPr>
+        <w:tabs>
+          <w:tab w:val="num" w:pos="5040"/>
+        </w:tabs>
+        <w:ind w:left="5040" w:hanging="360"/>
+      </w:pPr>
+    </w:lvl>
+    <w:lvl w:ilvl="7" w:tentative="1">
+      <w:start w:val="1"/>
+      <w:numFmt w:val="decimal"/>
+      <w:lvlText w:val="%8."/>
+      <w:lvlJc w:val="left"/>
+      <w:pPr>
+        <w:tabs>
+          <w:tab w:val="num" w:pos="5760"/>
+        </w:tabs>
+        <w:ind w:left="5760" w:hanging="360"/>
+      </w:pPr>
+    </w:lvl>
+    <w:lvl w:ilvl="8" w:tentative="1">
+      <w:start w:val="1"/>
+      <w:numFmt w:val="decimal"/>
+      <w:lvlText w:val="%9."/>
+      <w:lvlJc w:val="left"/>
+      <w:pPr>
+        <w:tabs>
+          <w:tab w:val="num" w:pos="6480"/>
+        </w:tabs>
+        <w:ind w:left="6480" w:hanging="360"/>
+      </w:pPr>
+    </w:lvl>
+  </w:abstractNum>
+  <w:abstractNum w:abstractNumId="17" w15:restartNumberingAfterBreak="0">
     <w:nsid w:val="0A1F6B45"/>
     <w:multiLevelType w:val="multilevel"/>
     <w:tmpl w:val="EB082948"/>
@@ -4408,7 +4608,7 @@
       </w:pPr>
     </w:lvl>
   </w:abstractNum>
-  <w:abstractNum w:abstractNumId="16" w15:restartNumberingAfterBreak="0">
+  <w:abstractNum w:abstractNumId="18" w15:restartNumberingAfterBreak="0">
     <w:nsid w:val="0BBD0FAB"/>
     <w:multiLevelType w:val="multilevel"/>
     <w:tmpl w:val="6D4C6672"/>
@@ -4557,7 +4757,7 @@
       </w:rPr>
     </w:lvl>
   </w:abstractNum>
-  <w:abstractNum w:abstractNumId="17" w15:restartNumberingAfterBreak="0">
+  <w:abstractNum w:abstractNumId="19" w15:restartNumberingAfterBreak="0">
     <w:nsid w:val="0BE90ACC"/>
     <w:multiLevelType w:val="multilevel"/>
     <w:tmpl w:val="B6AC9248"/>
@@ -4702,7 +4902,7 @@
       </w:rPr>
     </w:lvl>
   </w:abstractNum>
-  <w:abstractNum w:abstractNumId="18" w15:restartNumberingAfterBreak="0">
+  <w:abstractNum w:abstractNumId="20" w15:restartNumberingAfterBreak="0">
     <w:nsid w:val="0CF12DA2"/>
     <w:multiLevelType w:val="multilevel"/>
     <w:tmpl w:val="B61AABBA"/>
@@ -4851,7 +5051,7 @@
       </w:rPr>
     </w:lvl>
   </w:abstractNum>
-  <w:abstractNum w:abstractNumId="19" w15:restartNumberingAfterBreak="0">
+  <w:abstractNum w:abstractNumId="21" w15:restartNumberingAfterBreak="0">
     <w:nsid w:val="0DCD25C0"/>
     <w:multiLevelType w:val="multilevel"/>
     <w:tmpl w:val="F9E20194"/>
@@ -5000,7 +5200,7 @@
       </w:rPr>
     </w:lvl>
   </w:abstractNum>
-  <w:abstractNum w:abstractNumId="20" w15:restartNumberingAfterBreak="0">
+  <w:abstractNum w:abstractNumId="22" w15:restartNumberingAfterBreak="0">
     <w:nsid w:val="0E1A38E8"/>
     <w:multiLevelType w:val="multilevel"/>
     <w:tmpl w:val="DC4AC736"/>
@@ -5149,7 +5349,7 @@
       </w:rPr>
     </w:lvl>
   </w:abstractNum>
-  <w:abstractNum w:abstractNumId="21" w15:restartNumberingAfterBreak="0">
+  <w:abstractNum w:abstractNumId="23" w15:restartNumberingAfterBreak="0">
     <w:nsid w:val="0E836E2B"/>
     <w:multiLevelType w:val="multilevel"/>
     <w:tmpl w:val="822C6EF0"/>
@@ -5298,7 +5498,7 @@
       </w:rPr>
     </w:lvl>
   </w:abstractNum>
-  <w:abstractNum w:abstractNumId="22" w15:restartNumberingAfterBreak="0">
+  <w:abstractNum w:abstractNumId="24" w15:restartNumberingAfterBreak="0">
     <w:nsid w:val="0EED5605"/>
     <w:multiLevelType w:val="multilevel"/>
     <w:tmpl w:val="84E60A7A"/>
@@ -5443,7 +5643,7 @@
       </w:rPr>
     </w:lvl>
   </w:abstractNum>
-  <w:abstractNum w:abstractNumId="23" w15:restartNumberingAfterBreak="0">
+  <w:abstractNum w:abstractNumId="25" w15:restartNumberingAfterBreak="0">
     <w:nsid w:val="10FA01BD"/>
     <w:multiLevelType w:val="multilevel"/>
     <w:tmpl w:val="C54A5062"/>
@@ -5592,7 +5792,7 @@
       </w:rPr>
     </w:lvl>
   </w:abstractNum>
-  <w:abstractNum w:abstractNumId="24" w15:restartNumberingAfterBreak="0">
+  <w:abstractNum w:abstractNumId="26" w15:restartNumberingAfterBreak="0">
     <w:nsid w:val="11924B02"/>
     <w:multiLevelType w:val="multilevel"/>
     <w:tmpl w:val="AF0833D6"/>
@@ -5741,7 +5941,7 @@
       </w:rPr>
     </w:lvl>
   </w:abstractNum>
-  <w:abstractNum w:abstractNumId="25" w15:restartNumberingAfterBreak="0">
+  <w:abstractNum w:abstractNumId="27" w15:restartNumberingAfterBreak="0">
     <w:nsid w:val="123E1A59"/>
     <w:multiLevelType w:val="multilevel"/>
     <w:tmpl w:val="E118F50E"/>
@@ -5890,7 +6090,7 @@
       </w:rPr>
     </w:lvl>
   </w:abstractNum>
-  <w:abstractNum w:abstractNumId="26" w15:restartNumberingAfterBreak="0">
+  <w:abstractNum w:abstractNumId="28" w15:restartNumberingAfterBreak="0">
     <w:nsid w:val="12420EA7"/>
     <w:multiLevelType w:val="multilevel"/>
     <w:tmpl w:val="A224C4E0"/>
@@ -6039,7 +6239,7 @@
       </w:rPr>
     </w:lvl>
   </w:abstractNum>
-  <w:abstractNum w:abstractNumId="27" w15:restartNumberingAfterBreak="0">
+  <w:abstractNum w:abstractNumId="29" w15:restartNumberingAfterBreak="0">
     <w:nsid w:val="15603496"/>
     <w:multiLevelType w:val="multilevel"/>
     <w:tmpl w:val="3D347110"/>
@@ -6188,7 +6388,7 @@
       </w:rPr>
     </w:lvl>
   </w:abstractNum>
-  <w:abstractNum w:abstractNumId="28" w15:restartNumberingAfterBreak="0">
+  <w:abstractNum w:abstractNumId="30" w15:restartNumberingAfterBreak="0">
     <w:nsid w:val="157849C5"/>
     <w:multiLevelType w:val="multilevel"/>
     <w:tmpl w:val="95160960"/>
@@ -6333,7 +6533,7 @@
       </w:rPr>
     </w:lvl>
   </w:abstractNum>
-  <w:abstractNum w:abstractNumId="29" w15:restartNumberingAfterBreak="0">
+  <w:abstractNum w:abstractNumId="31" w15:restartNumberingAfterBreak="0">
     <w:nsid w:val="15C424D4"/>
     <w:multiLevelType w:val="multilevel"/>
     <w:tmpl w:val="06180846"/>
@@ -6482,7 +6682,7 @@
       </w:rPr>
     </w:lvl>
   </w:abstractNum>
-  <w:abstractNum w:abstractNumId="30" w15:restartNumberingAfterBreak="0">
+  <w:abstractNum w:abstractNumId="32" w15:restartNumberingAfterBreak="0">
     <w:nsid w:val="168806AF"/>
     <w:multiLevelType w:val="multilevel"/>
     <w:tmpl w:val="4A4A6DD8"/>
@@ -6631,7 +6831,7 @@
       </w:rPr>
     </w:lvl>
   </w:abstractNum>
-  <w:abstractNum w:abstractNumId="31" w15:restartNumberingAfterBreak="0">
+  <w:abstractNum w:abstractNumId="33" w15:restartNumberingAfterBreak="0">
     <w:nsid w:val="173804A7"/>
     <w:multiLevelType w:val="multilevel"/>
     <w:tmpl w:val="33466072"/>
@@ -6748,7 +6948,7 @@
       </w:pPr>
     </w:lvl>
   </w:abstractNum>
-  <w:abstractNum w:abstractNumId="32" w15:restartNumberingAfterBreak="0">
+  <w:abstractNum w:abstractNumId="34" w15:restartNumberingAfterBreak="0">
     <w:nsid w:val="17CA4F60"/>
     <w:multiLevelType w:val="multilevel"/>
     <w:tmpl w:val="BC3AA624"/>
@@ -6897,7 +7097,7 @@
       </w:rPr>
     </w:lvl>
   </w:abstractNum>
-  <w:abstractNum w:abstractNumId="33" w15:restartNumberingAfterBreak="0">
+  <w:abstractNum w:abstractNumId="35" w15:restartNumberingAfterBreak="0">
     <w:nsid w:val="17F12882"/>
     <w:multiLevelType w:val="multilevel"/>
     <w:tmpl w:val="96FE2836"/>
@@ -7010,7 +7210,7 @@
       </w:pPr>
     </w:lvl>
   </w:abstractNum>
-  <w:abstractNum w:abstractNumId="34" w15:restartNumberingAfterBreak="0">
+  <w:abstractNum w:abstractNumId="36" w15:restartNumberingAfterBreak="0">
     <w:nsid w:val="185E08BF"/>
     <w:multiLevelType w:val="multilevel"/>
     <w:tmpl w:val="5F103C7E"/>
@@ -7159,7 +7359,7 @@
       </w:rPr>
     </w:lvl>
   </w:abstractNum>
-  <w:abstractNum w:abstractNumId="35" w15:restartNumberingAfterBreak="0">
+  <w:abstractNum w:abstractNumId="37" w15:restartNumberingAfterBreak="0">
     <w:nsid w:val="18651572"/>
     <w:multiLevelType w:val="multilevel"/>
     <w:tmpl w:val="B5CA9D30"/>
@@ -7276,7 +7476,7 @@
       </w:pPr>
     </w:lvl>
   </w:abstractNum>
-  <w:abstractNum w:abstractNumId="36" w15:restartNumberingAfterBreak="0">
+  <w:abstractNum w:abstractNumId="38" w15:restartNumberingAfterBreak="0">
     <w:nsid w:val="191875E5"/>
     <w:multiLevelType w:val="multilevel"/>
     <w:tmpl w:val="4EDCCAC0"/>
@@ -7425,7 +7625,7 @@
       </w:rPr>
     </w:lvl>
   </w:abstractNum>
-  <w:abstractNum w:abstractNumId="37" w15:restartNumberingAfterBreak="0">
+  <w:abstractNum w:abstractNumId="39" w15:restartNumberingAfterBreak="0">
     <w:nsid w:val="19E77997"/>
     <w:multiLevelType w:val="multilevel"/>
     <w:tmpl w:val="C91844F4"/>
@@ -7574,7 +7774,7 @@
       </w:rPr>
     </w:lvl>
   </w:abstractNum>
-  <w:abstractNum w:abstractNumId="38" w15:restartNumberingAfterBreak="0">
+  <w:abstractNum w:abstractNumId="40" w15:restartNumberingAfterBreak="0">
     <w:nsid w:val="1AA4323F"/>
     <w:multiLevelType w:val="multilevel"/>
     <w:tmpl w:val="CC58D4D4"/>
@@ -7723,7 +7923,7 @@
       </w:rPr>
     </w:lvl>
   </w:abstractNum>
-  <w:abstractNum w:abstractNumId="39" w15:restartNumberingAfterBreak="0">
+  <w:abstractNum w:abstractNumId="41" w15:restartNumberingAfterBreak="0">
     <w:nsid w:val="1B3167B2"/>
     <w:multiLevelType w:val="multilevel"/>
     <w:tmpl w:val="E7E26794"/>
@@ -7836,7 +8036,7 @@
       </w:pPr>
     </w:lvl>
   </w:abstractNum>
-  <w:abstractNum w:abstractNumId="40" w15:restartNumberingAfterBreak="0">
+  <w:abstractNum w:abstractNumId="42" w15:restartNumberingAfterBreak="0">
     <w:nsid w:val="1B99755A"/>
     <w:multiLevelType w:val="multilevel"/>
     <w:tmpl w:val="89FE580E"/>
@@ -7981,7 +8181,7 @@
       </w:rPr>
     </w:lvl>
   </w:abstractNum>
-  <w:abstractNum w:abstractNumId="41" w15:restartNumberingAfterBreak="0">
+  <w:abstractNum w:abstractNumId="43" w15:restartNumberingAfterBreak="0">
     <w:nsid w:val="1CAA589A"/>
     <w:multiLevelType w:val="multilevel"/>
     <w:tmpl w:val="CE5E86F0"/>
@@ -8130,7 +8330,7 @@
       </w:rPr>
     </w:lvl>
   </w:abstractNum>
-  <w:abstractNum w:abstractNumId="42" w15:restartNumberingAfterBreak="0">
+  <w:abstractNum w:abstractNumId="44" w15:restartNumberingAfterBreak="0">
     <w:nsid w:val="1E0E24A4"/>
     <w:multiLevelType w:val="multilevel"/>
     <w:tmpl w:val="A13C266E"/>
@@ -8279,7 +8479,7 @@
       </w:rPr>
     </w:lvl>
   </w:abstractNum>
-  <w:abstractNum w:abstractNumId="43" w15:restartNumberingAfterBreak="0">
+  <w:abstractNum w:abstractNumId="45" w15:restartNumberingAfterBreak="0">
     <w:nsid w:val="1F385A51"/>
     <w:multiLevelType w:val="multilevel"/>
     <w:tmpl w:val="60481A0A"/>
@@ -8428,7 +8628,7 @@
       </w:rPr>
     </w:lvl>
   </w:abstractNum>
-  <w:abstractNum w:abstractNumId="44" w15:restartNumberingAfterBreak="0">
+  <w:abstractNum w:abstractNumId="46" w15:restartNumberingAfterBreak="0">
     <w:nsid w:val="1F583C84"/>
     <w:multiLevelType w:val="multilevel"/>
     <w:tmpl w:val="C40A3056"/>
@@ -8577,7 +8777,7 @@
       </w:rPr>
     </w:lvl>
   </w:abstractNum>
-  <w:abstractNum w:abstractNumId="45" w15:restartNumberingAfterBreak="0">
+  <w:abstractNum w:abstractNumId="47" w15:restartNumberingAfterBreak="0">
     <w:nsid w:val="20591B3C"/>
     <w:multiLevelType w:val="multilevel"/>
     <w:tmpl w:val="2480B1BE"/>
@@ -8726,7 +8926,7 @@
       </w:rPr>
     </w:lvl>
   </w:abstractNum>
-  <w:abstractNum w:abstractNumId="46" w15:restartNumberingAfterBreak="0">
+  <w:abstractNum w:abstractNumId="48" w15:restartNumberingAfterBreak="0">
     <w:nsid w:val="213349DB"/>
     <w:multiLevelType w:val="multilevel"/>
     <w:tmpl w:val="4AFC3B32"/>
@@ -8875,7 +9075,7 @@
       </w:rPr>
     </w:lvl>
   </w:abstractNum>
-  <w:abstractNum w:abstractNumId="47" w15:restartNumberingAfterBreak="0">
+  <w:abstractNum w:abstractNumId="49" w15:restartNumberingAfterBreak="0">
     <w:nsid w:val="217F43C1"/>
     <w:multiLevelType w:val="multilevel"/>
     <w:tmpl w:val="F0220F10"/>
@@ -8988,7 +9188,7 @@
       </w:pPr>
     </w:lvl>
   </w:abstractNum>
-  <w:abstractNum w:abstractNumId="48" w15:restartNumberingAfterBreak="0">
+  <w:abstractNum w:abstractNumId="50" w15:restartNumberingAfterBreak="0">
     <w:nsid w:val="2192120E"/>
     <w:multiLevelType w:val="multilevel"/>
     <w:tmpl w:val="BD4C9456"/>
@@ -9137,7 +9337,7 @@
       </w:rPr>
     </w:lvl>
   </w:abstractNum>
-  <w:abstractNum w:abstractNumId="49" w15:restartNumberingAfterBreak="0">
+  <w:abstractNum w:abstractNumId="51" w15:restartNumberingAfterBreak="0">
     <w:nsid w:val="22AA0F8A"/>
     <w:multiLevelType w:val="multilevel"/>
     <w:tmpl w:val="92BCA216"/>
@@ -9250,7 +9450,7 @@
       </w:pPr>
     </w:lvl>
   </w:abstractNum>
-  <w:abstractNum w:abstractNumId="50" w15:restartNumberingAfterBreak="0">
+  <w:abstractNum w:abstractNumId="52" w15:restartNumberingAfterBreak="0">
     <w:nsid w:val="22B52B00"/>
     <w:multiLevelType w:val="multilevel"/>
     <w:tmpl w:val="9E767F18"/>
@@ -9399,7 +9599,7 @@
       </w:rPr>
     </w:lvl>
   </w:abstractNum>
-  <w:abstractNum w:abstractNumId="51" w15:restartNumberingAfterBreak="0">
+  <w:abstractNum w:abstractNumId="53" w15:restartNumberingAfterBreak="0">
     <w:nsid w:val="22DC7E5C"/>
     <w:multiLevelType w:val="multilevel"/>
     <w:tmpl w:val="A27E455A"/>
@@ -9548,7 +9748,7 @@
       </w:rPr>
     </w:lvl>
   </w:abstractNum>
-  <w:abstractNum w:abstractNumId="52" w15:restartNumberingAfterBreak="0">
+  <w:abstractNum w:abstractNumId="54" w15:restartNumberingAfterBreak="0">
     <w:nsid w:val="249F1718"/>
     <w:multiLevelType w:val="multilevel"/>
     <w:tmpl w:val="6DF81AA2"/>
@@ -9693,7 +9893,7 @@
       </w:rPr>
     </w:lvl>
   </w:abstractNum>
-  <w:abstractNum w:abstractNumId="53" w15:restartNumberingAfterBreak="0">
+  <w:abstractNum w:abstractNumId="55" w15:restartNumberingAfterBreak="0">
     <w:nsid w:val="26954AD8"/>
     <w:multiLevelType w:val="multilevel"/>
     <w:tmpl w:val="0966F958"/>
@@ -9842,7 +10042,7 @@
       </w:rPr>
     </w:lvl>
   </w:abstractNum>
-  <w:abstractNum w:abstractNumId="54" w15:restartNumberingAfterBreak="0">
+  <w:abstractNum w:abstractNumId="56" w15:restartNumberingAfterBreak="0">
     <w:nsid w:val="26E90392"/>
     <w:multiLevelType w:val="multilevel"/>
     <w:tmpl w:val="66205C80"/>
@@ -9991,7 +10191,7 @@
       </w:rPr>
     </w:lvl>
   </w:abstractNum>
-  <w:abstractNum w:abstractNumId="55" w15:restartNumberingAfterBreak="0">
+  <w:abstractNum w:abstractNumId="57" w15:restartNumberingAfterBreak="0">
     <w:nsid w:val="2702256E"/>
     <w:multiLevelType w:val="multilevel"/>
     <w:tmpl w:val="5ED8DE04"/>
@@ -10140,7 +10340,7 @@
       </w:rPr>
     </w:lvl>
   </w:abstractNum>
-  <w:abstractNum w:abstractNumId="56" w15:restartNumberingAfterBreak="0">
+  <w:abstractNum w:abstractNumId="58" w15:restartNumberingAfterBreak="0">
     <w:nsid w:val="270A60B9"/>
     <w:multiLevelType w:val="multilevel"/>
     <w:tmpl w:val="A7D650BA"/>
@@ -10289,7 +10489,7 @@
       </w:rPr>
     </w:lvl>
   </w:abstractNum>
-  <w:abstractNum w:abstractNumId="57" w15:restartNumberingAfterBreak="0">
+  <w:abstractNum w:abstractNumId="59" w15:restartNumberingAfterBreak="0">
     <w:nsid w:val="27B632EE"/>
     <w:multiLevelType w:val="multilevel"/>
     <w:tmpl w:val="0ABA00CC"/>
@@ -10438,7 +10638,7 @@
       </w:rPr>
     </w:lvl>
   </w:abstractNum>
-  <w:abstractNum w:abstractNumId="58" w15:restartNumberingAfterBreak="0">
+  <w:abstractNum w:abstractNumId="60" w15:restartNumberingAfterBreak="0">
     <w:nsid w:val="28015C85"/>
     <w:multiLevelType w:val="multilevel"/>
     <w:tmpl w:val="28CA1692"/>
@@ -10587,7 +10787,7 @@
       </w:rPr>
     </w:lvl>
   </w:abstractNum>
-  <w:abstractNum w:abstractNumId="59" w15:restartNumberingAfterBreak="0">
+  <w:abstractNum w:abstractNumId="61" w15:restartNumberingAfterBreak="0">
     <w:nsid w:val="28866A3A"/>
     <w:multiLevelType w:val="multilevel"/>
     <w:tmpl w:val="11428D32"/>
@@ -10736,7 +10936,7 @@
       </w:rPr>
     </w:lvl>
   </w:abstractNum>
-  <w:abstractNum w:abstractNumId="60" w15:restartNumberingAfterBreak="0">
+  <w:abstractNum w:abstractNumId="62" w15:restartNumberingAfterBreak="0">
     <w:nsid w:val="28BE4CAB"/>
     <w:multiLevelType w:val="multilevel"/>
     <w:tmpl w:val="DF02D368"/>
@@ -10885,7 +11085,7 @@
       </w:rPr>
     </w:lvl>
   </w:abstractNum>
-  <w:abstractNum w:abstractNumId="61" w15:restartNumberingAfterBreak="0">
+  <w:abstractNum w:abstractNumId="63" w15:restartNumberingAfterBreak="0">
     <w:nsid w:val="292076CC"/>
     <w:multiLevelType w:val="multilevel"/>
     <w:tmpl w:val="7EEED64C"/>
@@ -11034,7 +11234,7 @@
       </w:rPr>
     </w:lvl>
   </w:abstractNum>
-  <w:abstractNum w:abstractNumId="62" w15:restartNumberingAfterBreak="0">
+  <w:abstractNum w:abstractNumId="64" w15:restartNumberingAfterBreak="0">
     <w:nsid w:val="2A3905BD"/>
     <w:multiLevelType w:val="multilevel"/>
     <w:tmpl w:val="A1EEA2CC"/>
@@ -11183,7 +11383,7 @@
       </w:rPr>
     </w:lvl>
   </w:abstractNum>
-  <w:abstractNum w:abstractNumId="63" w15:restartNumberingAfterBreak="0">
+  <w:abstractNum w:abstractNumId="65" w15:restartNumberingAfterBreak="0">
     <w:nsid w:val="2A9E24BA"/>
     <w:multiLevelType w:val="multilevel"/>
     <w:tmpl w:val="729EA764"/>
@@ -11332,7 +11532,7 @@
       </w:rPr>
     </w:lvl>
   </w:abstractNum>
-  <w:abstractNum w:abstractNumId="64" w15:restartNumberingAfterBreak="0">
+  <w:abstractNum w:abstractNumId="66" w15:restartNumberingAfterBreak="0">
     <w:nsid w:val="2B2E4184"/>
     <w:multiLevelType w:val="multilevel"/>
     <w:tmpl w:val="470AD3F0"/>
@@ -11481,7 +11681,7 @@
       </w:rPr>
     </w:lvl>
   </w:abstractNum>
-  <w:abstractNum w:abstractNumId="65" w15:restartNumberingAfterBreak="0">
+  <w:abstractNum w:abstractNumId="67" w15:restartNumberingAfterBreak="0">
     <w:nsid w:val="2C2125DE"/>
     <w:multiLevelType w:val="multilevel"/>
     <w:tmpl w:val="F886C714"/>
@@ -11630,7 +11830,7 @@
       </w:rPr>
     </w:lvl>
   </w:abstractNum>
-  <w:abstractNum w:abstractNumId="66" w15:restartNumberingAfterBreak="0">
+  <w:abstractNum w:abstractNumId="68" w15:restartNumberingAfterBreak="0">
     <w:nsid w:val="2CC40C91"/>
     <w:multiLevelType w:val="multilevel"/>
     <w:tmpl w:val="9FE25356"/>
@@ -11779,7 +11979,7 @@
       </w:rPr>
     </w:lvl>
   </w:abstractNum>
-  <w:abstractNum w:abstractNumId="67" w15:restartNumberingAfterBreak="0">
+  <w:abstractNum w:abstractNumId="69" w15:restartNumberingAfterBreak="0">
     <w:nsid w:val="2DB07F50"/>
     <w:multiLevelType w:val="multilevel"/>
     <w:tmpl w:val="F1F6F5A2"/>
@@ -11928,7 +12128,7 @@
       </w:rPr>
     </w:lvl>
   </w:abstractNum>
-  <w:abstractNum w:abstractNumId="68" w15:restartNumberingAfterBreak="0">
+  <w:abstractNum w:abstractNumId="70" w15:restartNumberingAfterBreak="0">
     <w:nsid w:val="2EBD33C3"/>
     <w:multiLevelType w:val="multilevel"/>
     <w:tmpl w:val="D6F041C2"/>
@@ -12077,7 +12277,7 @@
       </w:rPr>
     </w:lvl>
   </w:abstractNum>
-  <w:abstractNum w:abstractNumId="69" w15:restartNumberingAfterBreak="0">
+  <w:abstractNum w:abstractNumId="71" w15:restartNumberingAfterBreak="0">
     <w:nsid w:val="2ED55960"/>
     <w:multiLevelType w:val="multilevel"/>
     <w:tmpl w:val="E7986F3A"/>
@@ -12226,7 +12426,7 @@
       </w:rPr>
     </w:lvl>
   </w:abstractNum>
-  <w:abstractNum w:abstractNumId="70" w15:restartNumberingAfterBreak="0">
+  <w:abstractNum w:abstractNumId="72" w15:restartNumberingAfterBreak="0">
     <w:nsid w:val="2ED97E26"/>
     <w:multiLevelType w:val="multilevel"/>
     <w:tmpl w:val="726C21FE"/>
@@ -12375,7 +12575,7 @@
       </w:rPr>
     </w:lvl>
   </w:abstractNum>
-  <w:abstractNum w:abstractNumId="71" w15:restartNumberingAfterBreak="0">
+  <w:abstractNum w:abstractNumId="73" w15:restartNumberingAfterBreak="0">
     <w:nsid w:val="2F9F2444"/>
     <w:multiLevelType w:val="multilevel"/>
     <w:tmpl w:val="E9981658"/>
@@ -12524,7 +12724,7 @@
       </w:rPr>
     </w:lvl>
   </w:abstractNum>
-  <w:abstractNum w:abstractNumId="72" w15:restartNumberingAfterBreak="0">
+  <w:abstractNum w:abstractNumId="74" w15:restartNumberingAfterBreak="0">
     <w:nsid w:val="3017299F"/>
     <w:multiLevelType w:val="multilevel"/>
     <w:tmpl w:val="FB8AA79C"/>
@@ -12673,7 +12873,7 @@
       </w:rPr>
     </w:lvl>
   </w:abstractNum>
-  <w:abstractNum w:abstractNumId="73" w15:restartNumberingAfterBreak="0">
+  <w:abstractNum w:abstractNumId="75" w15:restartNumberingAfterBreak="0">
     <w:nsid w:val="33103D87"/>
     <w:multiLevelType w:val="multilevel"/>
     <w:tmpl w:val="31E8D8B2"/>
@@ -12818,7 +13018,7 @@
       </w:rPr>
     </w:lvl>
   </w:abstractNum>
-  <w:abstractNum w:abstractNumId="74" w15:restartNumberingAfterBreak="0">
+  <w:abstractNum w:abstractNumId="76" w15:restartNumberingAfterBreak="0">
     <w:nsid w:val="33160BE5"/>
     <w:multiLevelType w:val="multilevel"/>
     <w:tmpl w:val="1E563DE2"/>
@@ -12967,7 +13167,7 @@
       </w:rPr>
     </w:lvl>
   </w:abstractNum>
-  <w:abstractNum w:abstractNumId="75" w15:restartNumberingAfterBreak="0">
+  <w:abstractNum w:abstractNumId="77" w15:restartNumberingAfterBreak="0">
     <w:nsid w:val="3588655B"/>
     <w:multiLevelType w:val="multilevel"/>
     <w:tmpl w:val="2B1ADC76"/>
@@ -13116,7 +13316,7 @@
       </w:rPr>
     </w:lvl>
   </w:abstractNum>
-  <w:abstractNum w:abstractNumId="76" w15:restartNumberingAfterBreak="0">
+  <w:abstractNum w:abstractNumId="78" w15:restartNumberingAfterBreak="0">
     <w:nsid w:val="35CC1611"/>
     <w:multiLevelType w:val="multilevel"/>
     <w:tmpl w:val="611278F0"/>
@@ -13265,7 +13465,7 @@
       </w:rPr>
     </w:lvl>
   </w:abstractNum>
-  <w:abstractNum w:abstractNumId="77" w15:restartNumberingAfterBreak="0">
+  <w:abstractNum w:abstractNumId="79" w15:restartNumberingAfterBreak="0">
     <w:nsid w:val="366A30C8"/>
     <w:multiLevelType w:val="multilevel"/>
     <w:tmpl w:val="5DB67266"/>
@@ -13414,7 +13614,7 @@
       </w:rPr>
     </w:lvl>
   </w:abstractNum>
-  <w:abstractNum w:abstractNumId="78" w15:restartNumberingAfterBreak="0">
+  <w:abstractNum w:abstractNumId="80" w15:restartNumberingAfterBreak="0">
     <w:nsid w:val="36B6333C"/>
     <w:multiLevelType w:val="multilevel"/>
     <w:tmpl w:val="741E1D6E"/>
@@ -13559,7 +13759,7 @@
       </w:rPr>
     </w:lvl>
   </w:abstractNum>
-  <w:abstractNum w:abstractNumId="79" w15:restartNumberingAfterBreak="0">
+  <w:abstractNum w:abstractNumId="81" w15:restartNumberingAfterBreak="0">
     <w:nsid w:val="36DA0BDE"/>
     <w:multiLevelType w:val="hybridMultilevel"/>
     <w:tmpl w:val="DDFA8490"/>
@@ -13704,7 +13904,7 @@
       </w:rPr>
     </w:lvl>
   </w:abstractNum>
-  <w:abstractNum w:abstractNumId="80" w15:restartNumberingAfterBreak="0">
+  <w:abstractNum w:abstractNumId="82" w15:restartNumberingAfterBreak="0">
     <w:nsid w:val="37654CAB"/>
     <w:multiLevelType w:val="multilevel"/>
     <w:tmpl w:val="1584B172"/>
@@ -13853,7 +14053,7 @@
       </w:rPr>
     </w:lvl>
   </w:abstractNum>
-  <w:abstractNum w:abstractNumId="81" w15:restartNumberingAfterBreak="0">
+  <w:abstractNum w:abstractNumId="83" w15:restartNumberingAfterBreak="0">
     <w:nsid w:val="379F15A2"/>
     <w:multiLevelType w:val="multilevel"/>
     <w:tmpl w:val="449C8CB6"/>
@@ -14002,7 +14202,7 @@
       </w:rPr>
     </w:lvl>
   </w:abstractNum>
-  <w:abstractNum w:abstractNumId="82" w15:restartNumberingAfterBreak="0">
+  <w:abstractNum w:abstractNumId="84" w15:restartNumberingAfterBreak="0">
     <w:nsid w:val="37D80CF6"/>
     <w:multiLevelType w:val="multilevel"/>
     <w:tmpl w:val="C9AA1A40"/>
@@ -14147,7 +14347,7 @@
       </w:rPr>
     </w:lvl>
   </w:abstractNum>
-  <w:abstractNum w:abstractNumId="83" w15:restartNumberingAfterBreak="0">
+  <w:abstractNum w:abstractNumId="85" w15:restartNumberingAfterBreak="0">
     <w:nsid w:val="38531077"/>
     <w:multiLevelType w:val="multilevel"/>
     <w:tmpl w:val="93280230"/>
@@ -14296,7 +14496,7 @@
       </w:rPr>
     </w:lvl>
   </w:abstractNum>
-  <w:abstractNum w:abstractNumId="84" w15:restartNumberingAfterBreak="0">
+  <w:abstractNum w:abstractNumId="86" w15:restartNumberingAfterBreak="0">
     <w:nsid w:val="387D5936"/>
     <w:multiLevelType w:val="multilevel"/>
     <w:tmpl w:val="4D981682"/>
@@ -14445,7 +14645,7 @@
       </w:rPr>
     </w:lvl>
   </w:abstractNum>
-  <w:abstractNum w:abstractNumId="85" w15:restartNumberingAfterBreak="0">
+  <w:abstractNum w:abstractNumId="87" w15:restartNumberingAfterBreak="0">
     <w:nsid w:val="39193EB1"/>
     <w:multiLevelType w:val="multilevel"/>
     <w:tmpl w:val="9F923DEC"/>
@@ -14562,7 +14762,7 @@
       </w:pPr>
     </w:lvl>
   </w:abstractNum>
-  <w:abstractNum w:abstractNumId="86" w15:restartNumberingAfterBreak="0">
+  <w:abstractNum w:abstractNumId="88" w15:restartNumberingAfterBreak="0">
     <w:nsid w:val="3AD4294B"/>
     <w:multiLevelType w:val="multilevel"/>
     <w:tmpl w:val="95C89338"/>
@@ -14711,7 +14911,7 @@
       </w:rPr>
     </w:lvl>
   </w:abstractNum>
-  <w:abstractNum w:abstractNumId="87" w15:restartNumberingAfterBreak="0">
+  <w:abstractNum w:abstractNumId="89" w15:restartNumberingAfterBreak="0">
     <w:nsid w:val="3C345603"/>
     <w:multiLevelType w:val="multilevel"/>
     <w:tmpl w:val="F6DC0098"/>
@@ -14860,7 +15060,7 @@
       </w:rPr>
     </w:lvl>
   </w:abstractNum>
-  <w:abstractNum w:abstractNumId="88" w15:restartNumberingAfterBreak="0">
+  <w:abstractNum w:abstractNumId="90" w15:restartNumberingAfterBreak="0">
     <w:nsid w:val="3C6E7D9A"/>
     <w:multiLevelType w:val="multilevel"/>
     <w:tmpl w:val="B9F6A162"/>
@@ -15009,7 +15209,7 @@
       </w:rPr>
     </w:lvl>
   </w:abstractNum>
-  <w:abstractNum w:abstractNumId="89" w15:restartNumberingAfterBreak="0">
+  <w:abstractNum w:abstractNumId="91" w15:restartNumberingAfterBreak="0">
     <w:nsid w:val="3D4705C9"/>
     <w:multiLevelType w:val="multilevel"/>
     <w:tmpl w:val="3DFAEFD0"/>
@@ -15122,7 +15322,7 @@
       </w:pPr>
     </w:lvl>
   </w:abstractNum>
-  <w:abstractNum w:abstractNumId="90" w15:restartNumberingAfterBreak="0">
+  <w:abstractNum w:abstractNumId="92" w15:restartNumberingAfterBreak="0">
     <w:nsid w:val="3D873083"/>
     <w:multiLevelType w:val="multilevel"/>
     <w:tmpl w:val="B09A8370"/>
@@ -15271,7 +15471,7 @@
       </w:rPr>
     </w:lvl>
   </w:abstractNum>
-  <w:abstractNum w:abstractNumId="91" w15:restartNumberingAfterBreak="0">
+  <w:abstractNum w:abstractNumId="93" w15:restartNumberingAfterBreak="0">
     <w:nsid w:val="3E1E3D22"/>
     <w:multiLevelType w:val="multilevel"/>
     <w:tmpl w:val="F508EE1A"/>
@@ -15416,7 +15616,7 @@
       </w:rPr>
     </w:lvl>
   </w:abstractNum>
-  <w:abstractNum w:abstractNumId="92" w15:restartNumberingAfterBreak="0">
+  <w:abstractNum w:abstractNumId="94" w15:restartNumberingAfterBreak="0">
     <w:nsid w:val="3E6D23BE"/>
     <w:multiLevelType w:val="multilevel"/>
     <w:tmpl w:val="F46A4AB6"/>
@@ -15565,7 +15765,7 @@
       </w:rPr>
     </w:lvl>
   </w:abstractNum>
-  <w:abstractNum w:abstractNumId="93" w15:restartNumberingAfterBreak="0">
+  <w:abstractNum w:abstractNumId="95" w15:restartNumberingAfterBreak="0">
     <w:nsid w:val="3F6429EF"/>
     <w:multiLevelType w:val="multilevel"/>
     <w:tmpl w:val="EE7A53EA"/>
@@ -15714,7 +15914,7 @@
       </w:rPr>
     </w:lvl>
   </w:abstractNum>
-  <w:abstractNum w:abstractNumId="94" w15:restartNumberingAfterBreak="0">
+  <w:abstractNum w:abstractNumId="96" w15:restartNumberingAfterBreak="0">
     <w:nsid w:val="3F6B35F9"/>
     <w:multiLevelType w:val="multilevel"/>
     <w:tmpl w:val="B17A18D8"/>
@@ -15863,7 +16063,7 @@
       </w:rPr>
     </w:lvl>
   </w:abstractNum>
-  <w:abstractNum w:abstractNumId="95" w15:restartNumberingAfterBreak="0">
+  <w:abstractNum w:abstractNumId="97" w15:restartNumberingAfterBreak="0">
     <w:nsid w:val="3F86281A"/>
     <w:multiLevelType w:val="multilevel"/>
     <w:tmpl w:val="6E644C36"/>
@@ -16012,7 +16212,7 @@
       </w:rPr>
     </w:lvl>
   </w:abstractNum>
-  <w:abstractNum w:abstractNumId="96" w15:restartNumberingAfterBreak="0">
+  <w:abstractNum w:abstractNumId="98" w15:restartNumberingAfterBreak="0">
     <w:nsid w:val="404A1DDB"/>
     <w:multiLevelType w:val="multilevel"/>
     <w:tmpl w:val="1372450C"/>
@@ -16161,7 +16361,7 @@
       </w:rPr>
     </w:lvl>
   </w:abstractNum>
-  <w:abstractNum w:abstractNumId="97" w15:restartNumberingAfterBreak="0">
+  <w:abstractNum w:abstractNumId="99" w15:restartNumberingAfterBreak="0">
     <w:nsid w:val="43A431A6"/>
     <w:multiLevelType w:val="multilevel"/>
     <w:tmpl w:val="B7C4494E"/>
@@ -16310,7 +16510,7 @@
       </w:rPr>
     </w:lvl>
   </w:abstractNum>
-  <w:abstractNum w:abstractNumId="98" w15:restartNumberingAfterBreak="0">
+  <w:abstractNum w:abstractNumId="100" w15:restartNumberingAfterBreak="0">
     <w:nsid w:val="444D1127"/>
     <w:multiLevelType w:val="multilevel"/>
     <w:tmpl w:val="7BB40AD4"/>
@@ -16455,7 +16655,7 @@
       </w:rPr>
     </w:lvl>
   </w:abstractNum>
-  <w:abstractNum w:abstractNumId="99" w15:restartNumberingAfterBreak="0">
+  <w:abstractNum w:abstractNumId="101" w15:restartNumberingAfterBreak="0">
     <w:nsid w:val="448720CB"/>
     <w:multiLevelType w:val="multilevel"/>
     <w:tmpl w:val="8AA67A0A"/>
@@ -16604,7 +16804,7 @@
       </w:rPr>
     </w:lvl>
   </w:abstractNum>
-  <w:abstractNum w:abstractNumId="100" w15:restartNumberingAfterBreak="0">
+  <w:abstractNum w:abstractNumId="102" w15:restartNumberingAfterBreak="0">
     <w:nsid w:val="45191DF7"/>
     <w:multiLevelType w:val="multilevel"/>
     <w:tmpl w:val="8634DF70"/>
@@ -16721,7 +16921,7 @@
       </w:pPr>
     </w:lvl>
   </w:abstractNum>
-  <w:abstractNum w:abstractNumId="101" w15:restartNumberingAfterBreak="0">
+  <w:abstractNum w:abstractNumId="103" w15:restartNumberingAfterBreak="0">
     <w:nsid w:val="457010D0"/>
     <w:multiLevelType w:val="multilevel"/>
     <w:tmpl w:val="7D8029F2"/>
@@ -16870,7 +17070,7 @@
       </w:rPr>
     </w:lvl>
   </w:abstractNum>
-  <w:abstractNum w:abstractNumId="102" w15:restartNumberingAfterBreak="0">
+  <w:abstractNum w:abstractNumId="104" w15:restartNumberingAfterBreak="0">
     <w:nsid w:val="45DD61A9"/>
     <w:multiLevelType w:val="multilevel"/>
     <w:tmpl w:val="B886828E"/>
@@ -16987,7 +17187,7 @@
       </w:pPr>
     </w:lvl>
   </w:abstractNum>
-  <w:abstractNum w:abstractNumId="103" w15:restartNumberingAfterBreak="0">
+  <w:abstractNum w:abstractNumId="105" w15:restartNumberingAfterBreak="0">
     <w:nsid w:val="464F19D3"/>
     <w:multiLevelType w:val="multilevel"/>
     <w:tmpl w:val="BC323D78"/>
@@ -17136,7 +17336,7 @@
       </w:rPr>
     </w:lvl>
   </w:abstractNum>
-  <w:abstractNum w:abstractNumId="104" w15:restartNumberingAfterBreak="0">
+  <w:abstractNum w:abstractNumId="106" w15:restartNumberingAfterBreak="0">
     <w:nsid w:val="46F27205"/>
     <w:multiLevelType w:val="multilevel"/>
     <w:tmpl w:val="0AFCE1BC"/>
@@ -17285,7 +17485,7 @@
       </w:rPr>
     </w:lvl>
   </w:abstractNum>
-  <w:abstractNum w:abstractNumId="105" w15:restartNumberingAfterBreak="0">
+  <w:abstractNum w:abstractNumId="107" w15:restartNumberingAfterBreak="0">
     <w:nsid w:val="47443FAB"/>
     <w:multiLevelType w:val="multilevel"/>
     <w:tmpl w:val="A922F3F0"/>
@@ -17434,7 +17634,7 @@
       </w:rPr>
     </w:lvl>
   </w:abstractNum>
-  <w:abstractNum w:abstractNumId="106" w15:restartNumberingAfterBreak="0">
+  <w:abstractNum w:abstractNumId="108" w15:restartNumberingAfterBreak="0">
     <w:nsid w:val="47832412"/>
     <w:multiLevelType w:val="multilevel"/>
     <w:tmpl w:val="F3943DF8"/>
@@ -17547,7 +17747,7 @@
       </w:pPr>
     </w:lvl>
   </w:abstractNum>
-  <w:abstractNum w:abstractNumId="107" w15:restartNumberingAfterBreak="0">
+  <w:abstractNum w:abstractNumId="109" w15:restartNumberingAfterBreak="0">
     <w:nsid w:val="480D5336"/>
     <w:multiLevelType w:val="multilevel"/>
     <w:tmpl w:val="18B66C58"/>
@@ -17696,7 +17896,7 @@
       </w:rPr>
     </w:lvl>
   </w:abstractNum>
-  <w:abstractNum w:abstractNumId="108" w15:restartNumberingAfterBreak="0">
+  <w:abstractNum w:abstractNumId="110" w15:restartNumberingAfterBreak="0">
     <w:nsid w:val="48DF4AE5"/>
     <w:multiLevelType w:val="multilevel"/>
     <w:tmpl w:val="D2ACBF36"/>
@@ -17841,7 +18041,7 @@
       </w:rPr>
     </w:lvl>
   </w:abstractNum>
-  <w:abstractNum w:abstractNumId="109" w15:restartNumberingAfterBreak="0">
+  <w:abstractNum w:abstractNumId="111" w15:restartNumberingAfterBreak="0">
     <w:nsid w:val="49674015"/>
     <w:multiLevelType w:val="multilevel"/>
     <w:tmpl w:val="5CDA808A"/>
@@ -17990,7 +18190,7 @@
       </w:rPr>
     </w:lvl>
   </w:abstractNum>
-  <w:abstractNum w:abstractNumId="110" w15:restartNumberingAfterBreak="0">
+  <w:abstractNum w:abstractNumId="112" w15:restartNumberingAfterBreak="0">
     <w:nsid w:val="4C4C44DB"/>
     <w:multiLevelType w:val="multilevel"/>
     <w:tmpl w:val="A2B6B3AC"/>
@@ -18139,7 +18339,7 @@
       </w:rPr>
     </w:lvl>
   </w:abstractNum>
-  <w:abstractNum w:abstractNumId="111" w15:restartNumberingAfterBreak="0">
+  <w:abstractNum w:abstractNumId="113" w15:restartNumberingAfterBreak="0">
     <w:nsid w:val="4CF45F14"/>
     <w:multiLevelType w:val="multilevel"/>
     <w:tmpl w:val="8E8888EA"/>
@@ -18288,7 +18488,7 @@
       </w:rPr>
     </w:lvl>
   </w:abstractNum>
-  <w:abstractNum w:abstractNumId="112" w15:restartNumberingAfterBreak="0">
+  <w:abstractNum w:abstractNumId="114" w15:restartNumberingAfterBreak="0">
     <w:nsid w:val="4D062C1F"/>
     <w:multiLevelType w:val="multilevel"/>
     <w:tmpl w:val="A726E1D8"/>
@@ -18433,7 +18633,7 @@
       </w:rPr>
     </w:lvl>
   </w:abstractNum>
-  <w:abstractNum w:abstractNumId="113" w15:restartNumberingAfterBreak="0">
+  <w:abstractNum w:abstractNumId="115" w15:restartNumberingAfterBreak="0">
     <w:nsid w:val="4D6B4459"/>
     <w:multiLevelType w:val="multilevel"/>
     <w:tmpl w:val="990C0B00"/>
@@ -18582,7 +18782,7 @@
       </w:rPr>
     </w:lvl>
   </w:abstractNum>
-  <w:abstractNum w:abstractNumId="114" w15:restartNumberingAfterBreak="0">
+  <w:abstractNum w:abstractNumId="116" w15:restartNumberingAfterBreak="0">
     <w:nsid w:val="4DE1672B"/>
     <w:multiLevelType w:val="multilevel"/>
     <w:tmpl w:val="4E9E83CA"/>
@@ -18731,7 +18931,7 @@
       </w:rPr>
     </w:lvl>
   </w:abstractNum>
-  <w:abstractNum w:abstractNumId="115" w15:restartNumberingAfterBreak="0">
+  <w:abstractNum w:abstractNumId="117" w15:restartNumberingAfterBreak="0">
     <w:nsid w:val="4EF43154"/>
     <w:multiLevelType w:val="multilevel"/>
     <w:tmpl w:val="2B50E070"/>
@@ -18880,7 +19080,7 @@
       </w:rPr>
     </w:lvl>
   </w:abstractNum>
-  <w:abstractNum w:abstractNumId="116" w15:restartNumberingAfterBreak="0">
+  <w:abstractNum w:abstractNumId="118" w15:restartNumberingAfterBreak="0">
     <w:nsid w:val="4F012EF7"/>
     <w:multiLevelType w:val="multilevel"/>
     <w:tmpl w:val="D256C35E"/>
@@ -19029,7 +19229,7 @@
       </w:rPr>
     </w:lvl>
   </w:abstractNum>
-  <w:abstractNum w:abstractNumId="117" w15:restartNumberingAfterBreak="0">
+  <w:abstractNum w:abstractNumId="119" w15:restartNumberingAfterBreak="0">
     <w:nsid w:val="4F6E0069"/>
     <w:multiLevelType w:val="multilevel"/>
     <w:tmpl w:val="F412E96C"/>
@@ -19142,7 +19342,7 @@
       </w:pPr>
     </w:lvl>
   </w:abstractNum>
-  <w:abstractNum w:abstractNumId="118" w15:restartNumberingAfterBreak="0">
+  <w:abstractNum w:abstractNumId="120" w15:restartNumberingAfterBreak="0">
     <w:nsid w:val="50C4484A"/>
     <w:multiLevelType w:val="multilevel"/>
     <w:tmpl w:val="129406DA"/>
@@ -19291,7 +19491,7 @@
       </w:rPr>
     </w:lvl>
   </w:abstractNum>
-  <w:abstractNum w:abstractNumId="119" w15:restartNumberingAfterBreak="0">
+  <w:abstractNum w:abstractNumId="121" w15:restartNumberingAfterBreak="0">
     <w:nsid w:val="51D76CF1"/>
     <w:multiLevelType w:val="multilevel"/>
     <w:tmpl w:val="49DE3B5C"/>
@@ -19440,7 +19640,7 @@
       </w:rPr>
     </w:lvl>
   </w:abstractNum>
-  <w:abstractNum w:abstractNumId="120" w15:restartNumberingAfterBreak="0">
+  <w:abstractNum w:abstractNumId="122" w15:restartNumberingAfterBreak="0">
     <w:nsid w:val="52B0679E"/>
     <w:multiLevelType w:val="multilevel"/>
     <w:tmpl w:val="BAA0FE20"/>
@@ -19589,7 +19789,7 @@
       </w:rPr>
     </w:lvl>
   </w:abstractNum>
-  <w:abstractNum w:abstractNumId="121" w15:restartNumberingAfterBreak="0">
+  <w:abstractNum w:abstractNumId="123" w15:restartNumberingAfterBreak="0">
     <w:nsid w:val="52CA5321"/>
     <w:multiLevelType w:val="multilevel"/>
     <w:tmpl w:val="A5789A90"/>
@@ -19738,7 +19938,7 @@
       </w:rPr>
     </w:lvl>
   </w:abstractNum>
-  <w:abstractNum w:abstractNumId="122" w15:restartNumberingAfterBreak="0">
+  <w:abstractNum w:abstractNumId="124" w15:restartNumberingAfterBreak="0">
     <w:nsid w:val="54934925"/>
     <w:multiLevelType w:val="multilevel"/>
     <w:tmpl w:val="98CC5222"/>
@@ -19883,7 +20083,7 @@
       </w:rPr>
     </w:lvl>
   </w:abstractNum>
-  <w:abstractNum w:abstractNumId="123" w15:restartNumberingAfterBreak="0">
+  <w:abstractNum w:abstractNumId="125" w15:restartNumberingAfterBreak="0">
     <w:nsid w:val="56577CA2"/>
     <w:multiLevelType w:val="multilevel"/>
     <w:tmpl w:val="3B464D96"/>
@@ -20032,7 +20232,7 @@
       </w:rPr>
     </w:lvl>
   </w:abstractNum>
-  <w:abstractNum w:abstractNumId="124" w15:restartNumberingAfterBreak="0">
+  <w:abstractNum w:abstractNumId="126" w15:restartNumberingAfterBreak="0">
     <w:nsid w:val="569559BD"/>
     <w:multiLevelType w:val="multilevel"/>
     <w:tmpl w:val="C5ACF636"/>
@@ -20177,7 +20377,7 @@
       </w:rPr>
     </w:lvl>
   </w:abstractNum>
-  <w:abstractNum w:abstractNumId="125" w15:restartNumberingAfterBreak="0">
+  <w:abstractNum w:abstractNumId="127" w15:restartNumberingAfterBreak="0">
     <w:nsid w:val="58337005"/>
     <w:multiLevelType w:val="multilevel"/>
     <w:tmpl w:val="67BE8296"/>
@@ -20326,7 +20526,7 @@
       </w:rPr>
     </w:lvl>
   </w:abstractNum>
-  <w:abstractNum w:abstractNumId="126" w15:restartNumberingAfterBreak="0">
+  <w:abstractNum w:abstractNumId="128" w15:restartNumberingAfterBreak="0">
     <w:nsid w:val="588A7022"/>
     <w:multiLevelType w:val="multilevel"/>
     <w:tmpl w:val="209098E6"/>
@@ -20471,7 +20671,7 @@
       </w:rPr>
     </w:lvl>
   </w:abstractNum>
-  <w:abstractNum w:abstractNumId="127" w15:restartNumberingAfterBreak="0">
+  <w:abstractNum w:abstractNumId="129" w15:restartNumberingAfterBreak="0">
     <w:nsid w:val="595C6917"/>
     <w:multiLevelType w:val="multilevel"/>
     <w:tmpl w:val="C0D2BDCC"/>
@@ -20620,7 +20820,7 @@
       </w:rPr>
     </w:lvl>
   </w:abstractNum>
-  <w:abstractNum w:abstractNumId="128" w15:restartNumberingAfterBreak="0">
+  <w:abstractNum w:abstractNumId="130" w15:restartNumberingAfterBreak="0">
     <w:nsid w:val="59D6380F"/>
     <w:multiLevelType w:val="multilevel"/>
     <w:tmpl w:val="CCEAB946"/>
@@ -20769,7 +20969,7 @@
       </w:rPr>
     </w:lvl>
   </w:abstractNum>
-  <w:abstractNum w:abstractNumId="129" w15:restartNumberingAfterBreak="0">
+  <w:abstractNum w:abstractNumId="131" w15:restartNumberingAfterBreak="0">
     <w:nsid w:val="5A180965"/>
     <w:multiLevelType w:val="multilevel"/>
     <w:tmpl w:val="368E7656"/>
@@ -20918,7 +21118,7 @@
       </w:rPr>
     </w:lvl>
   </w:abstractNum>
-  <w:abstractNum w:abstractNumId="130" w15:restartNumberingAfterBreak="0">
+  <w:abstractNum w:abstractNumId="132" w15:restartNumberingAfterBreak="0">
     <w:nsid w:val="5A1E6C22"/>
     <w:multiLevelType w:val="multilevel"/>
     <w:tmpl w:val="4C5A959C"/>
@@ -21067,7 +21267,7 @@
       </w:rPr>
     </w:lvl>
   </w:abstractNum>
-  <w:abstractNum w:abstractNumId="131" w15:restartNumberingAfterBreak="0">
+  <w:abstractNum w:abstractNumId="133" w15:restartNumberingAfterBreak="0">
     <w:nsid w:val="5A967845"/>
     <w:multiLevelType w:val="multilevel"/>
     <w:tmpl w:val="671291B0"/>
@@ -21216,7 +21416,7 @@
       </w:rPr>
     </w:lvl>
   </w:abstractNum>
-  <w:abstractNum w:abstractNumId="132" w15:restartNumberingAfterBreak="0">
+  <w:abstractNum w:abstractNumId="134" w15:restartNumberingAfterBreak="0">
     <w:nsid w:val="5AF5226D"/>
     <w:multiLevelType w:val="multilevel"/>
     <w:tmpl w:val="B99AC694"/>
@@ -21329,7 +21529,7 @@
       </w:pPr>
     </w:lvl>
   </w:abstractNum>
-  <w:abstractNum w:abstractNumId="133" w15:restartNumberingAfterBreak="0">
+  <w:abstractNum w:abstractNumId="135" w15:restartNumberingAfterBreak="0">
     <w:nsid w:val="5AF5307D"/>
     <w:multiLevelType w:val="multilevel"/>
     <w:tmpl w:val="E8A4830C"/>
@@ -21478,7 +21678,7 @@
       </w:rPr>
     </w:lvl>
   </w:abstractNum>
-  <w:abstractNum w:abstractNumId="134" w15:restartNumberingAfterBreak="0">
+  <w:abstractNum w:abstractNumId="136" w15:restartNumberingAfterBreak="0">
     <w:nsid w:val="5BEC45E3"/>
     <w:multiLevelType w:val="multilevel"/>
     <w:tmpl w:val="BFEEBEA6"/>
@@ -21623,7 +21823,7 @@
       </w:rPr>
     </w:lvl>
   </w:abstractNum>
-  <w:abstractNum w:abstractNumId="135" w15:restartNumberingAfterBreak="0">
+  <w:abstractNum w:abstractNumId="137" w15:restartNumberingAfterBreak="0">
     <w:nsid w:val="5C351A04"/>
     <w:multiLevelType w:val="multilevel"/>
     <w:tmpl w:val="A454A842"/>
@@ -21768,7 +21968,7 @@
       </w:rPr>
     </w:lvl>
   </w:abstractNum>
-  <w:abstractNum w:abstractNumId="136" w15:restartNumberingAfterBreak="0">
+  <w:abstractNum w:abstractNumId="138" w15:restartNumberingAfterBreak="0">
     <w:nsid w:val="5C875E9E"/>
     <w:multiLevelType w:val="multilevel"/>
     <w:tmpl w:val="1E50267A"/>
@@ -21917,7 +22117,7 @@
       </w:rPr>
     </w:lvl>
   </w:abstractNum>
-  <w:abstractNum w:abstractNumId="137" w15:restartNumberingAfterBreak="0">
+  <w:abstractNum w:abstractNumId="139" w15:restartNumberingAfterBreak="0">
     <w:nsid w:val="5EB92979"/>
     <w:multiLevelType w:val="multilevel"/>
     <w:tmpl w:val="6596B810"/>
@@ -22066,7 +22266,7 @@
       </w:rPr>
     </w:lvl>
   </w:abstractNum>
-  <w:abstractNum w:abstractNumId="138" w15:restartNumberingAfterBreak="0">
+  <w:abstractNum w:abstractNumId="140" w15:restartNumberingAfterBreak="0">
     <w:nsid w:val="5EE830EE"/>
     <w:multiLevelType w:val="multilevel"/>
     <w:tmpl w:val="94A28B36"/>
@@ -22211,7 +22411,7 @@
       </w:rPr>
     </w:lvl>
   </w:abstractNum>
-  <w:abstractNum w:abstractNumId="139" w15:restartNumberingAfterBreak="0">
+  <w:abstractNum w:abstractNumId="141" w15:restartNumberingAfterBreak="0">
     <w:nsid w:val="5F115C9A"/>
     <w:multiLevelType w:val="multilevel"/>
     <w:tmpl w:val="9F6429B0"/>
@@ -22324,7 +22524,7 @@
       </w:pPr>
     </w:lvl>
   </w:abstractNum>
-  <w:abstractNum w:abstractNumId="140" w15:restartNumberingAfterBreak="0">
+  <w:abstractNum w:abstractNumId="142" w15:restartNumberingAfterBreak="0">
     <w:nsid w:val="5F697C42"/>
     <w:multiLevelType w:val="multilevel"/>
     <w:tmpl w:val="9DC4083C"/>
@@ -22473,7 +22673,7 @@
       </w:rPr>
     </w:lvl>
   </w:abstractNum>
-  <w:abstractNum w:abstractNumId="141" w15:restartNumberingAfterBreak="0">
+  <w:abstractNum w:abstractNumId="143" w15:restartNumberingAfterBreak="0">
     <w:nsid w:val="60F905B2"/>
     <w:multiLevelType w:val="multilevel"/>
     <w:tmpl w:val="67242AE0"/>
@@ -22622,7 +22822,7 @@
       </w:rPr>
     </w:lvl>
   </w:abstractNum>
-  <w:abstractNum w:abstractNumId="142" w15:restartNumberingAfterBreak="0">
+  <w:abstractNum w:abstractNumId="144" w15:restartNumberingAfterBreak="0">
     <w:nsid w:val="612E77DC"/>
     <w:multiLevelType w:val="multilevel"/>
     <w:tmpl w:val="022496D4"/>
@@ -22771,7 +22971,7 @@
       </w:rPr>
     </w:lvl>
   </w:abstractNum>
-  <w:abstractNum w:abstractNumId="143" w15:restartNumberingAfterBreak="0">
+  <w:abstractNum w:abstractNumId="145" w15:restartNumberingAfterBreak="0">
     <w:nsid w:val="63CF35A4"/>
     <w:multiLevelType w:val="multilevel"/>
     <w:tmpl w:val="1B76D1E2"/>
@@ -22888,7 +23088,124 @@
       </w:pPr>
     </w:lvl>
   </w:abstractNum>
-  <w:abstractNum w:abstractNumId="144" w15:restartNumberingAfterBreak="0">
+  <w:abstractNum w:abstractNumId="146" w15:restartNumberingAfterBreak="0">
+    <w:nsid w:val="64560CA8"/>
+    <w:multiLevelType w:val="multilevel"/>
+    <w:tmpl w:val="670E02D4"/>
+    <w:lvl w:ilvl="0">
+      <w:start w:val="1"/>
+      <w:numFmt w:val="decimal"/>
+      <w:lvlText w:val="%1."/>
+      <w:lvlJc w:val="left"/>
+      <w:pPr>
+        <w:tabs>
+          <w:tab w:val="num" w:pos="720"/>
+        </w:tabs>
+        <w:ind w:left="720" w:hanging="360"/>
+      </w:pPr>
+    </w:lvl>
+    <w:lvl w:ilvl="1">
+      <w:start w:val="1"/>
+      <w:numFmt w:val="bullet"/>
+      <w:lvlText w:val="o"/>
+      <w:lvlJc w:val="left"/>
+      <w:pPr>
+        <w:tabs>
+          <w:tab w:val="num" w:pos="1440"/>
+        </w:tabs>
+        <w:ind w:left="1440" w:hanging="360"/>
+      </w:pPr>
+      <w:rPr>
+        <w:rFonts w:ascii="Courier New" w:hAnsi="Courier New" w:hint="default"/>
+        <w:sz w:val="20"/>
+      </w:rPr>
+    </w:lvl>
+    <w:lvl w:ilvl="2" w:tentative="1">
+      <w:start w:val="1"/>
+      <w:numFmt w:val="decimal"/>
+      <w:lvlText w:val="%3."/>
+      <w:lvlJc w:val="left"/>
+      <w:pPr>
+        <w:tabs>
+          <w:tab w:val="num" w:pos="2160"/>
+        </w:tabs>
+        <w:ind w:left="2160" w:hanging="360"/>
+      </w:pPr>
+    </w:lvl>
+    <w:lvl w:ilvl="3" w:tentative="1">
+      <w:start w:val="1"/>
+      <w:numFmt w:val="decimal"/>
+      <w:lvlText w:val="%4."/>
+      <w:lvlJc w:val="left"/>
+      <w:pPr>
+        <w:tabs>
+          <w:tab w:val="num" w:pos="2880"/>
+        </w:tabs>
+        <w:ind w:left="2880" w:hanging="360"/>
+      </w:pPr>
+    </w:lvl>
+    <w:lvl w:ilvl="4" w:tentative="1">
+      <w:start w:val="1"/>
+      <w:numFmt w:val="decimal"/>
+      <w:lvlText w:val="%5."/>
+      <w:lvlJc w:val="left"/>
+      <w:pPr>
+        <w:tabs>
+          <w:tab w:val="num" w:pos="3600"/>
+        </w:tabs>
+        <w:ind w:left="3600" w:hanging="360"/>
+      </w:pPr>
+    </w:lvl>
+    <w:lvl w:ilvl="5" w:tentative="1">
+      <w:start w:val="1"/>
+      <w:numFmt w:val="decimal"/>
+      <w:lvlText w:val="%6."/>
+      <w:lvlJc w:val="left"/>
+      <w:pPr>
+        <w:tabs>
+          <w:tab w:val="num" w:pos="4320"/>
+        </w:tabs>
+        <w:ind w:left="4320" w:hanging="360"/>
+      </w:pPr>
+    </w:lvl>
+    <w:lvl w:ilvl="6" w:tentative="1">
+      <w:start w:val="1"/>
+      <w:numFmt w:val="decimal"/>
+      <w:lvlText w:val="%7."/>
+      <w:lvlJc w:val="left"/>
+      <w:pPr>
+        <w:tabs>
+          <w:tab w:val="num" w:pos="5040"/>
+        </w:tabs>
+        <w:ind w:left="5040" w:hanging="360"/>
+      </w:pPr>
+    </w:lvl>
+    <w:lvl w:ilvl="7" w:tentative="1">
+      <w:start w:val="1"/>
+      <w:numFmt w:val="decimal"/>
+      <w:lvlText w:val="%8."/>
+      <w:lvlJc w:val="left"/>
+      <w:pPr>
+        <w:tabs>
+          <w:tab w:val="num" w:pos="5760"/>
+        </w:tabs>
+        <w:ind w:left="5760" w:hanging="360"/>
+      </w:pPr>
+    </w:lvl>
+    <w:lvl w:ilvl="8" w:tentative="1">
+      <w:start w:val="1"/>
+      <w:numFmt w:val="decimal"/>
+      <w:lvlText w:val="%9."/>
+      <w:lvlJc w:val="left"/>
+      <w:pPr>
+        <w:tabs>
+          <w:tab w:val="num" w:pos="6480"/>
+        </w:tabs>
+        <w:ind w:left="6480" w:hanging="360"/>
+      </w:pPr>
+    </w:lvl>
+  </w:abstractNum>
+  <w:abstractNum w:abstractNumId="147" w15:restartNumberingAfterBreak="0">
     <w:nsid w:val="6542530D"/>
     <w:multiLevelType w:val="multilevel"/>
     <w:tmpl w:val="E4CE3122"/>
@@ -23037,7 +23354,7 @@
       </w:rPr>
     </w:lvl>
   </w:abstractNum>
-  <w:abstractNum w:abstractNumId="145" w15:restartNumberingAfterBreak="0">
+  <w:abstractNum w:abstractNumId="148" w15:restartNumberingAfterBreak="0">
     <w:nsid w:val="67712178"/>
     <w:multiLevelType w:val="multilevel"/>
     <w:tmpl w:val="763E8398"/>
@@ -23182,7 +23499,7 @@
       </w:rPr>
     </w:lvl>
   </w:abstractNum>
-  <w:abstractNum w:abstractNumId="146" w15:restartNumberingAfterBreak="0">
+  <w:abstractNum w:abstractNumId="149" w15:restartNumberingAfterBreak="0">
     <w:nsid w:val="67FE3CF3"/>
     <w:multiLevelType w:val="multilevel"/>
     <w:tmpl w:val="F0EA03EE"/>
@@ -23331,7 +23648,7 @@
       </w:rPr>
     </w:lvl>
   </w:abstractNum>
-  <w:abstractNum w:abstractNumId="147" w15:restartNumberingAfterBreak="0">
+  <w:abstractNum w:abstractNumId="150" w15:restartNumberingAfterBreak="0">
     <w:nsid w:val="68346FCA"/>
     <w:multiLevelType w:val="multilevel"/>
     <w:tmpl w:val="F5624ABA"/>
@@ -23480,7 +23797,7 @@
       </w:rPr>
     </w:lvl>
   </w:abstractNum>
-  <w:abstractNum w:abstractNumId="148" w15:restartNumberingAfterBreak="0">
+  <w:abstractNum w:abstractNumId="151" w15:restartNumberingAfterBreak="0">
     <w:nsid w:val="684D1C7E"/>
     <w:multiLevelType w:val="multilevel"/>
     <w:tmpl w:val="8C26FD92"/>
@@ -23629,7 +23946,7 @@
       </w:rPr>
     </w:lvl>
   </w:abstractNum>
-  <w:abstractNum w:abstractNumId="149" w15:restartNumberingAfterBreak="0">
+  <w:abstractNum w:abstractNumId="152" w15:restartNumberingAfterBreak="0">
     <w:nsid w:val="691B7355"/>
     <w:multiLevelType w:val="multilevel"/>
     <w:tmpl w:val="8988CDE0"/>
@@ -23774,7 +24091,7 @@
       </w:rPr>
     </w:lvl>
   </w:abstractNum>
-  <w:abstractNum w:abstractNumId="150" w15:restartNumberingAfterBreak="0">
+  <w:abstractNum w:abstractNumId="153" w15:restartNumberingAfterBreak="0">
     <w:nsid w:val="69B8059F"/>
     <w:multiLevelType w:val="multilevel"/>
     <w:tmpl w:val="9AC2858C"/>
@@ -23923,7 +24240,7 @@
       </w:rPr>
     </w:lvl>
   </w:abstractNum>
-  <w:abstractNum w:abstractNumId="151" w15:restartNumberingAfterBreak="0">
+  <w:abstractNum w:abstractNumId="154" w15:restartNumberingAfterBreak="0">
     <w:nsid w:val="6AD65718"/>
     <w:multiLevelType w:val="multilevel"/>
     <w:tmpl w:val="FCAC18C2"/>
@@ -24072,7 +24389,7 @@
       </w:rPr>
     </w:lvl>
   </w:abstractNum>
-  <w:abstractNum w:abstractNumId="152" w15:restartNumberingAfterBreak="0">
+  <w:abstractNum w:abstractNumId="155" w15:restartNumberingAfterBreak="0">
     <w:nsid w:val="6B8A6220"/>
     <w:multiLevelType w:val="multilevel"/>
     <w:tmpl w:val="5C163B7A"/>
@@ -24185,7 +24502,7 @@
       </w:pPr>
     </w:lvl>
   </w:abstractNum>
-  <w:abstractNum w:abstractNumId="153" w15:restartNumberingAfterBreak="0">
+  <w:abstractNum w:abstractNumId="156" w15:restartNumberingAfterBreak="0">
     <w:nsid w:val="6BD06AC3"/>
     <w:multiLevelType w:val="multilevel"/>
     <w:tmpl w:val="0E88B312"/>
@@ -24330,7 +24647,7 @@
       </w:rPr>
     </w:lvl>
   </w:abstractNum>
-  <w:abstractNum w:abstractNumId="154" w15:restartNumberingAfterBreak="0">
+  <w:abstractNum w:abstractNumId="157" w15:restartNumberingAfterBreak="0">
     <w:nsid w:val="6BEB67DB"/>
     <w:multiLevelType w:val="multilevel"/>
     <w:tmpl w:val="35F42B3E"/>
@@ -24479,7 +24796,7 @@
       </w:rPr>
     </w:lvl>
   </w:abstractNum>
-  <w:abstractNum w:abstractNumId="155" w15:restartNumberingAfterBreak="0">
+  <w:abstractNum w:abstractNumId="158" w15:restartNumberingAfterBreak="0">
     <w:nsid w:val="6C233DA4"/>
     <w:multiLevelType w:val="multilevel"/>
     <w:tmpl w:val="D88290E8"/>
@@ -24628,7 +24945,7 @@
       </w:rPr>
     </w:lvl>
   </w:abstractNum>
-  <w:abstractNum w:abstractNumId="156" w15:restartNumberingAfterBreak="0">
+  <w:abstractNum w:abstractNumId="159" w15:restartNumberingAfterBreak="0">
     <w:nsid w:val="6D4B14EF"/>
     <w:multiLevelType w:val="multilevel"/>
     <w:tmpl w:val="90DE3E0C"/>
@@ -24777,7 +25094,7 @@
       </w:rPr>
     </w:lvl>
   </w:abstractNum>
-  <w:abstractNum w:abstractNumId="157" w15:restartNumberingAfterBreak="0">
+  <w:abstractNum w:abstractNumId="160" w15:restartNumberingAfterBreak="0">
     <w:nsid w:val="6DD97F7B"/>
     <w:multiLevelType w:val="multilevel"/>
     <w:tmpl w:val="AC8ACFF4"/>
@@ -24926,7 +25243,7 @@
       </w:rPr>
     </w:lvl>
   </w:abstractNum>
-  <w:abstractNum w:abstractNumId="158" w15:restartNumberingAfterBreak="0">
+  <w:abstractNum w:abstractNumId="161" w15:restartNumberingAfterBreak="0">
     <w:nsid w:val="6DF23E49"/>
     <w:multiLevelType w:val="multilevel"/>
     <w:tmpl w:val="6BCA895E"/>
@@ -25039,7 +25356,7 @@
       </w:pPr>
     </w:lvl>
   </w:abstractNum>
-  <w:abstractNum w:abstractNumId="159" w15:restartNumberingAfterBreak="0">
+  <w:abstractNum w:abstractNumId="162" w15:restartNumberingAfterBreak="0">
     <w:nsid w:val="6FD342C0"/>
     <w:multiLevelType w:val="multilevel"/>
     <w:tmpl w:val="187C8E1A"/>
@@ -25188,7 +25505,156 @@
       </w:rPr>
     </w:lvl>
   </w:abstractNum>
-  <w:abstractNum w:abstractNumId="160" w15:restartNumberingAfterBreak="0">
+  <w:abstractNum w:abstractNumId="163" w15:restartNumberingAfterBreak="0">
+    <w:nsid w:val="706D5FD1"/>
+    <w:multiLevelType w:val="multilevel"/>
+    <w:tmpl w:val="4C945DCE"/>
+    <w:lvl w:ilvl="0">
+      <w:start w:val="1"/>
+      <w:numFmt w:val="bullet"/>
+      <w:lvlText w:val=""/>
+      <w:lvlJc w:val="left"/>
+      <w:pPr>
+        <w:tabs>
+          <w:tab w:val="num" w:pos="720"/>
+        </w:tabs>
+        <w:ind w:left="720" w:hanging="360"/>
+      </w:pPr>
+      <w:rPr>
+        <w:rFonts w:ascii="Symbol" w:hAnsi="Symbol" w:hint="default"/>
+        <w:sz w:val="20"/>
+      </w:rPr>
+    </w:lvl>
+    <w:lvl w:ilvl="1" w:tentative="1">
+      <w:start w:val="1"/>
+      <w:numFmt w:val="bullet"/>
+      <w:lvlText w:val="o"/>
+      <w:lvlJc w:val="left"/>
+      <w:pPr>
+        <w:tabs>
+          <w:tab w:val="num" w:pos="1440"/>
+        </w:tabs>
+        <w:ind w:left="1440" w:hanging="360"/>
+      </w:pPr>
+      <w:rPr>
+        <w:rFonts w:ascii="Courier New" w:hAnsi="Courier New" w:hint="default"/>
+        <w:sz w:val="20"/>
+      </w:rPr>
+    </w:lvl>
+    <w:lvl w:ilvl="2" w:tentative="1">
+      <w:start w:val="1"/>
+      <w:numFmt w:val="bullet"/>
+      <w:lvlText w:val=""/>
+      <w:lvlJc w:val="left"/>
+      <w:pPr>
+        <w:tabs>
+          <w:tab w:val="num" w:pos="2160"/>
+        </w:tabs>
+        <w:ind w:left="2160" w:hanging="360"/>
+      </w:pPr>
+      <w:rPr>
+        <w:rFonts w:ascii="Wingdings" w:hAnsi="Wingdings" w:hint="default"/>
+        <w:sz w:val="20"/>
+      </w:rPr>
+    </w:lvl>
+    <w:lvl w:ilvl="3" w:tentative="1">
+      <w:start w:val="1"/>
+      <w:numFmt w:val="bullet"/>
+      <w:lvlText w:val=""/>
+      <w:lvlJc w:val="left"/>
+      <w:pPr>
+        <w:tabs>
+          <w:tab w:val="num" w:pos="2880"/>
+        </w:tabs>
+        <w:ind w:left="2880" w:hanging="360"/>
+      </w:pPr>
+      <w:rPr>
+        <w:rFonts w:ascii="Wingdings" w:hAnsi="Wingdings" w:hint="default"/>
+        <w:sz w:val="20"/>
+      </w:rPr>
+    </w:lvl>
+    <w:lvl w:ilvl="4" w:tentative="1">
+      <w:start w:val="1"/>
+      <w:numFmt w:val="bullet"/>
+      <w:lvlText w:val=""/>
+      <w:lvlJc w:val="left"/>
+      <w:pPr>
+        <w:tabs>
+          <w:tab w:val="num" w:pos="3600"/>
+        </w:tabs>
+        <w:ind w:left="3600" w:hanging="360"/>
+      </w:pPr>
+      <w:rPr>
+        <w:rFonts w:ascii="Wingdings" w:hAnsi="Wingdings" w:hint="default"/>
+        <w:sz w:val="20"/>
+      </w:rPr>
+    </w:lvl>
+    <w:lvl w:ilvl="5" w:tentative="1">
+      <w:start w:val="1"/>
+      <w:numFmt w:val="bullet"/>
+      <w:lvlText w:val=""/>
+      <w:lvlJc w:val="left"/>
+      <w:pPr>
+        <w:tabs>
+          <w:tab w:val="num" w:pos="4320"/>
+        </w:tabs>
+        <w:ind w:left="4320" w:hanging="360"/>
+      </w:pPr>
+      <w:rPr>
+        <w:rFonts w:ascii="Wingdings" w:hAnsi="Wingdings" w:hint="default"/>
+        <w:sz w:val="20"/>
+      </w:rPr>
+    </w:lvl>
+    <w:lvl w:ilvl="6" w:tentative="1">
+      <w:start w:val="1"/>
+      <w:numFmt w:val="bullet"/>
+      <w:lvlText w:val=""/>
+      <w:lvlJc w:val="left"/>
+      <w:pPr>
+        <w:tabs>
+          <w:tab w:val="num" w:pos="5040"/>
+        </w:tabs>
+        <w:ind w:left="5040" w:hanging="360"/>
+      </w:pPr>
+      <w:rPr>
+        <w:rFonts w:ascii="Wingdings" w:hAnsi="Wingdings" w:hint="default"/>
+        <w:sz w:val="20"/>
+      </w:rPr>
+    </w:lvl>
+    <w:lvl w:ilvl="7" w:tentative="1">
+      <w:start w:val="1"/>
+      <w:numFmt w:val="bullet"/>
+      <w:lvlText w:val=""/>
+      <w:lvlJc w:val="left"/>
+      <w:pPr>
+        <w:tabs>
+          <w:tab w:val="num" w:pos="5760"/>
+        </w:tabs>
+        <w:ind w:left="5760" w:hanging="360"/>
+      </w:pPr>
+      <w:rPr>
+        <w:rFonts w:ascii="Wingdings" w:hAnsi="Wingdings" w:hint="default"/>
+        <w:sz w:val="20"/>
+      </w:rPr>
+    </w:lvl>
+    <w:lvl w:ilvl="8" w:tentative="1">
+      <w:start w:val="1"/>
+      <w:numFmt w:val="bullet"/>
+      <w:lvlText w:val=""/>
+      <w:lvlJc w:val="left"/>
+      <w:pPr>
+        <w:tabs>
+          <w:tab w:val="num" w:pos="6480"/>
+        </w:tabs>
+        <w:ind w:left="6480" w:hanging="360"/>
+      </w:pPr>
+      <w:rPr>
+        <w:rFonts w:ascii="Wingdings" w:hAnsi="Wingdings" w:hint="default"/>
+        <w:sz w:val="20"/>
+      </w:rPr>
+    </w:lvl>
+  </w:abstractNum>
+  <w:abstractNum w:abstractNumId="164" w15:restartNumberingAfterBreak="0">
     <w:nsid w:val="706F1B6B"/>
     <w:multiLevelType w:val="multilevel"/>
     <w:tmpl w:val="371EF16A"/>
@@ -25337,7 +25803,7 @@
       </w:rPr>
     </w:lvl>
   </w:abstractNum>
-  <w:abstractNum w:abstractNumId="161" w15:restartNumberingAfterBreak="0">
+  <w:abstractNum w:abstractNumId="165" w15:restartNumberingAfterBreak="0">
     <w:nsid w:val="70D86182"/>
     <w:multiLevelType w:val="multilevel"/>
     <w:tmpl w:val="02387014"/>
@@ -25486,7 +25952,7 @@
       </w:rPr>
     </w:lvl>
   </w:abstractNum>
-  <w:abstractNum w:abstractNumId="162" w15:restartNumberingAfterBreak="0">
+  <w:abstractNum w:abstractNumId="166" w15:restartNumberingAfterBreak="0">
     <w:nsid w:val="71052F53"/>
     <w:multiLevelType w:val="multilevel"/>
     <w:tmpl w:val="60CAB4A6"/>
@@ -25635,7 +26101,7 @@
       </w:rPr>
     </w:lvl>
   </w:abstractNum>
-  <w:abstractNum w:abstractNumId="163" w15:restartNumberingAfterBreak="0">
+  <w:abstractNum w:abstractNumId="167" w15:restartNumberingAfterBreak="0">
     <w:nsid w:val="71D37AAF"/>
     <w:multiLevelType w:val="multilevel"/>
     <w:tmpl w:val="B2B200B6"/>
@@ -25752,7 +26218,7 @@
       </w:pPr>
     </w:lvl>
   </w:abstractNum>
-  <w:abstractNum w:abstractNumId="164" w15:restartNumberingAfterBreak="0">
+  <w:abstractNum w:abstractNumId="168" w15:restartNumberingAfterBreak="0">
     <w:nsid w:val="722A05EF"/>
     <w:multiLevelType w:val="multilevel"/>
     <w:tmpl w:val="9D4017A0"/>
@@ -25897,7 +26363,7 @@
       </w:rPr>
     </w:lvl>
   </w:abstractNum>
-  <w:abstractNum w:abstractNumId="165" w15:restartNumberingAfterBreak="0">
+  <w:abstractNum w:abstractNumId="169" w15:restartNumberingAfterBreak="0">
     <w:nsid w:val="722C5724"/>
     <w:multiLevelType w:val="multilevel"/>
     <w:tmpl w:val="AFD87044"/>
@@ -26046,7 +26512,7 @@
       </w:rPr>
     </w:lvl>
   </w:abstractNum>
-  <w:abstractNum w:abstractNumId="166" w15:restartNumberingAfterBreak="0">
+  <w:abstractNum w:abstractNumId="170" w15:restartNumberingAfterBreak="0">
     <w:nsid w:val="72AB4EA6"/>
     <w:multiLevelType w:val="multilevel"/>
     <w:tmpl w:val="F57056C6"/>
@@ -26195,7 +26661,120 @@
       </w:rPr>
     </w:lvl>
   </w:abstractNum>
-  <w:abstractNum w:abstractNumId="167" w15:restartNumberingAfterBreak="0">
+  <w:abstractNum w:abstractNumId="171" w15:restartNumberingAfterBreak="0">
+    <w:nsid w:val="72BE2DC8"/>
+    <w:multiLevelType w:val="multilevel"/>
+    <w:tmpl w:val="19BEDDD6"/>
+    <w:lvl w:ilvl="0">
+      <w:start w:val="1"/>
+      <w:numFmt w:val="decimal"/>
+      <w:lvlText w:val="%1."/>
+      <w:lvlJc w:val="left"/>
+      <w:pPr>
+        <w:tabs>
+          <w:tab w:val="num" w:pos="720"/>
+        </w:tabs>
+        <w:ind w:left="720" w:hanging="360"/>
+      </w:pPr>
+    </w:lvl>
+    <w:lvl w:ilvl="1" w:tentative="1">
+      <w:start w:val="1"/>
+      <w:numFmt w:val="decimal"/>
+      <w:lvlText w:val="%2."/>
+      <w:lvlJc w:val="left"/>
+      <w:pPr>
+        <w:tabs>
+          <w:tab w:val="num" w:pos="1440"/>
+        </w:tabs>
+        <w:ind w:left="1440" w:hanging="360"/>
+      </w:pPr>
+    </w:lvl>
+    <w:lvl w:ilvl="2" w:tentative="1">
+      <w:start w:val="1"/>
+      <w:numFmt w:val="decimal"/>
+      <w:lvlText w:val="%3."/>
+      <w:lvlJc w:val="left"/>
+      <w:pPr>
+        <w:tabs>
+          <w:tab w:val="num" w:pos="2160"/>
+        </w:tabs>
+        <w:ind w:left="2160" w:hanging="360"/>
+      </w:pPr>
+    </w:lvl>
+    <w:lvl w:ilvl="3" w:tentative="1">
+      <w:start w:val="1"/>
+      <w:numFmt w:val="decimal"/>
+      <w:lvlText w:val="%4."/>
+      <w:lvlJc w:val="left"/>
+      <w:pPr>
+        <w:tabs>
+          <w:tab w:val="num" w:pos="2880"/>
+        </w:tabs>
+        <w:ind w:left="2880" w:hanging="360"/>
+      </w:pPr>
+    </w:lvl>
+    <w:lvl w:ilvl="4" w:tentative="1">
+      <w:start w:val="1"/>
+      <w:numFmt w:val="decimal"/>
+      <w:lvlText w:val="%5."/>
+      <w:lvlJc w:val="left"/>
+      <w:pPr>
+        <w:tabs>
+          <w:tab w:val="num" w:pos="3600"/>
+        </w:tabs>
+        <w:ind w:left="3600" w:hanging="360"/>
+      </w:pPr>
+    </w:lvl>
+    <w:lvl w:ilvl="5" w:tentative="1">
+      <w:start w:val="1"/>
+      <w:numFmt w:val="decimal"/>
+      <w:lvlText w:val="%6."/>
+      <w:lvlJc w:val="left"/>
+      <w:pPr>
+        <w:tabs>
+          <w:tab w:val="num" w:pos="4320"/>
+        </w:tabs>
+        <w:ind w:left="4320" w:hanging="360"/>
+      </w:pPr>
+    </w:lvl>
+    <w:lvl w:ilvl="6" w:tentative="1">
+      <w:start w:val="1"/>
+      <w:numFmt w:val="decimal"/>
+      <w:lvlText w:val="%7."/>
+      <w:lvlJc w:val="left"/>
+      <w:pPr>
+        <w:tabs>
+          <w:tab w:val="num" w:pos="5040"/>
+        </w:tabs>
+        <w:ind w:left="5040" w:hanging="360"/>
+      </w:pPr>
+    </w:lvl>
+    <w:lvl w:ilvl="7" w:tentative="1">
+      <w:start w:val="1"/>
+      <w:numFmt w:val="decimal"/>
+      <w:lvlText w:val="%8."/>
+      <w:lvlJc w:val="left"/>
+      <w:pPr>
+        <w:tabs>
+          <w:tab w:val="num" w:pos="5760"/>
+        </w:tabs>
+        <w:ind w:left="5760" w:hanging="360"/>
+      </w:pPr>
+    </w:lvl>
+    <w:lvl w:ilvl="8" w:tentative="1">
+      <w:start w:val="1"/>
+      <w:numFmt w:val="decimal"/>
+      <w:lvlText w:val="%9."/>
+      <w:lvlJc w:val="left"/>
+      <w:pPr>
+        <w:tabs>
+          <w:tab w:val="num" w:pos="6480"/>
+        </w:tabs>
+        <w:ind w:left="6480" w:hanging="360"/>
+      </w:pPr>
+    </w:lvl>
+  </w:abstractNum>
+  <w:abstractNum w:abstractNumId="172" w15:restartNumberingAfterBreak="0">
     <w:nsid w:val="75657497"/>
     <w:multiLevelType w:val="multilevel"/>
     <w:tmpl w:val="10B8BB48"/>
@@ -26344,7 +26923,7 @@
       </w:rPr>
     </w:lvl>
   </w:abstractNum>
-  <w:abstractNum w:abstractNumId="168" w15:restartNumberingAfterBreak="0">
+  <w:abstractNum w:abstractNumId="173" w15:restartNumberingAfterBreak="0">
     <w:nsid w:val="7784607C"/>
     <w:multiLevelType w:val="multilevel"/>
     <w:tmpl w:val="605C0276"/>
@@ -26493,7 +27072,7 @@
       </w:rPr>
     </w:lvl>
   </w:abstractNum>
-  <w:abstractNum w:abstractNumId="169" w15:restartNumberingAfterBreak="0">
+  <w:abstractNum w:abstractNumId="174" w15:restartNumberingAfterBreak="0">
     <w:nsid w:val="78A22134"/>
     <w:multiLevelType w:val="multilevel"/>
     <w:tmpl w:val="073E2A9E"/>
@@ -26642,7 +27221,7 @@
       </w:rPr>
     </w:lvl>
   </w:abstractNum>
-  <w:abstractNum w:abstractNumId="170" w15:restartNumberingAfterBreak="0">
+  <w:abstractNum w:abstractNumId="175" w15:restartNumberingAfterBreak="0">
     <w:nsid w:val="78C02082"/>
     <w:multiLevelType w:val="multilevel"/>
     <w:tmpl w:val="8D0C7626"/>
@@ -26755,7 +27334,7 @@
       </w:pPr>
     </w:lvl>
   </w:abstractNum>
-  <w:abstractNum w:abstractNumId="171" w15:restartNumberingAfterBreak="0">
+  <w:abstractNum w:abstractNumId="176" w15:restartNumberingAfterBreak="0">
     <w:nsid w:val="79730047"/>
     <w:multiLevelType w:val="multilevel"/>
     <w:tmpl w:val="89A40416"/>
@@ -26868,7 +27447,7 @@
       </w:pPr>
     </w:lvl>
   </w:abstractNum>
-  <w:abstractNum w:abstractNumId="172" w15:restartNumberingAfterBreak="0">
+  <w:abstractNum w:abstractNumId="177" w15:restartNumberingAfterBreak="0">
     <w:nsid w:val="7A1E3625"/>
     <w:multiLevelType w:val="multilevel"/>
     <w:tmpl w:val="ED7C47AA"/>
@@ -26985,7 +27564,156 @@
       </w:pPr>
     </w:lvl>
   </w:abstractNum>
-  <w:abstractNum w:abstractNumId="173" w15:restartNumberingAfterBreak="0">
+  <w:abstractNum w:abstractNumId="178" w15:restartNumberingAfterBreak="0">
+    <w:nsid w:val="7AB26412"/>
+    <w:multiLevelType w:val="multilevel"/>
+    <w:tmpl w:val="A2A8B1AC"/>
+    <w:lvl w:ilvl="0">
+      <w:start w:val="1"/>
+      <w:numFmt w:val="bullet"/>
+      <w:lvlText w:val=""/>
+      <w:lvlJc w:val="left"/>
+      <w:pPr>
+        <w:tabs>
+          <w:tab w:val="num" w:pos="720"/>
+        </w:tabs>
+        <w:ind w:left="720" w:hanging="360"/>
+      </w:pPr>
+      <w:rPr>
+        <w:rFonts w:ascii="Symbol" w:hAnsi="Symbol" w:hint="default"/>
+        <w:sz w:val="20"/>
+      </w:rPr>
+    </w:lvl>
+    <w:lvl w:ilvl="1" w:tentative="1">
+      <w:start w:val="1"/>
+      <w:numFmt w:val="bullet"/>
+      <w:lvlText w:val="o"/>
+      <w:lvlJc w:val="left"/>
+      <w:pPr>
+        <w:tabs>
+          <w:tab w:val="num" w:pos="1440"/>
+        </w:tabs>
+        <w:ind w:left="1440" w:hanging="360"/>
+      </w:pPr>
+      <w:rPr>
+        <w:rFonts w:ascii="Courier New" w:hAnsi="Courier New" w:hint="default"/>
+        <w:sz w:val="20"/>
+      </w:rPr>
+    </w:lvl>
+    <w:lvl w:ilvl="2" w:tentative="1">
+      <w:start w:val="1"/>
+      <w:numFmt w:val="bullet"/>
+      <w:lvlText w:val=""/>
+      <w:lvlJc w:val="left"/>
+      <w:pPr>
+        <w:tabs>
+          <w:tab w:val="num" w:pos="2160"/>
+        </w:tabs>
+        <w:ind w:left="2160" w:hanging="360"/>
+      </w:pPr>
+      <w:rPr>
+        <w:rFonts w:ascii="Wingdings" w:hAnsi="Wingdings" w:hint="default"/>
+        <w:sz w:val="20"/>
+      </w:rPr>
+    </w:lvl>
+    <w:lvl w:ilvl="3" w:tentative="1">
+      <w:start w:val="1"/>
+      <w:numFmt w:val="bullet"/>
+      <w:lvlText w:val=""/>
+      <w:lvlJc w:val="left"/>
+      <w:pPr>
+        <w:tabs>
+          <w:tab w:val="num" w:pos="2880"/>
+        </w:tabs>
+        <w:ind w:left="2880" w:hanging="360"/>
+      </w:pPr>
+      <w:rPr>
+        <w:rFonts w:ascii="Wingdings" w:hAnsi="Wingdings" w:hint="default"/>
+        <w:sz w:val="20"/>
+      </w:rPr>
+    </w:lvl>
+    <w:lvl w:ilvl="4" w:tentative="1">
+      <w:start w:val="1"/>
+      <w:numFmt w:val="bullet"/>
+      <w:lvlText w:val=""/>
+      <w:lvlJc w:val="left"/>
+      <w:pPr>
+        <w:tabs>
+          <w:tab w:val="num" w:pos="3600"/>
+        </w:tabs>
+        <w:ind w:left="3600" w:hanging="360"/>
+      </w:pPr>
+      <w:rPr>
+        <w:rFonts w:ascii="Wingdings" w:hAnsi="Wingdings" w:hint="default"/>
+        <w:sz w:val="20"/>
+      </w:rPr>
+    </w:lvl>
+    <w:lvl w:ilvl="5" w:tentative="1">
+      <w:start w:val="1"/>
+      <w:numFmt w:val="bullet"/>
+      <w:lvlText w:val=""/>
+      <w:lvlJc w:val="left"/>
+      <w:pPr>
+        <w:tabs>
+          <w:tab w:val="num" w:pos="4320"/>
+        </w:tabs>
+        <w:ind w:left="4320" w:hanging="360"/>
+      </w:pPr>
+      <w:rPr>
+        <w:rFonts w:ascii="Wingdings" w:hAnsi="Wingdings" w:hint="default"/>
+        <w:sz w:val="20"/>
+      </w:rPr>
+    </w:lvl>
+    <w:lvl w:ilvl="6" w:tentative="1">
+      <w:start w:val="1"/>
+      <w:numFmt w:val="bullet"/>
+      <w:lvlText w:val=""/>
+      <w:lvlJc w:val="left"/>
+      <w:pPr>
+        <w:tabs>
+          <w:tab w:val="num" w:pos="5040"/>
+        </w:tabs>
+        <w:ind w:left="5040" w:hanging="360"/>
+      </w:pPr>
+      <w:rPr>
+        <w:rFonts w:ascii="Wingdings" w:hAnsi="Wingdings" w:hint="default"/>
+        <w:sz w:val="20"/>
+      </w:rPr>
+    </w:lvl>
+    <w:lvl w:ilvl="7" w:tentative="1">
+      <w:start w:val="1"/>
+      <w:numFmt w:val="bullet"/>
+      <w:lvlText w:val=""/>
+      <w:lvlJc w:val="left"/>
+      <w:pPr>
+        <w:tabs>
+          <w:tab w:val="num" w:pos="5760"/>
+        </w:tabs>
+        <w:ind w:left="5760" w:hanging="360"/>
+      </w:pPr>
+      <w:rPr>
+        <w:rFonts w:ascii="Wingdings" w:hAnsi="Wingdings" w:hint="default"/>
+        <w:sz w:val="20"/>
+      </w:rPr>
+    </w:lvl>
+    <w:lvl w:ilvl="8" w:tentative="1">
+      <w:start w:val="1"/>
+      <w:numFmt w:val="bullet"/>
+      <w:lvlText w:val=""/>
+      <w:lvlJc w:val="left"/>
+      <w:pPr>
+        <w:tabs>
+          <w:tab w:val="num" w:pos="6480"/>
+        </w:tabs>
+        <w:ind w:left="6480" w:hanging="360"/>
+      </w:pPr>
+      <w:rPr>
+        <w:rFonts w:ascii="Wingdings" w:hAnsi="Wingdings" w:hint="default"/>
+        <w:sz w:val="20"/>
+      </w:rPr>
+    </w:lvl>
+  </w:abstractNum>
+  <w:abstractNum w:abstractNumId="179" w15:restartNumberingAfterBreak="0">
     <w:nsid w:val="7B5E061D"/>
     <w:multiLevelType w:val="multilevel"/>
     <w:tmpl w:val="680E5C16"/>
@@ -27134,7 +27862,7 @@
       </w:rPr>
     </w:lvl>
   </w:abstractNum>
-  <w:abstractNum w:abstractNumId="174" w15:restartNumberingAfterBreak="0">
+  <w:abstractNum w:abstractNumId="180" w15:restartNumberingAfterBreak="0">
     <w:nsid w:val="7CAB0C2F"/>
     <w:multiLevelType w:val="multilevel"/>
     <w:tmpl w:val="562684C8"/>
@@ -27283,7 +28011,7 @@
       </w:rPr>
     </w:lvl>
   </w:abstractNum>
-  <w:abstractNum w:abstractNumId="175" w15:restartNumberingAfterBreak="0">
+  <w:abstractNum w:abstractNumId="181" w15:restartNumberingAfterBreak="0">
     <w:nsid w:val="7D811F66"/>
     <w:multiLevelType w:val="multilevel"/>
     <w:tmpl w:val="6510AC00"/>
@@ -27432,7 +28160,7 @@
       </w:rPr>
     </w:lvl>
   </w:abstractNum>
-  <w:abstractNum w:abstractNumId="176" w15:restartNumberingAfterBreak="0">
+  <w:abstractNum w:abstractNumId="182" w15:restartNumberingAfterBreak="0">
     <w:nsid w:val="7E5315A9"/>
     <w:multiLevelType w:val="multilevel"/>
     <w:tmpl w:val="63760288"/>
@@ -27549,7 +28277,7 @@
       </w:pPr>
     </w:lvl>
   </w:abstractNum>
-  <w:abstractNum w:abstractNumId="177" w15:restartNumberingAfterBreak="0">
+  <w:abstractNum w:abstractNumId="183" w15:restartNumberingAfterBreak="0">
     <w:nsid w:val="7E845D03"/>
     <w:multiLevelType w:val="multilevel"/>
     <w:tmpl w:val="22FA3D84"/>
@@ -27698,7 +28426,7 @@
       </w:rPr>
     </w:lvl>
   </w:abstractNum>
-  <w:abstractNum w:abstractNumId="178" w15:restartNumberingAfterBreak="0">
+  <w:abstractNum w:abstractNumId="184" w15:restartNumberingAfterBreak="0">
     <w:nsid w:val="7F9A1358"/>
     <w:multiLevelType w:val="multilevel"/>
     <w:tmpl w:val="818C7948"/>
@@ -27812,85 +28540,85 @@
     </w:lvl>
   </w:abstractNum>
   <w:num w:numId="1" w16cid:durableId="30304640">
-    <w:abstractNumId w:val="130"/>
+    <w:abstractNumId w:val="132"/>
   </w:num>
   <w:num w:numId="2" w16cid:durableId="131679990">
-    <w:abstractNumId w:val="39"/>
+    <w:abstractNumId w:val="41"/>
   </w:num>
   <w:num w:numId="3" w16cid:durableId="1523083221">
-    <w:abstractNumId w:val="89"/>
+    <w:abstractNumId w:val="91"/>
   </w:num>
   <w:num w:numId="4" w16cid:durableId="956788891">
-    <w:abstractNumId w:val="110"/>
+    <w:abstractNumId w:val="112"/>
   </w:num>
   <w:num w:numId="5" w16cid:durableId="1318801211">
+    <w:abstractNumId w:val="96"/>
+  </w:num>
+  <w:num w:numId="6" w16cid:durableId="1068186247">
     <w:abstractNumId w:val="94"/>
   </w:num>
-  <w:num w:numId="6" w16cid:durableId="1068186247">
-    <w:abstractNumId w:val="92"/>
-  </w:num>
   <w:num w:numId="7" w16cid:durableId="1380788396">
-    <w:abstractNumId w:val="103"/>
+    <w:abstractNumId w:val="105"/>
   </w:num>
   <w:num w:numId="8" w16cid:durableId="1435594655">
     <w:abstractNumId w:val="9"/>
   </w:num>
   <w:num w:numId="9" w16cid:durableId="468284279">
-    <w:abstractNumId w:val="169"/>
+    <w:abstractNumId w:val="174"/>
   </w:num>
   <w:num w:numId="10" w16cid:durableId="1801537932">
-    <w:abstractNumId w:val="168"/>
+    <w:abstractNumId w:val="173"/>
   </w:num>
   <w:num w:numId="11" w16cid:durableId="1292319018">
-    <w:abstractNumId w:val="117"/>
+    <w:abstractNumId w:val="119"/>
   </w:num>
   <w:num w:numId="12" w16cid:durableId="1330595449">
-    <w:abstractNumId w:val="116"/>
+    <w:abstractNumId w:val="118"/>
   </w:num>
   <w:num w:numId="13" w16cid:durableId="1978413072">
+    <w:abstractNumId w:val="110"/>
+  </w:num>
+  <w:num w:numId="14" w16cid:durableId="806052255">
+    <w:abstractNumId w:val="161"/>
+  </w:num>
+  <w:num w:numId="15" w16cid:durableId="2104833335">
+    <w:abstractNumId w:val="164"/>
+  </w:num>
+  <w:num w:numId="16" w16cid:durableId="36244815">
+    <w:abstractNumId w:val="89"/>
+  </w:num>
+  <w:num w:numId="17" w16cid:durableId="1400398143">
     <w:abstractNumId w:val="108"/>
   </w:num>
-  <w:num w:numId="14" w16cid:durableId="806052255">
-    <w:abstractNumId w:val="158"/>
-  </w:num>
-  <w:num w:numId="15" w16cid:durableId="2104833335">
-    <w:abstractNumId w:val="160"/>
-  </w:num>
-  <w:num w:numId="16" w16cid:durableId="36244815">
-    <w:abstractNumId w:val="87"/>
-  </w:num>
-  <w:num w:numId="17" w16cid:durableId="1400398143">
-    <w:abstractNumId w:val="106"/>
-  </w:num>
   <w:num w:numId="18" w16cid:durableId="773331749">
-    <w:abstractNumId w:val="177"/>
+    <w:abstractNumId w:val="183"/>
   </w:num>
   <w:num w:numId="19" w16cid:durableId="791021393">
-    <w:abstractNumId w:val="47"/>
+    <w:abstractNumId w:val="49"/>
   </w:num>
   <w:num w:numId="20" w16cid:durableId="1022052027">
     <w:abstractNumId w:val="1"/>
   </w:num>
   <w:num w:numId="21" w16cid:durableId="1709253564">
-    <w:abstractNumId w:val="55"/>
+    <w:abstractNumId w:val="57"/>
   </w:num>
   <w:num w:numId="22" w16cid:durableId="191111326">
-    <w:abstractNumId w:val="64"/>
+    <w:abstractNumId w:val="66"/>
   </w:num>
   <w:num w:numId="23" w16cid:durableId="1067648228">
-    <w:abstractNumId w:val="12"/>
+    <w:abstractNumId w:val="13"/>
   </w:num>
   <w:num w:numId="24" w16cid:durableId="561647625">
-    <w:abstractNumId w:val="138"/>
+    <w:abstractNumId w:val="140"/>
   </w:num>
   <w:num w:numId="25" w16cid:durableId="602147053">
-    <w:abstractNumId w:val="143"/>
+    <w:abstractNumId w:val="145"/>
   </w:num>
   <w:num w:numId="26" w16cid:durableId="645671251">
-    <w:abstractNumId w:val="46"/>
+    <w:abstractNumId w:val="48"/>
   </w:num>
   <w:num w:numId="27" w16cid:durableId="347103321">
-    <w:abstractNumId w:val="46"/>
+    <w:abstractNumId w:val="48"/>
     <w:lvlOverride w:ilvl="1">
       <w:lvl w:ilvl="1">
         <w:numFmt w:val="decimal"/>
@@ -27900,16 +28628,16 @@
     </w:lvlOverride>
   </w:num>
   <w:num w:numId="28" w16cid:durableId="2012875563">
-    <w:abstractNumId w:val="133"/>
+    <w:abstractNumId w:val="135"/>
   </w:num>
   <w:num w:numId="29" w16cid:durableId="428089704">
-    <w:abstractNumId w:val="32"/>
+    <w:abstractNumId w:val="34"/>
   </w:num>
   <w:num w:numId="30" w16cid:durableId="410931569">
-    <w:abstractNumId w:val="126"/>
+    <w:abstractNumId w:val="128"/>
   </w:num>
   <w:num w:numId="31" w16cid:durableId="819882765">
-    <w:abstractNumId w:val="126"/>
+    <w:abstractNumId w:val="128"/>
     <w:lvlOverride w:ilvl="1">
       <w:lvl w:ilvl="1">
         <w:numFmt w:val="bullet"/>
@@ -27929,22 +28657,22 @@
     </w:lvlOverride>
   </w:num>
   <w:num w:numId="32" w16cid:durableId="1979919899">
-    <w:abstractNumId w:val="137"/>
+    <w:abstractNumId w:val="139"/>
   </w:num>
   <w:num w:numId="33" w16cid:durableId="650063522">
-    <w:abstractNumId w:val="157"/>
+    <w:abstractNumId w:val="160"/>
   </w:num>
   <w:num w:numId="34" w16cid:durableId="1829176748">
-    <w:abstractNumId w:val="84"/>
+    <w:abstractNumId w:val="86"/>
   </w:num>
   <w:num w:numId="35" w16cid:durableId="599877971">
-    <w:abstractNumId w:val="151"/>
+    <w:abstractNumId w:val="154"/>
   </w:num>
   <w:num w:numId="36" w16cid:durableId="1571841508">
-    <w:abstractNumId w:val="73"/>
+    <w:abstractNumId w:val="75"/>
   </w:num>
   <w:num w:numId="37" w16cid:durableId="391195595">
-    <w:abstractNumId w:val="73"/>
+    <w:abstractNumId w:val="75"/>
     <w:lvlOverride w:ilvl="1">
       <w:lvl w:ilvl="1">
         <w:numFmt w:val="bullet"/>
@@ -27964,19 +28692,19 @@
     </w:lvlOverride>
   </w:num>
   <w:num w:numId="38" w16cid:durableId="919680886">
-    <w:abstractNumId w:val="122"/>
+    <w:abstractNumId w:val="124"/>
   </w:num>
   <w:num w:numId="39" w16cid:durableId="1682001463">
+    <w:abstractNumId w:val="153"/>
+  </w:num>
+  <w:num w:numId="40" w16cid:durableId="175849549">
     <w:abstractNumId w:val="150"/>
   </w:num>
-  <w:num w:numId="40" w16cid:durableId="175849549">
-    <w:abstractNumId w:val="147"/>
-  </w:num>
   <w:num w:numId="41" w16cid:durableId="1617180450">
-    <w:abstractNumId w:val="98"/>
+    <w:abstractNumId w:val="100"/>
   </w:num>
   <w:num w:numId="42" w16cid:durableId="361367430">
-    <w:abstractNumId w:val="98"/>
+    <w:abstractNumId w:val="100"/>
     <w:lvlOverride w:ilvl="1">
       <w:lvl w:ilvl="1">
         <w:numFmt w:val="bullet"/>
@@ -27996,22 +28724,22 @@
     </w:lvlOverride>
   </w:num>
   <w:num w:numId="43" w16cid:durableId="1042828563">
-    <w:abstractNumId w:val="71"/>
+    <w:abstractNumId w:val="73"/>
   </w:num>
   <w:num w:numId="44" w16cid:durableId="1097871696">
-    <w:abstractNumId w:val="16"/>
+    <w:abstractNumId w:val="18"/>
   </w:num>
   <w:num w:numId="45" w16cid:durableId="71661480">
-    <w:abstractNumId w:val="27"/>
+    <w:abstractNumId w:val="29"/>
   </w:num>
   <w:num w:numId="46" w16cid:durableId="938682825">
-    <w:abstractNumId w:val="70"/>
+    <w:abstractNumId w:val="72"/>
   </w:num>
   <w:num w:numId="47" w16cid:durableId="2360494">
-    <w:abstractNumId w:val="91"/>
+    <w:abstractNumId w:val="93"/>
   </w:num>
   <w:num w:numId="48" w16cid:durableId="1462654371">
-    <w:abstractNumId w:val="91"/>
+    <w:abstractNumId w:val="93"/>
     <w:lvlOverride w:ilvl="1">
       <w:lvl w:ilvl="1">
         <w:numFmt w:val="bullet"/>
@@ -28034,22 +28762,22 @@
     <w:abstractNumId w:val="6"/>
   </w:num>
   <w:num w:numId="50" w16cid:durableId="1930918386">
-    <w:abstractNumId w:val="111"/>
+    <w:abstractNumId w:val="113"/>
   </w:num>
   <w:num w:numId="51" w16cid:durableId="209197328">
-    <w:abstractNumId w:val="124"/>
+    <w:abstractNumId w:val="126"/>
   </w:num>
   <w:num w:numId="52" w16cid:durableId="697435575">
-    <w:abstractNumId w:val="99"/>
+    <w:abstractNumId w:val="101"/>
   </w:num>
   <w:num w:numId="53" w16cid:durableId="582766624">
-    <w:abstractNumId w:val="173"/>
+    <w:abstractNumId w:val="179"/>
   </w:num>
   <w:num w:numId="54" w16cid:durableId="830023098">
-    <w:abstractNumId w:val="78"/>
+    <w:abstractNumId w:val="80"/>
   </w:num>
   <w:num w:numId="55" w16cid:durableId="2100523153">
-    <w:abstractNumId w:val="78"/>
+    <w:abstractNumId w:val="80"/>
     <w:lvlOverride w:ilvl="2">
       <w:lvl w:ilvl="2">
         <w:numFmt w:val="bullet"/>
@@ -28069,49 +28797,49 @@
     </w:lvlOverride>
   </w:num>
   <w:num w:numId="56" w16cid:durableId="2020885991">
-    <w:abstractNumId w:val="60"/>
+    <w:abstractNumId w:val="62"/>
   </w:num>
   <w:num w:numId="57" w16cid:durableId="1606956943">
-    <w:abstractNumId w:val="155"/>
+    <w:abstractNumId w:val="158"/>
   </w:num>
   <w:num w:numId="58" w16cid:durableId="1840383666">
-    <w:abstractNumId w:val="57"/>
+    <w:abstractNumId w:val="59"/>
   </w:num>
   <w:num w:numId="59" w16cid:durableId="1892301501">
-    <w:abstractNumId w:val="29"/>
+    <w:abstractNumId w:val="31"/>
   </w:num>
   <w:num w:numId="60" w16cid:durableId="836503678">
-    <w:abstractNumId w:val="56"/>
+    <w:abstractNumId w:val="58"/>
   </w:num>
   <w:num w:numId="61" w16cid:durableId="779489446">
-    <w:abstractNumId w:val="154"/>
+    <w:abstractNumId w:val="157"/>
   </w:num>
   <w:num w:numId="62" w16cid:durableId="2096628128">
-    <w:abstractNumId w:val="159"/>
+    <w:abstractNumId w:val="162"/>
   </w:num>
   <w:num w:numId="63" w16cid:durableId="1257978311">
-    <w:abstractNumId w:val="14"/>
+    <w:abstractNumId w:val="15"/>
   </w:num>
   <w:num w:numId="64" w16cid:durableId="827553713">
-    <w:abstractNumId w:val="14"/>
+    <w:abstractNumId w:val="15"/>
     <w:lvlOverride w:ilvl="1">
       <w:startOverride w:val="1"/>
     </w:lvlOverride>
   </w:num>
   <w:num w:numId="65" w16cid:durableId="217672684">
-    <w:abstractNumId w:val="63"/>
+    <w:abstractNumId w:val="65"/>
   </w:num>
   <w:num w:numId="66" w16cid:durableId="1697807086">
-    <w:abstractNumId w:val="139"/>
+    <w:abstractNumId w:val="141"/>
   </w:num>
   <w:num w:numId="67" w16cid:durableId="1418672027">
-    <w:abstractNumId w:val="104"/>
+    <w:abstractNumId w:val="106"/>
   </w:num>
   <w:num w:numId="68" w16cid:durableId="91168919">
-    <w:abstractNumId w:val="52"/>
+    <w:abstractNumId w:val="54"/>
   </w:num>
   <w:num w:numId="69" w16cid:durableId="2116288939">
-    <w:abstractNumId w:val="52"/>
+    <w:abstractNumId w:val="54"/>
     <w:lvlOverride w:ilvl="1">
       <w:lvl w:ilvl="1">
         <w:numFmt w:val="bullet"/>
@@ -28131,19 +28859,19 @@
     </w:lvlOverride>
   </w:num>
   <w:num w:numId="70" w16cid:durableId="366217262">
-    <w:abstractNumId w:val="33"/>
+    <w:abstractNumId w:val="35"/>
   </w:num>
   <w:num w:numId="71" w16cid:durableId="1231965884">
-    <w:abstractNumId w:val="18"/>
+    <w:abstractNumId w:val="20"/>
   </w:num>
   <w:num w:numId="72" w16cid:durableId="1766876056">
-    <w:abstractNumId w:val="132"/>
+    <w:abstractNumId w:val="134"/>
   </w:num>
   <w:num w:numId="73" w16cid:durableId="929197985">
-    <w:abstractNumId w:val="153"/>
+    <w:abstractNumId w:val="156"/>
   </w:num>
   <w:num w:numId="74" w16cid:durableId="406078978">
-    <w:abstractNumId w:val="153"/>
+    <w:abstractNumId w:val="156"/>
     <w:lvlOverride w:ilvl="1">
       <w:lvl w:ilvl="1">
         <w:numFmt w:val="bullet"/>
@@ -28163,7 +28891,7 @@
     </w:lvlOverride>
   </w:num>
   <w:num w:numId="75" w16cid:durableId="1260987308">
-    <w:abstractNumId w:val="153"/>
+    <w:abstractNumId w:val="156"/>
     <w:lvlOverride w:ilvl="1">
       <w:lvl w:ilvl="1">
         <w:numFmt w:val="bullet"/>
@@ -28183,25 +28911,25 @@
     </w:lvlOverride>
   </w:num>
   <w:num w:numId="76" w16cid:durableId="533739789">
-    <w:abstractNumId w:val="77"/>
+    <w:abstractNumId w:val="79"/>
   </w:num>
   <w:num w:numId="77" w16cid:durableId="526450885">
-    <w:abstractNumId w:val="141"/>
+    <w:abstractNumId w:val="143"/>
   </w:num>
   <w:num w:numId="78" w16cid:durableId="1324964506">
-    <w:abstractNumId w:val="49"/>
+    <w:abstractNumId w:val="51"/>
   </w:num>
   <w:num w:numId="79" w16cid:durableId="1432968174">
-    <w:abstractNumId w:val="35"/>
+    <w:abstractNumId w:val="37"/>
   </w:num>
   <w:num w:numId="80" w16cid:durableId="739714761">
-    <w:abstractNumId w:val="38"/>
+    <w:abstractNumId w:val="40"/>
   </w:num>
   <w:num w:numId="81" w16cid:durableId="745693035">
-    <w:abstractNumId w:val="50"/>
+    <w:abstractNumId w:val="52"/>
   </w:num>
   <w:num w:numId="82" w16cid:durableId="1045986169">
-    <w:abstractNumId w:val="50"/>
+    <w:abstractNumId w:val="52"/>
     <w:lvlOverride w:ilvl="1">
       <w:lvl w:ilvl="1">
         <w:numFmt w:val="decimal"/>
@@ -28211,7 +28939,7 @@
     </w:lvlOverride>
   </w:num>
   <w:num w:numId="83" w16cid:durableId="2044592980">
-    <w:abstractNumId w:val="85"/>
+    <w:abstractNumId w:val="87"/>
   </w:num>
   <w:num w:numId="84" w16cid:durableId="1940676223">
     <w:abstractNumId w:val="3"/>
@@ -28220,25 +28948,25 @@
     <w:abstractNumId w:val="4"/>
   </w:num>
   <w:num w:numId="86" w16cid:durableId="1431199121">
-    <w:abstractNumId w:val="42"/>
+    <w:abstractNumId w:val="44"/>
   </w:num>
   <w:num w:numId="87" w16cid:durableId="482088748">
-    <w:abstractNumId w:val="83"/>
+    <w:abstractNumId w:val="85"/>
   </w:num>
   <w:num w:numId="88" w16cid:durableId="2067410442">
-    <w:abstractNumId w:val="67"/>
+    <w:abstractNumId w:val="69"/>
   </w:num>
   <w:num w:numId="89" w16cid:durableId="327559367">
-    <w:abstractNumId w:val="118"/>
+    <w:abstractNumId w:val="120"/>
   </w:num>
   <w:num w:numId="90" w16cid:durableId="41368198">
-    <w:abstractNumId w:val="41"/>
+    <w:abstractNumId w:val="43"/>
   </w:num>
   <w:num w:numId="91" w16cid:durableId="805393976">
-    <w:abstractNumId w:val="17"/>
+    <w:abstractNumId w:val="19"/>
   </w:num>
   <w:num w:numId="92" w16cid:durableId="1935356194">
-    <w:abstractNumId w:val="17"/>
+    <w:abstractNumId w:val="19"/>
     <w:lvlOverride w:ilvl="1">
       <w:lvl w:ilvl="1">
         <w:numFmt w:val="bullet"/>
@@ -28258,7 +28986,7 @@
     </w:lvlOverride>
   </w:num>
   <w:num w:numId="93" w16cid:durableId="1520117901">
-    <w:abstractNumId w:val="17"/>
+    <w:abstractNumId w:val="19"/>
     <w:lvlOverride w:ilvl="1">
       <w:lvl w:ilvl="1">
         <w:numFmt w:val="bullet"/>
@@ -28278,100 +29006,100 @@
     </w:lvlOverride>
   </w:num>
   <w:num w:numId="94" w16cid:durableId="1001472005">
-    <w:abstractNumId w:val="21"/>
+    <w:abstractNumId w:val="23"/>
   </w:num>
   <w:num w:numId="95" w16cid:durableId="665595090">
-    <w:abstractNumId w:val="79"/>
+    <w:abstractNumId w:val="81"/>
   </w:num>
   <w:num w:numId="96" w16cid:durableId="1303005290">
-    <w:abstractNumId w:val="74"/>
+    <w:abstractNumId w:val="76"/>
   </w:num>
   <w:num w:numId="97" w16cid:durableId="1213418878">
-    <w:abstractNumId w:val="109"/>
+    <w:abstractNumId w:val="111"/>
   </w:num>
   <w:num w:numId="98" w16cid:durableId="1310596252">
-    <w:abstractNumId w:val="164"/>
+    <w:abstractNumId w:val="168"/>
   </w:num>
   <w:num w:numId="99" w16cid:durableId="1261528361">
-    <w:abstractNumId w:val="66"/>
+    <w:abstractNumId w:val="68"/>
   </w:num>
   <w:num w:numId="100" w16cid:durableId="1837305605">
-    <w:abstractNumId w:val="65"/>
+    <w:abstractNumId w:val="67"/>
   </w:num>
   <w:num w:numId="101" w16cid:durableId="1037898143">
-    <w:abstractNumId w:val="131"/>
+    <w:abstractNumId w:val="133"/>
   </w:num>
   <w:num w:numId="102" w16cid:durableId="1515802033">
-    <w:abstractNumId w:val="97"/>
+    <w:abstractNumId w:val="99"/>
   </w:num>
   <w:num w:numId="103" w16cid:durableId="1335262094">
-    <w:abstractNumId w:val="163"/>
+    <w:abstractNumId w:val="167"/>
   </w:num>
   <w:num w:numId="104" w16cid:durableId="216666700">
-    <w:abstractNumId w:val="125"/>
+    <w:abstractNumId w:val="127"/>
   </w:num>
   <w:num w:numId="105" w16cid:durableId="109128233">
-    <w:abstractNumId w:val="34"/>
+    <w:abstractNumId w:val="36"/>
   </w:num>
   <w:num w:numId="106" w16cid:durableId="740295251">
     <w:abstractNumId w:val="5"/>
   </w:num>
   <w:num w:numId="107" w16cid:durableId="381170654">
-    <w:abstractNumId w:val="76"/>
+    <w:abstractNumId w:val="78"/>
   </w:num>
   <w:num w:numId="108" w16cid:durableId="1078795820">
-    <w:abstractNumId w:val="26"/>
+    <w:abstractNumId w:val="28"/>
   </w:num>
   <w:num w:numId="109" w16cid:durableId="565186218">
-    <w:abstractNumId w:val="58"/>
+    <w:abstractNumId w:val="60"/>
   </w:num>
   <w:num w:numId="110" w16cid:durableId="954218831">
-    <w:abstractNumId w:val="113"/>
+    <w:abstractNumId w:val="115"/>
   </w:num>
   <w:num w:numId="111" w16cid:durableId="904101517">
-    <w:abstractNumId w:val="128"/>
+    <w:abstractNumId w:val="130"/>
   </w:num>
   <w:num w:numId="112" w16cid:durableId="1253317046">
-    <w:abstractNumId w:val="88"/>
+    <w:abstractNumId w:val="90"/>
   </w:num>
   <w:num w:numId="113" w16cid:durableId="1813325584">
-    <w:abstractNumId w:val="123"/>
+    <w:abstractNumId w:val="125"/>
   </w:num>
   <w:num w:numId="114" w16cid:durableId="508369199">
-    <w:abstractNumId w:val="146"/>
+    <w:abstractNumId w:val="149"/>
   </w:num>
   <w:num w:numId="115" w16cid:durableId="755593366">
-    <w:abstractNumId w:val="134"/>
+    <w:abstractNumId w:val="136"/>
   </w:num>
   <w:num w:numId="116" w16cid:durableId="526723045">
-    <w:abstractNumId w:val="144"/>
+    <w:abstractNumId w:val="147"/>
   </w:num>
   <w:num w:numId="117" w16cid:durableId="1515725074">
-    <w:abstractNumId w:val="61"/>
+    <w:abstractNumId w:val="63"/>
   </w:num>
   <w:num w:numId="118" w16cid:durableId="1472013178">
-    <w:abstractNumId w:val="149"/>
+    <w:abstractNumId w:val="152"/>
   </w:num>
   <w:num w:numId="119" w16cid:durableId="348145094">
-    <w:abstractNumId w:val="161"/>
+    <w:abstractNumId w:val="165"/>
   </w:num>
   <w:num w:numId="120" w16cid:durableId="1487549432">
-    <w:abstractNumId w:val="25"/>
+    <w:abstractNumId w:val="27"/>
   </w:num>
   <w:num w:numId="121" w16cid:durableId="781846308">
-    <w:abstractNumId w:val="167"/>
+    <w:abstractNumId w:val="172"/>
   </w:num>
   <w:num w:numId="122" w16cid:durableId="1928462526">
-    <w:abstractNumId w:val="28"/>
+    <w:abstractNumId w:val="30"/>
   </w:num>
   <w:num w:numId="123" w16cid:durableId="1705324109">
-    <w:abstractNumId w:val="93"/>
+    <w:abstractNumId w:val="95"/>
   </w:num>
   <w:num w:numId="124" w16cid:durableId="937831234">
-    <w:abstractNumId w:val="22"/>
+    <w:abstractNumId w:val="24"/>
   </w:num>
   <w:num w:numId="125" w16cid:durableId="739714209">
-    <w:abstractNumId w:val="22"/>
+    <w:abstractNumId w:val="24"/>
     <w:lvlOverride w:ilvl="1">
       <w:lvl w:ilvl="1">
         <w:numFmt w:val="bullet"/>
@@ -28391,7 +29119,7 @@
     </w:lvlOverride>
   </w:num>
   <w:num w:numId="126" w16cid:durableId="1272932300">
-    <w:abstractNumId w:val="22"/>
+    <w:abstractNumId w:val="24"/>
     <w:lvlOverride w:ilvl="1">
       <w:lvl w:ilvl="1">
         <w:numFmt w:val="bullet"/>
@@ -28411,100 +29139,100 @@
     </w:lvlOverride>
   </w:num>
   <w:num w:numId="127" w16cid:durableId="449935055">
-    <w:abstractNumId w:val="68"/>
+    <w:abstractNumId w:val="70"/>
   </w:num>
   <w:num w:numId="128" w16cid:durableId="1261794205">
-    <w:abstractNumId w:val="69"/>
+    <w:abstractNumId w:val="71"/>
   </w:num>
   <w:num w:numId="129" w16cid:durableId="155000773">
-    <w:abstractNumId w:val="48"/>
+    <w:abstractNumId w:val="50"/>
   </w:num>
   <w:num w:numId="130" w16cid:durableId="2068452592">
-    <w:abstractNumId w:val="15"/>
+    <w:abstractNumId w:val="17"/>
   </w:num>
   <w:num w:numId="131" w16cid:durableId="305207024">
-    <w:abstractNumId w:val="178"/>
+    <w:abstractNumId w:val="184"/>
   </w:num>
   <w:num w:numId="132" w16cid:durableId="303120880">
-    <w:abstractNumId w:val="51"/>
+    <w:abstractNumId w:val="53"/>
   </w:num>
   <w:num w:numId="133" w16cid:durableId="926383284">
-    <w:abstractNumId w:val="148"/>
+    <w:abstractNumId w:val="151"/>
   </w:num>
   <w:num w:numId="134" w16cid:durableId="1977298208">
-    <w:abstractNumId w:val="107"/>
+    <w:abstractNumId w:val="109"/>
   </w:num>
   <w:num w:numId="135" w16cid:durableId="1556696686">
-    <w:abstractNumId w:val="115"/>
+    <w:abstractNumId w:val="117"/>
   </w:num>
   <w:num w:numId="136" w16cid:durableId="11954707">
-    <w:abstractNumId w:val="13"/>
+    <w:abstractNumId w:val="14"/>
   </w:num>
   <w:num w:numId="137" w16cid:durableId="1361591553">
-    <w:abstractNumId w:val="40"/>
+    <w:abstractNumId w:val="42"/>
   </w:num>
   <w:num w:numId="138" w16cid:durableId="820736359">
-    <w:abstractNumId w:val="86"/>
+    <w:abstractNumId w:val="88"/>
   </w:num>
   <w:num w:numId="139" w16cid:durableId="1501693897">
-    <w:abstractNumId w:val="120"/>
+    <w:abstractNumId w:val="122"/>
   </w:num>
   <w:num w:numId="140" w16cid:durableId="917518012">
-    <w:abstractNumId w:val="136"/>
+    <w:abstractNumId w:val="138"/>
   </w:num>
   <w:num w:numId="141" w16cid:durableId="1124225954">
-    <w:abstractNumId w:val="176"/>
+    <w:abstractNumId w:val="182"/>
   </w:num>
   <w:num w:numId="142" w16cid:durableId="1428883756">
-    <w:abstractNumId w:val="142"/>
+    <w:abstractNumId w:val="144"/>
   </w:num>
   <w:num w:numId="143" w16cid:durableId="1651326372">
-    <w:abstractNumId w:val="44"/>
+    <w:abstractNumId w:val="46"/>
   </w:num>
   <w:num w:numId="144" w16cid:durableId="1947736491">
-    <w:abstractNumId w:val="19"/>
+    <w:abstractNumId w:val="21"/>
   </w:num>
   <w:num w:numId="145" w16cid:durableId="592209289">
-    <w:abstractNumId w:val="152"/>
+    <w:abstractNumId w:val="155"/>
   </w:num>
   <w:num w:numId="146" w16cid:durableId="397285438">
-    <w:abstractNumId w:val="53"/>
+    <w:abstractNumId w:val="55"/>
   </w:num>
   <w:num w:numId="147" w16cid:durableId="81950788">
-    <w:abstractNumId w:val="102"/>
+    <w:abstractNumId w:val="104"/>
   </w:num>
   <w:num w:numId="148" w16cid:durableId="1868786268">
     <w:abstractNumId w:val="2"/>
   </w:num>
   <w:num w:numId="149" w16cid:durableId="310133827">
-    <w:abstractNumId w:val="23"/>
+    <w:abstractNumId w:val="25"/>
   </w:num>
   <w:num w:numId="150" w16cid:durableId="2057775839">
     <w:abstractNumId w:val="0"/>
   </w:num>
   <w:num w:numId="151" w16cid:durableId="1123428036">
-    <w:abstractNumId w:val="135"/>
+    <w:abstractNumId w:val="137"/>
   </w:num>
   <w:num w:numId="152" w16cid:durableId="991253855">
-    <w:abstractNumId w:val="135"/>
+    <w:abstractNumId w:val="137"/>
     <w:lvlOverride w:ilvl="1">
       <w:startOverride w:val="1"/>
     </w:lvlOverride>
   </w:num>
   <w:num w:numId="153" w16cid:durableId="1024358816">
-    <w:abstractNumId w:val="72"/>
+    <w:abstractNumId w:val="74"/>
   </w:num>
   <w:num w:numId="154" w16cid:durableId="148643133">
-    <w:abstractNumId w:val="80"/>
+    <w:abstractNumId w:val="82"/>
   </w:num>
   <w:num w:numId="155" w16cid:durableId="292488364">
-    <w:abstractNumId w:val="140"/>
+    <w:abstractNumId w:val="142"/>
   </w:num>
   <w:num w:numId="156" w16cid:durableId="1886066264">
-    <w:abstractNumId w:val="145"/>
+    <w:abstractNumId w:val="148"/>
   </w:num>
   <w:num w:numId="157" w16cid:durableId="2038193403">
-    <w:abstractNumId w:val="145"/>
+    <w:abstractNumId w:val="148"/>
     <w:lvlOverride w:ilvl="1">
       <w:lvl w:ilvl="1">
         <w:numFmt w:val="bullet"/>
@@ -28524,19 +29252,19 @@
     </w:lvlOverride>
   </w:num>
   <w:num w:numId="158" w16cid:durableId="1968900077">
-    <w:abstractNumId w:val="24"/>
+    <w:abstractNumId w:val="26"/>
   </w:num>
   <w:num w:numId="159" w16cid:durableId="915242249">
-    <w:abstractNumId w:val="101"/>
+    <w:abstractNumId w:val="103"/>
   </w:num>
   <w:num w:numId="160" w16cid:durableId="2058815222">
-    <w:abstractNumId w:val="10"/>
+    <w:abstractNumId w:val="11"/>
   </w:num>
   <w:num w:numId="161" w16cid:durableId="1672024289">
-    <w:abstractNumId w:val="112"/>
+    <w:abstractNumId w:val="114"/>
   </w:num>
   <w:num w:numId="162" w16cid:durableId="968634561">
-    <w:abstractNumId w:val="112"/>
+    <w:abstractNumId w:val="114"/>
     <w:lvlOverride w:ilvl="1">
       <w:lvl w:ilvl="1">
         <w:numFmt w:val="bullet"/>
@@ -28556,115 +29284,133 @@
     </w:lvlOverride>
   </w:num>
   <w:num w:numId="163" w16cid:durableId="1653365320">
-    <w:abstractNumId w:val="36"/>
+    <w:abstractNumId w:val="38"/>
   </w:num>
   <w:num w:numId="164" w16cid:durableId="346951097">
-    <w:abstractNumId w:val="121"/>
+    <w:abstractNumId w:val="123"/>
   </w:num>
   <w:num w:numId="165" w16cid:durableId="786855938">
-    <w:abstractNumId w:val="45"/>
+    <w:abstractNumId w:val="47"/>
   </w:num>
   <w:num w:numId="166" w16cid:durableId="740370708">
-    <w:abstractNumId w:val="82"/>
+    <w:abstractNumId w:val="84"/>
   </w:num>
   <w:num w:numId="167" w16cid:durableId="1880626334">
-    <w:abstractNumId w:val="82"/>
+    <w:abstractNumId w:val="84"/>
     <w:lvlOverride w:ilvl="2">
       <w:startOverride w:val="1"/>
     </w:lvlOverride>
   </w:num>
   <w:num w:numId="168" w16cid:durableId="1984188479">
-    <w:abstractNumId w:val="54"/>
+    <w:abstractNumId w:val="56"/>
   </w:num>
   <w:num w:numId="169" w16cid:durableId="675571960">
-    <w:abstractNumId w:val="96"/>
+    <w:abstractNumId w:val="98"/>
   </w:num>
   <w:num w:numId="170" w16cid:durableId="461383622">
-    <w:abstractNumId w:val="75"/>
+    <w:abstractNumId w:val="77"/>
   </w:num>
   <w:num w:numId="171" w16cid:durableId="762144377">
-    <w:abstractNumId w:val="43"/>
+    <w:abstractNumId w:val="45"/>
   </w:num>
   <w:num w:numId="172" w16cid:durableId="1425685518">
-    <w:abstractNumId w:val="156"/>
+    <w:abstractNumId w:val="159"/>
   </w:num>
   <w:num w:numId="173" w16cid:durableId="536354307">
-    <w:abstractNumId w:val="59"/>
+    <w:abstractNumId w:val="61"/>
   </w:num>
   <w:num w:numId="174" w16cid:durableId="915240226">
-    <w:abstractNumId w:val="30"/>
+    <w:abstractNumId w:val="32"/>
   </w:num>
   <w:num w:numId="175" w16cid:durableId="875001005">
-    <w:abstractNumId w:val="165"/>
+    <w:abstractNumId w:val="169"/>
   </w:num>
   <w:num w:numId="176" w16cid:durableId="552930650">
-    <w:abstractNumId w:val="129"/>
+    <w:abstractNumId w:val="131"/>
   </w:num>
   <w:num w:numId="177" w16cid:durableId="649478602">
-    <w:abstractNumId w:val="166"/>
+    <w:abstractNumId w:val="170"/>
   </w:num>
   <w:num w:numId="178" w16cid:durableId="1615282566">
-    <w:abstractNumId w:val="37"/>
+    <w:abstractNumId w:val="39"/>
   </w:num>
   <w:num w:numId="179" w16cid:durableId="1783767042">
-    <w:abstractNumId w:val="172"/>
+    <w:abstractNumId w:val="177"/>
   </w:num>
   <w:num w:numId="180" w16cid:durableId="742531134">
-    <w:abstractNumId w:val="31"/>
+    <w:abstractNumId w:val="33"/>
   </w:num>
   <w:num w:numId="181" w16cid:durableId="1829979370">
-    <w:abstractNumId w:val="62"/>
+    <w:abstractNumId w:val="64"/>
   </w:num>
   <w:num w:numId="182" w16cid:durableId="1521435721">
     <w:abstractNumId w:val="8"/>
   </w:num>
   <w:num w:numId="183" w16cid:durableId="1773165063">
-    <w:abstractNumId w:val="127"/>
+    <w:abstractNumId w:val="129"/>
   </w:num>
   <w:num w:numId="184" w16cid:durableId="1007832891">
     <w:abstractNumId w:val="7"/>
   </w:num>
   <w:num w:numId="185" w16cid:durableId="82190003">
-    <w:abstractNumId w:val="90"/>
+    <w:abstractNumId w:val="92"/>
   </w:num>
   <w:num w:numId="186" w16cid:durableId="44915836">
-    <w:abstractNumId w:val="171"/>
+    <w:abstractNumId w:val="176"/>
   </w:num>
   <w:num w:numId="187" w16cid:durableId="833184744">
-    <w:abstractNumId w:val="114"/>
+    <w:abstractNumId w:val="116"/>
   </w:num>
   <w:num w:numId="188" w16cid:durableId="1715157717">
-    <w:abstractNumId w:val="11"/>
+    <w:abstractNumId w:val="12"/>
   </w:num>
   <w:num w:numId="189" w16cid:durableId="1289049802">
-    <w:abstractNumId w:val="81"/>
+    <w:abstractNumId w:val="83"/>
   </w:num>
   <w:num w:numId="190" w16cid:durableId="271665483">
+    <w:abstractNumId w:val="181"/>
+  </w:num>
+  <w:num w:numId="191" w16cid:durableId="1269580070">
+    <w:abstractNumId w:val="121"/>
+  </w:num>
+  <w:num w:numId="192" w16cid:durableId="1842308085">
+    <w:abstractNumId w:val="22"/>
+  </w:num>
+  <w:num w:numId="193" w16cid:durableId="399522766">
     <w:abstractNumId w:val="175"/>
   </w:num>
-  <w:num w:numId="191" w16cid:durableId="1269580070">
-    <w:abstractNumId w:val="119"/>
-  </w:num>
-  <w:num w:numId="192" w16cid:durableId="1842308085">
-    <w:abstractNumId w:val="20"/>
-  </w:num>
-  <w:num w:numId="193" w16cid:durableId="399522766">
-    <w:abstractNumId w:val="170"/>
-  </w:num>
   <w:num w:numId="194" w16cid:durableId="1172987669">
-    <w:abstractNumId w:val="174"/>
+    <w:abstractNumId w:val="180"/>
   </w:num>
   <w:num w:numId="195" w16cid:durableId="156726155">
-    <w:abstractNumId w:val="95"/>
+    <w:abstractNumId w:val="97"/>
   </w:num>
   <w:num w:numId="196" w16cid:durableId="1764834616">
-    <w:abstractNumId w:val="162"/>
+    <w:abstractNumId w:val="166"/>
   </w:num>
   <w:num w:numId="197" w16cid:durableId="1084379346">
-    <w:abstractNumId w:val="100"/>
+    <w:abstractNumId w:val="102"/>
   </w:num>
   <w:num w:numId="198" w16cid:durableId="1652783708">
-    <w:abstractNumId w:val="105"/>
+    <w:abstractNumId w:val="107"/>
+  </w:num>
+  <w:num w:numId="199" w16cid:durableId="1326741999">
+    <w:abstractNumId w:val="178"/>
+  </w:num>
+  <w:num w:numId="200" w16cid:durableId="2086873439">
+    <w:abstractNumId w:val="10"/>
+  </w:num>
+  <w:num w:numId="201" w16cid:durableId="1933271719">
+    <w:abstractNumId w:val="146"/>
+  </w:num>
+  <w:num w:numId="202" w16cid:durableId="525602612">
+    <w:abstractNumId w:val="163"/>
+  </w:num>
+  <w:num w:numId="203" w16cid:durableId="692533340">
+    <w:abstractNumId w:val="16"/>
+  </w:num>
+  <w:num w:numId="204" w16cid:durableId="2140997726">
+    <w:abstractNumId w:val="171"/>
   </w:num>
 </w:numbering>
 </file>
@@ -29292,7 +30038,6 @@
   <w:style w:type="character" w:default="1" w:styleId="Policepardfaut">
     <w:name w:val="Default Paragraph Font"/>
     <w:uiPriority w:val="1"/>
-    <w:semiHidden/>
     <w:unhideWhenUsed/>
   </w:style>
   <w:style w:type="table" w:default="1" w:styleId="TableauNormal">
